--- a/PECH_GROUP_FINANCIAL_PROPOSAL_250M_NAIRA.docx
+++ b/PECH_GROUP_FINANCIAL_PROPOSAL_250M_NAIRA.docx
@@ -2,7 +2,15 @@
 <file path=word/document.xml><?xml version="1.0" encoding="utf-8"?>
 <w:document xmlns:w="http://schemas.openxmlformats.org/wordprocessingml/2006/main" xmlns:m="http://schemas.openxmlformats.org/officeDocument/2006/math" xmlns:r="http://schemas.openxmlformats.org/officeDocument/2006/relationships" xmlns:o="urn:schemas-microsoft-com:office:office" xmlns:v="urn:schemas-microsoft-com:vml" xmlns:w10="urn:schemas-microsoft-com:office:word" xmlns:a="http://schemas.openxmlformats.org/drawingml/2006/main" xmlns:pic="http://schemas.openxmlformats.org/drawingml/2006/picture" xmlns:wp="http://schemas.openxmlformats.org/drawingml/2006/wordprocessingDrawing">
   <w:body>
-    <w:bookmarkStart w:id="89" w:name="Xa55fa68ae32dba401deef5ca8fe3239361f8a91"/>
+    <w:p>
+      <w:pPr>
+        <w:pStyle w:val="Title"/>
+      </w:pPr>
+      <w:r>
+        <w:t xml:space="preserve">PECH Group Financial Proposal</w:t>
+      </w:r>
+    </w:p>
+    <w:bookmarkStart w:id="107" w:name="Xa55fa68ae32dba401deef5ca8fe3239361f8a91"/>
     <w:p>
       <w:pPr>
         <w:pStyle w:val="Heading1"/>
@@ -440,7 +448,7 @@
       </w:r>
     </w:p>
     <w:bookmarkEnd w:id="21"/>
-    <w:bookmarkStart w:id="24" w:name="executive-summary"/>
+    <w:bookmarkStart w:id="26" w:name="executive-summary"/>
     <w:p>
       <w:pPr>
         <w:pStyle w:val="Heading2"/>
@@ -540,13 +548,13 @@
           <w:bCs/>
           <w:b/>
         </w:rPr>
-        <w:t xml:space="preserve">Yiwu-Style Marketplace</w:t>
+        <w:t xml:space="preserve">Smart Water Controllers</w:t>
       </w:r>
       <w:r>
         <w:t xml:space="preserve"> </w:t>
       </w:r>
       <w:r>
-        <w:t xml:space="preserve">— Digital twin of Nigeria’s physical wholesale markets</w:t>
+        <w:t xml:space="preserve">— Multi-tier water level controllers (Basic → IoT → Industrial/SCADA)</w:t>
       </w:r>
     </w:p>
     <w:p>
@@ -562,13 +570,13 @@
           <w:bCs/>
           <w:b/>
         </w:rPr>
-        <w:t xml:space="preserve">Spoke-and-Hub Logistics</w:t>
+        <w:t xml:space="preserve">Smart Home &amp; Electrical</w:t>
       </w:r>
       <w:r>
         <w:t xml:space="preserve"> </w:t>
       </w:r>
       <w:r>
-        <w:t xml:space="preserve">— Cainiao-inspired parcel management platform</w:t>
+        <w:t xml:space="preserve">— Switches, sockets, cameras (smart and non-smart), energy storage</w:t>
       </w:r>
     </w:p>
     <w:p>
@@ -584,13 +592,13 @@
           <w:bCs/>
           <w:b/>
         </w:rPr>
-        <w:t xml:space="preserve">Payments Infrastructure</w:t>
+        <w:t xml:space="preserve">Learning Tablets &amp; EdTech</w:t>
       </w:r>
       <w:r>
         <w:t xml:space="preserve"> </w:t>
       </w:r>
       <w:r>
-        <w:t xml:space="preserve">— PSSP-licensed payment processing across all platforms</w:t>
+        <w:t xml:space="preserve">— Hardware for education content deployment with open API for creators</w:t>
       </w:r>
     </w:p>
     <w:p>
@@ -606,13 +614,110 @@
           <w:bCs/>
           <w:b/>
         </w:rPr>
-        <w:t xml:space="preserve">Smart Hardware Devices</w:t>
+        <w:t xml:space="preserve">Yiwu-Style Marketplace</w:t>
       </w:r>
       <w:r>
         <w:t xml:space="preserve"> </w:t>
       </w:r>
       <w:r>
-        <w:t xml:space="preserve">— POS terminals, IoT controllers, smart meters, payment devices</w:t>
+        <w:t xml:space="preserve">— Digital twin of Nigeria’s physical wholesale markets</w:t>
+      </w:r>
+    </w:p>
+    <w:p>
+      <w:pPr>
+        <w:numPr>
+          <w:ilvl w:val="0"/>
+          <w:numId w:val="1002"/>
+        </w:numPr>
+        <w:pStyle w:val="Compact"/>
+      </w:pPr>
+      <w:r>
+        <w:rPr>
+          <w:bCs/>
+          <w:b/>
+        </w:rPr>
+        <w:t xml:space="preserve">Spoke-and-Hub Logistics</w:t>
+      </w:r>
+      <w:r>
+        <w:t xml:space="preserve"> </w:t>
+      </w:r>
+      <w:r>
+        <w:t xml:space="preserve">— Cainiao-inspired parcel management platform</w:t>
+      </w:r>
+    </w:p>
+    <w:p>
+      <w:pPr>
+        <w:numPr>
+          <w:ilvl w:val="0"/>
+          <w:numId w:val="1002"/>
+        </w:numPr>
+        <w:pStyle w:val="Compact"/>
+      </w:pPr>
+      <w:r>
+        <w:rPr>
+          <w:bCs/>
+          <w:b/>
+        </w:rPr>
+        <w:t xml:space="preserve">Payments Infrastructure</w:t>
+      </w:r>
+      <w:r>
+        <w:t xml:space="preserve"> </w:t>
+      </w:r>
+      <w:r>
+        <w:t xml:space="preserve">— PSSP/PTSP-licensed payment processing across all platforms</w:t>
+      </w:r>
+    </w:p>
+    <w:p>
+      <w:pPr>
+        <w:numPr>
+          <w:ilvl w:val="0"/>
+          <w:numId w:val="1002"/>
+        </w:numPr>
+        <w:pStyle w:val="Compact"/>
+      </w:pPr>
+      <w:r>
+        <w:rPr>
+          <w:bCs/>
+          <w:b/>
+        </w:rPr>
+        <w:t xml:space="preserve">Advertising &amp; LED Displays</w:t>
+      </w:r>
+      <w:r>
+        <w:t xml:space="preserve"> </w:t>
+      </w:r>
+      <w:r>
+        <w:t xml:space="preserve">— Digital signage and advertising infrastructure (Phase 2)</w:t>
+      </w:r>
+    </w:p>
+    <w:p>
+      <w:pPr>
+        <w:numPr>
+          <w:ilvl w:val="0"/>
+          <w:numId w:val="1002"/>
+        </w:numPr>
+        <w:pStyle w:val="Compact"/>
+      </w:pPr>
+      <w:r>
+        <w:rPr>
+          <w:bCs/>
+          <w:b/>
+        </w:rPr>
+        <w:t xml:space="preserve">Self-Service Kiosks</w:t>
+      </w:r>
+      <w:r>
+        <w:t xml:space="preserve"> </w:t>
+      </w:r>
+      <w:r>
+        <w:t xml:space="preserve">— Multi-purpose payment and information kiosks</w:t>
+      </w:r>
+    </w:p>
+    <w:bookmarkStart w:id="22" w:name="our-mission"/>
+    <w:p>
+      <w:pPr>
+        <w:pStyle w:val="Heading3"/>
+      </w:pPr>
+      <w:r>
+        <w:t xml:space="preserve">Our Mission</w:t>
       </w:r>
     </w:p>
     <w:p>
@@ -620,6 +725,100 @@
         <w:pStyle w:val="FirstParagraph"/>
       </w:pPr>
       <w:r>
+        <w:t xml:space="preserve">PECH is a</w:t>
+      </w:r>
+      <w:r>
+        <w:t xml:space="preserve"> </w:t>
+      </w:r>
+      <w:r>
+        <w:rPr>
+          <w:bCs/>
+          <w:b/>
+        </w:rPr>
+        <w:t xml:space="preserve">technology and platform infrastructure enabler for people</w:t>
+      </w:r>
+      <w:r>
+        <w:t xml:space="preserve">. We build the digital backbone that African businesses, homes, and communities run on. Every product we ship — from a ₦1,500 premium socket to a ₦350,000 estate system — represents</w:t>
+      </w:r>
+      <w:r>
+        <w:t xml:space="preserve"> </w:t>
+      </w:r>
+      <w:r>
+        <w:rPr>
+          <w:bCs/>
+          <w:b/>
+        </w:rPr>
+        <w:t xml:space="preserve">reliability, quality, and good price for your money</w:t>
+      </w:r>
+      <w:r>
+        <w:t xml:space="preserve">. We sell high-end products AND equally good affordable products, but</w:t>
+      </w:r>
+      <w:r>
+        <w:t xml:space="preserve"> </w:t>
+      </w:r>
+      <w:r>
+        <w:rPr>
+          <w:bCs/>
+          <w:b/>
+        </w:rPr>
+        <w:t xml:space="preserve">never bad products</w:t>
+      </w:r>
+      <w:r>
+        <w:t xml:space="preserve">. Quality is our brand promise.</w:t>
+      </w:r>
+    </w:p>
+    <w:bookmarkEnd w:id="22"/>
+    <w:bookmarkStart w:id="23" w:name="designed-for-africa-powered-by-pech"/>
+    <w:p>
+      <w:pPr>
+        <w:pStyle w:val="Heading3"/>
+      </w:pPr>
+      <w:r>
+        <w:t xml:space="preserve">Designed for Africa, Powered by PECH</w:t>
+      </w:r>
+    </w:p>
+    <w:p>
+      <w:pPr>
+        <w:pStyle w:val="FirstParagraph"/>
+      </w:pPr>
+      <w:r>
+        <w:t xml:space="preserve">All PECH products are</w:t>
+      </w:r>
+      <w:r>
+        <w:t xml:space="preserve"> </w:t>
+      </w:r>
+      <w:r>
+        <w:rPr>
+          <w:bCs/>
+          <w:b/>
+        </w:rPr>
+        <w:t xml:space="preserve">designed specifically for African conditions</w:t>
+      </w:r>
+      <w:r>
+        <w:t xml:space="preserve"> </w:t>
+      </w:r>
+      <w:r>
+        <w:t xml:space="preserve">— wide voltage tolerance (140–280V), heat resistance, dust/water protection, and offline capability. Every product is</w:t>
+      </w:r>
+      <w:r>
+        <w:t xml:space="preserve"> </w:t>
+      </w:r>
+      <w:r>
+        <w:rPr>
+          <w:bCs/>
+          <w:b/>
+        </w:rPr>
+        <w:t xml:space="preserve">progressively integrated across PECH’s entire ecosystem</w:t>
+      </w:r>
+      <w:r>
+        <w:t xml:space="preserve">: the IoT platform powers device intelligence, the ERP connects business operations, the Marketplace enables discovery and sales, Logistics handles delivery, and Payments processes transactions. A PECH smart switch is not just a switch — it’s a node in Africa’s commerce and infrastructure operating system.</w:t>
+      </w:r>
+    </w:p>
+    <w:p>
+      <w:pPr>
+        <w:pStyle w:val="BodyText"/>
+      </w:pPr>
+      <w:r>
         <w:t xml:space="preserve">This plan details the deployment of</w:t>
       </w:r>
       <w:r>
@@ -671,7 +870,8 @@
         <w:t xml:space="preserve">with a clear path to West African expansion. Additional capital will be injected by the investor as the business gains traction.</w:t>
       </w:r>
     </w:p>
-    <w:bookmarkStart w:id="22" w:name="why-pech-will-win"/>
+    <w:bookmarkEnd w:id="23"/>
+    <w:bookmarkStart w:id="24" w:name="why-pech-will-win"/>
     <w:p>
       <w:pPr>
         <w:pStyle w:val="Heading3"/>
@@ -871,8 +1071,8 @@
         </w:tc>
       </w:tr>
     </w:tbl>
-    <w:bookmarkEnd w:id="22"/>
-    <w:bookmarkStart w:id="23" w:name="key-targets-18-months"/>
+    <w:bookmarkEnd w:id="24"/>
+    <w:bookmarkStart w:id="25" w:name="key-targets-18-months"/>
     <w:p>
       <w:pPr>
         <w:pStyle w:val="Heading3"/>
@@ -1085,9 +1285,9 @@
         </w:pict>
       </w:r>
     </w:p>
-    <w:bookmarkEnd w:id="23"/>
-    <w:bookmarkEnd w:id="24"/>
-    <w:bookmarkStart w:id="27" w:name="the-opportunity"/>
+    <w:bookmarkEnd w:id="25"/>
+    <w:bookmarkEnd w:id="26"/>
+    <w:bookmarkStart w:id="29" w:name="the-opportunity"/>
     <w:p>
       <w:pPr>
         <w:pStyle w:val="Heading2"/>
@@ -1096,7 +1296,7 @@
         <w:t xml:space="preserve">2. The Opportunity</w:t>
       </w:r>
     </w:p>
-    <w:bookmarkStart w:id="25" w:name="africas-commerce-infrastructure-gap"/>
+    <w:bookmarkStart w:id="27" w:name="africas-commerce-infrastructure-gap"/>
     <w:p>
       <w:pPr>
         <w:pStyle w:val="Heading3"/>
@@ -1302,8 +1502,8 @@
         </w:tc>
       </w:tr>
     </w:tbl>
-    <w:bookmarkEnd w:id="25"/>
-    <w:bookmarkStart w:id="26" w:name="why-now"/>
+    <w:bookmarkEnd w:id="27"/>
+    <w:bookmarkStart w:id="28" w:name="why-now"/>
     <w:p>
       <w:pPr>
         <w:pStyle w:val="Heading3"/>
@@ -1389,9 +1589,9 @@
         </w:pict>
       </w:r>
     </w:p>
-    <w:bookmarkEnd w:id="26"/>
-    <w:bookmarkEnd w:id="27"/>
-    <w:bookmarkStart w:id="28" w:name="pech-ecosystem-overview"/>
+    <w:bookmarkEnd w:id="28"/>
+    <w:bookmarkEnd w:id="29"/>
+    <w:bookmarkStart w:id="30" w:name="pech-ecosystem-overview"/>
     <w:p>
       <w:pPr>
         <w:pStyle w:val="Heading2"/>
@@ -1786,8 +1986,8 @@
         </w:pict>
       </w:r>
     </w:p>
-    <w:bookmarkEnd w:id="28"/>
-    <w:bookmarkStart w:id="30" w:name="ecosystem-architecture-diagram"/>
+    <w:bookmarkEnd w:id="30"/>
+    <w:bookmarkStart w:id="32" w:name="ecosystem-architecture-diagram"/>
     <w:p>
       <w:pPr>
         <w:pStyle w:val="Heading2"/>
@@ -2230,7 +2430,7 @@
         <w:t xml:space="preserve">└─────────────────────────────────────────────────────────────────────────┘</w:t>
       </w:r>
     </w:p>
-    <w:bookmarkStart w:id="29" w:name="technology-stack-architecture"/>
+    <w:bookmarkStart w:id="31" w:name="technology-stack-architecture"/>
     <w:p>
       <w:pPr>
         <w:pStyle w:val="Heading3"/>
@@ -2482,9 +2682,9 @@
         </w:pict>
       </w:r>
     </w:p>
-    <w:bookmarkEnd w:id="29"/>
-    <w:bookmarkEnd w:id="30"/>
-    <w:bookmarkStart w:id="36" w:name="platform-breakdown-build-strategy"/>
+    <w:bookmarkEnd w:id="31"/>
+    <w:bookmarkEnd w:id="32"/>
+    <w:bookmarkStart w:id="43" w:name="platform-breakdown-build-strategy"/>
     <w:p>
       <w:pPr>
         <w:pStyle w:val="Heading2"/>
@@ -2493,7 +2693,7 @@
         <w:t xml:space="preserve">5. Platform Breakdown &amp; Build Strategy</w:t>
       </w:r>
     </w:p>
-    <w:bookmarkStart w:id="31" w:name="embedded-erp-platform"/>
+    <w:bookmarkStart w:id="33" w:name="embedded-erp-platform"/>
     <w:p>
       <w:pPr>
         <w:pStyle w:val="Heading3"/>
@@ -2723,8 +2923,8 @@
         </w:tc>
       </w:tr>
     </w:tbl>
-    <w:bookmarkEnd w:id="31"/>
-    <w:bookmarkStart w:id="32" w:name="yiwugou-style-marketplace"/>
+    <w:bookmarkEnd w:id="33"/>
+    <w:bookmarkStart w:id="34" w:name="yiwugou-style-marketplace"/>
     <w:p>
       <w:pPr>
         <w:pStyle w:val="Heading3"/>
@@ -2954,8 +3154,8 @@
         </w:tc>
       </w:tr>
     </w:tbl>
-    <w:bookmarkEnd w:id="32"/>
-    <w:bookmarkStart w:id="33" w:name="spoke-and-hub-logistics-platform"/>
+    <w:bookmarkEnd w:id="34"/>
+    <w:bookmarkStart w:id="35" w:name="spoke-and-hub-logistics-platform"/>
     <w:p>
       <w:pPr>
         <w:pStyle w:val="Heading3"/>
@@ -3185,8 +3385,8 @@
         </w:tc>
       </w:tr>
     </w:tbl>
-    <w:bookmarkEnd w:id="33"/>
-    <w:bookmarkStart w:id="34" w:name="iot-smart-systems-platform"/>
+    <w:bookmarkEnd w:id="35"/>
+    <w:bookmarkStart w:id="36" w:name="iot-smart-systems-platform"/>
     <w:p>
       <w:pPr>
         <w:pStyle w:val="Heading3"/>
@@ -3416,8 +3616,8 @@
         </w:tc>
       </w:tr>
     </w:tbl>
-    <w:bookmarkEnd w:id="34"/>
-    <w:bookmarkStart w:id="35" w:name="payments-infrastructure"/>
+    <w:bookmarkEnd w:id="36"/>
+    <w:bookmarkStart w:id="37" w:name="payments-infrastructure"/>
     <w:p>
       <w:pPr>
         <w:pStyle w:val="Heading3"/>
@@ -3617,6 +3817,1253 @@
         </w:tc>
       </w:tr>
     </w:tbl>
+    <w:bookmarkEnd w:id="37"/>
+    <w:bookmarkStart w:id="38" w:name="smart-water-controllers"/>
+    <w:p>
+      <w:pPr>
+        <w:pStyle w:val="Heading3"/>
+      </w:pPr>
+      <w:r>
+        <w:t xml:space="preserve">5.6 Smart Water Controllers</w:t>
+      </w:r>
+    </w:p>
+    <w:tbl>
+      <w:tblPr>
+        <w:tblStyle w:val="Table"/>
+        <w:tblW w:type="pct" w:w="5000"/>
+        <w:tblLook w:firstRow="1" w:lastRow="0" w:firstColumn="0" w:lastColumn="0" w:noHBand="0" w:noVBand="0" w:val="0020"/>
+        <w:jc w:val="start"/>
+      </w:tblPr>
+      <w:tblGrid>
+        <w:gridCol w:w="3960"/>
+        <w:gridCol w:w="3960"/>
+      </w:tblGrid>
+      <w:tr>
+        <w:trPr>
+          <w:tblHeader w:val="true"/>
+        </w:trPr>
+        <w:tc>
+          <w:tcPr/>
+          <w:p>
+            <w:pPr>
+              <w:pStyle w:val="Compact"/>
+              <w:jc w:val="left"/>
+            </w:pPr>
+            <w:r>
+              <w:t xml:space="preserve">Aspect</w:t>
+            </w:r>
+          </w:p>
+        </w:tc>
+        <w:tc>
+          <w:tcPr/>
+          <w:p>
+            <w:pPr>
+              <w:pStyle w:val="Compact"/>
+              <w:jc w:val="left"/>
+            </w:pPr>
+            <w:r>
+              <w:t xml:space="preserve">Detail</w:t>
+            </w:r>
+          </w:p>
+        </w:tc>
+      </w:tr>
+      <w:tr>
+        <w:tc>
+          <w:tcPr/>
+          <w:p>
+            <w:pPr>
+              <w:pStyle w:val="Compact"/>
+              <w:jc w:val="left"/>
+            </w:pPr>
+            <w:r>
+              <w:rPr>
+                <w:bCs/>
+                <w:b/>
+              </w:rPr>
+              <w:t xml:space="preserve">Purpose</w:t>
+            </w:r>
+          </w:p>
+        </w:tc>
+        <w:tc>
+          <w:tcPr/>
+          <w:p>
+            <w:pPr>
+              <w:pStyle w:val="Compact"/>
+              <w:jc w:val="left"/>
+            </w:pPr>
+            <w:r>
+              <w:t xml:space="preserve">Multi-tier smart water level controllers for African conditions</w:t>
+            </w:r>
+          </w:p>
+        </w:tc>
+      </w:tr>
+      <w:tr>
+        <w:tc>
+          <w:tcPr/>
+          <w:p>
+            <w:pPr>
+              <w:pStyle w:val="Compact"/>
+              <w:jc w:val="left"/>
+            </w:pPr>
+            <w:r>
+              <w:rPr>
+                <w:bCs/>
+                <w:b/>
+              </w:rPr>
+              <w:t xml:space="preserve">Target Users</w:t>
+            </w:r>
+          </w:p>
+        </w:tc>
+        <w:tc>
+          <w:tcPr/>
+          <w:p>
+            <w:pPr>
+              <w:pStyle w:val="Compact"/>
+              <w:jc w:val="left"/>
+            </w:pPr>
+            <w:r>
+              <w:t xml:space="preserve">Households, estates, hotels, hospitals, industrial boreholes</w:t>
+            </w:r>
+          </w:p>
+        </w:tc>
+      </w:tr>
+      <w:tr>
+        <w:tc>
+          <w:tcPr/>
+          <w:p>
+            <w:pPr>
+              <w:pStyle w:val="Compact"/>
+              <w:jc w:val="left"/>
+            </w:pPr>
+            <w:r>
+              <w:rPr>
+                <w:bCs/>
+                <w:b/>
+              </w:rPr>
+              <w:t xml:space="preserve">Tier 1 — Basic</w:t>
+            </w:r>
+          </w:p>
+        </w:tc>
+        <w:tc>
+          <w:tcPr/>
+          <w:p>
+            <w:pPr>
+              <w:pStyle w:val="Compact"/>
+              <w:jc w:val="left"/>
+            </w:pPr>
+            <w:r>
+              <w:t xml:space="preserve">Float switches + Arduino Nano, auto pump control, dry-run protection, LED/buzzer (₦15K–₦25K)</w:t>
+            </w:r>
+          </w:p>
+        </w:tc>
+      </w:tr>
+      <w:tr>
+        <w:tc>
+          <w:tcPr/>
+          <w:p>
+            <w:pPr>
+              <w:pStyle w:val="Compact"/>
+              <w:jc w:val="left"/>
+            </w:pPr>
+            <w:r>
+              <w:rPr>
+                <w:bCs/>
+                <w:b/>
+              </w:rPr>
+              <w:t xml:space="preserve">Tier 2 — Mid-Range</w:t>
+            </w:r>
+          </w:p>
+        </w:tc>
+        <w:tc>
+          <w:tcPr/>
+          <w:p>
+            <w:pPr>
+              <w:pStyle w:val="Compact"/>
+              <w:jc w:val="left"/>
+            </w:pPr>
+            <w:r>
+              <w:t xml:space="preserve">Ultrasonic sensor + ESP8266, LCD display, WiFi monitoring, dual-tank support (₦35K–₦50K)</w:t>
+            </w:r>
+          </w:p>
+        </w:tc>
+      </w:tr>
+      <w:tr>
+        <w:tc>
+          <w:tcPr/>
+          <w:p>
+            <w:pPr>
+              <w:pStyle w:val="Compact"/>
+              <w:jc w:val="left"/>
+            </w:pPr>
+            <w:r>
+              <w:rPr>
+                <w:bCs/>
+                <w:b/>
+              </w:rPr>
+              <w:t xml:space="preserve">Tier 3 — Smart IoT</w:t>
+            </w:r>
+          </w:p>
+        </w:tc>
+        <w:tc>
+          <w:tcPr/>
+          <w:p>
+            <w:pPr>
+              <w:pStyle w:val="Compact"/>
+              <w:jc w:val="left"/>
+            </w:pPr>
+            <w:r>
+              <w:t xml:space="preserve">ESP32 + SIM800L GSM, mobile app, SMS/USSD alerts, OTA firmware, energy tracking, anti-cycling (₦55K–₦80K)</w:t>
+            </w:r>
+          </w:p>
+        </w:tc>
+      </w:tr>
+      <w:tr>
+        <w:tc>
+          <w:tcPr/>
+          <w:p>
+            <w:pPr>
+              <w:pStyle w:val="Compact"/>
+              <w:jc w:val="left"/>
+            </w:pPr>
+            <w:r>
+              <w:rPr>
+                <w:bCs/>
+                <w:b/>
+              </w:rPr>
+              <w:t xml:space="preserve">Tier 4 — Industrial/SCADA</w:t>
+            </w:r>
+          </w:p>
+        </w:tc>
+        <w:tc>
+          <w:tcPr/>
+          <w:p>
+            <w:pPr>
+              <w:pStyle w:val="Compact"/>
+              <w:jc w:val="left"/>
+            </w:pPr>
+            <w:r>
+              <w:t xml:space="preserve">STM32 + SIM7600 4G, RS485/Modbus, LoRa, 3-phase, redundant sensors, DIN-rail (₦120K–₦200K)</w:t>
+            </w:r>
+          </w:p>
+        </w:tc>
+      </w:tr>
+      <w:tr>
+        <w:tc>
+          <w:tcPr/>
+          <w:p>
+            <w:pPr>
+              <w:pStyle w:val="Compact"/>
+              <w:jc w:val="left"/>
+            </w:pPr>
+            <w:r>
+              <w:rPr>
+                <w:bCs/>
+                <w:b/>
+              </w:rPr>
+              <w:t xml:space="preserve">ODM Strategy</w:t>
+            </w:r>
+          </w:p>
+        </w:tc>
+        <w:tc>
+          <w:tcPr/>
+          <w:p>
+            <w:pPr>
+              <w:pStyle w:val="Compact"/>
+              <w:jc w:val="left"/>
+            </w:pPr>
+            <w:r>
+              <w:t xml:space="preserve">Full design ownership, editable source files, NDA with Chinese ODMs, EVT→DVT→PVT validation</w:t>
+            </w:r>
+          </w:p>
+        </w:tc>
+      </w:tr>
+      <w:tr>
+        <w:tc>
+          <w:tcPr/>
+          <w:p>
+            <w:pPr>
+              <w:pStyle w:val="Compact"/>
+              <w:jc w:val="left"/>
+            </w:pPr>
+            <w:r>
+              <w:rPr>
+                <w:bCs/>
+                <w:b/>
+              </w:rPr>
+              <w:t xml:space="preserve">Key Safety</w:t>
+            </w:r>
+          </w:p>
+        </w:tc>
+        <w:tc>
+          <w:tcPr/>
+          <w:p>
+            <w:pPr>
+              <w:pStyle w:val="Compact"/>
+              <w:jc w:val="left"/>
+            </w:pPr>
+            <w:r>
+              <w:t xml:space="preserve">140–280VAC tolerance, MOV+TVS protection, hardwired dry-run interlock, conformal coating, IP65+</w:t>
+            </w:r>
+          </w:p>
+        </w:tc>
+      </w:tr>
+      <w:tr>
+        <w:tc>
+          <w:tcPr/>
+          <w:p>
+            <w:pPr>
+              <w:pStyle w:val="Compact"/>
+              <w:jc w:val="left"/>
+            </w:pPr>
+            <w:r>
+              <w:rPr>
+                <w:bCs/>
+                <w:b/>
+              </w:rPr>
+              <w:t xml:space="preserve">Revenue Model</w:t>
+            </w:r>
+          </w:p>
+        </w:tc>
+        <w:tc>
+          <w:tcPr/>
+          <w:p>
+            <w:pPr>
+              <w:pStyle w:val="Compact"/>
+              <w:jc w:val="left"/>
+            </w:pPr>
+            <w:r>
+              <w:t xml:space="preserve">Hardware margin (40-60%) + IoT SaaS for Tier 3-4</w:t>
+            </w:r>
+          </w:p>
+        </w:tc>
+      </w:tr>
+    </w:tbl>
+    <w:bookmarkEnd w:id="38"/>
+    <w:bookmarkStart w:id="39" w:name="smart-home-electrical-products"/>
+    <w:p>
+      <w:pPr>
+        <w:pStyle w:val="Heading3"/>
+      </w:pPr>
+      <w:r>
+        <w:t xml:space="preserve">5.7 Smart Home &amp; Electrical Products</w:t>
+      </w:r>
+    </w:p>
+    <w:tbl>
+      <w:tblPr>
+        <w:tblStyle w:val="Table"/>
+        <w:tblW w:type="pct" w:w="5000"/>
+        <w:tblLook w:firstRow="1" w:lastRow="0" w:firstColumn="0" w:lastColumn="0" w:noHBand="0" w:noVBand="0" w:val="0020"/>
+        <w:jc w:val="start"/>
+      </w:tblPr>
+      <w:tblGrid>
+        <w:gridCol w:w="3960"/>
+        <w:gridCol w:w="3960"/>
+      </w:tblGrid>
+      <w:tr>
+        <w:trPr>
+          <w:tblHeader w:val="true"/>
+        </w:trPr>
+        <w:tc>
+          <w:tcPr/>
+          <w:p>
+            <w:pPr>
+              <w:pStyle w:val="Compact"/>
+              <w:jc w:val="left"/>
+            </w:pPr>
+            <w:r>
+              <w:t xml:space="preserve">Aspect</w:t>
+            </w:r>
+          </w:p>
+        </w:tc>
+        <w:tc>
+          <w:tcPr/>
+          <w:p>
+            <w:pPr>
+              <w:pStyle w:val="Compact"/>
+              <w:jc w:val="left"/>
+            </w:pPr>
+            <w:r>
+              <w:t xml:space="preserve">Detail</w:t>
+            </w:r>
+          </w:p>
+        </w:tc>
+      </w:tr>
+      <w:tr>
+        <w:tc>
+          <w:tcPr/>
+          <w:p>
+            <w:pPr>
+              <w:pStyle w:val="Compact"/>
+              <w:jc w:val="left"/>
+            </w:pPr>
+            <w:r>
+              <w:rPr>
+                <w:bCs/>
+                <w:b/>
+              </w:rPr>
+              <w:t xml:space="preserve">Purpose</w:t>
+            </w:r>
+          </w:p>
+        </w:tc>
+        <w:tc>
+          <w:tcPr/>
+          <w:p>
+            <w:pPr>
+              <w:pStyle w:val="Compact"/>
+              <w:jc w:val="left"/>
+            </w:pPr>
+            <w:r>
+              <w:t xml:space="preserve">Smart and non-smart electrical products for homes and businesses</w:t>
+            </w:r>
+          </w:p>
+        </w:tc>
+      </w:tr>
+      <w:tr>
+        <w:tc>
+          <w:tcPr/>
+          <w:p>
+            <w:pPr>
+              <w:pStyle w:val="Compact"/>
+              <w:jc w:val="left"/>
+            </w:pPr>
+            <w:r>
+              <w:rPr>
+                <w:bCs/>
+                <w:b/>
+              </w:rPr>
+              <w:t xml:space="preserve">Product Lines</w:t>
+            </w:r>
+          </w:p>
+        </w:tc>
+        <w:tc>
+          <w:tcPr/>
+          <w:p>
+            <w:pPr>
+              <w:pStyle w:val="Compact"/>
+              <w:jc w:val="left"/>
+            </w:pPr>
+            <w:r>
+              <w:t xml:space="preserve">Smart switches, smart sockets, smart cameras, IP cameras, non-smart switches/sockets</w:t>
+            </w:r>
+          </w:p>
+        </w:tc>
+      </w:tr>
+      <w:tr>
+        <w:tc>
+          <w:tcPr/>
+          <w:p>
+            <w:pPr>
+              <w:pStyle w:val="Compact"/>
+              <w:jc w:val="left"/>
+            </w:pPr>
+            <w:r>
+              <w:rPr>
+                <w:bCs/>
+                <w:b/>
+              </w:rPr>
+              <w:t xml:space="preserve">Phase 1 Products</w:t>
+            </w:r>
+          </w:p>
+        </w:tc>
+        <w:tc>
+          <w:tcPr/>
+          <w:p>
+            <w:pPr>
+              <w:pStyle w:val="Compact"/>
+              <w:jc w:val="left"/>
+            </w:pPr>
+            <w:r>
+              <w:t xml:space="preserve">Smart switches, smart sockets, WiFi cameras, basic switches/sockets</w:t>
+            </w:r>
+          </w:p>
+        </w:tc>
+      </w:tr>
+      <w:tr>
+        <w:tc>
+          <w:tcPr/>
+          <w:p>
+            <w:pPr>
+              <w:pStyle w:val="Compact"/>
+              <w:jc w:val="left"/>
+            </w:pPr>
+            <w:r>
+              <w:rPr>
+                <w:bCs/>
+                <w:b/>
+              </w:rPr>
+              <w:t xml:space="preserve">Integration</w:t>
+            </w:r>
+          </w:p>
+        </w:tc>
+        <w:tc>
+          <w:tcPr/>
+          <w:p>
+            <w:pPr>
+              <w:pStyle w:val="Compact"/>
+              <w:jc w:val="left"/>
+            </w:pPr>
+            <w:r>
+              <w:t xml:space="preserve">All smart products connect to PECH IoT platform, controlled via app</w:t>
+            </w:r>
+          </w:p>
+        </w:tc>
+      </w:tr>
+      <w:tr>
+        <w:tc>
+          <w:tcPr/>
+          <w:p>
+            <w:pPr>
+              <w:pStyle w:val="Compact"/>
+              <w:jc w:val="left"/>
+            </w:pPr>
+            <w:r>
+              <w:rPr>
+                <w:bCs/>
+                <w:b/>
+              </w:rPr>
+              <w:t xml:space="preserve">Quality Standard</w:t>
+            </w:r>
+          </w:p>
+        </w:tc>
+        <w:tc>
+          <w:tcPr/>
+          <w:p>
+            <w:pPr>
+              <w:pStyle w:val="Compact"/>
+              <w:jc w:val="left"/>
+            </w:pPr>
+            <w:r>
+              <w:t xml:space="preserve">High-end AND affordable options —</w:t>
+            </w:r>
+            <w:r>
+              <w:t xml:space="preserve"> </w:t>
+            </w:r>
+            <w:r>
+              <w:rPr>
+                <w:bCs/>
+                <w:b/>
+              </w:rPr>
+              <w:t xml:space="preserve">no bad products</w:t>
+            </w:r>
+            <w:r>
+              <w:t xml:space="preserve"> </w:t>
+            </w:r>
+            <w:r>
+              <w:t xml:space="preserve">— reliability is the brand</w:t>
+            </w:r>
+          </w:p>
+        </w:tc>
+      </w:tr>
+      <w:tr>
+        <w:tc>
+          <w:tcPr/>
+          <w:p>
+            <w:pPr>
+              <w:pStyle w:val="Compact"/>
+              <w:jc w:val="left"/>
+            </w:pPr>
+            <w:r>
+              <w:rPr>
+                <w:bCs/>
+                <w:b/>
+              </w:rPr>
+              <w:t xml:space="preserve">Revenue Model</w:t>
+            </w:r>
+          </w:p>
+        </w:tc>
+        <w:tc>
+          <w:tcPr/>
+          <w:p>
+            <w:pPr>
+              <w:pStyle w:val="Compact"/>
+              <w:jc w:val="left"/>
+            </w:pPr>
+            <w:r>
+              <w:t xml:space="preserve">Hardware margin (35-50%) + SaaS for camera/monitoring subscriptions</w:t>
+            </w:r>
+          </w:p>
+        </w:tc>
+      </w:tr>
+    </w:tbl>
+    <w:bookmarkEnd w:id="39"/>
+    <w:bookmarkStart w:id="40" w:name="learning-tablets-edtech-platform"/>
+    <w:p>
+      <w:pPr>
+        <w:pStyle w:val="Heading3"/>
+      </w:pPr>
+      <w:r>
+        <w:t xml:space="preserve">5.8 Learning Tablets &amp; EdTech Platform</w:t>
+      </w:r>
+    </w:p>
+    <w:tbl>
+      <w:tblPr>
+        <w:tblStyle w:val="Table"/>
+        <w:tblW w:type="pct" w:w="5000"/>
+        <w:tblLook w:firstRow="1" w:lastRow="0" w:firstColumn="0" w:lastColumn="0" w:noHBand="0" w:noVBand="0" w:val="0020"/>
+        <w:jc w:val="start"/>
+      </w:tblPr>
+      <w:tblGrid>
+        <w:gridCol w:w="3960"/>
+        <w:gridCol w:w="3960"/>
+      </w:tblGrid>
+      <w:tr>
+        <w:trPr>
+          <w:tblHeader w:val="true"/>
+        </w:trPr>
+        <w:tc>
+          <w:tcPr/>
+          <w:p>
+            <w:pPr>
+              <w:pStyle w:val="Compact"/>
+              <w:jc w:val="left"/>
+            </w:pPr>
+            <w:r>
+              <w:t xml:space="preserve">Aspect</w:t>
+            </w:r>
+          </w:p>
+        </w:tc>
+        <w:tc>
+          <w:tcPr/>
+          <w:p>
+            <w:pPr>
+              <w:pStyle w:val="Compact"/>
+              <w:jc w:val="left"/>
+            </w:pPr>
+            <w:r>
+              <w:t xml:space="preserve">Detail</w:t>
+            </w:r>
+          </w:p>
+        </w:tc>
+      </w:tr>
+      <w:tr>
+        <w:tc>
+          <w:tcPr/>
+          <w:p>
+            <w:pPr>
+              <w:pStyle w:val="Compact"/>
+              <w:jc w:val="left"/>
+            </w:pPr>
+            <w:r>
+              <w:rPr>
+                <w:bCs/>
+                <w:b/>
+              </w:rPr>
+              <w:t xml:space="preserve">Purpose</w:t>
+            </w:r>
+          </w:p>
+        </w:tc>
+        <w:tc>
+          <w:tcPr/>
+          <w:p>
+            <w:pPr>
+              <w:pStyle w:val="Compact"/>
+              <w:jc w:val="left"/>
+            </w:pPr>
+            <w:r>
+              <w:t xml:space="preserve">Deploy educational content via PECH-branded tablets</w:t>
+            </w:r>
+          </w:p>
+        </w:tc>
+      </w:tr>
+      <w:tr>
+        <w:tc>
+          <w:tcPr/>
+          <w:p>
+            <w:pPr>
+              <w:pStyle w:val="Compact"/>
+              <w:jc w:val="left"/>
+            </w:pPr>
+            <w:r>
+              <w:rPr>
+                <w:bCs/>
+                <w:b/>
+              </w:rPr>
+              <w:t xml:space="preserve">Phase 1 Strategy</w:t>
+            </w:r>
+          </w:p>
+        </w:tc>
+        <w:tc>
+          <w:tcPr/>
+          <w:p>
+            <w:pPr>
+              <w:pStyle w:val="Compact"/>
+              <w:jc w:val="left"/>
+            </w:pPr>
+            <w:r>
+              <w:t xml:space="preserve">Source Android learning tablets from China; sell as-is with pre-loaded content</w:t>
+            </w:r>
+          </w:p>
+        </w:tc>
+      </w:tr>
+      <w:tr>
+        <w:tc>
+          <w:tcPr/>
+          <w:p>
+            <w:pPr>
+              <w:pStyle w:val="Compact"/>
+              <w:jc w:val="left"/>
+            </w:pPr>
+            <w:r>
+              <w:rPr>
+                <w:bCs/>
+                <w:b/>
+              </w:rPr>
+              <w:t xml:space="preserve">Phase 2+ Strategy</w:t>
+            </w:r>
+          </w:p>
+        </w:tc>
+        <w:tc>
+          <w:tcPr/>
+          <w:p>
+            <w:pPr>
+              <w:pStyle w:val="Compact"/>
+              <w:jc w:val="left"/>
+            </w:pPr>
+            <w:r>
+              <w:t xml:space="preserve">Control the firmware and software; build content delivery platform</w:t>
+            </w:r>
+          </w:p>
+        </w:tc>
+      </w:tr>
+      <w:tr>
+        <w:tc>
+          <w:tcPr/>
+          <w:p>
+            <w:pPr>
+              <w:pStyle w:val="Compact"/>
+              <w:jc w:val="left"/>
+            </w:pPr>
+            <w:r>
+              <w:rPr>
+                <w:bCs/>
+                <w:b/>
+              </w:rPr>
+              <w:t xml:space="preserve">Content Model</w:t>
+            </w:r>
+          </w:p>
+        </w:tc>
+        <w:tc>
+          <w:tcPr/>
+          <w:p>
+            <w:pPr>
+              <w:pStyle w:val="Compact"/>
+              <w:jc w:val="left"/>
+            </w:pPr>
+            <w:r>
+              <w:t xml:space="preserve">Partner with content creators; provide</w:t>
+            </w:r>
+            <w:r>
+              <w:t xml:space="preserve"> </w:t>
+            </w:r>
+            <w:r>
+              <w:rPr>
+                <w:bCs/>
+                <w:b/>
+              </w:rPr>
+              <w:t xml:space="preserve">open API</w:t>
+            </w:r>
+            <w:r>
+              <w:t xml:space="preserve"> </w:t>
+            </w:r>
+            <w:r>
+              <w:t xml:space="preserve">for integration to PECH devices</w:t>
+            </w:r>
+          </w:p>
+        </w:tc>
+      </w:tr>
+      <w:tr>
+        <w:tc>
+          <w:tcPr/>
+          <w:p>
+            <w:pPr>
+              <w:pStyle w:val="Compact"/>
+              <w:jc w:val="left"/>
+            </w:pPr>
+            <w:r>
+              <w:rPr>
+                <w:bCs/>
+                <w:b/>
+              </w:rPr>
+              <w:t xml:space="preserve">API Strategy</w:t>
+            </w:r>
+          </w:p>
+        </w:tc>
+        <w:tc>
+          <w:tcPr/>
+          <w:p>
+            <w:pPr>
+              <w:pStyle w:val="Compact"/>
+              <w:jc w:val="left"/>
+            </w:pPr>
+            <w:r>
+              <w:t xml:space="preserve">Content creators get REST API + SDKs to deploy their content to PECH tablet fleet</w:t>
+            </w:r>
+          </w:p>
+        </w:tc>
+      </w:tr>
+      <w:tr>
+        <w:tc>
+          <w:tcPr/>
+          <w:p>
+            <w:pPr>
+              <w:pStyle w:val="Compact"/>
+              <w:jc w:val="left"/>
+            </w:pPr>
+            <w:r>
+              <w:rPr>
+                <w:bCs/>
+                <w:b/>
+              </w:rPr>
+              <w:t xml:space="preserve">Target Users</w:t>
+            </w:r>
+          </w:p>
+        </w:tc>
+        <w:tc>
+          <w:tcPr/>
+          <w:p>
+            <w:pPr>
+              <w:pStyle w:val="Compact"/>
+              <w:jc w:val="left"/>
+            </w:pPr>
+            <w:r>
+              <w:t xml:space="preserve">Schools, parents, tutoring centers, corporate training</w:t>
+            </w:r>
+          </w:p>
+        </w:tc>
+      </w:tr>
+      <w:tr>
+        <w:tc>
+          <w:tcPr/>
+          <w:p>
+            <w:pPr>
+              <w:pStyle w:val="Compact"/>
+              <w:jc w:val="left"/>
+            </w:pPr>
+            <w:r>
+              <w:rPr>
+                <w:bCs/>
+                <w:b/>
+              </w:rPr>
+              <w:t xml:space="preserve">Revenue Model</w:t>
+            </w:r>
+          </w:p>
+        </w:tc>
+        <w:tc>
+          <w:tcPr/>
+          <w:p>
+            <w:pPr>
+              <w:pStyle w:val="Compact"/>
+              <w:jc w:val="left"/>
+            </w:pPr>
+            <w:r>
+              <w:t xml:space="preserve">Hardware margin + content creator revenue share (30/70 split) + institution licensing</w:t>
+            </w:r>
+          </w:p>
+        </w:tc>
+      </w:tr>
+    </w:tbl>
+    <w:bookmarkEnd w:id="40"/>
+    <w:bookmarkStart w:id="41" w:name="energy-storage-systems"/>
+    <w:p>
+      <w:pPr>
+        <w:pStyle w:val="Heading3"/>
+      </w:pPr>
+      <w:r>
+        <w:t xml:space="preserve">5.9 Energy Storage Systems</w:t>
+      </w:r>
+    </w:p>
+    <w:tbl>
+      <w:tblPr>
+        <w:tblStyle w:val="Table"/>
+        <w:tblW w:type="pct" w:w="5000"/>
+        <w:tblLook w:firstRow="1" w:lastRow="0" w:firstColumn="0" w:lastColumn="0" w:noHBand="0" w:noVBand="0" w:val="0020"/>
+        <w:jc w:val="start"/>
+      </w:tblPr>
+      <w:tblGrid>
+        <w:gridCol w:w="3960"/>
+        <w:gridCol w:w="3960"/>
+      </w:tblGrid>
+      <w:tr>
+        <w:trPr>
+          <w:tblHeader w:val="true"/>
+        </w:trPr>
+        <w:tc>
+          <w:tcPr/>
+          <w:p>
+            <w:pPr>
+              <w:pStyle w:val="Compact"/>
+              <w:jc w:val="left"/>
+            </w:pPr>
+            <w:r>
+              <w:t xml:space="preserve">Aspect</w:t>
+            </w:r>
+          </w:p>
+        </w:tc>
+        <w:tc>
+          <w:tcPr/>
+          <w:p>
+            <w:pPr>
+              <w:pStyle w:val="Compact"/>
+              <w:jc w:val="left"/>
+            </w:pPr>
+            <w:r>
+              <w:t xml:space="preserve">Detail</w:t>
+            </w:r>
+          </w:p>
+        </w:tc>
+      </w:tr>
+      <w:tr>
+        <w:tc>
+          <w:tcPr/>
+          <w:p>
+            <w:pPr>
+              <w:pStyle w:val="Compact"/>
+              <w:jc w:val="left"/>
+            </w:pPr>
+            <w:r>
+              <w:rPr>
+                <w:bCs/>
+                <w:b/>
+              </w:rPr>
+              <w:t xml:space="preserve">Purpose</w:t>
+            </w:r>
+          </w:p>
+        </w:tc>
+        <w:tc>
+          <w:tcPr/>
+          <w:p>
+            <w:pPr>
+              <w:pStyle w:val="Compact"/>
+              <w:jc w:val="left"/>
+            </w:pPr>
+            <w:r>
+              <w:t xml:space="preserve">Battery backup systems for IoT devices and home/business power</w:t>
+            </w:r>
+          </w:p>
+        </w:tc>
+      </w:tr>
+      <w:tr>
+        <w:tc>
+          <w:tcPr/>
+          <w:p>
+            <w:pPr>
+              <w:pStyle w:val="Compact"/>
+              <w:jc w:val="left"/>
+            </w:pPr>
+            <w:r>
+              <w:rPr>
+                <w:bCs/>
+                <w:b/>
+              </w:rPr>
+              <w:t xml:space="preserve">Products</w:t>
+            </w:r>
+          </w:p>
+        </w:tc>
+        <w:tc>
+          <w:tcPr/>
+          <w:p>
+            <w:pPr>
+              <w:pStyle w:val="Compact"/>
+              <w:jc w:val="left"/>
+            </w:pPr>
+            <w:r>
+              <w:t xml:space="preserve">Mini UPS for IoT, LiFePO4 home batteries, solar battery systems</w:t>
+            </w:r>
+          </w:p>
+        </w:tc>
+      </w:tr>
+      <w:tr>
+        <w:tc>
+          <w:tcPr/>
+          <w:p>
+            <w:pPr>
+              <w:pStyle w:val="Compact"/>
+              <w:jc w:val="left"/>
+            </w:pPr>
+            <w:r>
+              <w:rPr>
+                <w:bCs/>
+                <w:b/>
+              </w:rPr>
+              <w:t xml:space="preserve">Integration</w:t>
+            </w:r>
+          </w:p>
+        </w:tc>
+        <w:tc>
+          <w:tcPr/>
+          <w:p>
+            <w:pPr>
+              <w:pStyle w:val="Compact"/>
+              <w:jc w:val="left"/>
+            </w:pPr>
+            <w:r>
+              <w:t xml:space="preserve">Monitored via PECH IoT platform, smart charging, remote diagnostics</w:t>
+            </w:r>
+          </w:p>
+        </w:tc>
+      </w:tr>
+      <w:tr>
+        <w:tc>
+          <w:tcPr/>
+          <w:p>
+            <w:pPr>
+              <w:pStyle w:val="Compact"/>
+              <w:jc w:val="left"/>
+            </w:pPr>
+            <w:r>
+              <w:rPr>
+                <w:bCs/>
+                <w:b/>
+              </w:rPr>
+              <w:t xml:space="preserve">Target Users</w:t>
+            </w:r>
+          </w:p>
+        </w:tc>
+        <w:tc>
+          <w:tcPr/>
+          <w:p>
+            <w:pPr>
+              <w:pStyle w:val="Compact"/>
+              <w:jc w:val="left"/>
+            </w:pPr>
+            <w:r>
+              <w:t xml:space="preserve">IoT installations, homes, small businesses, solar setups</w:t>
+            </w:r>
+          </w:p>
+        </w:tc>
+      </w:tr>
+      <w:tr>
+        <w:tc>
+          <w:tcPr/>
+          <w:p>
+            <w:pPr>
+              <w:pStyle w:val="Compact"/>
+              <w:jc w:val="left"/>
+            </w:pPr>
+            <w:r>
+              <w:rPr>
+                <w:bCs/>
+                <w:b/>
+              </w:rPr>
+              <w:t xml:space="preserve">Revenue Model</w:t>
+            </w:r>
+          </w:p>
+        </w:tc>
+        <w:tc>
+          <w:tcPr/>
+          <w:p>
+            <w:pPr>
+              <w:pStyle w:val="Compact"/>
+              <w:jc w:val="left"/>
+            </w:pPr>
+            <w:r>
+              <w:t xml:space="preserve">Hardware margin (30-40%) + monitoring SaaS</w:t>
+            </w:r>
+          </w:p>
+        </w:tc>
+      </w:tr>
+    </w:tbl>
+    <w:bookmarkEnd w:id="41"/>
+    <w:bookmarkStart w:id="42" w:name="advertising-led-displays-phase-2"/>
+    <w:p>
+      <w:pPr>
+        <w:pStyle w:val="Heading3"/>
+      </w:pPr>
+      <w:r>
+        <w:t xml:space="preserve">5.10 Advertising &amp; LED Displays (Phase 2)</w:t>
+      </w:r>
+    </w:p>
+    <w:tbl>
+      <w:tblPr>
+        <w:tblStyle w:val="Table"/>
+        <w:tblW w:type="pct" w:w="5000"/>
+        <w:tblLook w:firstRow="1" w:lastRow="0" w:firstColumn="0" w:lastColumn="0" w:noHBand="0" w:noVBand="0" w:val="0020"/>
+        <w:jc w:val="start"/>
+      </w:tblPr>
+      <w:tblGrid>
+        <w:gridCol w:w="3960"/>
+        <w:gridCol w:w="3960"/>
+      </w:tblGrid>
+      <w:tr>
+        <w:trPr>
+          <w:tblHeader w:val="true"/>
+        </w:trPr>
+        <w:tc>
+          <w:tcPr/>
+          <w:p>
+            <w:pPr>
+              <w:pStyle w:val="Compact"/>
+              <w:jc w:val="left"/>
+            </w:pPr>
+            <w:r>
+              <w:t xml:space="preserve">Aspect</w:t>
+            </w:r>
+          </w:p>
+        </w:tc>
+        <w:tc>
+          <w:tcPr/>
+          <w:p>
+            <w:pPr>
+              <w:pStyle w:val="Compact"/>
+              <w:jc w:val="left"/>
+            </w:pPr>
+            <w:r>
+              <w:t xml:space="preserve">Detail</w:t>
+            </w:r>
+          </w:p>
+        </w:tc>
+      </w:tr>
+      <w:tr>
+        <w:tc>
+          <w:tcPr/>
+          <w:p>
+            <w:pPr>
+              <w:pStyle w:val="Compact"/>
+              <w:jc w:val="left"/>
+            </w:pPr>
+            <w:r>
+              <w:rPr>
+                <w:bCs/>
+                <w:b/>
+              </w:rPr>
+              <w:t xml:space="preserve">Purpose</w:t>
+            </w:r>
+          </w:p>
+        </w:tc>
+        <w:tc>
+          <w:tcPr/>
+          <w:p>
+            <w:pPr>
+              <w:pStyle w:val="Compact"/>
+              <w:jc w:val="left"/>
+            </w:pPr>
+            <w:r>
+              <w:t xml:space="preserve">Digital signage and advertising infrastructure in markets and public spaces</w:t>
+            </w:r>
+          </w:p>
+        </w:tc>
+      </w:tr>
+      <w:tr>
+        <w:tc>
+          <w:tcPr/>
+          <w:p>
+            <w:pPr>
+              <w:pStyle w:val="Compact"/>
+              <w:jc w:val="left"/>
+            </w:pPr>
+            <w:r>
+              <w:rPr>
+                <w:bCs/>
+                <w:b/>
+              </w:rPr>
+              <w:t xml:space="preserve">Phase 2 Launch</w:t>
+            </w:r>
+          </w:p>
+        </w:tc>
+        <w:tc>
+          <w:tcPr/>
+          <w:p>
+            <w:pPr>
+              <w:pStyle w:val="Compact"/>
+              <w:jc w:val="left"/>
+            </w:pPr>
+            <w:r>
+              <w:t xml:space="preserve">Start with LED display hardware sourcing + advertising management platform</w:t>
+            </w:r>
+          </w:p>
+        </w:tc>
+      </w:tr>
+      <w:tr>
+        <w:tc>
+          <w:tcPr/>
+          <w:p>
+            <w:pPr>
+              <w:pStyle w:val="Compact"/>
+              <w:jc w:val="left"/>
+            </w:pPr>
+            <w:r>
+              <w:rPr>
+                <w:bCs/>
+                <w:b/>
+              </w:rPr>
+              <w:t xml:space="preserve">Products</w:t>
+            </w:r>
+          </w:p>
+        </w:tc>
+        <w:tc>
+          <w:tcPr/>
+          <w:p>
+            <w:pPr>
+              <w:pStyle w:val="Compact"/>
+              <w:jc w:val="left"/>
+            </w:pPr>
+            <w:r>
+              <w:t xml:space="preserve">Indoor/outdoor LED screens, digital menu boards, market advertising panels</w:t>
+            </w:r>
+          </w:p>
+        </w:tc>
+      </w:tr>
+      <w:tr>
+        <w:tc>
+          <w:tcPr/>
+          <w:p>
+            <w:pPr>
+              <w:pStyle w:val="Compact"/>
+              <w:jc w:val="left"/>
+            </w:pPr>
+            <w:r>
+              <w:rPr>
+                <w:bCs/>
+                <w:b/>
+              </w:rPr>
+              <w:t xml:space="preserve">Integration</w:t>
+            </w:r>
+          </w:p>
+        </w:tc>
+        <w:tc>
+          <w:tcPr/>
+          <w:p>
+            <w:pPr>
+              <w:pStyle w:val="Compact"/>
+              <w:jc w:val="left"/>
+            </w:pPr>
+            <w:r>
+              <w:t xml:space="preserve">Content managed via PECH platform, remote update, scheduling</w:t>
+            </w:r>
+          </w:p>
+        </w:tc>
+      </w:tr>
+      <w:tr>
+        <w:tc>
+          <w:tcPr/>
+          <w:p>
+            <w:pPr>
+              <w:pStyle w:val="Compact"/>
+              <w:jc w:val="left"/>
+            </w:pPr>
+            <w:r>
+              <w:rPr>
+                <w:bCs/>
+                <w:b/>
+              </w:rPr>
+              <w:t xml:space="preserve">Revenue Model</w:t>
+            </w:r>
+          </w:p>
+        </w:tc>
+        <w:tc>
+          <w:tcPr/>
+          <w:p>
+            <w:pPr>
+              <w:pStyle w:val="Compact"/>
+              <w:jc w:val="left"/>
+            </w:pPr>
+            <w:r>
+              <w:t xml:space="preserve">Hardware sales + advertising revenue share + display-as-a-service</w:t>
+            </w:r>
+          </w:p>
+        </w:tc>
+      </w:tr>
+    </w:tbl>
     <w:p>
       <w:r>
         <w:pict>
@@ -3624,9 +5071,9 @@
         </w:pict>
       </w:r>
     </w:p>
-    <w:bookmarkEnd w:id="35"/>
-    <w:bookmarkEnd w:id="36"/>
-    <w:bookmarkStart w:id="42" w:name="phased-execution-roadmap-18-months"/>
+    <w:bookmarkEnd w:id="42"/>
+    <w:bookmarkEnd w:id="43"/>
+    <w:bookmarkStart w:id="49" w:name="phased-execution-roadmap-18-months"/>
     <w:p>
       <w:pPr>
         <w:pStyle w:val="Heading2"/>
@@ -3635,7 +5082,7 @@
         <w:t xml:space="preserve">6. Phased Execution Roadmap (18 Months)</w:t>
       </w:r>
     </w:p>
-    <w:bookmarkStart w:id="37" w:name="X98da46b5958f3989573f2e7b59977b787380bc0"/>
+    <w:bookmarkStart w:id="44" w:name="X98da46b5958f3989573f2e7b59977b787380bc0"/>
     <w:p>
       <w:pPr>
         <w:pStyle w:val="Heading3"/>
@@ -3897,8 +5344,8 @@
         <w:t xml:space="preserve">₦55,000,000</w:t>
       </w:r>
     </w:p>
-    <w:bookmarkEnd w:id="37"/>
-    <w:bookmarkStart w:id="38" w:name="Xf0a0365064176e60d3934105d22f5dcc47f24a1"/>
+    <w:bookmarkEnd w:id="44"/>
+    <w:bookmarkStart w:id="45" w:name="Xf0a0365064176e60d3934105d22f5dcc47f24a1"/>
     <w:p>
       <w:pPr>
         <w:pStyle w:val="Heading3"/>
@@ -4160,8 +5607,8 @@
         <w:t xml:space="preserve">₦52,000,000</w:t>
       </w:r>
     </w:p>
-    <w:bookmarkEnd w:id="38"/>
-    <w:bookmarkStart w:id="39" w:name="Xe2e283be84accef1faa09254b2d17d9007b94b8"/>
+    <w:bookmarkEnd w:id="45"/>
+    <w:bookmarkStart w:id="46" w:name="Xe2e283be84accef1faa09254b2d17d9007b94b8"/>
     <w:p>
       <w:pPr>
         <w:pStyle w:val="Heading3"/>
@@ -4423,8 +5870,8 @@
         <w:t xml:space="preserve">₦55,000,000</w:t>
       </w:r>
     </w:p>
-    <w:bookmarkEnd w:id="39"/>
-    <w:bookmarkStart w:id="40" w:name="X5adc448996930fe6665b207924169b29823a6d9"/>
+    <w:bookmarkEnd w:id="46"/>
+    <w:bookmarkStart w:id="47" w:name="X5adc448996930fe6665b207924169b29823a6d9"/>
     <w:p>
       <w:pPr>
         <w:pStyle w:val="Heading3"/>
@@ -4686,8 +6133,8 @@
         <w:t xml:space="preserve">₦45,000,000</w:t>
       </w:r>
     </w:p>
-    <w:bookmarkEnd w:id="40"/>
-    <w:bookmarkStart w:id="41" w:name="Xe43cf15c746540d225017a9bf31207112aaccdb"/>
+    <w:bookmarkEnd w:id="47"/>
+    <w:bookmarkStart w:id="48" w:name="Xe43cf15c746540d225017a9bf31207112aaccdb"/>
     <w:p>
       <w:pPr>
         <w:pStyle w:val="Heading3"/>
@@ -5008,9 +6455,9 @@
         </w:pict>
       </w:r>
     </w:p>
-    <w:bookmarkEnd w:id="41"/>
-    <w:bookmarkEnd w:id="42"/>
-    <w:bookmarkStart w:id="46" w:name="capital-deployment-plan"/>
+    <w:bookmarkEnd w:id="48"/>
+    <w:bookmarkEnd w:id="49"/>
+    <w:bookmarkStart w:id="53" w:name="capital-deployment-plan"/>
     <w:p>
       <w:pPr>
         <w:pStyle w:val="Heading2"/>
@@ -5019,7 +6466,7 @@
         <w:t xml:space="preserve">7. Capital Deployment Plan</w:t>
       </w:r>
     </w:p>
-    <w:bookmarkStart w:id="43" w:name="X5712712cc1562a25afa7af1bb9c26052665f0c8"/>
+    <w:bookmarkStart w:id="50" w:name="X5712712cc1562a25afa7af1bb9c26052665f0c8"/>
     <w:p>
       <w:pPr>
         <w:pStyle w:val="Heading3"/>
@@ -5031,14 +6478,14 @@
     <w:tbl>
       <w:tblPr>
         <w:tblStyle w:val="Table"/>
-        <w:tblW w:type="auto" w:w="0"/>
+        <w:tblW w:type="pct" w:w="5000"/>
         <w:tblLook w:firstRow="1" w:lastRow="0" w:firstColumn="0" w:lastColumn="0" w:noHBand="0" w:noVBand="0" w:val="0020"/>
         <w:jc w:val="start"/>
       </w:tblPr>
       <w:tblGrid>
-        <w:gridCol w:w="2640"/>
-        <w:gridCol w:w="2640"/>
-        <w:gridCol w:w="2640"/>
+        <w:gridCol w:w="2475"/>
+        <w:gridCol w:w="2722"/>
+        <w:gridCol w:w="2722"/>
       </w:tblGrid>
       <w:tr>
         <w:trPr>
@@ -5077,6 +6524,48 @@
             </w:pPr>
             <w:r>
               <w:t xml:space="preserve">% of Total</w:t>
+            </w:r>
+          </w:p>
+        </w:tc>
+      </w:tr>
+      <w:tr>
+        <w:tc>
+          <w:tcPr/>
+          <w:p>
+            <w:pPr>
+              <w:pStyle w:val="Compact"/>
+              <w:jc w:val="left"/>
+            </w:pPr>
+            <w:r>
+              <w:rPr>
+                <w:bCs/>
+                <w:b/>
+              </w:rPr>
+              <w:t xml:space="preserve">Hardware Procurement (China Sourcing — 23 SKUs)</w:t>
+            </w:r>
+          </w:p>
+        </w:tc>
+        <w:tc>
+          <w:tcPr/>
+          <w:p>
+            <w:pPr>
+              <w:pStyle w:val="Compact"/>
+              <w:jc w:val="left"/>
+            </w:pPr>
+            <w:r>
+              <w:t xml:space="preserve">₦75,000,000</w:t>
+            </w:r>
+          </w:p>
+        </w:tc>
+        <w:tc>
+          <w:tcPr/>
+          <w:p>
+            <w:pPr>
+              <w:pStyle w:val="Compact"/>
+              <w:jc w:val="left"/>
+            </w:pPr>
+            <w:r>
+              <w:t xml:space="preserve">30.0%</w:t>
             </w:r>
           </w:p>
         </w:tc>
@@ -5106,61 +6595,19 @@
               <w:jc w:val="left"/>
             </w:pPr>
             <w:r>
-              <w:t xml:space="preserve">₦82,000,000</w:t>
-            </w:r>
-          </w:p>
-        </w:tc>
-        <w:tc>
-          <w:tcPr/>
-          <w:p>
-            <w:pPr>
-              <w:pStyle w:val="Compact"/>
-              <w:jc w:val="left"/>
-            </w:pPr>
-            <w:r>
-              <w:t xml:space="preserve">32.8%</w:t>
-            </w:r>
-          </w:p>
-        </w:tc>
-      </w:tr>
-      <w:tr>
-        <w:tc>
-          <w:tcPr/>
-          <w:p>
-            <w:pPr>
-              <w:pStyle w:val="Compact"/>
-              <w:jc w:val="left"/>
-            </w:pPr>
-            <w:r>
-              <w:rPr>
-                <w:bCs/>
-                <w:b/>
-              </w:rPr>
-              <w:t xml:space="preserve">Hardware Procurement (China Sourcing)</w:t>
-            </w:r>
-          </w:p>
-        </w:tc>
-        <w:tc>
-          <w:tcPr/>
-          <w:p>
-            <w:pPr>
-              <w:pStyle w:val="Compact"/>
-              <w:jc w:val="left"/>
-            </w:pPr>
-            <w:r>
-              <w:t xml:space="preserve">₦52,000,000</w:t>
-            </w:r>
-          </w:p>
-        </w:tc>
-        <w:tc>
-          <w:tcPr/>
-          <w:p>
-            <w:pPr>
-              <w:pStyle w:val="Compact"/>
-              <w:jc w:val="left"/>
-            </w:pPr>
-            <w:r>
-              <w:t xml:space="preserve">20.8%</w:t>
+              <w:t xml:space="preserve">₦70,000,000</w:t>
+            </w:r>
+          </w:p>
+        </w:tc>
+        <w:tc>
+          <w:tcPr/>
+          <w:p>
+            <w:pPr>
+              <w:pStyle w:val="Compact"/>
+              <w:jc w:val="left"/>
+            </w:pPr>
+            <w:r>
+              <w:t xml:space="preserve">28.0%</w:t>
             </w:r>
           </w:p>
         </w:tc>
@@ -5220,31 +6667,31 @@
                 <w:bCs/>
                 <w:b/>
               </w:rPr>
-              <w:t xml:space="preserve">Licensing, Legal &amp; Compliance</w:t>
-            </w:r>
-          </w:p>
-        </w:tc>
-        <w:tc>
-          <w:tcPr/>
-          <w:p>
-            <w:pPr>
-              <w:pStyle w:val="Compact"/>
-              <w:jc w:val="left"/>
-            </w:pPr>
-            <w:r>
-              <w:t xml:space="preserve">₦18,750,000</w:t>
-            </w:r>
-          </w:p>
-        </w:tc>
-        <w:tc>
-          <w:tcPr/>
-          <w:p>
-            <w:pPr>
-              <w:pStyle w:val="Compact"/>
-              <w:jc w:val="left"/>
-            </w:pPr>
-            <w:r>
-              <w:t xml:space="preserve">7.5%</w:t>
+              <w:t xml:space="preserve">Marketing &amp; Customer Acquisition</w:t>
+            </w:r>
+          </w:p>
+        </w:tc>
+        <w:tc>
+          <w:tcPr/>
+          <w:p>
+            <w:pPr>
+              <w:pStyle w:val="Compact"/>
+              <w:jc w:val="left"/>
+            </w:pPr>
+            <w:r>
+              <w:t xml:space="preserve">₦22,000,000</w:t>
+            </w:r>
+          </w:p>
+        </w:tc>
+        <w:tc>
+          <w:tcPr/>
+          <w:p>
+            <w:pPr>
+              <w:pStyle w:val="Compact"/>
+              <w:jc w:val="left"/>
+            </w:pPr>
+            <w:r>
+              <w:t xml:space="preserve">8.8%</w:t>
             </w:r>
           </w:p>
         </w:tc>
@@ -5262,31 +6709,31 @@
                 <w:bCs/>
                 <w:b/>
               </w:rPr>
-              <w:t xml:space="preserve">Marketing &amp; Customer Acquisition</w:t>
-            </w:r>
-          </w:p>
-        </w:tc>
-        <w:tc>
-          <w:tcPr/>
-          <w:p>
-            <w:pPr>
-              <w:pStyle w:val="Compact"/>
-              <w:jc w:val="left"/>
-            </w:pPr>
-            <w:r>
-              <w:t xml:space="preserve">₦22,000,000</w:t>
-            </w:r>
-          </w:p>
-        </w:tc>
-        <w:tc>
-          <w:tcPr/>
-          <w:p>
-            <w:pPr>
-              <w:pStyle w:val="Compact"/>
-              <w:jc w:val="left"/>
-            </w:pPr>
-            <w:r>
-              <w:t xml:space="preserve">8.8%</w:t>
+              <w:t xml:space="preserve">Contingency &amp; Emergency Reserve (FX + unforeseen)</w:t>
+            </w:r>
+          </w:p>
+        </w:tc>
+        <w:tc>
+          <w:tcPr/>
+          <w:p>
+            <w:pPr>
+              <w:pStyle w:val="Compact"/>
+              <w:jc w:val="left"/>
+            </w:pPr>
+            <w:r>
+              <w:t xml:space="preserve">₦21,000,000</w:t>
+            </w:r>
+          </w:p>
+        </w:tc>
+        <w:tc>
+          <w:tcPr/>
+          <w:p>
+            <w:pPr>
+              <w:pStyle w:val="Compact"/>
+              <w:jc w:val="left"/>
+            </w:pPr>
+            <w:r>
+              <w:t xml:space="preserve">8.4%</w:t>
             </w:r>
           </w:p>
         </w:tc>
@@ -5388,31 +6835,31 @@
                 <w:bCs/>
                 <w:b/>
               </w:rPr>
-              <w:t xml:space="preserve">Contingency &amp; Emergency Reserve</w:t>
-            </w:r>
-          </w:p>
-        </w:tc>
-        <w:tc>
-          <w:tcPr/>
-          <w:p>
-            <w:pPr>
-              <w:pStyle w:val="Compact"/>
-              <w:jc w:val="left"/>
-            </w:pPr>
-            <w:r>
-              <w:t xml:space="preserve">₦13,250,000</w:t>
-            </w:r>
-          </w:p>
-        </w:tc>
-        <w:tc>
-          <w:tcPr/>
-          <w:p>
-            <w:pPr>
-              <w:pStyle w:val="Compact"/>
-              <w:jc w:val="left"/>
-            </w:pPr>
-            <w:r>
-              <w:t xml:space="preserve">5.3%</w:t>
+              <w:t xml:space="preserve">Licensing, Legal &amp; Compliance</w:t>
+            </w:r>
+          </w:p>
+        </w:tc>
+        <w:tc>
+          <w:tcPr/>
+          <w:p>
+            <w:pPr>
+              <w:pStyle w:val="Compact"/>
+              <w:jc w:val="left"/>
+            </w:pPr>
+            <w:r>
+              <w:t xml:space="preserve">₦10,000,000</w:t>
+            </w:r>
+          </w:p>
+        </w:tc>
+        <w:tc>
+          <w:tcPr/>
+          <w:p>
+            <w:pPr>
+              <w:pStyle w:val="Compact"/>
+              <w:jc w:val="left"/>
+            </w:pPr>
+            <w:r>
+              <w:t xml:space="preserve">4.0%</w:t>
             </w:r>
           </w:p>
         </w:tc>
@@ -5477,45 +6924,35 @@
           <w:bCs/>
           <w:b/>
         </w:rPr>
-        <w:t xml:space="preserve">FUNDING GAP:</w:t>
+        <w:t xml:space="preserve">FUNDING GAPS (Covered by investor’s next tranche):</w:t>
       </w:r>
       <w:r>
         <w:t xml:space="preserve"> </w:t>
       </w:r>
       <w:r>
-        <w:t xml:space="preserve">PSSP regulatory capital (₦200M for CBN share capital + escrow) is</w:t>
+        <w:t xml:space="preserve">- PSSP License: ~₦205M (₦100M share capital + ₦100M escrow + fees + PCI DSS)</w:t>
       </w:r>
       <w:r>
         <w:t xml:space="preserve"> </w:t>
       </w:r>
       <w:r>
-        <w:rPr>
-          <w:bCs/>
-          <w:b/>
-        </w:rPr>
-        <w:t xml:space="preserve">not covered</w:t>
+        <w:t xml:space="preserve">- PTSP License: ~₦201M (₦100M share capital + ₦100M escrow + fees)</w:t>
       </w:r>
       <w:r>
         <w:t xml:space="preserve"> </w:t>
       </w:r>
       <w:r>
-        <w:t xml:space="preserve">by this initial ₦250M.</w:t>
+        <w:t xml:space="preserve">- Payment processing in Phase 1–3 uses licensed PSP partners (Paystack/Flutterwave)</w:t>
       </w:r>
       <w:r>
         <w:t xml:space="preserve"> </w:t>
       </w:r>
       <w:r>
-        <w:t xml:space="preserve">Payment processing in Phase 1–3 uses licensed PSP partners (Paystack/Flutterwave).</w:t>
-      </w:r>
-      <w:r>
-        <w:t xml:space="preserve"> </w:t>
-      </w:r>
-      <w:r>
-        <w:t xml:space="preserve">Own PSSP license will be pursued when the investor injects additional capital as the business gains traction.</w:t>
+        <w:t xml:space="preserve">- Own PSSP/PTSP licenses pursued when investor injects additional capital</w:t>
       </w:r>
     </w:p>
-    <w:bookmarkEnd w:id="43"/>
-    <w:bookmarkStart w:id="44" w:name="monthly-cash-flow-projection"/>
+    <w:bookmarkEnd w:id="50"/>
+    <w:bookmarkStart w:id="51" w:name="monthly-cash-flow-projection"/>
     <w:p>
       <w:pPr>
         <w:pStyle w:val="Heading3"/>
@@ -5994,8 +7431,8 @@
         <w:t xml:space="preserve">Month 14–16 (operational break-even)</w:t>
       </w:r>
     </w:p>
-    <w:bookmarkEnd w:id="44"/>
-    <w:bookmarkStart w:id="45" w:name="budget-allocation-visual"/>
+    <w:bookmarkEnd w:id="51"/>
+    <w:bookmarkStart w:id="52" w:name="budget-allocation-visual"/>
     <w:p>
       <w:pPr>
         <w:pStyle w:val="Heading3"/>
@@ -6012,7 +7449,7 @@
         <w:rPr>
           <w:rStyle w:val="VerbatimChar"/>
         </w:rPr>
-        <w:t xml:space="preserve">  Human Capital     ████████████████████████████████░  32.8%  ₦82M</w:t>
+        <w:t xml:space="preserve">  Hardware (23 SKUs)██████████████████████████████░░  30.0%  ₦75M</w:t>
       </w:r>
       <w:r>
         <w:br/>
@@ -6021,7 +7458,7 @@
         <w:rPr>
           <w:rStyle w:val="VerbatimChar"/>
         </w:rPr>
-        <w:t xml:space="preserve">  Hardware          ████████████████████░░░░░░░░░░░░  20.8%  ₦52M</w:t>
+        <w:t xml:space="preserve">  Human Capital     ████████████████████████████░░░░  28.0%  ₦70M</w:t>
       </w:r>
       <w:r>
         <w:br/>
@@ -6048,7 +7485,7 @@
         <w:rPr>
           <w:rStyle w:val="VerbatimChar"/>
         </w:rPr>
-        <w:t xml:space="preserve">  Legal/Compliance  ███████░░░░░░░░░░░░░░░░░░░░░░░░   7.5%  ₦18.75M</w:t>
+        <w:t xml:space="preserve">  Contingency/FX    ████████░░░░░░░░░░░░░░░░░░░░░░░   8.4%  ₦21M</w:t>
       </w:r>
       <w:r>
         <w:br/>
@@ -6066,7 +7503,7 @@
         <w:rPr>
           <w:rStyle w:val="VerbatimChar"/>
         </w:rPr>
-        <w:t xml:space="preserve">  Contingency       █████░░░░░░░░░░░░░░░░░░░░░░░░░░   5.3%  ₦13.25M</w:t>
+        <w:t xml:space="preserve">  Logistics Setup   ████░░░░░░░░░░░░░░░░░░░░░░░░░░░   4.8%  ₦12M</w:t>
       </w:r>
       <w:r>
         <w:br/>
@@ -6075,7 +7512,7 @@
         <w:rPr>
           <w:rStyle w:val="VerbatimChar"/>
         </w:rPr>
-        <w:t xml:space="preserve">  Logistics Setup   ████░░░░░░░░░░░░░░░░░░░░░░░░░░░   4.8%  ₦12M</w:t>
+        <w:t xml:space="preserve">  Legal/Compliance  ████░░░░░░░░░░░░░░░░░░░░░░░░░░░   4.0%  ₦10M</w:t>
       </w:r>
       <w:r>
         <w:br/>
@@ -6087,7 +7524,7 @@
         <w:rPr>
           <w:rStyle w:val="VerbatimChar"/>
         </w:rPr>
-        <w:t xml:space="preserve">  * PSSP regulatory capital (₦200M) NOT included — requires separate raise</w:t>
+        <w:t xml:space="preserve">  * PSSP/PTSP capital (~₦400M+) funded by investor's next tranche</w:t>
       </w:r>
     </w:p>
     <w:p>
@@ -6097,9 +7534,9 @@
         </w:pict>
       </w:r>
     </w:p>
-    <w:bookmarkEnd w:id="45"/>
-    <w:bookmarkEnd w:id="46"/>
-    <w:bookmarkStart w:id="54" w:name="human-capital-hiring-plan"/>
+    <w:bookmarkEnd w:id="52"/>
+    <w:bookmarkEnd w:id="53"/>
+    <w:bookmarkStart w:id="61" w:name="human-capital-hiring-plan"/>
     <w:p>
       <w:pPr>
         <w:pStyle w:val="Heading2"/>
@@ -6108,7 +7545,7 @@
         <w:t xml:space="preserve">8. Human Capital &amp; Hiring Plan</w:t>
       </w:r>
     </w:p>
-    <w:bookmarkStart w:id="52" w:name="phase-by-phase-hiring"/>
+    <w:bookmarkStart w:id="59" w:name="phase-by-phase-hiring"/>
     <w:p>
       <w:pPr>
         <w:pStyle w:val="Heading3"/>
@@ -6117,13 +7554,13 @@
         <w:t xml:space="preserve">8.1 Phase-by-Phase Hiring</w:t>
       </w:r>
     </w:p>
-    <w:bookmarkStart w:id="47" w:name="X2bce04a6448fea14e1973adcb36645487f22fbc"/>
+    <w:bookmarkStart w:id="54" w:name="X357b7cd61abf71aac01f8995ac8f151a6f03a25"/>
     <w:p>
       <w:pPr>
         <w:pStyle w:val="Heading4"/>
       </w:pPr>
       <w:r>
-        <w:t xml:space="preserve">Phase 1 (Months 0–3): Foundation Team — 7 People</w:t>
+        <w:t xml:space="preserve">Phase 1 (Months 0–3): Foundation Team — 5 People</w:t>
       </w:r>
     </w:p>
     <w:tbl>
@@ -6512,25 +7949,19 @@
                 <w:bCs/>
                 <w:b/>
               </w:rPr>
-              <w:t xml:space="preserve">Compliance Advisor</w:t>
-            </w:r>
-            <w:r>
-              <w:t xml:space="preserve"> </w:t>
-            </w:r>
-            <w:r>
-              <w:t xml:space="preserve">(Part-time)</w:t>
-            </w:r>
-          </w:p>
-        </w:tc>
-        <w:tc>
-          <w:tcPr/>
-          <w:p>
-            <w:pPr>
-              <w:pStyle w:val="Compact"/>
-              <w:jc w:val="left"/>
-            </w:pPr>
-            <w:r>
-              <w:t xml:space="preserve">₦200,000</w:t>
+              <w:t xml:space="preserve">Market Operations Manager</w:t>
+            </w:r>
+          </w:p>
+        </w:tc>
+        <w:tc>
+          <w:tcPr/>
+          <w:p>
+            <w:pPr>
+              <w:pStyle w:val="Compact"/>
+              <w:jc w:val="left"/>
+            </w:pPr>
+            <w:r>
+              <w:t xml:space="preserve">₦300,000</w:t>
             </w:r>
           </w:p>
         </w:tc>
@@ -6554,145 +7985,7 @@
               <w:jc w:val="left"/>
             </w:pPr>
             <w:r>
-              <w:t xml:space="preserve">Avoid fatal regulatory mistakes</w:t>
-            </w:r>
-          </w:p>
-        </w:tc>
-      </w:tr>
-      <w:tr>
-        <w:tc>
-          <w:tcPr/>
-          <w:p>
-            <w:pPr>
-              <w:pStyle w:val="Compact"/>
-              <w:jc w:val="left"/>
-            </w:pPr>
-            <w:r>
-              <w:t xml:space="preserve">6</w:t>
-            </w:r>
-          </w:p>
-        </w:tc>
-        <w:tc>
-          <w:tcPr/>
-          <w:p>
-            <w:pPr>
-              <w:pStyle w:val="Compact"/>
-              <w:jc w:val="left"/>
-            </w:pPr>
-            <w:r>
-              <w:rPr>
-                <w:bCs/>
-                <w:b/>
-              </w:rPr>
-              <w:t xml:space="preserve">Market Operations Manager</w:t>
-            </w:r>
-          </w:p>
-        </w:tc>
-        <w:tc>
-          <w:tcPr/>
-          <w:p>
-            <w:pPr>
-              <w:pStyle w:val="Compact"/>
-              <w:jc w:val="left"/>
-            </w:pPr>
-            <w:r>
-              <w:t xml:space="preserve">₦300,000</w:t>
-            </w:r>
-          </w:p>
-        </w:tc>
-        <w:tc>
-          <w:tcPr/>
-          <w:p>
-            <w:pPr>
-              <w:pStyle w:val="Compact"/>
-              <w:jc w:val="left"/>
-            </w:pPr>
-            <w:r>
-              <w:t xml:space="preserve">—</w:t>
-            </w:r>
-          </w:p>
-        </w:tc>
-        <w:tc>
-          <w:tcPr/>
-          <w:p>
-            <w:pPr>
-              <w:pStyle w:val="Compact"/>
-              <w:jc w:val="left"/>
-            </w:pPr>
-            <w:r>
               <w:t xml:space="preserve">Market politics + onboarding</w:t>
-            </w:r>
-          </w:p>
-        </w:tc>
-      </w:tr>
-      <w:tr>
-        <w:tc>
-          <w:tcPr/>
-          <w:p>
-            <w:pPr>
-              <w:pStyle w:val="Compact"/>
-              <w:jc w:val="left"/>
-            </w:pPr>
-            <w:r>
-              <w:t xml:space="preserve">7</w:t>
-            </w:r>
-          </w:p>
-        </w:tc>
-        <w:tc>
-          <w:tcPr/>
-          <w:p>
-            <w:pPr>
-              <w:pStyle w:val="Compact"/>
-              <w:jc w:val="left"/>
-            </w:pPr>
-            <w:r>
-              <w:rPr>
-                <w:bCs/>
-                <w:b/>
-              </w:rPr>
-              <w:t xml:space="preserve">UI/UX Designer</w:t>
-            </w:r>
-            <w:r>
-              <w:t xml:space="preserve"> </w:t>
-            </w:r>
-            <w:r>
-              <w:t xml:space="preserve">(Contract)</w:t>
-            </w:r>
-          </w:p>
-        </w:tc>
-        <w:tc>
-          <w:tcPr/>
-          <w:p>
-            <w:pPr>
-              <w:pStyle w:val="Compact"/>
-              <w:jc w:val="left"/>
-            </w:pPr>
-            <w:r>
-              <w:t xml:space="preserve">₦250,000</w:t>
-            </w:r>
-          </w:p>
-        </w:tc>
-        <w:tc>
-          <w:tcPr/>
-          <w:p>
-            <w:pPr>
-              <w:pStyle w:val="Compact"/>
-              <w:jc w:val="left"/>
-            </w:pPr>
-            <w:r>
-              <w:t xml:space="preserve">—</w:t>
-            </w:r>
-          </w:p>
-        </w:tc>
-        <w:tc>
-          <w:tcPr/>
-          <w:p>
-            <w:pPr>
-              <w:pStyle w:val="Compact"/>
-              <w:jc w:val="left"/>
-            </w:pPr>
-            <w:r>
-              <w:t xml:space="preserve">All 5 platforms need design</w:t>
             </w:r>
           </w:p>
         </w:tc>
@@ -6713,7 +8006,7 @@
         <w:t xml:space="preserve"> </w:t>
       </w:r>
       <w:r>
-        <w:t xml:space="preserve">₦2,400,000</w:t>
+        <w:t xml:space="preserve">₦1,950,000</w:t>
       </w:r>
       <w:r>
         <w:t xml:space="preserve"> </w:t>
@@ -6729,17 +8022,25 @@
         <w:t xml:space="preserve"> </w:t>
       </w:r>
       <w:r>
-        <w:t xml:space="preserve">₦7,200,000</w:t>
+        <w:t xml:space="preserve">₦5,850,000</w:t>
       </w:r>
     </w:p>
-    <w:bookmarkEnd w:id="47"/>
-    <w:bookmarkStart w:id="48" w:name="Xf2abd0d179e2c0dde6a4e25da3f8f2452c9a37b"/>
+    <w:p>
+      <w:pPr>
+        <w:pStyle w:val="BlockText"/>
+      </w:pPr>
+      <w:r>
+        <w:t xml:space="preserve">Compliance handled by legal retainer (₦100K/mo). UI/UX contracted per-project basis.</w:t>
+      </w:r>
+    </w:p>
+    <w:bookmarkEnd w:id="54"/>
+    <w:bookmarkStart w:id="55" w:name="phase-2-months-46-mvp-pilot-9-people"/>
     <w:p>
       <w:pPr>
         <w:pStyle w:val="Heading4"/>
       </w:pPr>
       <w:r>
-        <w:t xml:space="preserve">Phase 2 (Months 4–6): Field Expansion — 12 People</w:t>
+        <w:t xml:space="preserve">Phase 2 (Months 4–6): MVP &amp; Pilot — 9 People</w:t>
       </w:r>
     </w:p>
     <w:tbl>
@@ -6817,7 +8118,7 @@
               <w:jc w:val="left"/>
             </w:pPr>
             <w:r>
-              <w:t xml:space="preserve">8</w:t>
+              <w:t xml:space="preserve">6</w:t>
             </w:r>
           </w:p>
         </w:tc>
@@ -6857,21 +8158,21 @@
               <w:jc w:val="left"/>
             </w:pPr>
             <w:r>
-              <w:t xml:space="preserve">Firmware + device integration</w:t>
-            </w:r>
-          </w:p>
-        </w:tc>
-      </w:tr>
-      <w:tr>
-        <w:tc>
-          <w:tcPr/>
-          <w:p>
-            <w:pPr>
-              <w:pStyle w:val="Compact"/>
-              <w:jc w:val="left"/>
-            </w:pPr>
-            <w:r>
-              <w:t xml:space="preserve">9</w:t>
+              <w:t xml:space="preserve">Firmware + device integration + water controllers</w:t>
+            </w:r>
+          </w:p>
+        </w:tc>
+      </w:tr>
+      <w:tr>
+        <w:tc>
+          <w:tcPr/>
+          <w:p>
+            <w:pPr>
+              <w:pStyle w:val="Compact"/>
+              <w:jc w:val="left"/>
+            </w:pPr>
+            <w:r>
+              <w:t xml:space="preserve">7</w:t>
             </w:r>
           </w:p>
         </w:tc>
@@ -6925,7 +8226,7 @@
               <w:jc w:val="left"/>
             </w:pPr>
             <w:r>
-              <w:t xml:space="preserve">10–12</w:t>
+              <w:t xml:space="preserve">8–9</w:t>
             </w:r>
           </w:p>
         </w:tc>
@@ -6941,7 +8242,7 @@
                 <w:bCs/>
                 <w:b/>
               </w:rPr>
-              <w:t xml:space="preserve">Field Agents (3 contract)</w:t>
+              <w:t xml:space="preserve">Field Agents (2 contract)</w:t>
             </w:r>
           </w:p>
         </w:tc>
@@ -6986,7 +8287,7 @@
         <w:t xml:space="preserve"> </w:t>
       </w:r>
       <w:r>
-        <w:t xml:space="preserve">₦3,990,000</w:t>
+        <w:t xml:space="preserve">₦3,060,000</w:t>
       </w:r>
       <w:r>
         <w:t xml:space="preserve"> </w:t>
@@ -7002,17 +8303,17 @@
         <w:t xml:space="preserve"> </w:t>
       </w:r>
       <w:r>
-        <w:t xml:space="preserve">₦11,970,000</w:t>
+        <w:t xml:space="preserve">₦9,180,000</w:t>
       </w:r>
     </w:p>
-    <w:bookmarkEnd w:id="48"/>
-    <w:bookmarkStart w:id="49" w:name="phase-3-months-79-market-entry-18-people"/>
+    <w:bookmarkEnd w:id="55"/>
+    <w:bookmarkStart w:id="56" w:name="phase-3-months-79-market-entry-13-people"/>
     <w:p>
       <w:pPr>
         <w:pStyle w:val="Heading4"/>
       </w:pPr>
       <w:r>
-        <w:t xml:space="preserve">Phase 3 (Months 7–9): Market Entry — 18 People</w:t>
+        <w:t xml:space="preserve">Phase 3 (Months 7–9): Market Entry — 13 People</w:t>
       </w:r>
     </w:p>
     <w:tbl>
@@ -7090,7 +8391,7 @@
               <w:jc w:val="left"/>
             </w:pPr>
             <w:r>
-              <w:t xml:space="preserve">13</w:t>
+              <w:t xml:space="preserve">10</w:t>
             </w:r>
           </w:p>
         </w:tc>
@@ -7144,7 +8445,7 @@
               <w:jc w:val="left"/>
             </w:pPr>
             <w:r>
-              <w:t xml:space="preserve">14</w:t>
+              <w:t xml:space="preserve">11</w:t>
             </w:r>
           </w:p>
         </w:tc>
@@ -7198,7 +8499,7 @@
               <w:jc w:val="left"/>
             </w:pPr>
             <w:r>
-              <w:t xml:space="preserve">15–17</w:t>
+              <w:t xml:space="preserve">12–13</w:t>
             </w:r>
           </w:p>
         </w:tc>
@@ -7214,7 +8515,7 @@
                 <w:bCs/>
                 <w:b/>
               </w:rPr>
-              <w:t xml:space="preserve">Support Representatives (3)</w:t>
+              <w:t xml:space="preserve">Support Representatives (2)</w:t>
             </w:r>
           </w:p>
         </w:tc>
@@ -7239,60 +8540,6 @@
             </w:pPr>
             <w:r>
               <w:t xml:space="preserve">Scale merchant support</w:t>
-            </w:r>
-          </w:p>
-        </w:tc>
-      </w:tr>
-      <w:tr>
-        <w:tc>
-          <w:tcPr/>
-          <w:p>
-            <w:pPr>
-              <w:pStyle w:val="Compact"/>
-              <w:jc w:val="left"/>
-            </w:pPr>
-            <w:r>
-              <w:t xml:space="preserve">18</w:t>
-            </w:r>
-          </w:p>
-        </w:tc>
-        <w:tc>
-          <w:tcPr/>
-          <w:p>
-            <w:pPr>
-              <w:pStyle w:val="Compact"/>
-              <w:jc w:val="left"/>
-            </w:pPr>
-            <w:r>
-              <w:rPr>
-                <w:bCs/>
-                <w:b/>
-              </w:rPr>
-              <w:t xml:space="preserve">Additional Field Agents (5)</w:t>
-            </w:r>
-          </w:p>
-        </w:tc>
-        <w:tc>
-          <w:tcPr/>
-          <w:p>
-            <w:pPr>
-              <w:pStyle w:val="Compact"/>
-              <w:jc w:val="left"/>
-            </w:pPr>
-            <w:r>
-              <w:t xml:space="preserve">₦80,000 each</w:t>
-            </w:r>
-          </w:p>
-        </w:tc>
-        <w:tc>
-          <w:tcPr/>
-          <w:p>
-            <w:pPr>
-              <w:pStyle w:val="Compact"/>
-              <w:jc w:val="left"/>
-            </w:pPr>
-            <w:r>
-              <w:t xml:space="preserve">Expand to 2nd/3rd market</w:t>
             </w:r>
           </w:p>
         </w:tc>
@@ -7313,7 +8560,7 @@
         <w:t xml:space="preserve"> </w:t>
       </w:r>
       <w:r>
-        <w:t xml:space="preserve">₦5,890,000</w:t>
+        <w:t xml:space="preserve">₦4,310,000</w:t>
       </w:r>
       <w:r>
         <w:t xml:space="preserve"> </w:t>
@@ -7329,17 +8576,17 @@
         <w:t xml:space="preserve"> </w:t>
       </w:r>
       <w:r>
-        <w:t xml:space="preserve">₦17,670,000</w:t>
+        <w:t xml:space="preserve">₦12,930,000</w:t>
       </w:r>
     </w:p>
-    <w:bookmarkEnd w:id="49"/>
-    <w:bookmarkStart w:id="50" w:name="X14fc500406a179ba180689acbbf78cc1051d44b"/>
+    <w:bookmarkEnd w:id="56"/>
+    <w:bookmarkStart w:id="57" w:name="Xe241a8f8399d2f0130b74af1fdbf5c89cb1addf"/>
     <w:p>
       <w:pPr>
         <w:pStyle w:val="Heading4"/>
       </w:pPr>
       <w:r>
-        <w:t xml:space="preserve">Phase 4 (Months 10–12): Revenue Scale — 25 People</w:t>
+        <w:t xml:space="preserve">Phase 4 (Months 10–12): Revenue Scale — 18 People</w:t>
       </w:r>
     </w:p>
     <w:tbl>
@@ -7417,61 +8664,7 @@
               <w:jc w:val="left"/>
             </w:pPr>
             <w:r>
-              <w:t xml:space="preserve">19</w:t>
-            </w:r>
-          </w:p>
-        </w:tc>
-        <w:tc>
-          <w:tcPr/>
-          <w:p>
-            <w:pPr>
-              <w:pStyle w:val="Compact"/>
-              <w:jc w:val="left"/>
-            </w:pPr>
-            <w:r>
-              <w:rPr>
-                <w:bCs/>
-                <w:b/>
-              </w:rPr>
-              <w:t xml:space="preserve">Risk &amp; Fraud Analyst</w:t>
-            </w:r>
-          </w:p>
-        </w:tc>
-        <w:tc>
-          <w:tcPr/>
-          <w:p>
-            <w:pPr>
-              <w:pStyle w:val="Compact"/>
-              <w:jc w:val="left"/>
-            </w:pPr>
-            <w:r>
-              <w:t xml:space="preserve">₦400,000</w:t>
-            </w:r>
-          </w:p>
-        </w:tc>
-        <w:tc>
-          <w:tcPr/>
-          <w:p>
-            <w:pPr>
-              <w:pStyle w:val="Compact"/>
-              <w:jc w:val="left"/>
-            </w:pPr>
-            <w:r>
-              <w:t xml:space="preserve">Regulator confidence</w:t>
-            </w:r>
-          </w:p>
-        </w:tc>
-      </w:tr>
-      <w:tr>
-        <w:tc>
-          <w:tcPr/>
-          <w:p>
-            <w:pPr>
-              <w:pStyle w:val="Compact"/>
-              <w:jc w:val="left"/>
-            </w:pPr>
-            <w:r>
-              <w:t xml:space="preserve">20</w:t>
+              <w:t xml:space="preserve">14</w:t>
             </w:r>
           </w:p>
         </w:tc>
@@ -7525,7 +8718,7 @@
               <w:jc w:val="left"/>
             </w:pPr>
             <w:r>
-              <w:t xml:space="preserve">21–23</w:t>
+              <w:t xml:space="preserve">15–16</w:t>
             </w:r>
           </w:p>
         </w:tc>
@@ -7541,7 +8734,7 @@
                 <w:bCs/>
                 <w:b/>
               </w:rPr>
-              <w:t xml:space="preserve">Junior Engineers (3)</w:t>
+              <w:t xml:space="preserve">Junior Engineers (2)</w:t>
             </w:r>
           </w:p>
         </w:tc>
@@ -7579,7 +8772,7 @@
               <w:jc w:val="left"/>
             </w:pPr>
             <w:r>
-              <w:t xml:space="preserve">24–25</w:t>
+              <w:t xml:space="preserve">17–18</w:t>
             </w:r>
           </w:p>
         </w:tc>
@@ -7595,31 +8788,31 @@
                 <w:bCs/>
                 <w:b/>
               </w:rPr>
-              <w:t xml:space="preserve">Additional Support (2)</w:t>
-            </w:r>
-          </w:p>
-        </w:tc>
-        <w:tc>
-          <w:tcPr/>
-          <w:p>
-            <w:pPr>
-              <w:pStyle w:val="Compact"/>
-              <w:jc w:val="left"/>
-            </w:pPr>
-            <w:r>
-              <w:t xml:space="preserve">₦150,000 each</w:t>
-            </w:r>
-          </w:p>
-        </w:tc>
-        <w:tc>
-          <w:tcPr/>
-          <w:p>
-            <w:pPr>
-              <w:pStyle w:val="Compact"/>
-              <w:jc w:val="left"/>
-            </w:pPr>
-            <w:r>
-              <w:t xml:space="preserve">Service quality</w:t>
+              <w:t xml:space="preserve">Additional Field Agents (2)</w:t>
+            </w:r>
+          </w:p>
+        </w:tc>
+        <w:tc>
+          <w:tcPr/>
+          <w:p>
+            <w:pPr>
+              <w:pStyle w:val="Compact"/>
+              <w:jc w:val="left"/>
+            </w:pPr>
+            <w:r>
+              <w:t xml:space="preserve">₦80,000 each</w:t>
+            </w:r>
+          </w:p>
+        </w:tc>
+        <w:tc>
+          <w:tcPr/>
+          <w:p>
+            <w:pPr>
+              <w:pStyle w:val="Compact"/>
+              <w:jc w:val="left"/>
+            </w:pPr>
+            <w:r>
+              <w:t xml:space="preserve">2nd/3rd market</w:t>
             </w:r>
           </w:p>
         </w:tc>
@@ -7640,7 +8833,7 @@
         <w:t xml:space="preserve"> </w:t>
       </w:r>
       <w:r>
-        <w:t xml:space="preserve">₦7,840,000</w:t>
+        <w:t xml:space="preserve">₦5,320,000</w:t>
       </w:r>
       <w:r>
         <w:t xml:space="preserve"> </w:t>
@@ -7656,17 +8849,17 @@
         <w:t xml:space="preserve"> </w:t>
       </w:r>
       <w:r>
-        <w:t xml:space="preserve">₦23,520,000</w:t>
+        <w:t xml:space="preserve">₦15,960,000</w:t>
       </w:r>
     </w:p>
-    <w:bookmarkEnd w:id="50"/>
-    <w:bookmarkStart w:id="51" w:name="Xa590001bb274e30dd3f065432e2b5fdd26ccb94"/>
+    <w:bookmarkEnd w:id="57"/>
+    <w:bookmarkStart w:id="58" w:name="X2f5b18de78adcad7ed1f5ae9ccdf477fae6b591"/>
     <w:p>
       <w:pPr>
         <w:pStyle w:val="Heading4"/>
       </w:pPr>
       <w:r>
-        <w:t xml:space="preserve">Phase 5 (Months 13–18): Ecosystem Maturity — 30-35 People</w:t>
+        <w:t xml:space="preserve">Phase 5 (Months 13–18): Ecosystem Maturity — 22-25 People</w:t>
       </w:r>
     </w:p>
     <w:tbl>
@@ -7744,7 +8937,7 @@
               <w:jc w:val="left"/>
             </w:pPr>
             <w:r>
-              <w:t xml:space="preserve">26</w:t>
+              <w:t xml:space="preserve">19</w:t>
             </w:r>
           </w:p>
         </w:tc>
@@ -7798,7 +8991,7 @@
               <w:jc w:val="left"/>
             </w:pPr>
             <w:r>
-              <w:t xml:space="preserve">27</w:t>
+              <w:t xml:space="preserve">20</w:t>
             </w:r>
           </w:p>
         </w:tc>
@@ -7852,7 +9045,7 @@
               <w:jc w:val="left"/>
             </w:pPr>
             <w:r>
-              <w:t xml:space="preserve">28</w:t>
+              <w:t xml:space="preserve">21</w:t>
             </w:r>
           </w:p>
         </w:tc>
@@ -7868,45 +9061,45 @@
                 <w:bCs/>
                 <w:b/>
               </w:rPr>
-              <w:t xml:space="preserve">Content &amp; Training Manager</w:t>
-            </w:r>
-          </w:p>
-        </w:tc>
-        <w:tc>
-          <w:tcPr/>
-          <w:p>
-            <w:pPr>
-              <w:pStyle w:val="Compact"/>
-              <w:jc w:val="left"/>
-            </w:pPr>
-            <w:r>
-              <w:t xml:space="preserve">₦250,000</w:t>
-            </w:r>
-          </w:p>
-        </w:tc>
-        <w:tc>
-          <w:tcPr/>
-          <w:p>
-            <w:pPr>
-              <w:pStyle w:val="Compact"/>
-              <w:jc w:val="left"/>
-            </w:pPr>
-            <w:r>
-              <w:t xml:space="preserve">Installer certification</w:t>
-            </w:r>
-          </w:p>
-        </w:tc>
-      </w:tr>
-      <w:tr>
-        <w:tc>
-          <w:tcPr/>
-          <w:p>
-            <w:pPr>
-              <w:pStyle w:val="Compact"/>
-              <w:jc w:val="left"/>
-            </w:pPr>
-            <w:r>
-              <w:t xml:space="preserve">29–30</w:t>
+              <w:t xml:space="preserve">Regional Field Coordinator</w:t>
+            </w:r>
+          </w:p>
+        </w:tc>
+        <w:tc>
+          <w:tcPr/>
+          <w:p>
+            <w:pPr>
+              <w:pStyle w:val="Compact"/>
+              <w:jc w:val="left"/>
+            </w:pPr>
+            <w:r>
+              <w:t xml:space="preserve">₦150,000</w:t>
+            </w:r>
+          </w:p>
+        </w:tc>
+        <w:tc>
+          <w:tcPr/>
+          <w:p>
+            <w:pPr>
+              <w:pStyle w:val="Compact"/>
+              <w:jc w:val="left"/>
+            </w:pPr>
+            <w:r>
+              <w:t xml:space="preserve">Abuja expansion</w:t>
+            </w:r>
+          </w:p>
+        </w:tc>
+      </w:tr>
+      <w:tr>
+        <w:tc>
+          <w:tcPr/>
+          <w:p>
+            <w:pPr>
+              <w:pStyle w:val="Compact"/>
+              <w:jc w:val="left"/>
+            </w:pPr>
+            <w:r>
+              <w:t xml:space="preserve">22–25</w:t>
             </w:r>
           </w:p>
         </w:tc>
@@ -7922,61 +9115,7 @@
                 <w:bCs/>
                 <w:b/>
               </w:rPr>
-              <w:t xml:space="preserve">Regional Field Coordinators (2)</w:t>
-            </w:r>
-          </w:p>
-        </w:tc>
-        <w:tc>
-          <w:tcPr/>
-          <w:p>
-            <w:pPr>
-              <w:pStyle w:val="Compact"/>
-              <w:jc w:val="left"/>
-            </w:pPr>
-            <w:r>
-              <w:t xml:space="preserve">₦200,000 each</w:t>
-            </w:r>
-          </w:p>
-        </w:tc>
-        <w:tc>
-          <w:tcPr/>
-          <w:p>
-            <w:pPr>
-              <w:pStyle w:val="Compact"/>
-              <w:jc w:val="left"/>
-            </w:pPr>
-            <w:r>
-              <w:t xml:space="preserve">Abuja + other cities</w:t>
-            </w:r>
-          </w:p>
-        </w:tc>
-      </w:tr>
-      <w:tr>
-        <w:tc>
-          <w:tcPr/>
-          <w:p>
-            <w:pPr>
-              <w:pStyle w:val="Compact"/>
-              <w:jc w:val="left"/>
-            </w:pPr>
-            <w:r>
-              <w:t xml:space="preserve">31–35</w:t>
-            </w:r>
-          </w:p>
-        </w:tc>
-        <w:tc>
-          <w:tcPr/>
-          <w:p>
-            <w:pPr>
-              <w:pStyle w:val="Compact"/>
-              <w:jc w:val="left"/>
-            </w:pPr>
-            <w:r>
-              <w:rPr>
-                <w:bCs/>
-                <w:b/>
-              </w:rPr>
-              <w:t xml:space="preserve">Additional Field Agents (5)</w:t>
+              <w:t xml:space="preserve">Additional Field Agents (4)</w:t>
             </w:r>
           </w:p>
         </w:tc>
@@ -8021,7 +9160,7 @@
         <w:t xml:space="preserve"> </w:t>
       </w:r>
       <w:r>
-        <w:t xml:space="preserve">₦9,390,000</w:t>
+        <w:t xml:space="preserve">₦6,690,000</w:t>
       </w:r>
       <w:r>
         <w:t xml:space="preserve"> </w:t>
@@ -8037,12 +9176,12 @@
         <w:t xml:space="preserve"> </w:t>
       </w:r>
       <w:r>
-        <w:t xml:space="preserve">₦56,340,000</w:t>
+        <w:t xml:space="preserve">₦40,140,000</w:t>
       </w:r>
     </w:p>
-    <w:bookmarkEnd w:id="51"/>
-    <w:bookmarkEnd w:id="52"/>
-    <w:bookmarkStart w:id="53" w:name="total-human-capital-cost-18-months"/>
+    <w:bookmarkEnd w:id="58"/>
+    <w:bookmarkEnd w:id="59"/>
+    <w:bookmarkStart w:id="60" w:name="total-human-capital-cost-18-months"/>
     <w:p>
       <w:pPr>
         <w:pStyle w:val="Heading3"/>
@@ -8150,19 +9289,19 @@
               <w:jc w:val="left"/>
             </w:pPr>
             <w:r>
-              <w:t xml:space="preserve">₦2,400,000</w:t>
-            </w:r>
-          </w:p>
-        </w:tc>
-        <w:tc>
-          <w:tcPr/>
-          <w:p>
-            <w:pPr>
-              <w:pStyle w:val="Compact"/>
-              <w:jc w:val="left"/>
-            </w:pPr>
-            <w:r>
-              <w:t xml:space="preserve">₦7,200,000</w:t>
+              <w:t xml:space="preserve">₦1,950,000</w:t>
+            </w:r>
+          </w:p>
+        </w:tc>
+        <w:tc>
+          <w:tcPr/>
+          <w:p>
+            <w:pPr>
+              <w:pStyle w:val="Compact"/>
+              <w:jc w:val="left"/>
+            </w:pPr>
+            <w:r>
+              <w:t xml:space="preserve">₦5,850,000</w:t>
             </w:r>
           </w:p>
         </w:tc>
@@ -8200,19 +9339,19 @@
               <w:jc w:val="left"/>
             </w:pPr>
             <w:r>
-              <w:t xml:space="preserve">₦3,990,000</w:t>
-            </w:r>
-          </w:p>
-        </w:tc>
-        <w:tc>
-          <w:tcPr/>
-          <w:p>
-            <w:pPr>
-              <w:pStyle w:val="Compact"/>
-              <w:jc w:val="left"/>
-            </w:pPr>
-            <w:r>
-              <w:t xml:space="preserve">₦11,970,000</w:t>
+              <w:t xml:space="preserve">₦3,060,000</w:t>
+            </w:r>
+          </w:p>
+        </w:tc>
+        <w:tc>
+          <w:tcPr/>
+          <w:p>
+            <w:pPr>
+              <w:pStyle w:val="Compact"/>
+              <w:jc w:val="left"/>
+            </w:pPr>
+            <w:r>
+              <w:t xml:space="preserve">₦9,180,000</w:t>
             </w:r>
           </w:p>
         </w:tc>
@@ -8250,19 +9389,19 @@
               <w:jc w:val="left"/>
             </w:pPr>
             <w:r>
-              <w:t xml:space="preserve">₦5,890,000</w:t>
-            </w:r>
-          </w:p>
-        </w:tc>
-        <w:tc>
-          <w:tcPr/>
-          <w:p>
-            <w:pPr>
-              <w:pStyle w:val="Compact"/>
-              <w:jc w:val="left"/>
-            </w:pPr>
-            <w:r>
-              <w:t xml:space="preserve">₦17,670,000</w:t>
+              <w:t xml:space="preserve">₦4,310,000</w:t>
+            </w:r>
+          </w:p>
+        </w:tc>
+        <w:tc>
+          <w:tcPr/>
+          <w:p>
+            <w:pPr>
+              <w:pStyle w:val="Compact"/>
+              <w:jc w:val="left"/>
+            </w:pPr>
+            <w:r>
+              <w:t xml:space="preserve">₦12,930,000</w:t>
             </w:r>
           </w:p>
         </w:tc>
@@ -8300,19 +9439,19 @@
               <w:jc w:val="left"/>
             </w:pPr>
             <w:r>
-              <w:t xml:space="preserve">₦7,840,000</w:t>
-            </w:r>
-          </w:p>
-        </w:tc>
-        <w:tc>
-          <w:tcPr/>
-          <w:p>
-            <w:pPr>
-              <w:pStyle w:val="Compact"/>
-              <w:jc w:val="left"/>
-            </w:pPr>
-            <w:r>
-              <w:t xml:space="preserve">₦23,520,000</w:t>
+              <w:t xml:space="preserve">₦5,320,000</w:t>
+            </w:r>
+          </w:p>
+        </w:tc>
+        <w:tc>
+          <w:tcPr/>
+          <w:p>
+            <w:pPr>
+              <w:pStyle w:val="Compact"/>
+              <w:jc w:val="left"/>
+            </w:pPr>
+            <w:r>
+              <w:t xml:space="preserve">₦15,960,000</w:t>
             </w:r>
           </w:p>
         </w:tc>
@@ -8350,19 +9489,19 @@
               <w:jc w:val="left"/>
             </w:pPr>
             <w:r>
-              <w:t xml:space="preserve">₦9,390,000</w:t>
-            </w:r>
-          </w:p>
-        </w:tc>
-        <w:tc>
-          <w:tcPr/>
-          <w:p>
-            <w:pPr>
-              <w:pStyle w:val="Compact"/>
-              <w:jc w:val="left"/>
-            </w:pPr>
-            <w:r>
-              <w:t xml:space="preserve">₦56,340,000</w:t>
+              <w:t xml:space="preserve">₦6,690,000</w:t>
+            </w:r>
+          </w:p>
+        </w:tc>
+        <w:tc>
+          <w:tcPr/>
+          <w:p>
+            <w:pPr>
+              <w:pStyle w:val="Compact"/>
+              <w:jc w:val="left"/>
+            </w:pPr>
+            <w:r>
+              <w:t xml:space="preserve">₦40,140,000</w:t>
             </w:r>
           </w:p>
         </w:tc>
@@ -8420,7 +9559,7 @@
                 <w:bCs/>
                 <w:b/>
               </w:rPr>
-              <w:t xml:space="preserve">₦116,700,000</w:t>
+              <w:t xml:space="preserve">₦84,060,000</w:t>
             </w:r>
           </w:p>
         </w:tc>
@@ -8441,19 +9580,19 @@
         <w:t xml:space="preserve"> </w:t>
       </w:r>
       <w:r>
-        <w:t xml:space="preserve">Actual budget is ₦82,000,000 for human capital. The difference is covered by:</w:t>
+        <w:t xml:space="preserve">Actual budget is ₦70,000,000 for human capital. The difference is covered by:</w:t>
       </w:r>
       <w:r>
         <w:t xml:space="preserve"> </w:t>
       </w:r>
       <w:r>
-        <w:t xml:space="preserve">- Delayed hiring (some Phase 5 roles shift to Month 16-18)</w:t>
+        <w:t xml:space="preserve">- Delayed hiring (Phase 5 roles shift to Month 15-18 based on revenue)</w:t>
       </w:r>
       <w:r>
         <w:t xml:space="preserve"> </w:t>
       </w:r>
       <w:r>
-        <w:t xml:space="preserve">- Contract/part-time arrangements for field agents</w:t>
+        <w:t xml:space="preserve">- Contract/per-project arrangements (UI/UX, compliance, field agents)</w:t>
       </w:r>
       <w:r>
         <w:t xml:space="preserve"> </w:t>
@@ -8466,6 +9605,12 @@
       </w:r>
       <w:r>
         <w:t xml:space="preserve">- Performance-based bonuses replacing fixed salary increases</w:t>
+      </w:r>
+      <w:r>
+        <w:t xml:space="preserve"> </w:t>
+      </w:r>
+      <w:r>
+        <w:t xml:space="preserve">- Lean team philosophy — hire only when revenue justifies it</w:t>
       </w:r>
     </w:p>
     <w:p>
@@ -8483,7 +9628,7 @@
         <w:t xml:space="preserve"> </w:t>
       </w:r>
       <w:r>
-        <w:t xml:space="preserve">All salary figures have been benchmarked against Glassdoor, PayScale, and Levels.fyi Nigeria data:</w:t>
+        <w:t xml:space="preserve">All salary figures benchmarked against Glassdoor, PayScale, and Levels.fyi Nigeria data:</w:t>
       </w:r>
       <w:r>
         <w:t xml:space="preserve"> </w:t>
@@ -8511,7 +9656,7 @@
         <w:t xml:space="preserve"> </w:t>
       </w:r>
       <w:r>
-        <w:t xml:space="preserve">- Senior engineers at ₦400K–₦450K/mo are</w:t>
+        <w:t xml:space="preserve">- Engineers at ₦400K–₦450K/mo are</w:t>
       </w:r>
       <w:r>
         <w:t xml:space="preserve"> </w:t>
@@ -8527,7 +9672,7 @@
         <w:t xml:space="preserve"> </w:t>
       </w:r>
       <w:r>
-        <w:t xml:space="preserve">(market mid: ₦500K–₦800K), offset by equity and mission</w:t>
+        <w:t xml:space="preserve">(market mid: ₦500K–₦800K), offset by equity</w:t>
       </w:r>
       <w:r>
         <w:t xml:space="preserve"> </w:t>
@@ -8549,7 +9694,7 @@
         <w:t xml:space="preserve"> </w:t>
       </w:r>
       <w:r>
-        <w:t xml:space="preserve">(₦250K–₦600K) — may need adjustment after 6 months</w:t>
+        <w:t xml:space="preserve">(₦250K–₦600K) — adjust after 6 months</w:t>
       </w:r>
       <w:r>
         <w:t xml:space="preserve"> </w:t>
@@ -8593,13 +9738,13 @@
         <w:t xml:space="preserve"> </w:t>
       </w:r>
       <w:r>
-        <w:t xml:space="preserve">for contract agents in Lagos/Aba markets</w:t>
+        <w:t xml:space="preserve">for contract agents</w:t>
       </w:r>
       <w:r>
         <w:t xml:space="preserve"> </w:t>
       </w:r>
       <w:r>
-        <w:t xml:space="preserve">- All salaries are for</w:t>
+        <w:t xml:space="preserve">- All salaries for</w:t>
       </w:r>
       <w:r>
         <w:t xml:space="preserve"> </w:t>
@@ -8612,7 +9757,7 @@
         <w:t xml:space="preserve">on-site/local roles</w:t>
       </w:r>
       <w:r>
-        <w:t xml:space="preserve">; remote international rates would be 3–5x higher</w:t>
+        <w:t xml:space="preserve">; remote international rates 3–5x higher</w:t>
       </w:r>
     </w:p>
     <w:p>
@@ -8622,9 +9767,9 @@
         </w:pict>
       </w:r>
     </w:p>
-    <w:bookmarkEnd w:id="53"/>
-    <w:bookmarkEnd w:id="54"/>
-    <w:bookmarkStart w:id="58" w:name="technology-ai-tools-budget"/>
+    <w:bookmarkEnd w:id="60"/>
+    <w:bookmarkEnd w:id="61"/>
+    <w:bookmarkStart w:id="65" w:name="technology-ai-tools-budget"/>
     <w:p>
       <w:pPr>
         <w:pStyle w:val="Heading2"/>
@@ -8633,7 +9778,7 @@
         <w:t xml:space="preserve">9. Technology &amp; AI Tools Budget</w:t>
       </w:r>
     </w:p>
-    <w:bookmarkStart w:id="55" w:name="cloud-infrastructure"/>
+    <w:bookmarkStart w:id="62" w:name="cloud-infrastructure"/>
     <w:p>
       <w:pPr>
         <w:pStyle w:val="Heading3"/>
@@ -8977,8 +10122,8 @@
         <w:t xml:space="preserve">₦17,100,000</w:t>
       </w:r>
     </w:p>
-    <w:bookmarkEnd w:id="55"/>
-    <w:bookmarkStart w:id="56" w:name="ai-development-tools"/>
+    <w:bookmarkEnd w:id="62"/>
+    <w:bookmarkStart w:id="63" w:name="ai-development-tools"/>
     <w:p>
       <w:pPr>
         <w:pStyle w:val="Heading3"/>
@@ -9379,8 +10524,8 @@
         <w:t xml:space="preserve">₦7,200,000</w:t>
       </w:r>
     </w:p>
-    <w:bookmarkEnd w:id="56"/>
-    <w:bookmarkStart w:id="57" w:name="total-technology-budget"/>
+    <w:bookmarkEnd w:id="63"/>
+    <w:bookmarkStart w:id="64" w:name="total-technology-budget"/>
     <w:p>
       <w:pPr>
         <w:pStyle w:val="Heading3"/>
@@ -9523,9 +10668,9 @@
         </w:pict>
       </w:r>
     </w:p>
-    <w:bookmarkEnd w:id="57"/>
-    <w:bookmarkEnd w:id="58"/>
-    <w:bookmarkStart w:id="62" w:name="hardware-device-strategy"/>
+    <w:bookmarkEnd w:id="64"/>
+    <w:bookmarkEnd w:id="65"/>
+    <w:bookmarkStart w:id="78" w:name="hardware-device-strategy"/>
     <w:p>
       <w:pPr>
         <w:pStyle w:val="Heading2"/>
@@ -9534,13 +10679,22 @@
         <w:t xml:space="preserve">10. Hardware &amp; Device Strategy</w:t>
       </w:r>
     </w:p>
-    <w:bookmarkStart w:id="59" w:name="hardware-product-line"/>
+    <w:bookmarkStart w:id="71" w:name="hardware-product-line"/>
     <w:p>
       <w:pPr>
         <w:pStyle w:val="Heading3"/>
       </w:pPr>
       <w:r>
         <w:t xml:space="preserve">10.1 Hardware Product Line</w:t>
+      </w:r>
+    </w:p>
+    <w:bookmarkStart w:id="66" w:name="commerce-business-devices"/>
+    <w:p>
+      <w:pPr>
+        <w:pStyle w:val="Heading4"/>
+      </w:pPr>
+      <w:r>
+        <w:t xml:space="preserve">Commerce &amp; Business Devices</w:t>
       </w:r>
     </w:p>
     <w:tbl>
@@ -9631,7 +10785,7 @@
               <w:jc w:val="left"/>
             </w:pPr>
             <w:r>
-              <w:t xml:space="preserve">SKU-1</w:t>
+              <w:t xml:space="preserve">SKU-01</w:t>
             </w:r>
           </w:p>
         </w:tc>
@@ -9703,7 +10857,7 @@
               <w:jc w:val="left"/>
             </w:pPr>
             <w:r>
-              <w:t xml:space="preserve">SKU-2</w:t>
+              <w:t xml:space="preserve">SKU-02</w:t>
             </w:r>
           </w:p>
         </w:tc>
@@ -9719,13 +10873,13 @@
                 <w:bCs/>
                 <w:b/>
               </w:rPr>
-              <w:t xml:space="preserve">Business Tablet</w:t>
+              <w:t xml:space="preserve">POS Tablet PC</w:t>
             </w:r>
             <w:r>
               <w:t xml:space="preserve"> </w:t>
             </w:r>
             <w:r>
-              <w:t xml:space="preserve">(10”, Android, LTE)</w:t>
+              <w:t xml:space="preserve">(10”, Android, LTE, for merchants)</w:t>
             </w:r>
           </w:p>
         </w:tc>
@@ -9775,7 +10929,307 @@
               <w:jc w:val="left"/>
             </w:pPr>
             <w:r>
-              <w:t xml:space="preserve">SKU-3</w:t>
+              <w:t xml:space="preserve">SKU-03</w:t>
+            </w:r>
+          </w:p>
+        </w:tc>
+        <w:tc>
+          <w:tcPr/>
+          <w:p>
+            <w:pPr>
+              <w:pStyle w:val="Compact"/>
+              <w:jc w:val="left"/>
+            </w:pPr>
+            <w:r>
+              <w:rPr>
+                <w:bCs/>
+                <w:b/>
+              </w:rPr>
+              <w:t xml:space="preserve">Self-Service Kiosk</w:t>
+            </w:r>
+            <w:r>
+              <w:t xml:space="preserve"> </w:t>
+            </w:r>
+            <w:r>
+              <w:t xml:space="preserve">(Touch screen, payment, info)</w:t>
+            </w:r>
+          </w:p>
+        </w:tc>
+        <w:tc>
+          <w:tcPr/>
+          <w:p>
+            <w:pPr>
+              <w:pStyle w:val="Compact"/>
+              <w:jc w:val="left"/>
+            </w:pPr>
+            <w:r>
+              <w:t xml:space="preserve">₦150,000</w:t>
+            </w:r>
+          </w:p>
+        </w:tc>
+        <w:tc>
+          <w:tcPr/>
+          <w:p>
+            <w:pPr>
+              <w:pStyle w:val="Compact"/>
+              <w:jc w:val="left"/>
+            </w:pPr>
+            <w:r>
+              <w:t xml:space="preserve">₦250,000</w:t>
+            </w:r>
+          </w:p>
+        </w:tc>
+        <w:tc>
+          <w:tcPr/>
+          <w:p>
+            <w:pPr>
+              <w:pStyle w:val="Compact"/>
+              <w:jc w:val="left"/>
+            </w:pPr>
+            <w:r>
+              <w:t xml:space="preserve">67%</w:t>
+            </w:r>
+          </w:p>
+        </w:tc>
+      </w:tr>
+      <w:tr>
+        <w:tc>
+          <w:tcPr/>
+          <w:p>
+            <w:pPr>
+              <w:pStyle w:val="Compact"/>
+              <w:jc w:val="left"/>
+            </w:pPr>
+            <w:r>
+              <w:t xml:space="preserve">SKU-04</w:t>
+            </w:r>
+          </w:p>
+        </w:tc>
+        <w:tc>
+          <w:tcPr/>
+          <w:p>
+            <w:pPr>
+              <w:pStyle w:val="Compact"/>
+              <w:jc w:val="left"/>
+            </w:pPr>
+            <w:r>
+              <w:rPr>
+                <w:bCs/>
+                <w:b/>
+              </w:rPr>
+              <w:t xml:space="preserve">Receipt + Barcode Kit</w:t>
+            </w:r>
+          </w:p>
+        </w:tc>
+        <w:tc>
+          <w:tcPr/>
+          <w:p>
+            <w:pPr>
+              <w:pStyle w:val="Compact"/>
+              <w:jc w:val="left"/>
+            </w:pPr>
+            <w:r>
+              <w:t xml:space="preserve">₦18,000</w:t>
+            </w:r>
+          </w:p>
+        </w:tc>
+        <w:tc>
+          <w:tcPr/>
+          <w:p>
+            <w:pPr>
+              <w:pStyle w:val="Compact"/>
+              <w:jc w:val="left"/>
+            </w:pPr>
+            <w:r>
+              <w:t xml:space="preserve">₦28,000</w:t>
+            </w:r>
+          </w:p>
+        </w:tc>
+        <w:tc>
+          <w:tcPr/>
+          <w:p>
+            <w:pPr>
+              <w:pStyle w:val="Compact"/>
+              <w:jc w:val="left"/>
+            </w:pPr>
+            <w:r>
+              <w:t xml:space="preserve">56%</w:t>
+            </w:r>
+          </w:p>
+        </w:tc>
+      </w:tr>
+      <w:tr>
+        <w:tc>
+          <w:tcPr/>
+          <w:p>
+            <w:pPr>
+              <w:pStyle w:val="Compact"/>
+              <w:jc w:val="left"/>
+            </w:pPr>
+            <w:r>
+              <w:t xml:space="preserve">SKU-05</w:t>
+            </w:r>
+          </w:p>
+        </w:tc>
+        <w:tc>
+          <w:tcPr/>
+          <w:p>
+            <w:pPr>
+              <w:pStyle w:val="Compact"/>
+              <w:jc w:val="left"/>
+            </w:pPr>
+            <w:r>
+              <w:rPr>
+                <w:bCs/>
+                <w:b/>
+              </w:rPr>
+              <w:t xml:space="preserve">Logistics Scanner</w:t>
+            </w:r>
+            <w:r>
+              <w:t xml:space="preserve"> </w:t>
+            </w:r>
+            <w:r>
+              <w:t xml:space="preserve">(SUNMI-compatible)</w:t>
+            </w:r>
+          </w:p>
+        </w:tc>
+        <w:tc>
+          <w:tcPr/>
+          <w:p>
+            <w:pPr>
+              <w:pStyle w:val="Compact"/>
+              <w:jc w:val="left"/>
+            </w:pPr>
+            <w:r>
+              <w:t xml:space="preserve">₦25,000</w:t>
+            </w:r>
+          </w:p>
+        </w:tc>
+        <w:tc>
+          <w:tcPr/>
+          <w:p>
+            <w:pPr>
+              <w:pStyle w:val="Compact"/>
+              <w:jc w:val="left"/>
+            </w:pPr>
+            <w:r>
+              <w:t xml:space="preserve">₦40,000</w:t>
+            </w:r>
+          </w:p>
+        </w:tc>
+        <w:tc>
+          <w:tcPr/>
+          <w:p>
+            <w:pPr>
+              <w:pStyle w:val="Compact"/>
+              <w:jc w:val="left"/>
+            </w:pPr>
+            <w:r>
+              <w:t xml:space="preserve">60%</w:t>
+            </w:r>
+          </w:p>
+        </w:tc>
+      </w:tr>
+    </w:tbl>
+    <w:bookmarkEnd w:id="66"/>
+    <w:bookmarkStart w:id="67" w:name="iot-energy-devices"/>
+    <w:p>
+      <w:pPr>
+        <w:pStyle w:val="Heading4"/>
+      </w:pPr>
+      <w:r>
+        <w:t xml:space="preserve">IoT &amp; Energy Devices</w:t>
+      </w:r>
+    </w:p>
+    <w:tbl>
+      <w:tblPr>
+        <w:tblStyle w:val="Table"/>
+        <w:tblW w:type="pct" w:w="5000"/>
+        <w:tblLook w:firstRow="1" w:lastRow="0" w:firstColumn="0" w:lastColumn="0" w:noHBand="0" w:noVBand="0" w:val="0020"/>
+        <w:jc w:val="start"/>
+      </w:tblPr>
+      <w:tblGrid>
+        <w:gridCol w:w="761"/>
+        <w:gridCol w:w="1218"/>
+        <w:gridCol w:w="2284"/>
+        <w:gridCol w:w="2436"/>
+        <w:gridCol w:w="1218"/>
+      </w:tblGrid>
+      <w:tr>
+        <w:trPr>
+          <w:tblHeader w:val="true"/>
+        </w:trPr>
+        <w:tc>
+          <w:tcPr/>
+          <w:p>
+            <w:pPr>
+              <w:pStyle w:val="Compact"/>
+              <w:jc w:val="left"/>
+            </w:pPr>
+            <w:r>
+              <w:t xml:space="preserve">SKU</w:t>
+            </w:r>
+          </w:p>
+        </w:tc>
+        <w:tc>
+          <w:tcPr/>
+          <w:p>
+            <w:pPr>
+              <w:pStyle w:val="Compact"/>
+              <w:jc w:val="left"/>
+            </w:pPr>
+            <w:r>
+              <w:t xml:space="preserve">Device</w:t>
+            </w:r>
+          </w:p>
+        </w:tc>
+        <w:tc>
+          <w:tcPr/>
+          <w:p>
+            <w:pPr>
+              <w:pStyle w:val="Compact"/>
+              <w:jc w:val="left"/>
+            </w:pPr>
+            <w:r>
+              <w:t xml:space="preserve">Unit Cost (₦)</w:t>
+            </w:r>
+          </w:p>
+        </w:tc>
+        <w:tc>
+          <w:tcPr/>
+          <w:p>
+            <w:pPr>
+              <w:pStyle w:val="Compact"/>
+              <w:jc w:val="left"/>
+            </w:pPr>
+            <w:r>
+              <w:t xml:space="preserve">Sell Price (₦)</w:t>
+            </w:r>
+          </w:p>
+        </w:tc>
+        <w:tc>
+          <w:tcPr/>
+          <w:p>
+            <w:pPr>
+              <w:pStyle w:val="Compact"/>
+              <w:jc w:val="left"/>
+            </w:pPr>
+            <w:r>
+              <w:t xml:space="preserve">Margin</w:t>
+            </w:r>
+          </w:p>
+        </w:tc>
+      </w:tr>
+      <w:tr>
+        <w:tc>
+          <w:tcPr/>
+          <w:p>
+            <w:pPr>
+              <w:pStyle w:val="Compact"/>
+              <w:jc w:val="left"/>
+            </w:pPr>
+            <w:r>
+              <w:t xml:space="preserve">SKU-06</w:t>
             </w:r>
           </w:p>
         </w:tc>
@@ -9847,7 +11301,7 @@
               <w:jc w:val="left"/>
             </w:pPr>
             <w:r>
-              <w:t xml:space="preserve">SKU-4</w:t>
+              <w:t xml:space="preserve">SKU-07</w:t>
             </w:r>
           </w:p>
         </w:tc>
@@ -9869,7 +11323,7 @@
               <w:t xml:space="preserve"> </w:t>
             </w:r>
             <w:r>
-              <w:t xml:space="preserve">(energy monitoring)</w:t>
+              <w:t xml:space="preserve">(energy monitoring, WiFi)</w:t>
             </w:r>
           </w:p>
         </w:tc>
@@ -9919,73 +11373,7 @@
               <w:jc w:val="left"/>
             </w:pPr>
             <w:r>
-              <w:t xml:space="preserve">SKU-5</w:t>
-            </w:r>
-          </w:p>
-        </w:tc>
-        <w:tc>
-          <w:tcPr/>
-          <w:p>
-            <w:pPr>
-              <w:pStyle w:val="Compact"/>
-              <w:jc w:val="left"/>
-            </w:pPr>
-            <w:r>
-              <w:rPr>
-                <w:bCs/>
-                <w:b/>
-              </w:rPr>
-              <w:t xml:space="preserve">Receipt + Barcode Kit</w:t>
-            </w:r>
-          </w:p>
-        </w:tc>
-        <w:tc>
-          <w:tcPr/>
-          <w:p>
-            <w:pPr>
-              <w:pStyle w:val="Compact"/>
-              <w:jc w:val="left"/>
-            </w:pPr>
-            <w:r>
-              <w:t xml:space="preserve">₦18,000</w:t>
-            </w:r>
-          </w:p>
-        </w:tc>
-        <w:tc>
-          <w:tcPr/>
-          <w:p>
-            <w:pPr>
-              <w:pStyle w:val="Compact"/>
-              <w:jc w:val="left"/>
-            </w:pPr>
-            <w:r>
-              <w:t xml:space="preserve">₦28,000</w:t>
-            </w:r>
-          </w:p>
-        </w:tc>
-        <w:tc>
-          <w:tcPr/>
-          <w:p>
-            <w:pPr>
-              <w:pStyle w:val="Compact"/>
-              <w:jc w:val="left"/>
-            </w:pPr>
-            <w:r>
-              <w:t xml:space="preserve">56%</w:t>
-            </w:r>
-          </w:p>
-        </w:tc>
-      </w:tr>
-      <w:tr>
-        <w:tc>
-          <w:tcPr/>
-          <w:p>
-            <w:pPr>
-              <w:pStyle w:val="Compact"/>
-              <w:jc w:val="left"/>
-            </w:pPr>
-            <w:r>
-              <w:t xml:space="preserve">SKU-6</w:t>
+              <w:t xml:space="preserve">SKU-08</w:t>
             </w:r>
           </w:p>
         </w:tc>
@@ -10057,7 +11445,7 @@
               <w:jc w:val="left"/>
             </w:pPr>
             <w:r>
-              <w:t xml:space="preserve">SKU-7</w:t>
+              <w:t xml:space="preserve">SKU-09</w:t>
             </w:r>
           </w:p>
         </w:tc>
@@ -10073,13 +11461,13 @@
                 <w:bCs/>
                 <w:b/>
               </w:rPr>
-              <w:t xml:space="preserve">Logistics Scanner</w:t>
+              <w:t xml:space="preserve">Energy Storage — Mini UPS</w:t>
             </w:r>
             <w:r>
               <w:t xml:space="preserve"> </w:t>
             </w:r>
             <w:r>
-              <w:t xml:space="preserve">(SUNMI-compatible)</w:t>
+              <w:t xml:space="preserve">(IoT backup, LiFePO4)</w:t>
             </w:r>
           </w:p>
         </w:tc>
@@ -10120,9 +11508,1288 @@
           </w:p>
         </w:tc>
       </w:tr>
+      <w:tr>
+        <w:tc>
+          <w:tcPr/>
+          <w:p>
+            <w:pPr>
+              <w:pStyle w:val="Compact"/>
+              <w:jc w:val="left"/>
+            </w:pPr>
+            <w:r>
+              <w:t xml:space="preserve">SKU-10</w:t>
+            </w:r>
+          </w:p>
+        </w:tc>
+        <w:tc>
+          <w:tcPr/>
+          <w:p>
+            <w:pPr>
+              <w:pStyle w:val="Compact"/>
+              <w:jc w:val="left"/>
+            </w:pPr>
+            <w:r>
+              <w:rPr>
+                <w:bCs/>
+                <w:b/>
+              </w:rPr>
+              <w:t xml:space="preserve">Energy Storage — Home Battery</w:t>
+            </w:r>
+            <w:r>
+              <w:t xml:space="preserve"> </w:t>
+            </w:r>
+            <w:r>
+              <w:t xml:space="preserve">(1kWh LiFePO4)</w:t>
+            </w:r>
+          </w:p>
+        </w:tc>
+        <w:tc>
+          <w:tcPr/>
+          <w:p>
+            <w:pPr>
+              <w:pStyle w:val="Compact"/>
+              <w:jc w:val="left"/>
+            </w:pPr>
+            <w:r>
+              <w:t xml:space="preserve">₦80,000</w:t>
+            </w:r>
+          </w:p>
+        </w:tc>
+        <w:tc>
+          <w:tcPr/>
+          <w:p>
+            <w:pPr>
+              <w:pStyle w:val="Compact"/>
+              <w:jc w:val="left"/>
+            </w:pPr>
+            <w:r>
+              <w:t xml:space="preserve">₦130,000</w:t>
+            </w:r>
+          </w:p>
+        </w:tc>
+        <w:tc>
+          <w:tcPr/>
+          <w:p>
+            <w:pPr>
+              <w:pStyle w:val="Compact"/>
+              <w:jc w:val="left"/>
+            </w:pPr>
+            <w:r>
+              <w:t xml:space="preserve">63%</w:t>
+            </w:r>
+          </w:p>
+        </w:tc>
+      </w:tr>
     </w:tbl>
-    <w:bookmarkEnd w:id="59"/>
-    <w:bookmarkStart w:id="60" w:name="hardware-procurement-schedule"/>
+    <w:bookmarkEnd w:id="67"/>
+    <w:bookmarkStart w:id="68" w:name="smart-water-controllers-1"/>
+    <w:p>
+      <w:pPr>
+        <w:pStyle w:val="Heading4"/>
+      </w:pPr>
+      <w:r>
+        <w:t xml:space="preserve">Smart Water Controllers</w:t>
+      </w:r>
+    </w:p>
+    <w:tbl>
+      <w:tblPr>
+        <w:tblStyle w:val="Table"/>
+        <w:tblW w:type="pct" w:w="5000"/>
+        <w:tblLook w:firstRow="1" w:lastRow="0" w:firstColumn="0" w:lastColumn="0" w:noHBand="0" w:noVBand="0" w:val="0020"/>
+        <w:jc w:val="start"/>
+      </w:tblPr>
+      <w:tblGrid>
+        <w:gridCol w:w="761"/>
+        <w:gridCol w:w="1218"/>
+        <w:gridCol w:w="2284"/>
+        <w:gridCol w:w="2436"/>
+        <w:gridCol w:w="1218"/>
+      </w:tblGrid>
+      <w:tr>
+        <w:trPr>
+          <w:tblHeader w:val="true"/>
+        </w:trPr>
+        <w:tc>
+          <w:tcPr/>
+          <w:p>
+            <w:pPr>
+              <w:pStyle w:val="Compact"/>
+              <w:jc w:val="left"/>
+            </w:pPr>
+            <w:r>
+              <w:t xml:space="preserve">SKU</w:t>
+            </w:r>
+          </w:p>
+        </w:tc>
+        <w:tc>
+          <w:tcPr/>
+          <w:p>
+            <w:pPr>
+              <w:pStyle w:val="Compact"/>
+              <w:jc w:val="left"/>
+            </w:pPr>
+            <w:r>
+              <w:t xml:space="preserve">Device</w:t>
+            </w:r>
+          </w:p>
+        </w:tc>
+        <w:tc>
+          <w:tcPr/>
+          <w:p>
+            <w:pPr>
+              <w:pStyle w:val="Compact"/>
+              <w:jc w:val="left"/>
+            </w:pPr>
+            <w:r>
+              <w:t xml:space="preserve">Unit Cost (₦)</w:t>
+            </w:r>
+          </w:p>
+        </w:tc>
+        <w:tc>
+          <w:tcPr/>
+          <w:p>
+            <w:pPr>
+              <w:pStyle w:val="Compact"/>
+              <w:jc w:val="left"/>
+            </w:pPr>
+            <w:r>
+              <w:t xml:space="preserve">Sell Price (₦)</w:t>
+            </w:r>
+          </w:p>
+        </w:tc>
+        <w:tc>
+          <w:tcPr/>
+          <w:p>
+            <w:pPr>
+              <w:pStyle w:val="Compact"/>
+              <w:jc w:val="left"/>
+            </w:pPr>
+            <w:r>
+              <w:t xml:space="preserve">Margin</w:t>
+            </w:r>
+          </w:p>
+        </w:tc>
+      </w:tr>
+      <w:tr>
+        <w:tc>
+          <w:tcPr/>
+          <w:p>
+            <w:pPr>
+              <w:pStyle w:val="Compact"/>
+              <w:jc w:val="left"/>
+            </w:pPr>
+            <w:r>
+              <w:t xml:space="preserve">SKU-11</w:t>
+            </w:r>
+          </w:p>
+        </w:tc>
+        <w:tc>
+          <w:tcPr/>
+          <w:p>
+            <w:pPr>
+              <w:pStyle w:val="Compact"/>
+              <w:jc w:val="left"/>
+            </w:pPr>
+            <w:r>
+              <w:rPr>
+                <w:bCs/>
+                <w:b/>
+              </w:rPr>
+              <w:t xml:space="preserve">Water Controller Tier 1</w:t>
+            </w:r>
+            <w:r>
+              <w:t xml:space="preserve"> </w:t>
+            </w:r>
+            <w:r>
+              <w:t xml:space="preserve">(Basic — float switches, Arduino)</w:t>
+            </w:r>
+          </w:p>
+        </w:tc>
+        <w:tc>
+          <w:tcPr/>
+          <w:p>
+            <w:pPr>
+              <w:pStyle w:val="Compact"/>
+              <w:jc w:val="left"/>
+            </w:pPr>
+            <w:r>
+              <w:t xml:space="preserve">₦8,000</w:t>
+            </w:r>
+          </w:p>
+        </w:tc>
+        <w:tc>
+          <w:tcPr/>
+          <w:p>
+            <w:pPr>
+              <w:pStyle w:val="Compact"/>
+              <w:jc w:val="left"/>
+            </w:pPr>
+            <w:r>
+              <w:t xml:space="preserve">₦15,000</w:t>
+            </w:r>
+          </w:p>
+        </w:tc>
+        <w:tc>
+          <w:tcPr/>
+          <w:p>
+            <w:pPr>
+              <w:pStyle w:val="Compact"/>
+              <w:jc w:val="left"/>
+            </w:pPr>
+            <w:r>
+              <w:t xml:space="preserve">88%</w:t>
+            </w:r>
+          </w:p>
+        </w:tc>
+      </w:tr>
+      <w:tr>
+        <w:tc>
+          <w:tcPr/>
+          <w:p>
+            <w:pPr>
+              <w:pStyle w:val="Compact"/>
+              <w:jc w:val="left"/>
+            </w:pPr>
+            <w:r>
+              <w:t xml:space="preserve">SKU-12</w:t>
+            </w:r>
+          </w:p>
+        </w:tc>
+        <w:tc>
+          <w:tcPr/>
+          <w:p>
+            <w:pPr>
+              <w:pStyle w:val="Compact"/>
+              <w:jc w:val="left"/>
+            </w:pPr>
+            <w:r>
+              <w:rPr>
+                <w:bCs/>
+                <w:b/>
+              </w:rPr>
+              <w:t xml:space="preserve">Water Controller Tier 2</w:t>
+            </w:r>
+            <w:r>
+              <w:t xml:space="preserve"> </w:t>
+            </w:r>
+            <w:r>
+              <w:t xml:space="preserve">(Mid — ultrasonic, ESP8266, LCD)</w:t>
+            </w:r>
+          </w:p>
+        </w:tc>
+        <w:tc>
+          <w:tcPr/>
+          <w:p>
+            <w:pPr>
+              <w:pStyle w:val="Compact"/>
+              <w:jc w:val="left"/>
+            </w:pPr>
+            <w:r>
+              <w:t xml:space="preserve">₦18,000</w:t>
+            </w:r>
+          </w:p>
+        </w:tc>
+        <w:tc>
+          <w:tcPr/>
+          <w:p>
+            <w:pPr>
+              <w:pStyle w:val="Compact"/>
+              <w:jc w:val="left"/>
+            </w:pPr>
+            <w:r>
+              <w:t xml:space="preserve">₦35,000</w:t>
+            </w:r>
+          </w:p>
+        </w:tc>
+        <w:tc>
+          <w:tcPr/>
+          <w:p>
+            <w:pPr>
+              <w:pStyle w:val="Compact"/>
+              <w:jc w:val="left"/>
+            </w:pPr>
+            <w:r>
+              <w:t xml:space="preserve">94%</w:t>
+            </w:r>
+          </w:p>
+        </w:tc>
+      </w:tr>
+      <w:tr>
+        <w:tc>
+          <w:tcPr/>
+          <w:p>
+            <w:pPr>
+              <w:pStyle w:val="Compact"/>
+              <w:jc w:val="left"/>
+            </w:pPr>
+            <w:r>
+              <w:t xml:space="preserve">SKU-13</w:t>
+            </w:r>
+          </w:p>
+        </w:tc>
+        <w:tc>
+          <w:tcPr/>
+          <w:p>
+            <w:pPr>
+              <w:pStyle w:val="Compact"/>
+              <w:jc w:val="left"/>
+            </w:pPr>
+            <w:r>
+              <w:rPr>
+                <w:bCs/>
+                <w:b/>
+              </w:rPr>
+              <w:t xml:space="preserve">Water Controller Tier 3</w:t>
+            </w:r>
+            <w:r>
+              <w:t xml:space="preserve"> </w:t>
+            </w:r>
+            <w:r>
+              <w:t xml:space="preserve">(Smart IoT — ESP32, GSM, app)</w:t>
+            </w:r>
+          </w:p>
+        </w:tc>
+        <w:tc>
+          <w:tcPr/>
+          <w:p>
+            <w:pPr>
+              <w:pStyle w:val="Compact"/>
+              <w:jc w:val="left"/>
+            </w:pPr>
+            <w:r>
+              <w:t xml:space="preserve">₦30,000</w:t>
+            </w:r>
+          </w:p>
+        </w:tc>
+        <w:tc>
+          <w:tcPr/>
+          <w:p>
+            <w:pPr>
+              <w:pStyle w:val="Compact"/>
+              <w:jc w:val="left"/>
+            </w:pPr>
+            <w:r>
+              <w:t xml:space="preserve">₦55,000</w:t>
+            </w:r>
+          </w:p>
+        </w:tc>
+        <w:tc>
+          <w:tcPr/>
+          <w:p>
+            <w:pPr>
+              <w:pStyle w:val="Compact"/>
+              <w:jc w:val="left"/>
+            </w:pPr>
+            <w:r>
+              <w:t xml:space="preserve">83%</w:t>
+            </w:r>
+          </w:p>
+        </w:tc>
+      </w:tr>
+      <w:tr>
+        <w:tc>
+          <w:tcPr/>
+          <w:p>
+            <w:pPr>
+              <w:pStyle w:val="Compact"/>
+              <w:jc w:val="left"/>
+            </w:pPr>
+            <w:r>
+              <w:t xml:space="preserve">SKU-14</w:t>
+            </w:r>
+          </w:p>
+        </w:tc>
+        <w:tc>
+          <w:tcPr/>
+          <w:p>
+            <w:pPr>
+              <w:pStyle w:val="Compact"/>
+              <w:jc w:val="left"/>
+            </w:pPr>
+            <w:r>
+              <w:rPr>
+                <w:bCs/>
+                <w:b/>
+              </w:rPr>
+              <w:t xml:space="preserve">Water Controller Tier 4</w:t>
+            </w:r>
+            <w:r>
+              <w:t xml:space="preserve"> </w:t>
+            </w:r>
+            <w:r>
+              <w:t xml:space="preserve">(Industrial — STM32, 4G, SCADA)</w:t>
+            </w:r>
+          </w:p>
+        </w:tc>
+        <w:tc>
+          <w:tcPr/>
+          <w:p>
+            <w:pPr>
+              <w:pStyle w:val="Compact"/>
+              <w:jc w:val="left"/>
+            </w:pPr>
+            <w:r>
+              <w:t xml:space="preserve">₦65,000</w:t>
+            </w:r>
+          </w:p>
+        </w:tc>
+        <w:tc>
+          <w:tcPr/>
+          <w:p>
+            <w:pPr>
+              <w:pStyle w:val="Compact"/>
+              <w:jc w:val="left"/>
+            </w:pPr>
+            <w:r>
+              <w:t xml:space="preserve">₦120,000</w:t>
+            </w:r>
+          </w:p>
+        </w:tc>
+        <w:tc>
+          <w:tcPr/>
+          <w:p>
+            <w:pPr>
+              <w:pStyle w:val="Compact"/>
+              <w:jc w:val="left"/>
+            </w:pPr>
+            <w:r>
+              <w:t xml:space="preserve">85%</w:t>
+            </w:r>
+          </w:p>
+        </w:tc>
+      </w:tr>
+    </w:tbl>
+    <w:bookmarkEnd w:id="68"/>
+    <w:bookmarkStart w:id="69" w:name="smart-home-electrical"/>
+    <w:p>
+      <w:pPr>
+        <w:pStyle w:val="Heading4"/>
+      </w:pPr>
+      <w:r>
+        <w:t xml:space="preserve">Smart Home &amp; Electrical</w:t>
+      </w:r>
+    </w:p>
+    <w:tbl>
+      <w:tblPr>
+        <w:tblStyle w:val="Table"/>
+        <w:tblW w:type="pct" w:w="5000"/>
+        <w:tblLook w:firstRow="1" w:lastRow="0" w:firstColumn="0" w:lastColumn="0" w:noHBand="0" w:noVBand="0" w:val="0020"/>
+        <w:jc w:val="start"/>
+      </w:tblPr>
+      <w:tblGrid>
+        <w:gridCol w:w="761"/>
+        <w:gridCol w:w="1218"/>
+        <w:gridCol w:w="2284"/>
+        <w:gridCol w:w="2436"/>
+        <w:gridCol w:w="1218"/>
+      </w:tblGrid>
+      <w:tr>
+        <w:trPr>
+          <w:tblHeader w:val="true"/>
+        </w:trPr>
+        <w:tc>
+          <w:tcPr/>
+          <w:p>
+            <w:pPr>
+              <w:pStyle w:val="Compact"/>
+              <w:jc w:val="left"/>
+            </w:pPr>
+            <w:r>
+              <w:t xml:space="preserve">SKU</w:t>
+            </w:r>
+          </w:p>
+        </w:tc>
+        <w:tc>
+          <w:tcPr/>
+          <w:p>
+            <w:pPr>
+              <w:pStyle w:val="Compact"/>
+              <w:jc w:val="left"/>
+            </w:pPr>
+            <w:r>
+              <w:t xml:space="preserve">Device</w:t>
+            </w:r>
+          </w:p>
+        </w:tc>
+        <w:tc>
+          <w:tcPr/>
+          <w:p>
+            <w:pPr>
+              <w:pStyle w:val="Compact"/>
+              <w:jc w:val="left"/>
+            </w:pPr>
+            <w:r>
+              <w:t xml:space="preserve">Unit Cost (₦)</w:t>
+            </w:r>
+          </w:p>
+        </w:tc>
+        <w:tc>
+          <w:tcPr/>
+          <w:p>
+            <w:pPr>
+              <w:pStyle w:val="Compact"/>
+              <w:jc w:val="left"/>
+            </w:pPr>
+            <w:r>
+              <w:t xml:space="preserve">Sell Price (₦)</w:t>
+            </w:r>
+          </w:p>
+        </w:tc>
+        <w:tc>
+          <w:tcPr/>
+          <w:p>
+            <w:pPr>
+              <w:pStyle w:val="Compact"/>
+              <w:jc w:val="left"/>
+            </w:pPr>
+            <w:r>
+              <w:t xml:space="preserve">Margin</w:t>
+            </w:r>
+          </w:p>
+        </w:tc>
+      </w:tr>
+      <w:tr>
+        <w:tc>
+          <w:tcPr/>
+          <w:p>
+            <w:pPr>
+              <w:pStyle w:val="Compact"/>
+              <w:jc w:val="left"/>
+            </w:pPr>
+            <w:r>
+              <w:t xml:space="preserve">SKU-15</w:t>
+            </w:r>
+          </w:p>
+        </w:tc>
+        <w:tc>
+          <w:tcPr/>
+          <w:p>
+            <w:pPr>
+              <w:pStyle w:val="Compact"/>
+              <w:jc w:val="left"/>
+            </w:pPr>
+            <w:r>
+              <w:rPr>
+                <w:bCs/>
+                <w:b/>
+              </w:rPr>
+              <w:t xml:space="preserve">Smart Switch</w:t>
+            </w:r>
+            <w:r>
+              <w:t xml:space="preserve"> </w:t>
+            </w:r>
+            <w:r>
+              <w:t xml:space="preserve">(WiFi, app control, 1-4 gang)</w:t>
+            </w:r>
+          </w:p>
+        </w:tc>
+        <w:tc>
+          <w:tcPr/>
+          <w:p>
+            <w:pPr>
+              <w:pStyle w:val="Compact"/>
+              <w:jc w:val="left"/>
+            </w:pPr>
+            <w:r>
+              <w:t xml:space="preserve">₦3,000</w:t>
+            </w:r>
+          </w:p>
+        </w:tc>
+        <w:tc>
+          <w:tcPr/>
+          <w:p>
+            <w:pPr>
+              <w:pStyle w:val="Compact"/>
+              <w:jc w:val="left"/>
+            </w:pPr>
+            <w:r>
+              <w:t xml:space="preserve">₦7,000</w:t>
+            </w:r>
+          </w:p>
+        </w:tc>
+        <w:tc>
+          <w:tcPr/>
+          <w:p>
+            <w:pPr>
+              <w:pStyle w:val="Compact"/>
+              <w:jc w:val="left"/>
+            </w:pPr>
+            <w:r>
+              <w:t xml:space="preserve">133%</w:t>
+            </w:r>
+          </w:p>
+        </w:tc>
+      </w:tr>
+      <w:tr>
+        <w:tc>
+          <w:tcPr/>
+          <w:p>
+            <w:pPr>
+              <w:pStyle w:val="Compact"/>
+              <w:jc w:val="left"/>
+            </w:pPr>
+            <w:r>
+              <w:t xml:space="preserve">SKU-16</w:t>
+            </w:r>
+          </w:p>
+        </w:tc>
+        <w:tc>
+          <w:tcPr/>
+          <w:p>
+            <w:pPr>
+              <w:pStyle w:val="Compact"/>
+              <w:jc w:val="left"/>
+            </w:pPr>
+            <w:r>
+              <w:rPr>
+                <w:bCs/>
+                <w:b/>
+              </w:rPr>
+              <w:t xml:space="preserve">Smart Socket</w:t>
+            </w:r>
+            <w:r>
+              <w:t xml:space="preserve"> </w:t>
+            </w:r>
+            <w:r>
+              <w:t xml:space="preserve">(WiFi, energy monitoring)</w:t>
+            </w:r>
+          </w:p>
+        </w:tc>
+        <w:tc>
+          <w:tcPr/>
+          <w:p>
+            <w:pPr>
+              <w:pStyle w:val="Compact"/>
+              <w:jc w:val="left"/>
+            </w:pPr>
+            <w:r>
+              <w:t xml:space="preserve">₦2,500</w:t>
+            </w:r>
+          </w:p>
+        </w:tc>
+        <w:tc>
+          <w:tcPr/>
+          <w:p>
+            <w:pPr>
+              <w:pStyle w:val="Compact"/>
+              <w:jc w:val="left"/>
+            </w:pPr>
+            <w:r>
+              <w:t xml:space="preserve">₦5,500</w:t>
+            </w:r>
+          </w:p>
+        </w:tc>
+        <w:tc>
+          <w:tcPr/>
+          <w:p>
+            <w:pPr>
+              <w:pStyle w:val="Compact"/>
+              <w:jc w:val="left"/>
+            </w:pPr>
+            <w:r>
+              <w:t xml:space="preserve">120%</w:t>
+            </w:r>
+          </w:p>
+        </w:tc>
+      </w:tr>
+      <w:tr>
+        <w:tc>
+          <w:tcPr/>
+          <w:p>
+            <w:pPr>
+              <w:pStyle w:val="Compact"/>
+              <w:jc w:val="left"/>
+            </w:pPr>
+            <w:r>
+              <w:t xml:space="preserve">SKU-17</w:t>
+            </w:r>
+          </w:p>
+        </w:tc>
+        <w:tc>
+          <w:tcPr/>
+          <w:p>
+            <w:pPr>
+              <w:pStyle w:val="Compact"/>
+              <w:jc w:val="left"/>
+            </w:pPr>
+            <w:r>
+              <w:rPr>
+                <w:bCs/>
+                <w:b/>
+              </w:rPr>
+              <w:t xml:space="preserve">Smart Camera</w:t>
+            </w:r>
+            <w:r>
+              <w:t xml:space="preserve"> </w:t>
+            </w:r>
+            <w:r>
+              <w:t xml:space="preserve">(WiFi, 1080p, night vision, 2-way audio)</w:t>
+            </w:r>
+          </w:p>
+        </w:tc>
+        <w:tc>
+          <w:tcPr/>
+          <w:p>
+            <w:pPr>
+              <w:pStyle w:val="Compact"/>
+              <w:jc w:val="left"/>
+            </w:pPr>
+            <w:r>
+              <w:t xml:space="preserve">₦8,000</w:t>
+            </w:r>
+          </w:p>
+        </w:tc>
+        <w:tc>
+          <w:tcPr/>
+          <w:p>
+            <w:pPr>
+              <w:pStyle w:val="Compact"/>
+              <w:jc w:val="left"/>
+            </w:pPr>
+            <w:r>
+              <w:t xml:space="preserve">₦18,000</w:t>
+            </w:r>
+          </w:p>
+        </w:tc>
+        <w:tc>
+          <w:tcPr/>
+          <w:p>
+            <w:pPr>
+              <w:pStyle w:val="Compact"/>
+              <w:jc w:val="left"/>
+            </w:pPr>
+            <w:r>
+              <w:t xml:space="preserve">125%</w:t>
+            </w:r>
+          </w:p>
+        </w:tc>
+      </w:tr>
+      <w:tr>
+        <w:tc>
+          <w:tcPr/>
+          <w:p>
+            <w:pPr>
+              <w:pStyle w:val="Compact"/>
+              <w:jc w:val="left"/>
+            </w:pPr>
+            <w:r>
+              <w:t xml:space="preserve">SKU-18</w:t>
+            </w:r>
+          </w:p>
+        </w:tc>
+        <w:tc>
+          <w:tcPr/>
+          <w:p>
+            <w:pPr>
+              <w:pStyle w:val="Compact"/>
+              <w:jc w:val="left"/>
+            </w:pPr>
+            <w:r>
+              <w:rPr>
+                <w:bCs/>
+                <w:b/>
+              </w:rPr>
+              <w:t xml:space="preserve">IP Camera</w:t>
+            </w:r>
+            <w:r>
+              <w:t xml:space="preserve"> </w:t>
+            </w:r>
+            <w:r>
+              <w:t xml:space="preserve">(PoE, outdoor, 2K)</w:t>
+            </w:r>
+          </w:p>
+        </w:tc>
+        <w:tc>
+          <w:tcPr/>
+          <w:p>
+            <w:pPr>
+              <w:pStyle w:val="Compact"/>
+              <w:jc w:val="left"/>
+            </w:pPr>
+            <w:r>
+              <w:t xml:space="preserve">₦15,000</w:t>
+            </w:r>
+          </w:p>
+        </w:tc>
+        <w:tc>
+          <w:tcPr/>
+          <w:p>
+            <w:pPr>
+              <w:pStyle w:val="Compact"/>
+              <w:jc w:val="left"/>
+            </w:pPr>
+            <w:r>
+              <w:t xml:space="preserve">₦30,000</w:t>
+            </w:r>
+          </w:p>
+        </w:tc>
+        <w:tc>
+          <w:tcPr/>
+          <w:p>
+            <w:pPr>
+              <w:pStyle w:val="Compact"/>
+              <w:jc w:val="left"/>
+            </w:pPr>
+            <w:r>
+              <w:t xml:space="preserve">100%</w:t>
+            </w:r>
+          </w:p>
+        </w:tc>
+      </w:tr>
+      <w:tr>
+        <w:tc>
+          <w:tcPr/>
+          <w:p>
+            <w:pPr>
+              <w:pStyle w:val="Compact"/>
+              <w:jc w:val="left"/>
+            </w:pPr>
+            <w:r>
+              <w:t xml:space="preserve">SKU-19</w:t>
+            </w:r>
+          </w:p>
+        </w:tc>
+        <w:tc>
+          <w:tcPr/>
+          <w:p>
+            <w:pPr>
+              <w:pStyle w:val="Compact"/>
+              <w:jc w:val="left"/>
+            </w:pPr>
+            <w:r>
+              <w:rPr>
+                <w:bCs/>
+                <w:b/>
+              </w:rPr>
+              <w:t xml:space="preserve">Non-Smart Switch</w:t>
+            </w:r>
+            <w:r>
+              <w:t xml:space="preserve"> </w:t>
+            </w:r>
+            <w:r>
+              <w:t xml:space="preserve">(Premium quality, 1-4 gang)</w:t>
+            </w:r>
+          </w:p>
+        </w:tc>
+        <w:tc>
+          <w:tcPr/>
+          <w:p>
+            <w:pPr>
+              <w:pStyle w:val="Compact"/>
+              <w:jc w:val="left"/>
+            </w:pPr>
+            <w:r>
+              <w:t xml:space="preserve">₦800</w:t>
+            </w:r>
+          </w:p>
+        </w:tc>
+        <w:tc>
+          <w:tcPr/>
+          <w:p>
+            <w:pPr>
+              <w:pStyle w:val="Compact"/>
+              <w:jc w:val="left"/>
+            </w:pPr>
+            <w:r>
+              <w:t xml:space="preserve">₦2,000</w:t>
+            </w:r>
+          </w:p>
+        </w:tc>
+        <w:tc>
+          <w:tcPr/>
+          <w:p>
+            <w:pPr>
+              <w:pStyle w:val="Compact"/>
+              <w:jc w:val="left"/>
+            </w:pPr>
+            <w:r>
+              <w:t xml:space="preserve">150%</w:t>
+            </w:r>
+          </w:p>
+        </w:tc>
+      </w:tr>
+      <w:tr>
+        <w:tc>
+          <w:tcPr/>
+          <w:p>
+            <w:pPr>
+              <w:pStyle w:val="Compact"/>
+              <w:jc w:val="left"/>
+            </w:pPr>
+            <w:r>
+              <w:t xml:space="preserve">SKU-20</w:t>
+            </w:r>
+          </w:p>
+        </w:tc>
+        <w:tc>
+          <w:tcPr/>
+          <w:p>
+            <w:pPr>
+              <w:pStyle w:val="Compact"/>
+              <w:jc w:val="left"/>
+            </w:pPr>
+            <w:r>
+              <w:rPr>
+                <w:bCs/>
+                <w:b/>
+              </w:rPr>
+              <w:t xml:space="preserve">Non-Smart Socket</w:t>
+            </w:r>
+            <w:r>
+              <w:t xml:space="preserve"> </w:t>
+            </w:r>
+            <w:r>
+              <w:t xml:space="preserve">(Premium quality, 13A)</w:t>
+            </w:r>
+          </w:p>
+        </w:tc>
+        <w:tc>
+          <w:tcPr/>
+          <w:p>
+            <w:pPr>
+              <w:pStyle w:val="Compact"/>
+              <w:jc w:val="left"/>
+            </w:pPr>
+            <w:r>
+              <w:t xml:space="preserve">₦600</w:t>
+            </w:r>
+          </w:p>
+        </w:tc>
+        <w:tc>
+          <w:tcPr/>
+          <w:p>
+            <w:pPr>
+              <w:pStyle w:val="Compact"/>
+              <w:jc w:val="left"/>
+            </w:pPr>
+            <w:r>
+              <w:t xml:space="preserve">₦1,500</w:t>
+            </w:r>
+          </w:p>
+        </w:tc>
+        <w:tc>
+          <w:tcPr/>
+          <w:p>
+            <w:pPr>
+              <w:pStyle w:val="Compact"/>
+              <w:jc w:val="left"/>
+            </w:pPr>
+            <w:r>
+              <w:t xml:space="preserve">150%</w:t>
+            </w:r>
+          </w:p>
+        </w:tc>
+      </w:tr>
+    </w:tbl>
+    <w:bookmarkEnd w:id="69"/>
+    <w:bookmarkStart w:id="70" w:name="education-display"/>
+    <w:p>
+      <w:pPr>
+        <w:pStyle w:val="Heading4"/>
+      </w:pPr>
+      <w:r>
+        <w:t xml:space="preserve">Education &amp; Display</w:t>
+      </w:r>
+    </w:p>
+    <w:tbl>
+      <w:tblPr>
+        <w:tblStyle w:val="Table"/>
+        <w:tblW w:type="pct" w:w="5000"/>
+        <w:tblLook w:firstRow="1" w:lastRow="0" w:firstColumn="0" w:lastColumn="0" w:noHBand="0" w:noVBand="0" w:val="0020"/>
+        <w:jc w:val="start"/>
+      </w:tblPr>
+      <w:tblGrid>
+        <w:gridCol w:w="761"/>
+        <w:gridCol w:w="1218"/>
+        <w:gridCol w:w="2284"/>
+        <w:gridCol w:w="2436"/>
+        <w:gridCol w:w="1218"/>
+      </w:tblGrid>
+      <w:tr>
+        <w:trPr>
+          <w:tblHeader w:val="true"/>
+        </w:trPr>
+        <w:tc>
+          <w:tcPr/>
+          <w:p>
+            <w:pPr>
+              <w:pStyle w:val="Compact"/>
+              <w:jc w:val="left"/>
+            </w:pPr>
+            <w:r>
+              <w:t xml:space="preserve">SKU</w:t>
+            </w:r>
+          </w:p>
+        </w:tc>
+        <w:tc>
+          <w:tcPr/>
+          <w:p>
+            <w:pPr>
+              <w:pStyle w:val="Compact"/>
+              <w:jc w:val="left"/>
+            </w:pPr>
+            <w:r>
+              <w:t xml:space="preserve">Device</w:t>
+            </w:r>
+          </w:p>
+        </w:tc>
+        <w:tc>
+          <w:tcPr/>
+          <w:p>
+            <w:pPr>
+              <w:pStyle w:val="Compact"/>
+              <w:jc w:val="left"/>
+            </w:pPr>
+            <w:r>
+              <w:t xml:space="preserve">Unit Cost (₦)</w:t>
+            </w:r>
+          </w:p>
+        </w:tc>
+        <w:tc>
+          <w:tcPr/>
+          <w:p>
+            <w:pPr>
+              <w:pStyle w:val="Compact"/>
+              <w:jc w:val="left"/>
+            </w:pPr>
+            <w:r>
+              <w:t xml:space="preserve">Sell Price (₦)</w:t>
+            </w:r>
+          </w:p>
+        </w:tc>
+        <w:tc>
+          <w:tcPr/>
+          <w:p>
+            <w:pPr>
+              <w:pStyle w:val="Compact"/>
+              <w:jc w:val="left"/>
+            </w:pPr>
+            <w:r>
+              <w:t xml:space="preserve">Margin</w:t>
+            </w:r>
+          </w:p>
+        </w:tc>
+      </w:tr>
+      <w:tr>
+        <w:tc>
+          <w:tcPr/>
+          <w:p>
+            <w:pPr>
+              <w:pStyle w:val="Compact"/>
+              <w:jc w:val="left"/>
+            </w:pPr>
+            <w:r>
+              <w:t xml:space="preserve">SKU-21</w:t>
+            </w:r>
+          </w:p>
+        </w:tc>
+        <w:tc>
+          <w:tcPr/>
+          <w:p>
+            <w:pPr>
+              <w:pStyle w:val="Compact"/>
+              <w:jc w:val="left"/>
+            </w:pPr>
+            <w:r>
+              <w:rPr>
+                <w:bCs/>
+                <w:b/>
+              </w:rPr>
+              <w:t xml:space="preserve">Learning Tablet</w:t>
+            </w:r>
+            <w:r>
+              <w:t xml:space="preserve"> </w:t>
+            </w:r>
+            <w:r>
+              <w:t xml:space="preserve">(8”, Android, pre-loaded content)</w:t>
+            </w:r>
+          </w:p>
+        </w:tc>
+        <w:tc>
+          <w:tcPr/>
+          <w:p>
+            <w:pPr>
+              <w:pStyle w:val="Compact"/>
+              <w:jc w:val="left"/>
+            </w:pPr>
+            <w:r>
+              <w:t xml:space="preserve">₦25,000</w:t>
+            </w:r>
+          </w:p>
+        </w:tc>
+        <w:tc>
+          <w:tcPr/>
+          <w:p>
+            <w:pPr>
+              <w:pStyle w:val="Compact"/>
+              <w:jc w:val="left"/>
+            </w:pPr>
+            <w:r>
+              <w:t xml:space="preserve">₦45,000</w:t>
+            </w:r>
+          </w:p>
+        </w:tc>
+        <w:tc>
+          <w:tcPr/>
+          <w:p>
+            <w:pPr>
+              <w:pStyle w:val="Compact"/>
+              <w:jc w:val="left"/>
+            </w:pPr>
+            <w:r>
+              <w:t xml:space="preserve">80%</w:t>
+            </w:r>
+          </w:p>
+        </w:tc>
+      </w:tr>
+      <w:tr>
+        <w:tc>
+          <w:tcPr/>
+          <w:p>
+            <w:pPr>
+              <w:pStyle w:val="Compact"/>
+              <w:jc w:val="left"/>
+            </w:pPr>
+            <w:r>
+              <w:t xml:space="preserve">SKU-22</w:t>
+            </w:r>
+          </w:p>
+        </w:tc>
+        <w:tc>
+          <w:tcPr/>
+          <w:p>
+            <w:pPr>
+              <w:pStyle w:val="Compact"/>
+              <w:jc w:val="left"/>
+            </w:pPr>
+            <w:r>
+              <w:rPr>
+                <w:bCs/>
+                <w:b/>
+              </w:rPr>
+              <w:t xml:space="preserve">LED Display Panel</w:t>
+            </w:r>
+            <w:r>
+              <w:t xml:space="preserve"> </w:t>
+            </w:r>
+            <w:r>
+              <w:t xml:space="preserve">(P3 indoor, 64×32cm)</w:t>
+            </w:r>
+          </w:p>
+        </w:tc>
+        <w:tc>
+          <w:tcPr/>
+          <w:p>
+            <w:pPr>
+              <w:pStyle w:val="Compact"/>
+              <w:jc w:val="left"/>
+            </w:pPr>
+            <w:r>
+              <w:t xml:space="preserve">₦40,000</w:t>
+            </w:r>
+          </w:p>
+        </w:tc>
+        <w:tc>
+          <w:tcPr/>
+          <w:p>
+            <w:pPr>
+              <w:pStyle w:val="Compact"/>
+              <w:jc w:val="left"/>
+            </w:pPr>
+            <w:r>
+              <w:t xml:space="preserve">₦70,000</w:t>
+            </w:r>
+          </w:p>
+        </w:tc>
+        <w:tc>
+          <w:tcPr/>
+          <w:p>
+            <w:pPr>
+              <w:pStyle w:val="Compact"/>
+              <w:jc w:val="left"/>
+            </w:pPr>
+            <w:r>
+              <w:t xml:space="preserve">75%</w:t>
+            </w:r>
+          </w:p>
+        </w:tc>
+      </w:tr>
+      <w:tr>
+        <w:tc>
+          <w:tcPr/>
+          <w:p>
+            <w:pPr>
+              <w:pStyle w:val="Compact"/>
+              <w:jc w:val="left"/>
+            </w:pPr>
+            <w:r>
+              <w:t xml:space="preserve">SKU-23</w:t>
+            </w:r>
+          </w:p>
+        </w:tc>
+        <w:tc>
+          <w:tcPr/>
+          <w:p>
+            <w:pPr>
+              <w:pStyle w:val="Compact"/>
+              <w:jc w:val="left"/>
+            </w:pPr>
+            <w:r>
+              <w:rPr>
+                <w:bCs/>
+                <w:b/>
+              </w:rPr>
+              <w:t xml:space="preserve">Outdoor LED Screen</w:t>
+            </w:r>
+            <w:r>
+              <w:t xml:space="preserve"> </w:t>
+            </w:r>
+            <w:r>
+              <w:t xml:space="preserve">(P5, weatherproof, 96×48cm)</w:t>
+            </w:r>
+          </w:p>
+        </w:tc>
+        <w:tc>
+          <w:tcPr/>
+          <w:p>
+            <w:pPr>
+              <w:pStyle w:val="Compact"/>
+              <w:jc w:val="left"/>
+            </w:pPr>
+            <w:r>
+              <w:t xml:space="preserve">₦80,000</w:t>
+            </w:r>
+          </w:p>
+        </w:tc>
+        <w:tc>
+          <w:tcPr/>
+          <w:p>
+            <w:pPr>
+              <w:pStyle w:val="Compact"/>
+              <w:jc w:val="left"/>
+            </w:pPr>
+            <w:r>
+              <w:t xml:space="preserve">₦140,000</w:t>
+            </w:r>
+          </w:p>
+        </w:tc>
+        <w:tc>
+          <w:tcPr/>
+          <w:p>
+            <w:pPr>
+              <w:pStyle w:val="Compact"/>
+              <w:jc w:val="left"/>
+            </w:pPr>
+            <w:r>
+              <w:t xml:space="preserve">75%</w:t>
+            </w:r>
+          </w:p>
+        </w:tc>
+      </w:tr>
+    </w:tbl>
+    <w:bookmarkEnd w:id="70"/>
+    <w:bookmarkEnd w:id="71"/>
+    <w:bookmarkStart w:id="72" w:name="hardware-procurement-schedule"/>
     <w:p>
       <w:pPr>
         <w:pStyle w:val="Heading3"/>
@@ -10573,14 +13240,23 @@
         <w:t xml:space="preserve">- SONCAP certification per shipment: $500–$2,000 (~₦750K–₦3M) for PC + SC + lab testing</w:t>
       </w:r>
     </w:p>
-    <w:bookmarkEnd w:id="60"/>
-    <w:bookmarkStart w:id="61" w:name="solution-packages-what-we-actually-sell"/>
+    <w:bookmarkEnd w:id="72"/>
+    <w:bookmarkStart w:id="77" w:name="solution-packages-what-we-actually-sell"/>
     <w:p>
       <w:pPr>
         <w:pStyle w:val="Heading3"/>
       </w:pPr>
       <w:r>
         <w:t xml:space="preserve">10.3 Solution Packages (What We Actually Sell)</w:t>
+      </w:r>
+    </w:p>
+    <w:bookmarkStart w:id="73" w:name="commerce-packages"/>
+    <w:p>
+      <w:pPr>
+        <w:pStyle w:val="Heading4"/>
+      </w:pPr>
+      <w:r>
+        <w:t xml:space="preserve">Commerce Packages</w:t>
       </w:r>
     </w:p>
     <w:tbl>
@@ -10811,140 +13487,15 @@
           </w:p>
         </w:tc>
       </w:tr>
-      <w:tr>
-        <w:tc>
-          <w:tcPr/>
-          <w:p>
-            <w:pPr>
-              <w:pStyle w:val="Compact"/>
-              <w:jc w:val="left"/>
-            </w:pPr>
-            <w:r>
-              <w:rPr>
-                <w:bCs/>
-                <w:b/>
-              </w:rPr>
-              <w:t xml:space="preserve">IoT Starter Kit</w:t>
-            </w:r>
-          </w:p>
-        </w:tc>
-        <w:tc>
-          <w:tcPr/>
-          <w:p>
-            <w:pPr>
-              <w:pStyle w:val="Compact"/>
-              <w:jc w:val="left"/>
-            </w:pPr>
-            <w:r>
-              <w:t xml:space="preserve">3× Energy Controllers + Smart Meter + Dashboard</w:t>
-            </w:r>
-          </w:p>
-        </w:tc>
-        <w:tc>
-          <w:tcPr/>
-          <w:p>
-            <w:pPr>
-              <w:pStyle w:val="Compact"/>
-              <w:jc w:val="left"/>
-            </w:pPr>
-            <w:r>
-              <w:t xml:space="preserve">₦120,000</w:t>
-            </w:r>
-          </w:p>
-        </w:tc>
-        <w:tc>
-          <w:tcPr/>
-          <w:p>
-            <w:pPr>
-              <w:pStyle w:val="Compact"/>
-              <w:jc w:val="left"/>
-            </w:pPr>
-            <w:r>
-              <w:t xml:space="preserve">Solar installers</w:t>
-            </w:r>
-          </w:p>
-        </w:tc>
-      </w:tr>
-      <w:tr>
-        <w:tc>
-          <w:tcPr/>
-          <w:p>
-            <w:pPr>
-              <w:pStyle w:val="Compact"/>
-              <w:jc w:val="left"/>
-            </w:pPr>
-            <w:r>
-              <w:rPr>
-                <w:bCs/>
-                <w:b/>
-              </w:rPr>
-              <w:t xml:space="preserve">Estate Management Kit</w:t>
-            </w:r>
-          </w:p>
-        </w:tc>
-        <w:tc>
-          <w:tcPr/>
-          <w:p>
-            <w:pPr>
-              <w:pStyle w:val="Compact"/>
-              <w:jc w:val="left"/>
-            </w:pPr>
-            <w:r>
-              <w:t xml:space="preserve">5× Smart Meters + CCTV + Access Control + Platform</w:t>
-            </w:r>
-          </w:p>
-        </w:tc>
-        <w:tc>
-          <w:tcPr/>
-          <w:p>
-            <w:pPr>
-              <w:pStyle w:val="Compact"/>
-              <w:jc w:val="left"/>
-            </w:pPr>
-            <w:r>
-              <w:t xml:space="preserve">₦350,000</w:t>
-            </w:r>
-          </w:p>
-        </w:tc>
-        <w:tc>
-          <w:tcPr/>
-          <w:p>
-            <w:pPr>
-              <w:pStyle w:val="Compact"/>
-              <w:jc w:val="left"/>
-            </w:pPr>
-            <w:r>
-              <w:t xml:space="preserve">Estate managers</w:t>
-            </w:r>
-          </w:p>
-        </w:tc>
-      </w:tr>
     </w:tbl>
-    <w:p>
-      <w:r>
-        <w:pict>
-          <v:rect style="width:0;height:1.5pt" o:hralign="center" o:hrstd="t" o:hr="t"/>
-        </w:pict>
-      </w:r>
-    </w:p>
-    <w:bookmarkEnd w:id="61"/>
-    <w:bookmarkEnd w:id="62"/>
-    <w:bookmarkStart w:id="65" w:name="licensing-compliance-regulatory"/>
+    <w:bookmarkEnd w:id="73"/>
+    <w:bookmarkStart w:id="74" w:name="iot-energy-packages"/>
     <w:p>
       <w:pPr>
-        <w:pStyle w:val="Heading2"/>
+        <w:pStyle w:val="Heading4"/>
       </w:pPr>
       <w:r>
-        <w:t xml:space="preserve">11. Licensing, Compliance &amp; Regulatory</w:t>
-      </w:r>
-    </w:p>
-    <w:bookmarkStart w:id="63" w:name="required-licenses-approvals"/>
-    <w:p>
-      <w:pPr>
-        <w:pStyle w:val="Heading3"/>
-      </w:pPr>
-      <w:r>
-        <w:t xml:space="preserve">11.1 Required Licenses &amp; Approvals</w:t>
+        <w:t xml:space="preserve">IoT &amp; Energy Packages</w:t>
       </w:r>
     </w:p>
     <w:tbl>
@@ -10955,12 +13506,10 @@
         <w:jc w:val="start"/>
       </w:tblPr>
       <w:tblGrid>
-        <w:gridCol w:w="409"/>
-        <w:gridCol w:w="2321"/>
-        <w:gridCol w:w="1502"/>
-        <w:gridCol w:w="1365"/>
-        <w:gridCol w:w="1365"/>
-        <w:gridCol w:w="955"/>
+        <w:gridCol w:w="1875"/>
+        <w:gridCol w:w="2084"/>
+        <w:gridCol w:w="2292"/>
+        <w:gridCol w:w="1667"/>
       </w:tblGrid>
       <w:tr>
         <w:trPr>
@@ -10974,6 +13523,798 @@
               <w:jc w:val="left"/>
             </w:pPr>
             <w:r>
+              <w:t xml:space="preserve">Package</w:t>
+            </w:r>
+          </w:p>
+        </w:tc>
+        <w:tc>
+          <w:tcPr/>
+          <w:p>
+            <w:pPr>
+              <w:pStyle w:val="Compact"/>
+              <w:jc w:val="left"/>
+            </w:pPr>
+            <w:r>
+              <w:t xml:space="preserve">Contents</w:t>
+            </w:r>
+          </w:p>
+        </w:tc>
+        <w:tc>
+          <w:tcPr/>
+          <w:p>
+            <w:pPr>
+              <w:pStyle w:val="Compact"/>
+              <w:jc w:val="left"/>
+            </w:pPr>
+            <w:r>
+              <w:t xml:space="preserve">Price (₦)</w:t>
+            </w:r>
+          </w:p>
+        </w:tc>
+        <w:tc>
+          <w:tcPr/>
+          <w:p>
+            <w:pPr>
+              <w:pStyle w:val="Compact"/>
+              <w:jc w:val="left"/>
+            </w:pPr>
+            <w:r>
+              <w:t xml:space="preserve">Target</w:t>
+            </w:r>
+          </w:p>
+        </w:tc>
+      </w:tr>
+      <w:tr>
+        <w:tc>
+          <w:tcPr/>
+          <w:p>
+            <w:pPr>
+              <w:pStyle w:val="Compact"/>
+              <w:jc w:val="left"/>
+            </w:pPr>
+            <w:r>
+              <w:rPr>
+                <w:bCs/>
+                <w:b/>
+              </w:rPr>
+              <w:t xml:space="preserve">IoT Starter Kit</w:t>
+            </w:r>
+          </w:p>
+        </w:tc>
+        <w:tc>
+          <w:tcPr/>
+          <w:p>
+            <w:pPr>
+              <w:pStyle w:val="Compact"/>
+              <w:jc w:val="left"/>
+            </w:pPr>
+            <w:r>
+              <w:t xml:space="preserve">3× Energy Controllers + Smart Meter + Dashboard</w:t>
+            </w:r>
+          </w:p>
+        </w:tc>
+        <w:tc>
+          <w:tcPr/>
+          <w:p>
+            <w:pPr>
+              <w:pStyle w:val="Compact"/>
+              <w:jc w:val="left"/>
+            </w:pPr>
+            <w:r>
+              <w:t xml:space="preserve">₦120,000</w:t>
+            </w:r>
+          </w:p>
+        </w:tc>
+        <w:tc>
+          <w:tcPr/>
+          <w:p>
+            <w:pPr>
+              <w:pStyle w:val="Compact"/>
+              <w:jc w:val="left"/>
+            </w:pPr>
+            <w:r>
+              <w:t xml:space="preserve">Solar installers</w:t>
+            </w:r>
+          </w:p>
+        </w:tc>
+      </w:tr>
+      <w:tr>
+        <w:tc>
+          <w:tcPr/>
+          <w:p>
+            <w:pPr>
+              <w:pStyle w:val="Compact"/>
+              <w:jc w:val="left"/>
+            </w:pPr>
+            <w:r>
+              <w:rPr>
+                <w:bCs/>
+                <w:b/>
+              </w:rPr>
+              <w:t xml:space="preserve">Estate Management Kit</w:t>
+            </w:r>
+          </w:p>
+        </w:tc>
+        <w:tc>
+          <w:tcPr/>
+          <w:p>
+            <w:pPr>
+              <w:pStyle w:val="Compact"/>
+              <w:jc w:val="left"/>
+            </w:pPr>
+            <w:r>
+              <w:t xml:space="preserve">5× Smart Meters + CCTV + Access Control + Platform</w:t>
+            </w:r>
+          </w:p>
+        </w:tc>
+        <w:tc>
+          <w:tcPr/>
+          <w:p>
+            <w:pPr>
+              <w:pStyle w:val="Compact"/>
+              <w:jc w:val="left"/>
+            </w:pPr>
+            <w:r>
+              <w:t xml:space="preserve">₦350,000</w:t>
+            </w:r>
+          </w:p>
+        </w:tc>
+        <w:tc>
+          <w:tcPr/>
+          <w:p>
+            <w:pPr>
+              <w:pStyle w:val="Compact"/>
+              <w:jc w:val="left"/>
+            </w:pPr>
+            <w:r>
+              <w:t xml:space="preserve">Estate managers</w:t>
+            </w:r>
+          </w:p>
+        </w:tc>
+      </w:tr>
+      <w:tr>
+        <w:tc>
+          <w:tcPr/>
+          <w:p>
+            <w:pPr>
+              <w:pStyle w:val="Compact"/>
+              <w:jc w:val="left"/>
+            </w:pPr>
+            <w:r>
+              <w:rPr>
+                <w:bCs/>
+                <w:b/>
+              </w:rPr>
+              <w:t xml:space="preserve">Water Management Kit</w:t>
+            </w:r>
+          </w:p>
+        </w:tc>
+        <w:tc>
+          <w:tcPr/>
+          <w:p>
+            <w:pPr>
+              <w:pStyle w:val="Compact"/>
+              <w:jc w:val="left"/>
+            </w:pPr>
+            <w:r>
+              <w:t xml:space="preserve">Tier 3 Water Controller + Smart Meter + App Setup</w:t>
+            </w:r>
+          </w:p>
+        </w:tc>
+        <w:tc>
+          <w:tcPr/>
+          <w:p>
+            <w:pPr>
+              <w:pStyle w:val="Compact"/>
+              <w:jc w:val="left"/>
+            </w:pPr>
+            <w:r>
+              <w:t xml:space="preserve">₦85,000</w:t>
+            </w:r>
+          </w:p>
+        </w:tc>
+        <w:tc>
+          <w:tcPr/>
+          <w:p>
+            <w:pPr>
+              <w:pStyle w:val="Compact"/>
+              <w:jc w:val="left"/>
+            </w:pPr>
+            <w:r>
+              <w:t xml:space="preserve">Households, boreholes</w:t>
+            </w:r>
+          </w:p>
+        </w:tc>
+      </w:tr>
+      <w:tr>
+        <w:tc>
+          <w:tcPr/>
+          <w:p>
+            <w:pPr>
+              <w:pStyle w:val="Compact"/>
+              <w:jc w:val="left"/>
+            </w:pPr>
+            <w:r>
+              <w:rPr>
+                <w:bCs/>
+                <w:b/>
+              </w:rPr>
+              <w:t xml:space="preserve">Industrial Water Kit</w:t>
+            </w:r>
+          </w:p>
+        </w:tc>
+        <w:tc>
+          <w:tcPr/>
+          <w:p>
+            <w:pPr>
+              <w:pStyle w:val="Compact"/>
+              <w:jc w:val="left"/>
+            </w:pPr>
+            <w:r>
+              <w:t xml:space="preserve">Tier 4 Controller + Pressure Sensor + 4G + SCADA Dashboard</w:t>
+            </w:r>
+          </w:p>
+        </w:tc>
+        <w:tc>
+          <w:tcPr/>
+          <w:p>
+            <w:pPr>
+              <w:pStyle w:val="Compact"/>
+              <w:jc w:val="left"/>
+            </w:pPr>
+            <w:r>
+              <w:t xml:space="preserve">₦180,000</w:t>
+            </w:r>
+          </w:p>
+        </w:tc>
+        <w:tc>
+          <w:tcPr/>
+          <w:p>
+            <w:pPr>
+              <w:pStyle w:val="Compact"/>
+              <w:jc w:val="left"/>
+            </w:pPr>
+            <w:r>
+              <w:t xml:space="preserve">Hotels, hospitals, estates</w:t>
+            </w:r>
+          </w:p>
+        </w:tc>
+      </w:tr>
+    </w:tbl>
+    <w:bookmarkEnd w:id="74"/>
+    <w:bookmarkStart w:id="75" w:name="smart-home-packages"/>
+    <w:p>
+      <w:pPr>
+        <w:pStyle w:val="Heading4"/>
+      </w:pPr>
+      <w:r>
+        <w:t xml:space="preserve">Smart Home Packages</w:t>
+      </w:r>
+    </w:p>
+    <w:tbl>
+      <w:tblPr>
+        <w:tblStyle w:val="Table"/>
+        <w:tblW w:type="pct" w:w="5000"/>
+        <w:tblLook w:firstRow="1" w:lastRow="0" w:firstColumn="0" w:lastColumn="0" w:noHBand="0" w:noVBand="0" w:val="0020"/>
+        <w:jc w:val="start"/>
+      </w:tblPr>
+      <w:tblGrid>
+        <w:gridCol w:w="1875"/>
+        <w:gridCol w:w="2084"/>
+        <w:gridCol w:w="2292"/>
+        <w:gridCol w:w="1667"/>
+      </w:tblGrid>
+      <w:tr>
+        <w:trPr>
+          <w:tblHeader w:val="true"/>
+        </w:trPr>
+        <w:tc>
+          <w:tcPr/>
+          <w:p>
+            <w:pPr>
+              <w:pStyle w:val="Compact"/>
+              <w:jc w:val="left"/>
+            </w:pPr>
+            <w:r>
+              <w:t xml:space="preserve">Package</w:t>
+            </w:r>
+          </w:p>
+        </w:tc>
+        <w:tc>
+          <w:tcPr/>
+          <w:p>
+            <w:pPr>
+              <w:pStyle w:val="Compact"/>
+              <w:jc w:val="left"/>
+            </w:pPr>
+            <w:r>
+              <w:t xml:space="preserve">Contents</w:t>
+            </w:r>
+          </w:p>
+        </w:tc>
+        <w:tc>
+          <w:tcPr/>
+          <w:p>
+            <w:pPr>
+              <w:pStyle w:val="Compact"/>
+              <w:jc w:val="left"/>
+            </w:pPr>
+            <w:r>
+              <w:t xml:space="preserve">Price (₦)</w:t>
+            </w:r>
+          </w:p>
+        </w:tc>
+        <w:tc>
+          <w:tcPr/>
+          <w:p>
+            <w:pPr>
+              <w:pStyle w:val="Compact"/>
+              <w:jc w:val="left"/>
+            </w:pPr>
+            <w:r>
+              <w:t xml:space="preserve">Target</w:t>
+            </w:r>
+          </w:p>
+        </w:tc>
+      </w:tr>
+      <w:tr>
+        <w:tc>
+          <w:tcPr/>
+          <w:p>
+            <w:pPr>
+              <w:pStyle w:val="Compact"/>
+              <w:jc w:val="left"/>
+            </w:pPr>
+            <w:r>
+              <w:rPr>
+                <w:bCs/>
+                <w:b/>
+              </w:rPr>
+              <w:t xml:space="preserve">Smart Home Starter</w:t>
+            </w:r>
+          </w:p>
+        </w:tc>
+        <w:tc>
+          <w:tcPr/>
+          <w:p>
+            <w:pPr>
+              <w:pStyle w:val="Compact"/>
+              <w:jc w:val="left"/>
+            </w:pPr>
+            <w:r>
+              <w:t xml:space="preserve">4× Smart Switches + 2× Smart Sockets + App Setup</w:t>
+            </w:r>
+          </w:p>
+        </w:tc>
+        <w:tc>
+          <w:tcPr/>
+          <w:p>
+            <w:pPr>
+              <w:pStyle w:val="Compact"/>
+              <w:jc w:val="left"/>
+            </w:pPr>
+            <w:r>
+              <w:t xml:space="preserve">₦45,000</w:t>
+            </w:r>
+          </w:p>
+        </w:tc>
+        <w:tc>
+          <w:tcPr/>
+          <w:p>
+            <w:pPr>
+              <w:pStyle w:val="Compact"/>
+              <w:jc w:val="left"/>
+            </w:pPr>
+            <w:r>
+              <w:t xml:space="preserve">Homeowners</w:t>
+            </w:r>
+          </w:p>
+        </w:tc>
+      </w:tr>
+      <w:tr>
+        <w:tc>
+          <w:tcPr/>
+          <w:p>
+            <w:pPr>
+              <w:pStyle w:val="Compact"/>
+              <w:jc w:val="left"/>
+            </w:pPr>
+            <w:r>
+              <w:rPr>
+                <w:bCs/>
+                <w:b/>
+              </w:rPr>
+              <w:t xml:space="preserve">Home Security Kit</w:t>
+            </w:r>
+          </w:p>
+        </w:tc>
+        <w:tc>
+          <w:tcPr/>
+          <w:p>
+            <w:pPr>
+              <w:pStyle w:val="Compact"/>
+              <w:jc w:val="left"/>
+            </w:pPr>
+            <w:r>
+              <w:t xml:space="preserve">2× Smart Cameras + Smart Switch + Cloud Storage</w:t>
+            </w:r>
+          </w:p>
+        </w:tc>
+        <w:tc>
+          <w:tcPr/>
+          <w:p>
+            <w:pPr>
+              <w:pStyle w:val="Compact"/>
+              <w:jc w:val="left"/>
+            </w:pPr>
+            <w:r>
+              <w:t xml:space="preserve">₦55,000</w:t>
+            </w:r>
+          </w:p>
+        </w:tc>
+        <w:tc>
+          <w:tcPr/>
+          <w:p>
+            <w:pPr>
+              <w:pStyle w:val="Compact"/>
+              <w:jc w:val="left"/>
+            </w:pPr>
+            <w:r>
+              <w:t xml:space="preserve">Families, landlords</w:t>
+            </w:r>
+          </w:p>
+        </w:tc>
+      </w:tr>
+      <w:tr>
+        <w:tc>
+          <w:tcPr/>
+          <w:p>
+            <w:pPr>
+              <w:pStyle w:val="Compact"/>
+              <w:jc w:val="left"/>
+            </w:pPr>
+            <w:r>
+              <w:rPr>
+                <w:bCs/>
+                <w:b/>
+              </w:rPr>
+              <w:t xml:space="preserve">Premium Home Kit</w:t>
+            </w:r>
+          </w:p>
+        </w:tc>
+        <w:tc>
+          <w:tcPr/>
+          <w:p>
+            <w:pPr>
+              <w:pStyle w:val="Compact"/>
+              <w:jc w:val="left"/>
+            </w:pPr>
+            <w:r>
+              <w:t xml:space="preserve">8× Smart Switches + 4× Sockets + 2× Cameras + Energy Monitor</w:t>
+            </w:r>
+          </w:p>
+        </w:tc>
+        <w:tc>
+          <w:tcPr/>
+          <w:p>
+            <w:pPr>
+              <w:pStyle w:val="Compact"/>
+              <w:jc w:val="left"/>
+            </w:pPr>
+            <w:r>
+              <w:t xml:space="preserve">₦120,000</w:t>
+            </w:r>
+          </w:p>
+        </w:tc>
+        <w:tc>
+          <w:tcPr/>
+          <w:p>
+            <w:pPr>
+              <w:pStyle w:val="Compact"/>
+              <w:jc w:val="left"/>
+            </w:pPr>
+            <w:r>
+              <w:t xml:space="preserve">Premium homes</w:t>
+            </w:r>
+          </w:p>
+        </w:tc>
+      </w:tr>
+    </w:tbl>
+    <w:bookmarkEnd w:id="75"/>
+    <w:bookmarkStart w:id="76" w:name="education-display-packages"/>
+    <w:p>
+      <w:pPr>
+        <w:pStyle w:val="Heading4"/>
+      </w:pPr>
+      <w:r>
+        <w:t xml:space="preserve">Education &amp; Display Packages</w:t>
+      </w:r>
+    </w:p>
+    <w:tbl>
+      <w:tblPr>
+        <w:tblStyle w:val="Table"/>
+        <w:tblW w:type="pct" w:w="5000"/>
+        <w:tblLook w:firstRow="1" w:lastRow="0" w:firstColumn="0" w:lastColumn="0" w:noHBand="0" w:noVBand="0" w:val="0020"/>
+        <w:jc w:val="start"/>
+      </w:tblPr>
+      <w:tblGrid>
+        <w:gridCol w:w="1875"/>
+        <w:gridCol w:w="2084"/>
+        <w:gridCol w:w="2292"/>
+        <w:gridCol w:w="1667"/>
+      </w:tblGrid>
+      <w:tr>
+        <w:trPr>
+          <w:tblHeader w:val="true"/>
+        </w:trPr>
+        <w:tc>
+          <w:tcPr/>
+          <w:p>
+            <w:pPr>
+              <w:pStyle w:val="Compact"/>
+              <w:jc w:val="left"/>
+            </w:pPr>
+            <w:r>
+              <w:t xml:space="preserve">Package</w:t>
+            </w:r>
+          </w:p>
+        </w:tc>
+        <w:tc>
+          <w:tcPr/>
+          <w:p>
+            <w:pPr>
+              <w:pStyle w:val="Compact"/>
+              <w:jc w:val="left"/>
+            </w:pPr>
+            <w:r>
+              <w:t xml:space="preserve">Contents</w:t>
+            </w:r>
+          </w:p>
+        </w:tc>
+        <w:tc>
+          <w:tcPr/>
+          <w:p>
+            <w:pPr>
+              <w:pStyle w:val="Compact"/>
+              <w:jc w:val="left"/>
+            </w:pPr>
+            <w:r>
+              <w:t xml:space="preserve">Price (₦)</w:t>
+            </w:r>
+          </w:p>
+        </w:tc>
+        <w:tc>
+          <w:tcPr/>
+          <w:p>
+            <w:pPr>
+              <w:pStyle w:val="Compact"/>
+              <w:jc w:val="left"/>
+            </w:pPr>
+            <w:r>
+              <w:t xml:space="preserve">Target</w:t>
+            </w:r>
+          </w:p>
+        </w:tc>
+      </w:tr>
+      <w:tr>
+        <w:tc>
+          <w:tcPr/>
+          <w:p>
+            <w:pPr>
+              <w:pStyle w:val="Compact"/>
+              <w:jc w:val="left"/>
+            </w:pPr>
+            <w:r>
+              <w:rPr>
+                <w:bCs/>
+                <w:b/>
+              </w:rPr>
+              <w:t xml:space="preserve">Learning Kit</w:t>
+            </w:r>
+          </w:p>
+        </w:tc>
+        <w:tc>
+          <w:tcPr/>
+          <w:p>
+            <w:pPr>
+              <w:pStyle w:val="Compact"/>
+              <w:jc w:val="left"/>
+            </w:pPr>
+            <w:r>
+              <w:t xml:space="preserve">Learning Tablet + Protective Case + 1 Year Content</w:t>
+            </w:r>
+          </w:p>
+        </w:tc>
+        <w:tc>
+          <w:tcPr/>
+          <w:p>
+            <w:pPr>
+              <w:pStyle w:val="Compact"/>
+              <w:jc w:val="left"/>
+            </w:pPr>
+            <w:r>
+              <w:t xml:space="preserve">₦55,000</w:t>
+            </w:r>
+          </w:p>
+        </w:tc>
+        <w:tc>
+          <w:tcPr/>
+          <w:p>
+            <w:pPr>
+              <w:pStyle w:val="Compact"/>
+              <w:jc w:val="left"/>
+            </w:pPr>
+            <w:r>
+              <w:t xml:space="preserve">Parents, schools</w:t>
+            </w:r>
+          </w:p>
+        </w:tc>
+      </w:tr>
+      <w:tr>
+        <w:tc>
+          <w:tcPr/>
+          <w:p>
+            <w:pPr>
+              <w:pStyle w:val="Compact"/>
+              <w:jc w:val="left"/>
+            </w:pPr>
+            <w:r>
+              <w:rPr>
+                <w:bCs/>
+                <w:b/>
+              </w:rPr>
+              <w:t xml:space="preserve">Classroom Kit</w:t>
+            </w:r>
+          </w:p>
+        </w:tc>
+        <w:tc>
+          <w:tcPr/>
+          <w:p>
+            <w:pPr>
+              <w:pStyle w:val="Compact"/>
+              <w:jc w:val="left"/>
+            </w:pPr>
+            <w:r>
+              <w:t xml:space="preserve">10× Learning Tablets + Teacher Dashboard + Content License</w:t>
+            </w:r>
+          </w:p>
+        </w:tc>
+        <w:tc>
+          <w:tcPr/>
+          <w:p>
+            <w:pPr>
+              <w:pStyle w:val="Compact"/>
+              <w:jc w:val="left"/>
+            </w:pPr>
+            <w:r>
+              <w:t xml:space="preserve">₦480,000</w:t>
+            </w:r>
+          </w:p>
+        </w:tc>
+        <w:tc>
+          <w:tcPr/>
+          <w:p>
+            <w:pPr>
+              <w:pStyle w:val="Compact"/>
+              <w:jc w:val="left"/>
+            </w:pPr>
+            <w:r>
+              <w:t xml:space="preserve">Schools</w:t>
+            </w:r>
+          </w:p>
+        </w:tc>
+      </w:tr>
+      <w:tr>
+        <w:tc>
+          <w:tcPr/>
+          <w:p>
+            <w:pPr>
+              <w:pStyle w:val="Compact"/>
+              <w:jc w:val="left"/>
+            </w:pPr>
+            <w:r>
+              <w:rPr>
+                <w:bCs/>
+                <w:b/>
+              </w:rPr>
+              <w:t xml:space="preserve">Digital Signage Kit</w:t>
+            </w:r>
+          </w:p>
+        </w:tc>
+        <w:tc>
+          <w:tcPr/>
+          <w:p>
+            <w:pPr>
+              <w:pStyle w:val="Compact"/>
+              <w:jc w:val="left"/>
+            </w:pPr>
+            <w:r>
+              <w:t xml:space="preserve">LED Display + Media Player + PECH Ad Platform</w:t>
+            </w:r>
+          </w:p>
+        </w:tc>
+        <w:tc>
+          <w:tcPr/>
+          <w:p>
+            <w:pPr>
+              <w:pStyle w:val="Compact"/>
+              <w:jc w:val="left"/>
+            </w:pPr>
+            <w:r>
+              <w:t xml:space="preserve">₦90,000</w:t>
+            </w:r>
+          </w:p>
+        </w:tc>
+        <w:tc>
+          <w:tcPr/>
+          <w:p>
+            <w:pPr>
+              <w:pStyle w:val="Compact"/>
+              <w:jc w:val="left"/>
+            </w:pPr>
+            <w:r>
+              <w:t xml:space="preserve">Shops, markets</w:t>
+            </w:r>
+          </w:p>
+        </w:tc>
+      </w:tr>
+    </w:tbl>
+    <w:p>
+      <w:r>
+        <w:pict>
+          <v:rect style="width:0;height:1.5pt" o:hralign="center" o:hrstd="t" o:hr="t"/>
+        </w:pict>
+      </w:r>
+    </w:p>
+    <w:bookmarkEnd w:id="76"/>
+    <w:bookmarkEnd w:id="77"/>
+    <w:bookmarkEnd w:id="78"/>
+    <w:bookmarkStart w:id="83" w:name="licensing-compliance-regulatory"/>
+    <w:p>
+      <w:pPr>
+        <w:pStyle w:val="Heading2"/>
+      </w:pPr>
+      <w:r>
+        <w:t xml:space="preserve">11. Licensing, Compliance &amp; Regulatory</w:t>
+      </w:r>
+    </w:p>
+    <w:bookmarkStart w:id="79" w:name="required-licenses-approvals"/>
+    <w:p>
+      <w:pPr>
+        <w:pStyle w:val="Heading3"/>
+      </w:pPr>
+      <w:r>
+        <w:t xml:space="preserve">11.1 Required Licenses &amp; Approvals</w:t>
+      </w:r>
+    </w:p>
+    <w:tbl>
+      <w:tblPr>
+        <w:tblStyle w:val="Table"/>
+        <w:tblW w:type="pct" w:w="5000"/>
+        <w:tblLook w:firstRow="1" w:lastRow="0" w:firstColumn="0" w:lastColumn="0" w:noHBand="0" w:noVBand="0" w:val="0020"/>
+        <w:jc w:val="start"/>
+      </w:tblPr>
+      <w:tblGrid>
+        <w:gridCol w:w="339"/>
+        <w:gridCol w:w="1923"/>
+        <w:gridCol w:w="1244"/>
+        <w:gridCol w:w="1131"/>
+        <w:gridCol w:w="1131"/>
+        <w:gridCol w:w="792"/>
+        <w:gridCol w:w="1357"/>
+      </w:tblGrid>
+      <w:tr>
+        <w:trPr>
+          <w:tblHeader w:val="true"/>
+        </w:trPr>
+        <w:tc>
+          <w:tcPr/>
+          <w:p>
+            <w:pPr>
+              <w:pStyle w:val="Compact"/>
+              <w:jc w:val="left"/>
+            </w:pPr>
+            <w:r>
               <w:t xml:space="preserve">#</w:t>
             </w:r>
           </w:p>
@@ -11038,6 +14379,18 @@
             </w:r>
           </w:p>
         </w:tc>
+        <w:tc>
+          <w:tcPr/>
+          <w:p>
+            <w:pPr>
+              <w:pStyle w:val="Compact"/>
+              <w:jc w:val="left"/>
+            </w:pPr>
+            <w:r>
+              <w:t xml:space="preserve">From ₦250M?</w:t>
+            </w:r>
+          </w:p>
+        </w:tc>
       </w:tr>
       <w:tr>
         <w:tc>
@@ -11112,6 +14465,18 @@
             </w:r>
           </w:p>
         </w:tc>
+        <w:tc>
+          <w:tcPr/>
+          <w:p>
+            <w:pPr>
+              <w:pStyle w:val="Compact"/>
+              <w:jc w:val="left"/>
+            </w:pPr>
+            <w:r>
+              <w:t xml:space="preserve">Yes</w:t>
+            </w:r>
+          </w:p>
+        </w:tc>
       </w:tr>
       <w:tr>
         <w:tc>
@@ -11186,6 +14551,18 @@
             </w:r>
           </w:p>
         </w:tc>
+        <w:tc>
+          <w:tcPr/>
+          <w:p>
+            <w:pPr>
+              <w:pStyle w:val="Compact"/>
+              <w:jc w:val="left"/>
+            </w:pPr>
+            <w:r>
+              <w:t xml:space="preserve">Yes</w:t>
+            </w:r>
+          </w:p>
+        </w:tc>
       </w:tr>
       <w:tr>
         <w:tc>
@@ -11208,7 +14585,7 @@
               <w:jc w:val="left"/>
             </w:pPr>
             <w:r>
-              <w:t xml:space="preserve">NCC Type Approval (IoT devices)</w:t>
+              <w:t xml:space="preserve">NCC Type Approval (IoT + Water Controllers)</w:t>
             </w:r>
           </w:p>
         </w:tc>
@@ -11260,6 +14637,18 @@
             </w:r>
           </w:p>
         </w:tc>
+        <w:tc>
+          <w:tcPr/>
+          <w:p>
+            <w:pPr>
+              <w:pStyle w:val="Compact"/>
+              <w:jc w:val="left"/>
+            </w:pPr>
+            <w:r>
+              <w:t xml:space="preserve">Yes</w:t>
+            </w:r>
+          </w:p>
+        </w:tc>
       </w:tr>
       <w:tr>
         <w:tc>
@@ -11334,6 +14723,18 @@
             </w:r>
           </w:p>
         </w:tc>
+        <w:tc>
+          <w:tcPr/>
+          <w:p>
+            <w:pPr>
+              <w:pStyle w:val="Compact"/>
+              <w:jc w:val="left"/>
+            </w:pPr>
+            <w:r>
+              <w:t xml:space="preserve">Yes</w:t>
+            </w:r>
+          </w:p>
+        </w:tc>
       </w:tr>
       <w:tr>
         <w:tc>
@@ -11408,6 +14809,18 @@
             </w:r>
           </w:p>
         </w:tc>
+        <w:tc>
+          <w:tcPr/>
+          <w:p>
+            <w:pPr>
+              <w:pStyle w:val="Compact"/>
+              <w:jc w:val="left"/>
+            </w:pPr>
+            <w:r>
+              <w:t xml:space="preserve">Yes</w:t>
+            </w:r>
+          </w:p>
+        </w:tc>
       </w:tr>
       <w:tr>
         <w:tc>
@@ -11430,7 +14843,7 @@
               <w:jc w:val="left"/>
             </w:pPr>
             <w:r>
-              <w:t xml:space="preserve">Trademark Registration (3 classes)</w:t>
+              <w:t xml:space="preserve">Trademark Registration (1 class now, 2 later)</w:t>
             </w:r>
           </w:p>
         </w:tc>
@@ -11454,7 +14867,7 @@
               <w:jc w:val="left"/>
             </w:pPr>
             <w:r>
-              <w:t xml:space="preserve">₦3,000,000</w:t>
+              <w:t xml:space="preserve">₦1,000,000</w:t>
             </w:r>
           </w:p>
         </w:tc>
@@ -11482,6 +14895,18 @@
             </w:r>
           </w:p>
         </w:tc>
+        <w:tc>
+          <w:tcPr/>
+          <w:p>
+            <w:pPr>
+              <w:pStyle w:val="Compact"/>
+              <w:jc w:val="left"/>
+            </w:pPr>
+            <w:r>
+              <w:t xml:space="preserve">Yes</w:t>
+            </w:r>
+          </w:p>
+        </w:tc>
       </w:tr>
       <w:tr>
         <w:tc>
@@ -11504,6 +14929,182 @@
               <w:jc w:val="left"/>
             </w:pPr>
             <w:r>
+              <w:t xml:space="preserve">NEMSA Compliance (Smart Meters + Water Controllers)</w:t>
+            </w:r>
+          </w:p>
+        </w:tc>
+        <w:tc>
+          <w:tcPr/>
+          <w:p>
+            <w:pPr>
+              <w:pStyle w:val="Compact"/>
+              <w:jc w:val="left"/>
+            </w:pPr>
+            <w:r>
+              <w:t xml:space="preserve">NEMSA</w:t>
+            </w:r>
+          </w:p>
+        </w:tc>
+        <w:tc>
+          <w:tcPr/>
+          <w:p>
+            <w:pPr>
+              <w:pStyle w:val="Compact"/>
+              <w:jc w:val="left"/>
+            </w:pPr>
+            <w:r>
+              <w:t xml:space="preserve">₦350,000</w:t>
+            </w:r>
+          </w:p>
+        </w:tc>
+        <w:tc>
+          <w:tcPr/>
+          <w:p>
+            <w:pPr>
+              <w:pStyle w:val="Compact"/>
+              <w:jc w:val="left"/>
+            </w:pPr>
+            <w:r>
+              <w:t xml:space="preserve">2–4 months</w:t>
+            </w:r>
+          </w:p>
+        </w:tc>
+        <w:tc>
+          <w:tcPr/>
+          <w:p>
+            <w:pPr>
+              <w:pStyle w:val="Compact"/>
+              <w:jc w:val="left"/>
+            </w:pPr>
+            <w:r>
+              <w:t xml:space="preserve">Month 6</w:t>
+            </w:r>
+          </w:p>
+        </w:tc>
+        <w:tc>
+          <w:tcPr/>
+          <w:p>
+            <w:pPr>
+              <w:pStyle w:val="Compact"/>
+              <w:jc w:val="left"/>
+            </w:pPr>
+            <w:r>
+              <w:t xml:space="preserve">Yes</w:t>
+            </w:r>
+          </w:p>
+        </w:tc>
+      </w:tr>
+      <w:tr>
+        <w:tc>
+          <w:tcPr/>
+          <w:p>
+            <w:pPr>
+              <w:pStyle w:val="Compact"/>
+              <w:jc w:val="left"/>
+            </w:pPr>
+            <w:r>
+              <w:t xml:space="preserve">8</w:t>
+            </w:r>
+          </w:p>
+        </w:tc>
+        <w:tc>
+          <w:tcPr/>
+          <w:p>
+            <w:pPr>
+              <w:pStyle w:val="Compact"/>
+              <w:jc w:val="left"/>
+            </w:pPr>
+            <w:r>
+              <w:t xml:space="preserve">Legal Retainer (Regulatory Counsel)</w:t>
+            </w:r>
+          </w:p>
+        </w:tc>
+        <w:tc>
+          <w:tcPr/>
+          <w:p>
+            <w:pPr>
+              <w:pStyle w:val="Compact"/>
+              <w:jc w:val="left"/>
+            </w:pPr>
+            <w:r>
+              <w:t xml:space="preserve">Law Firm</w:t>
+            </w:r>
+          </w:p>
+        </w:tc>
+        <w:tc>
+          <w:tcPr/>
+          <w:p>
+            <w:pPr>
+              <w:pStyle w:val="Compact"/>
+              <w:jc w:val="left"/>
+            </w:pPr>
+            <w:r>
+              <w:t xml:space="preserve">₦100,000/month</w:t>
+            </w:r>
+          </w:p>
+        </w:tc>
+        <w:tc>
+          <w:tcPr/>
+          <w:p>
+            <w:pPr>
+              <w:pStyle w:val="Compact"/>
+              <w:jc w:val="left"/>
+            </w:pPr>
+            <w:r>
+              <w:t xml:space="preserve">Ongoing</w:t>
+            </w:r>
+          </w:p>
+        </w:tc>
+        <w:tc>
+          <w:tcPr/>
+          <w:p>
+            <w:pPr>
+              <w:pStyle w:val="Compact"/>
+              <w:jc w:val="left"/>
+            </w:pPr>
+            <w:r>
+              <w:t xml:space="preserve">Month 1</w:t>
+            </w:r>
+          </w:p>
+        </w:tc>
+        <w:tc>
+          <w:tcPr/>
+          <w:p>
+            <w:pPr>
+              <w:pStyle w:val="Compact"/>
+              <w:jc w:val="left"/>
+            </w:pPr>
+            <w:r>
+              <w:t xml:space="preserve">Yes</w:t>
+            </w:r>
+          </w:p>
+        </w:tc>
+      </w:tr>
+      <w:tr>
+        <w:tc>
+          <w:tcPr/>
+          <w:p>
+            <w:pPr>
+              <w:pStyle w:val="Compact"/>
+              <w:jc w:val="left"/>
+            </w:pPr>
+            <w:r>
+              <w:t xml:space="preserve">9</w:t>
+            </w:r>
+          </w:p>
+        </w:tc>
+        <w:tc>
+          <w:tcPr/>
+          <w:p>
+            <w:pPr>
+              <w:pStyle w:val="Compact"/>
+              <w:jc w:val="left"/>
+            </w:pPr>
+            <w:r>
+              <w:rPr>
+                <w:bCs/>
+                <w:b/>
+              </w:rPr>
               <w:t xml:space="preserve">PSSP License Application</w:t>
             </w:r>
           </w:p>
@@ -11556,29 +15157,49 @@
             </w:r>
           </w:p>
         </w:tc>
-      </w:tr>
-      <w:tr>
-        <w:tc>
-          <w:tcPr/>
-          <w:p>
-            <w:pPr>
-              <w:pStyle w:val="Compact"/>
-              <w:jc w:val="left"/>
-            </w:pPr>
-            <w:r>
-              <w:t xml:space="preserve">8</w:t>
-            </w:r>
-          </w:p>
-        </w:tc>
-        <w:tc>
-          <w:tcPr/>
-          <w:p>
-            <w:pPr>
-              <w:pStyle w:val="Compact"/>
-              <w:jc w:val="left"/>
-            </w:pPr>
-            <w:r>
-              <w:t xml:space="preserve">PSSP Share Capital + Escrow (CBN)</w:t>
+        <w:tc>
+          <w:tcPr/>
+          <w:p>
+            <w:pPr>
+              <w:pStyle w:val="Compact"/>
+              <w:jc w:val="left"/>
+            </w:pPr>
+            <w:r>
+              <w:rPr>
+                <w:bCs/>
+                <w:b/>
+              </w:rPr>
+              <w:t xml:space="preserve">Next tranche</w:t>
+            </w:r>
+          </w:p>
+        </w:tc>
+      </w:tr>
+      <w:tr>
+        <w:tc>
+          <w:tcPr/>
+          <w:p>
+            <w:pPr>
+              <w:pStyle w:val="Compact"/>
+              <w:jc w:val="left"/>
+            </w:pPr>
+            <w:r>
+              <w:t xml:space="preserve">10</w:t>
+            </w:r>
+          </w:p>
+        </w:tc>
+        <w:tc>
+          <w:tcPr/>
+          <w:p>
+            <w:pPr>
+              <w:pStyle w:val="Compact"/>
+              <w:jc w:val="left"/>
+            </w:pPr>
+            <w:r>
+              <w:rPr>
+                <w:bCs/>
+                <w:b/>
+              </w:rPr>
+              <w:t xml:space="preserve">PSSP Share Capital</w:t>
             </w:r>
           </w:p>
         </w:tc>
@@ -11602,7 +15223,7 @@
               <w:jc w:val="left"/>
             </w:pPr>
             <w:r>
-              <w:t xml:space="preserve">₦200,000,000</w:t>
+              <w:t xml:space="preserve">₦100,000,000</w:t>
             </w:r>
           </w:p>
         </w:tc>
@@ -11630,53 +15251,445 @@
             </w:r>
           </w:p>
         </w:tc>
-      </w:tr>
-      <w:tr>
-        <w:tc>
-          <w:tcPr/>
-          <w:p>
-            <w:pPr>
-              <w:pStyle w:val="Compact"/>
-              <w:jc w:val="left"/>
-            </w:pPr>
-            <w:r>
-              <w:t xml:space="preserve">9</w:t>
-            </w:r>
-          </w:p>
-        </w:tc>
-        <w:tc>
-          <w:tcPr/>
-          <w:p>
-            <w:pPr>
-              <w:pStyle w:val="Compact"/>
-              <w:jc w:val="left"/>
-            </w:pPr>
-            <w:r>
-              <w:t xml:space="preserve">NEMSA Compliance (Smart Meters)</w:t>
-            </w:r>
-          </w:p>
-        </w:tc>
-        <w:tc>
-          <w:tcPr/>
-          <w:p>
-            <w:pPr>
-              <w:pStyle w:val="Compact"/>
-              <w:jc w:val="left"/>
-            </w:pPr>
-            <w:r>
-              <w:t xml:space="preserve">NEMSA</w:t>
-            </w:r>
-          </w:p>
-        </w:tc>
-        <w:tc>
-          <w:tcPr/>
-          <w:p>
-            <w:pPr>
-              <w:pStyle w:val="Compact"/>
-              <w:jc w:val="left"/>
-            </w:pPr>
-            <w:r>
-              <w:t xml:space="preserve">₦350,000</w:t>
+        <w:tc>
+          <w:tcPr/>
+          <w:p>
+            <w:pPr>
+              <w:pStyle w:val="Compact"/>
+              <w:jc w:val="left"/>
+            </w:pPr>
+            <w:r>
+              <w:rPr>
+                <w:bCs/>
+                <w:b/>
+              </w:rPr>
+              <w:t xml:space="preserve">Next tranche</w:t>
+            </w:r>
+          </w:p>
+        </w:tc>
+      </w:tr>
+      <w:tr>
+        <w:tc>
+          <w:tcPr/>
+          <w:p>
+            <w:pPr>
+              <w:pStyle w:val="Compact"/>
+              <w:jc w:val="left"/>
+            </w:pPr>
+            <w:r>
+              <w:t xml:space="preserve">11</w:t>
+            </w:r>
+          </w:p>
+        </w:tc>
+        <w:tc>
+          <w:tcPr/>
+          <w:p>
+            <w:pPr>
+              <w:pStyle w:val="Compact"/>
+              <w:jc w:val="left"/>
+            </w:pPr>
+            <w:r>
+              <w:rPr>
+                <w:bCs/>
+                <w:b/>
+              </w:rPr>
+              <w:t xml:space="preserve">PSSP Escrow Deposit</w:t>
+            </w:r>
+          </w:p>
+        </w:tc>
+        <w:tc>
+          <w:tcPr/>
+          <w:p>
+            <w:pPr>
+              <w:pStyle w:val="Compact"/>
+              <w:jc w:val="left"/>
+            </w:pPr>
+            <w:r>
+              <w:t xml:space="preserve">CBN</w:t>
+            </w:r>
+          </w:p>
+        </w:tc>
+        <w:tc>
+          <w:tcPr/>
+          <w:p>
+            <w:pPr>
+              <w:pStyle w:val="Compact"/>
+              <w:jc w:val="left"/>
+            </w:pPr>
+            <w:r>
+              <w:t xml:space="preserve">₦100,000,000</w:t>
+            </w:r>
+          </w:p>
+        </w:tc>
+        <w:tc>
+          <w:tcPr/>
+          <w:p>
+            <w:pPr>
+              <w:pStyle w:val="Compact"/>
+              <w:jc w:val="left"/>
+            </w:pPr>
+            <w:r>
+              <w:t xml:space="preserve">With application</w:t>
+            </w:r>
+          </w:p>
+        </w:tc>
+        <w:tc>
+          <w:tcPr/>
+          <w:p>
+            <w:pPr>
+              <w:pStyle w:val="Compact"/>
+              <w:jc w:val="left"/>
+            </w:pPr>
+            <w:r>
+              <w:t xml:space="preserve">Month 9</w:t>
+            </w:r>
+          </w:p>
+        </w:tc>
+        <w:tc>
+          <w:tcPr/>
+          <w:p>
+            <w:pPr>
+              <w:pStyle w:val="Compact"/>
+              <w:jc w:val="left"/>
+            </w:pPr>
+            <w:r>
+              <w:rPr>
+                <w:bCs/>
+                <w:b/>
+              </w:rPr>
+              <w:t xml:space="preserve">Next tranche</w:t>
+            </w:r>
+          </w:p>
+        </w:tc>
+      </w:tr>
+      <w:tr>
+        <w:tc>
+          <w:tcPr/>
+          <w:p>
+            <w:pPr>
+              <w:pStyle w:val="Compact"/>
+              <w:jc w:val="left"/>
+            </w:pPr>
+            <w:r>
+              <w:t xml:space="preserve">12</w:t>
+            </w:r>
+          </w:p>
+        </w:tc>
+        <w:tc>
+          <w:tcPr/>
+          <w:p>
+            <w:pPr>
+              <w:pStyle w:val="Compact"/>
+              <w:jc w:val="left"/>
+            </w:pPr>
+            <w:r>
+              <w:rPr>
+                <w:bCs/>
+                <w:b/>
+              </w:rPr>
+              <w:t xml:space="preserve">PTSP License Application</w:t>
+            </w:r>
+          </w:p>
+        </w:tc>
+        <w:tc>
+          <w:tcPr/>
+          <w:p>
+            <w:pPr>
+              <w:pStyle w:val="Compact"/>
+              <w:jc w:val="left"/>
+            </w:pPr>
+            <w:r>
+              <w:t xml:space="preserve">CBN</w:t>
+            </w:r>
+          </w:p>
+        </w:tc>
+        <w:tc>
+          <w:tcPr/>
+          <w:p>
+            <w:pPr>
+              <w:pStyle w:val="Compact"/>
+              <w:jc w:val="left"/>
+            </w:pPr>
+            <w:r>
+              <w:t xml:space="preserve">₦100,000</w:t>
+            </w:r>
+          </w:p>
+        </w:tc>
+        <w:tc>
+          <w:tcPr/>
+          <w:p>
+            <w:pPr>
+              <w:pStyle w:val="Compact"/>
+              <w:jc w:val="left"/>
+            </w:pPr>
+            <w:r>
+              <w:t xml:space="preserve">6–12 months</w:t>
+            </w:r>
+          </w:p>
+        </w:tc>
+        <w:tc>
+          <w:tcPr/>
+          <w:p>
+            <w:pPr>
+              <w:pStyle w:val="Compact"/>
+              <w:jc w:val="left"/>
+            </w:pPr>
+            <w:r>
+              <w:t xml:space="preserve">Month 12+</w:t>
+            </w:r>
+          </w:p>
+        </w:tc>
+        <w:tc>
+          <w:tcPr/>
+          <w:p>
+            <w:pPr>
+              <w:pStyle w:val="Compact"/>
+              <w:jc w:val="left"/>
+            </w:pPr>
+            <w:r>
+              <w:rPr>
+                <w:bCs/>
+                <w:b/>
+              </w:rPr>
+              <w:t xml:space="preserve">Next tranche</w:t>
+            </w:r>
+          </w:p>
+        </w:tc>
+      </w:tr>
+      <w:tr>
+        <w:tc>
+          <w:tcPr/>
+          <w:p>
+            <w:pPr>
+              <w:pStyle w:val="Compact"/>
+              <w:jc w:val="left"/>
+            </w:pPr>
+            <w:r>
+              <w:t xml:space="preserve">13</w:t>
+            </w:r>
+          </w:p>
+        </w:tc>
+        <w:tc>
+          <w:tcPr/>
+          <w:p>
+            <w:pPr>
+              <w:pStyle w:val="Compact"/>
+              <w:jc w:val="left"/>
+            </w:pPr>
+            <w:r>
+              <w:rPr>
+                <w:bCs/>
+                <w:b/>
+              </w:rPr>
+              <w:t xml:space="preserve">PTSP Share Capital</w:t>
+            </w:r>
+          </w:p>
+        </w:tc>
+        <w:tc>
+          <w:tcPr/>
+          <w:p>
+            <w:pPr>
+              <w:pStyle w:val="Compact"/>
+              <w:jc w:val="left"/>
+            </w:pPr>
+            <w:r>
+              <w:t xml:space="preserve">CBN</w:t>
+            </w:r>
+          </w:p>
+        </w:tc>
+        <w:tc>
+          <w:tcPr/>
+          <w:p>
+            <w:pPr>
+              <w:pStyle w:val="Compact"/>
+              <w:jc w:val="left"/>
+            </w:pPr>
+            <w:r>
+              <w:t xml:space="preserve">₦100,000,000</w:t>
+            </w:r>
+          </w:p>
+        </w:tc>
+        <w:tc>
+          <w:tcPr/>
+          <w:p>
+            <w:pPr>
+              <w:pStyle w:val="Compact"/>
+              <w:jc w:val="left"/>
+            </w:pPr>
+            <w:r>
+              <w:t xml:space="preserve">With application</w:t>
+            </w:r>
+          </w:p>
+        </w:tc>
+        <w:tc>
+          <w:tcPr/>
+          <w:p>
+            <w:pPr>
+              <w:pStyle w:val="Compact"/>
+              <w:jc w:val="left"/>
+            </w:pPr>
+            <w:r>
+              <w:t xml:space="preserve">Month 12+</w:t>
+            </w:r>
+          </w:p>
+        </w:tc>
+        <w:tc>
+          <w:tcPr/>
+          <w:p>
+            <w:pPr>
+              <w:pStyle w:val="Compact"/>
+              <w:jc w:val="left"/>
+            </w:pPr>
+            <w:r>
+              <w:rPr>
+                <w:bCs/>
+                <w:b/>
+              </w:rPr>
+              <w:t xml:space="preserve">Next tranche</w:t>
+            </w:r>
+          </w:p>
+        </w:tc>
+      </w:tr>
+      <w:tr>
+        <w:tc>
+          <w:tcPr/>
+          <w:p>
+            <w:pPr>
+              <w:pStyle w:val="Compact"/>
+              <w:jc w:val="left"/>
+            </w:pPr>
+            <w:r>
+              <w:t xml:space="preserve">14</w:t>
+            </w:r>
+          </w:p>
+        </w:tc>
+        <w:tc>
+          <w:tcPr/>
+          <w:p>
+            <w:pPr>
+              <w:pStyle w:val="Compact"/>
+              <w:jc w:val="left"/>
+            </w:pPr>
+            <w:r>
+              <w:rPr>
+                <w:bCs/>
+                <w:b/>
+              </w:rPr>
+              <w:t xml:space="preserve">PTSP Escrow Deposit</w:t>
+            </w:r>
+          </w:p>
+        </w:tc>
+        <w:tc>
+          <w:tcPr/>
+          <w:p>
+            <w:pPr>
+              <w:pStyle w:val="Compact"/>
+              <w:jc w:val="left"/>
+            </w:pPr>
+            <w:r>
+              <w:t xml:space="preserve">CBN</w:t>
+            </w:r>
+          </w:p>
+        </w:tc>
+        <w:tc>
+          <w:tcPr/>
+          <w:p>
+            <w:pPr>
+              <w:pStyle w:val="Compact"/>
+              <w:jc w:val="left"/>
+            </w:pPr>
+            <w:r>
+              <w:t xml:space="preserve">₦100,000,000</w:t>
+            </w:r>
+          </w:p>
+        </w:tc>
+        <w:tc>
+          <w:tcPr/>
+          <w:p>
+            <w:pPr>
+              <w:pStyle w:val="Compact"/>
+              <w:jc w:val="left"/>
+            </w:pPr>
+            <w:r>
+              <w:t xml:space="preserve">With application</w:t>
+            </w:r>
+          </w:p>
+        </w:tc>
+        <w:tc>
+          <w:tcPr/>
+          <w:p>
+            <w:pPr>
+              <w:pStyle w:val="Compact"/>
+              <w:jc w:val="left"/>
+            </w:pPr>
+            <w:r>
+              <w:t xml:space="preserve">Month 12+</w:t>
+            </w:r>
+          </w:p>
+        </w:tc>
+        <w:tc>
+          <w:tcPr/>
+          <w:p>
+            <w:pPr>
+              <w:pStyle w:val="Compact"/>
+              <w:jc w:val="left"/>
+            </w:pPr>
+            <w:r>
+              <w:rPr>
+                <w:bCs/>
+                <w:b/>
+              </w:rPr>
+              <w:t xml:space="preserve">Next tranche</w:t>
+            </w:r>
+          </w:p>
+        </w:tc>
+      </w:tr>
+      <w:tr>
+        <w:tc>
+          <w:tcPr/>
+          <w:p>
+            <w:pPr>
+              <w:pStyle w:val="Compact"/>
+              <w:jc w:val="left"/>
+            </w:pPr>
+            <w:r>
+              <w:t xml:space="preserve">15</w:t>
+            </w:r>
+          </w:p>
+        </w:tc>
+        <w:tc>
+          <w:tcPr/>
+          <w:p>
+            <w:pPr>
+              <w:pStyle w:val="Compact"/>
+              <w:jc w:val="left"/>
+            </w:pPr>
+            <w:r>
+              <w:t xml:space="preserve">PCI DSS Certification</w:t>
+            </w:r>
+          </w:p>
+        </w:tc>
+        <w:tc>
+          <w:tcPr/>
+          <w:p>
+            <w:pPr>
+              <w:pStyle w:val="Compact"/>
+              <w:jc w:val="left"/>
+            </w:pPr>
+            <w:r>
+              <w:t xml:space="preserve">PCI SSC</w:t>
+            </w:r>
+          </w:p>
+        </w:tc>
+        <w:tc>
+          <w:tcPr/>
+          <w:p>
+            <w:pPr>
+              <w:pStyle w:val="Compact"/>
+              <w:jc w:val="left"/>
+            </w:pPr>
+            <w:r>
+              <w:t xml:space="preserve">₦5,000,000</w:t>
             </w:r>
           </w:p>
         </w:tc>
@@ -11700,21 +15713,37 @@
               <w:jc w:val="left"/>
             </w:pPr>
             <w:r>
-              <w:t xml:space="preserve">Month 6</w:t>
-            </w:r>
-          </w:p>
-        </w:tc>
-      </w:tr>
-      <w:tr>
-        <w:tc>
-          <w:tcPr/>
-          <w:p>
-            <w:pPr>
-              <w:pStyle w:val="Compact"/>
-              <w:jc w:val="left"/>
-            </w:pPr>
-            <w:r>
-              <w:t xml:space="preserve">10</w:t>
+              <w:t xml:space="preserve">Month 10+</w:t>
+            </w:r>
+          </w:p>
+        </w:tc>
+        <w:tc>
+          <w:tcPr/>
+          <w:p>
+            <w:pPr>
+              <w:pStyle w:val="Compact"/>
+              <w:jc w:val="left"/>
+            </w:pPr>
+            <w:r>
+              <w:rPr>
+                <w:bCs/>
+                <w:b/>
+              </w:rPr>
+              <w:t xml:space="preserve">Next tranche</w:t>
+            </w:r>
+          </w:p>
+        </w:tc>
+      </w:tr>
+      <w:tr>
+        <w:tc>
+          <w:tcPr/>
+          <w:p>
+            <w:pPr>
+              <w:pStyle w:val="Compact"/>
+              <w:jc w:val="left"/>
+            </w:pPr>
+            <w:r>
+              <w:t xml:space="preserve">16</w:t>
             </w:r>
           </w:p>
         </w:tc>
@@ -11778,151 +15807,385 @@
             </w:r>
           </w:p>
         </w:tc>
-      </w:tr>
-      <w:tr>
-        <w:tc>
-          <w:tcPr/>
-          <w:p>
-            <w:pPr>
-              <w:pStyle w:val="Compact"/>
-              <w:jc w:val="left"/>
-            </w:pPr>
-            <w:r>
-              <w:t xml:space="preserve">11</w:t>
-            </w:r>
-          </w:p>
-        </w:tc>
-        <w:tc>
-          <w:tcPr/>
-          <w:p>
-            <w:pPr>
-              <w:pStyle w:val="Compact"/>
-              <w:jc w:val="left"/>
-            </w:pPr>
-            <w:r>
-              <w:t xml:space="preserve">Legal Retainer (Regulatory Counsel)</w:t>
-            </w:r>
-          </w:p>
-        </w:tc>
-        <w:tc>
-          <w:tcPr/>
-          <w:p>
-            <w:pPr>
-              <w:pStyle w:val="Compact"/>
-              <w:jc w:val="left"/>
-            </w:pPr>
-            <w:r>
-              <w:t xml:space="preserve">Law Firm</w:t>
-            </w:r>
-          </w:p>
-        </w:tc>
-        <w:tc>
-          <w:tcPr/>
-          <w:p>
-            <w:pPr>
-              <w:pStyle w:val="Compact"/>
-              <w:jc w:val="left"/>
-            </w:pPr>
-            <w:r>
-              <w:t xml:space="preserve">₦200,000/month</w:t>
-            </w:r>
-          </w:p>
-        </w:tc>
-        <w:tc>
-          <w:tcPr/>
-          <w:p>
-            <w:pPr>
-              <w:pStyle w:val="Compact"/>
-              <w:jc w:val="left"/>
-            </w:pPr>
-            <w:r>
-              <w:t xml:space="preserve">Ongoing</w:t>
-            </w:r>
-          </w:p>
-        </w:tc>
-        <w:tc>
-          <w:tcPr/>
-          <w:p>
-            <w:pPr>
-              <w:pStyle w:val="Compact"/>
-              <w:jc w:val="left"/>
-            </w:pPr>
-            <w:r>
-              <w:t xml:space="preserve">Month 1</w:t>
-            </w:r>
-          </w:p>
-        </w:tc>
-      </w:tr>
-      <w:tr>
-        <w:tc>
-          <w:tcPr/>
-          <w:p>
-            <w:pPr>
-              <w:pStyle w:val="Compact"/>
-              <w:jc w:val="left"/>
-            </w:pPr>
-            <w:r>
-              <w:t xml:space="preserve">12</w:t>
-            </w:r>
-          </w:p>
-        </w:tc>
-        <w:tc>
-          <w:tcPr/>
-          <w:p>
-            <w:pPr>
-              <w:pStyle w:val="Compact"/>
-              <w:jc w:val="left"/>
-            </w:pPr>
-            <w:r>
-              <w:t xml:space="preserve">PCI DSS Certification (for payments)</w:t>
-            </w:r>
-          </w:p>
-        </w:tc>
-        <w:tc>
-          <w:tcPr/>
-          <w:p>
-            <w:pPr>
-              <w:pStyle w:val="Compact"/>
-              <w:jc w:val="left"/>
-            </w:pPr>
-            <w:r>
-              <w:t xml:space="preserve">PCI SSC</w:t>
-            </w:r>
-          </w:p>
-        </w:tc>
-        <w:tc>
-          <w:tcPr/>
-          <w:p>
-            <w:pPr>
-              <w:pStyle w:val="Compact"/>
-              <w:jc w:val="left"/>
-            </w:pPr>
-            <w:r>
-              <w:t xml:space="preserve">₦5,000,000</w:t>
-            </w:r>
-          </w:p>
-        </w:tc>
-        <w:tc>
-          <w:tcPr/>
-          <w:p>
-            <w:pPr>
-              <w:pStyle w:val="Compact"/>
-              <w:jc w:val="left"/>
-            </w:pPr>
-            <w:r>
-              <w:t xml:space="preserve">2–4 months</w:t>
-            </w:r>
-          </w:p>
-        </w:tc>
-        <w:tc>
-          <w:tcPr/>
-          <w:p>
-            <w:pPr>
-              <w:pStyle w:val="Compact"/>
-              <w:jc w:val="left"/>
-            </w:pPr>
-            <w:r>
-              <w:t xml:space="preserve">Month 10</w:t>
+        <w:tc>
+          <w:tcPr/>
+          <w:p>
+            <w:pPr>
+              <w:pStyle w:val="Compact"/>
+              <w:jc w:val="left"/>
+            </w:pPr>
+            <w:r>
+              <w:rPr>
+                <w:bCs/>
+                <w:b/>
+              </w:rPr>
+              <w:t xml:space="preserve">Next tranche</w:t>
+            </w:r>
+          </w:p>
+        </w:tc>
+      </w:tr>
+    </w:tbl>
+    <w:bookmarkEnd w:id="79"/>
+    <w:bookmarkStart w:id="80" w:name="pssp-ptsp-license-detailed-breakdown"/>
+    <w:p>
+      <w:pPr>
+        <w:pStyle w:val="Heading3"/>
+      </w:pPr>
+      <w:r>
+        <w:t xml:space="preserve">11.2 PSSP &amp; PTSP License — Detailed Breakdown</w:t>
+      </w:r>
+    </w:p>
+    <w:tbl>
+      <w:tblPr>
+        <w:tblStyle w:val="Table"/>
+        <w:tblW w:type="pct" w:w="5000"/>
+        <w:tblLook w:firstRow="1" w:lastRow="0" w:firstColumn="0" w:lastColumn="0" w:noHBand="0" w:noVBand="0" w:val="0020"/>
+        <w:jc w:val="start"/>
+      </w:tblPr>
+      <w:tblGrid>
+        <w:gridCol w:w="1105"/>
+        <w:gridCol w:w="2946"/>
+        <w:gridCol w:w="3867"/>
+      </w:tblGrid>
+      <w:tr>
+        <w:trPr>
+          <w:tblHeader w:val="true"/>
+        </w:trPr>
+        <w:tc>
+          <w:tcPr/>
+          <w:p>
+            <w:pPr>
+              <w:pStyle w:val="Compact"/>
+              <w:jc w:val="left"/>
+            </w:pPr>
+            <w:r>
+              <w:t xml:space="preserve">Item</w:t>
+            </w:r>
+          </w:p>
+        </w:tc>
+        <w:tc>
+          <w:tcPr/>
+          <w:p>
+            <w:pPr>
+              <w:pStyle w:val="Compact"/>
+              <w:jc w:val="left"/>
+            </w:pPr>
+            <w:r>
+              <w:t xml:space="preserve">PSSP (Payments)</w:t>
+            </w:r>
+          </w:p>
+        </w:tc>
+        <w:tc>
+          <w:tcPr/>
+          <w:p>
+            <w:pPr>
+              <w:pStyle w:val="Compact"/>
+              <w:jc w:val="left"/>
+            </w:pPr>
+            <w:r>
+              <w:t xml:space="preserve">PTSP (POS Terminals)</w:t>
+            </w:r>
+          </w:p>
+        </w:tc>
+      </w:tr>
+      <w:tr>
+        <w:tc>
+          <w:tcPr/>
+          <w:p>
+            <w:pPr>
+              <w:pStyle w:val="Compact"/>
+              <w:jc w:val="left"/>
+            </w:pPr>
+            <w:r>
+              <w:rPr>
+                <w:bCs/>
+                <w:b/>
+              </w:rPr>
+              <w:t xml:space="preserve">Application Fee</w:t>
+            </w:r>
+          </w:p>
+        </w:tc>
+        <w:tc>
+          <w:tcPr/>
+          <w:p>
+            <w:pPr>
+              <w:pStyle w:val="Compact"/>
+              <w:jc w:val="left"/>
+            </w:pPr>
+            <w:r>
+              <w:t xml:space="preserve">₦100,000</w:t>
+            </w:r>
+          </w:p>
+        </w:tc>
+        <w:tc>
+          <w:tcPr/>
+          <w:p>
+            <w:pPr>
+              <w:pStyle w:val="Compact"/>
+              <w:jc w:val="left"/>
+            </w:pPr>
+            <w:r>
+              <w:t xml:space="preserve">₦100,000</w:t>
+            </w:r>
+          </w:p>
+        </w:tc>
+      </w:tr>
+      <w:tr>
+        <w:tc>
+          <w:tcPr/>
+          <w:p>
+            <w:pPr>
+              <w:pStyle w:val="Compact"/>
+              <w:jc w:val="left"/>
+            </w:pPr>
+            <w:r>
+              <w:rPr>
+                <w:bCs/>
+                <w:b/>
+              </w:rPr>
+              <w:t xml:space="preserve">Licensing Fee</w:t>
+            </w:r>
+          </w:p>
+        </w:tc>
+        <w:tc>
+          <w:tcPr/>
+          <w:p>
+            <w:pPr>
+              <w:pStyle w:val="Compact"/>
+              <w:jc w:val="left"/>
+            </w:pPr>
+            <w:r>
+              <w:t xml:space="preserve">₦1,000,000</w:t>
+            </w:r>
+          </w:p>
+        </w:tc>
+        <w:tc>
+          <w:tcPr/>
+          <w:p>
+            <w:pPr>
+              <w:pStyle w:val="Compact"/>
+              <w:jc w:val="left"/>
+            </w:pPr>
+            <w:r>
+              <w:t xml:space="preserve">₦1,000,000</w:t>
+            </w:r>
+          </w:p>
+        </w:tc>
+      </w:tr>
+      <w:tr>
+        <w:tc>
+          <w:tcPr/>
+          <w:p>
+            <w:pPr>
+              <w:pStyle w:val="Compact"/>
+              <w:jc w:val="left"/>
+            </w:pPr>
+            <w:r>
+              <w:rPr>
+                <w:bCs/>
+                <w:b/>
+              </w:rPr>
+              <w:t xml:space="preserve">Minimum Share Capital</w:t>
+            </w:r>
+          </w:p>
+        </w:tc>
+        <w:tc>
+          <w:tcPr/>
+          <w:p>
+            <w:pPr>
+              <w:pStyle w:val="Compact"/>
+              <w:jc w:val="left"/>
+            </w:pPr>
+            <w:r>
+              <w:t xml:space="preserve">₦100,000,000</w:t>
+            </w:r>
+          </w:p>
+        </w:tc>
+        <w:tc>
+          <w:tcPr/>
+          <w:p>
+            <w:pPr>
+              <w:pStyle w:val="Compact"/>
+              <w:jc w:val="left"/>
+            </w:pPr>
+            <w:r>
+              <w:t xml:space="preserve">₦100,000,000</w:t>
+            </w:r>
+          </w:p>
+        </w:tc>
+      </w:tr>
+      <w:tr>
+        <w:tc>
+          <w:tcPr/>
+          <w:p>
+            <w:pPr>
+              <w:pStyle w:val="Compact"/>
+              <w:jc w:val="left"/>
+            </w:pPr>
+            <w:r>
+              <w:rPr>
+                <w:bCs/>
+                <w:b/>
+              </w:rPr>
+              <w:t xml:space="preserve">CBN Escrow Deposit</w:t>
+            </w:r>
+          </w:p>
+        </w:tc>
+        <w:tc>
+          <w:tcPr/>
+          <w:p>
+            <w:pPr>
+              <w:pStyle w:val="Compact"/>
+              <w:jc w:val="left"/>
+            </w:pPr>
+            <w:r>
+              <w:t xml:space="preserve">₦100,000,000 (refundable)</w:t>
+            </w:r>
+          </w:p>
+        </w:tc>
+        <w:tc>
+          <w:tcPr/>
+          <w:p>
+            <w:pPr>
+              <w:pStyle w:val="Compact"/>
+              <w:jc w:val="left"/>
+            </w:pPr>
+            <w:r>
+              <w:t xml:space="preserve">₦100,000,000 (refundable)</w:t>
+            </w:r>
+          </w:p>
+        </w:tc>
+      </w:tr>
+      <w:tr>
+        <w:tc>
+          <w:tcPr/>
+          <w:p>
+            <w:pPr>
+              <w:pStyle w:val="Compact"/>
+              <w:jc w:val="left"/>
+            </w:pPr>
+            <w:r>
+              <w:rPr>
+                <w:bCs/>
+                <w:b/>
+              </w:rPr>
+              <w:t xml:space="preserve">PCI DSS Certification</w:t>
+            </w:r>
+          </w:p>
+        </w:tc>
+        <w:tc>
+          <w:tcPr/>
+          <w:p>
+            <w:pPr>
+              <w:pStyle w:val="Compact"/>
+              <w:jc w:val="left"/>
+            </w:pPr>
+            <w:r>
+              <w:t xml:space="preserve">₦3,000,000–₦8,000,000</w:t>
+            </w:r>
+          </w:p>
+        </w:tc>
+        <w:tc>
+          <w:tcPr/>
+          <w:p>
+            <w:pPr>
+              <w:pStyle w:val="Compact"/>
+              <w:jc w:val="left"/>
+            </w:pPr>
+            <w:r>
+              <w:t xml:space="preserve">Included with PSSP</w:t>
+            </w:r>
+          </w:p>
+        </w:tc>
+      </w:tr>
+      <w:tr>
+        <w:tc>
+          <w:tcPr/>
+          <w:p>
+            <w:pPr>
+              <w:pStyle w:val="Compact"/>
+              <w:jc w:val="left"/>
+            </w:pPr>
+            <w:r>
+              <w:rPr>
+                <w:bCs/>
+                <w:b/>
+              </w:rPr>
+              <w:t xml:space="preserve">Approval Process</w:t>
+            </w:r>
+          </w:p>
+        </w:tc>
+        <w:tc>
+          <w:tcPr/>
+          <w:p>
+            <w:pPr>
+              <w:pStyle w:val="Compact"/>
+              <w:jc w:val="left"/>
+            </w:pPr>
+            <w:r>
+              <w:t xml:space="preserve">Phase 1: AIP (2–3 months) → Phase 2: Final (4–6 months)</w:t>
+            </w:r>
+          </w:p>
+        </w:tc>
+        <w:tc>
+          <w:tcPr/>
+          <w:p>
+            <w:pPr>
+              <w:pStyle w:val="Compact"/>
+              <w:jc w:val="left"/>
+            </w:pPr>
+            <w:r>
+              <w:t xml:space="preserve">Same</w:t>
+            </w:r>
+          </w:p>
+        </w:tc>
+      </w:tr>
+      <w:tr>
+        <w:tc>
+          <w:tcPr/>
+          <w:p>
+            <w:pPr>
+              <w:pStyle w:val="Compact"/>
+              <w:jc w:val="left"/>
+            </w:pPr>
+            <w:r>
+              <w:rPr>
+                <w:bCs/>
+                <w:b/>
+              </w:rPr>
+              <w:t xml:space="preserve">Total Capital Required</w:t>
+            </w:r>
+          </w:p>
+        </w:tc>
+        <w:tc>
+          <w:tcPr/>
+          <w:p>
+            <w:pPr>
+              <w:pStyle w:val="Compact"/>
+              <w:jc w:val="left"/>
+            </w:pPr>
+            <w:r>
+              <w:rPr>
+                <w:bCs/>
+                <w:b/>
+              </w:rPr>
+              <w:t xml:space="preserve">~₦205,000,000</w:t>
+            </w:r>
+          </w:p>
+        </w:tc>
+        <w:tc>
+          <w:tcPr/>
+          <w:p>
+            <w:pPr>
+              <w:pStyle w:val="Compact"/>
+              <w:jc w:val="left"/>
+            </w:pPr>
+            <w:r>
+              <w:rPr>
+                <w:bCs/>
+                <w:b/>
+              </w:rPr>
+              <w:t xml:space="preserve">~₦201,000,000</w:t>
             </w:r>
           </w:p>
         </w:tc>
@@ -11937,13 +16200,13 @@
           <w:bCs/>
           <w:b/>
         </w:rPr>
-        <w:t xml:space="preserve">FUNDING GAP — PSSP/PTSP LICENSE CAPITAL REQUIREMENT:</w:t>
+        <w:t xml:space="preserve">ESCROW DURATION:</w:t>
       </w:r>
       <w:r>
         <w:t xml:space="preserve"> </w:t>
       </w:r>
       <w:r>
-        <w:t xml:space="preserve">The CBN requires a</w:t>
+        <w:t xml:space="preserve">The ₦100M CBN escrow is held</w:t>
       </w:r>
       <w:r>
         <w:t xml:space="preserve"> </w:t>
@@ -11953,13 +16216,13 @@
           <w:bCs/>
           <w:b/>
         </w:rPr>
-        <w:t xml:space="preserve">minimum ₦100,000,000 share capital</w:t>
+        <w:t xml:space="preserve">for the entire duration of the license</w:t>
       </w:r>
       <w:r>
         <w:t xml:space="preserve"> </w:t>
       </w:r>
       <w:r>
-        <w:t xml:space="preserve">(unimpaired by losses) plus a</w:t>
+        <w:t xml:space="preserve">— as long as you operate as a PSSP/PTSP. CBN reserves the right to invest it in treasury bills. It is</w:t>
       </w:r>
       <w:r>
         <w:t xml:space="preserve"> </w:t>
@@ -11969,29 +16232,10 @@
           <w:bCs/>
           <w:b/>
         </w:rPr>
-        <w:t xml:space="preserve">refundable ₦100,000,000 escrow deposit</w:t>
-      </w:r>
-      <w:r>
-        <w:t xml:space="preserve"> </w:t>
-      </w:r>
-      <w:r>
-        <w:t xml:space="preserve">for PSSP licensing. This totals</w:t>
-      </w:r>
-      <w:r>
-        <w:t xml:space="preserve"> </w:t>
-      </w:r>
-      <w:r>
-        <w:rPr>
-          <w:bCs/>
-          <w:b/>
-        </w:rPr>
-        <w:t xml:space="preserve">₦200,000,000</w:t>
-      </w:r>
-      <w:r>
-        <w:t xml:space="preserve"> </w:t>
-      </w:r>
-      <w:r>
-        <w:t xml:space="preserve">in regulatory capital alone, which is not covered by the initial ₦250M deployment.</w:t>
+        <w:t xml:space="preserve">refundable only when you surrender the license</w:t>
+      </w:r>
+      <w:r>
+        <w:t xml:space="preserve">. Annual license reviews by CBN assess performance targets; failure to meet targets can result in license withdrawal.</w:t>
       </w:r>
     </w:p>
     <w:p>
@@ -12003,13 +16247,13 @@
           <w:bCs/>
           <w:b/>
         </w:rPr>
-        <w:t xml:space="preserve">Strategy (Dual-Path):</w:t>
+        <w:t xml:space="preserve">COMBINED PSSP + PTSP CAPITAL:</w:t>
       </w:r>
       <w:r>
         <w:t xml:space="preserve"> </w:t>
       </w:r>
       <w:r>
-        <w:t xml:space="preserve">-</w:t>
+        <w:t xml:space="preserve">If pursuing both licenses, total capital requirement is approximately</w:t>
       </w:r>
       <w:r>
         <w:t xml:space="preserve"> </w:t>
@@ -12019,19 +16263,260 @@
           <w:bCs/>
           <w:b/>
         </w:rPr>
-        <w:t xml:space="preserve">Path A (Primary):</w:t>
+        <w:t xml:space="preserve">₦400M+</w:t>
       </w:r>
       <w:r>
         <w:t xml:space="preserve"> </w:t>
       </w:r>
       <w:r>
-        <w:t xml:space="preserve">Begin the PSSP application process in Phase 3 (Month 9). The investor has committed to injecting additional capital as the business progresses. If the PSSP capital can be funded from the next tranche, proceed with own license.</w:t>
-      </w:r>
-      <w:r>
-        <w:t xml:space="preserve"> </w:t>
-      </w:r>
-      <w:r>
-        <w:t xml:space="preserve">-</w:t>
+        <w:t xml:space="preserve">(₦200M PSSP + ₦200M PTSP). However, a single entity may be able to hold both licenses with shared capital — this requires CBN clarification.</w:t>
+      </w:r>
+    </w:p>
+    <w:bookmarkEnd w:id="80"/>
+    <w:bookmarkStart w:id="81" w:name="payment-license-strategy-dual-path"/>
+    <w:p>
+      <w:pPr>
+        <w:pStyle w:val="Heading3"/>
+      </w:pPr>
+      <w:r>
+        <w:t xml:space="preserve">11.3 Payment License Strategy (Dual-Path)</w:t>
+      </w:r>
+    </w:p>
+    <w:tbl>
+      <w:tblPr>
+        <w:tblStyle w:val="Table"/>
+        <w:tblW w:type="pct" w:w="5000"/>
+        <w:tblLook w:firstRow="1" w:lastRow="0" w:firstColumn="0" w:lastColumn="0" w:noHBand="0" w:noVBand="0" w:val="0020"/>
+        <w:jc w:val="start"/>
+      </w:tblPr>
+      <w:tblGrid>
+        <w:gridCol w:w="1159"/>
+        <w:gridCol w:w="1931"/>
+        <w:gridCol w:w="1931"/>
+        <w:gridCol w:w="2897"/>
+      </w:tblGrid>
+      <w:tr>
+        <w:trPr>
+          <w:tblHeader w:val="true"/>
+        </w:trPr>
+        <w:tc>
+          <w:tcPr/>
+          <w:p>
+            <w:pPr>
+              <w:pStyle w:val="Compact"/>
+              <w:jc w:val="left"/>
+            </w:pPr>
+            <w:r>
+              <w:t xml:space="preserve">Path</w:t>
+            </w:r>
+          </w:p>
+        </w:tc>
+        <w:tc>
+          <w:tcPr/>
+          <w:p>
+            <w:pPr>
+              <w:pStyle w:val="Compact"/>
+              <w:jc w:val="left"/>
+            </w:pPr>
+            <w:r>
+              <w:t xml:space="preserve">Approach</w:t>
+            </w:r>
+          </w:p>
+        </w:tc>
+        <w:tc>
+          <w:tcPr/>
+          <w:p>
+            <w:pPr>
+              <w:pStyle w:val="Compact"/>
+              <w:jc w:val="left"/>
+            </w:pPr>
+            <w:r>
+              <w:t xml:space="preserve">Timeline</w:t>
+            </w:r>
+          </w:p>
+        </w:tc>
+        <w:tc>
+          <w:tcPr/>
+          <w:p>
+            <w:pPr>
+              <w:pStyle w:val="Compact"/>
+              <w:jc w:val="left"/>
+            </w:pPr>
+            <w:r>
+              <w:t xml:space="preserve">Capital Needed</w:t>
+            </w:r>
+          </w:p>
+        </w:tc>
+      </w:tr>
+      <w:tr>
+        <w:tc>
+          <w:tcPr/>
+          <w:p>
+            <w:pPr>
+              <w:pStyle w:val="Compact"/>
+              <w:jc w:val="left"/>
+            </w:pPr>
+            <w:r>
+              <w:rPr>
+                <w:bCs/>
+                <w:b/>
+              </w:rPr>
+              <w:t xml:space="preserve">Path A (Primary)</w:t>
+            </w:r>
+          </w:p>
+        </w:tc>
+        <w:tc>
+          <w:tcPr/>
+          <w:p>
+            <w:pPr>
+              <w:pStyle w:val="Compact"/>
+              <w:jc w:val="left"/>
+            </w:pPr>
+            <w:r>
+              <w:t xml:space="preserve">Partner with Paystack/Flutterwave for payment processing. Zero license cost.</w:t>
+            </w:r>
+          </w:p>
+        </w:tc>
+        <w:tc>
+          <w:tcPr/>
+          <w:p>
+            <w:pPr>
+              <w:pStyle w:val="Compact"/>
+              <w:jc w:val="left"/>
+            </w:pPr>
+            <w:r>
+              <w:t xml:space="preserve">Immediate (Month 1)</w:t>
+            </w:r>
+          </w:p>
+        </w:tc>
+        <w:tc>
+          <w:tcPr/>
+          <w:p>
+            <w:pPr>
+              <w:pStyle w:val="Compact"/>
+              <w:jc w:val="left"/>
+            </w:pPr>
+            <w:r>
+              <w:t xml:space="preserve">₦0</w:t>
+            </w:r>
+          </w:p>
+        </w:tc>
+      </w:tr>
+      <w:tr>
+        <w:tc>
+          <w:tcPr/>
+          <w:p>
+            <w:pPr>
+              <w:pStyle w:val="Compact"/>
+              <w:jc w:val="left"/>
+            </w:pPr>
+            <w:r>
+              <w:rPr>
+                <w:bCs/>
+                <w:b/>
+              </w:rPr>
+              <w:t xml:space="preserve">Path B (When business grows)</w:t>
+            </w:r>
+          </w:p>
+        </w:tc>
+        <w:tc>
+          <w:tcPr/>
+          <w:p>
+            <w:pPr>
+              <w:pStyle w:val="Compact"/>
+              <w:jc w:val="left"/>
+            </w:pPr>
+            <w:r>
+              <w:t xml:space="preserve">Apply for PSSP license. Investor injects additional capital.</w:t>
+            </w:r>
+          </w:p>
+        </w:tc>
+        <w:tc>
+          <w:tcPr/>
+          <w:p>
+            <w:pPr>
+              <w:pStyle w:val="Compact"/>
+              <w:jc w:val="left"/>
+            </w:pPr>
+            <w:r>
+              <w:t xml:space="preserve">Month 9–18</w:t>
+            </w:r>
+          </w:p>
+        </w:tc>
+        <w:tc>
+          <w:tcPr/>
+          <w:p>
+            <w:pPr>
+              <w:pStyle w:val="Compact"/>
+              <w:jc w:val="left"/>
+            </w:pPr>
+            <w:r>
+              <w:t xml:space="preserve">~₦205M</w:t>
+            </w:r>
+          </w:p>
+        </w:tc>
+      </w:tr>
+      <w:tr>
+        <w:tc>
+          <w:tcPr/>
+          <w:p>
+            <w:pPr>
+              <w:pStyle w:val="Compact"/>
+              <w:jc w:val="left"/>
+            </w:pPr>
+            <w:r>
+              <w:rPr>
+                <w:bCs/>
+                <w:b/>
+              </w:rPr>
+              <w:t xml:space="preserve">Path C (Post-18 months)</w:t>
+            </w:r>
+          </w:p>
+        </w:tc>
+        <w:tc>
+          <w:tcPr/>
+          <w:p>
+            <w:pPr>
+              <w:pStyle w:val="Compact"/>
+              <w:jc w:val="left"/>
+            </w:pPr>
+            <w:r>
+              <w:t xml:space="preserve">Apply for PTSP license to deploy own POS terminals.</w:t>
+            </w:r>
+          </w:p>
+        </w:tc>
+        <w:tc>
+          <w:tcPr/>
+          <w:p>
+            <w:pPr>
+              <w:pStyle w:val="Compact"/>
+              <w:jc w:val="left"/>
+            </w:pPr>
+            <w:r>
+              <w:t xml:space="preserve">After Month 18</w:t>
+            </w:r>
+          </w:p>
+        </w:tc>
+        <w:tc>
+          <w:tcPr/>
+          <w:p>
+            <w:pPr>
+              <w:pStyle w:val="Compact"/>
+              <w:jc w:val="left"/>
+            </w:pPr>
+            <w:r>
+              <w:t xml:space="preserve">~₦201M</w:t>
+            </w:r>
+          </w:p>
+        </w:tc>
+      </w:tr>
+    </w:tbl>
+    <w:p>
+      <w:pPr>
+        <w:pStyle w:val="BlockText"/>
+      </w:pPr>
+      <w:r>
+        <w:t xml:space="preserve">The investor has committed to injecting additional capital as the business gains traction. PSSP/PTSP licensing is a</w:t>
       </w:r>
       <w:r>
         <w:t xml:space="preserve"> </w:t>
@@ -12041,53 +16526,20 @@
           <w:bCs/>
           <w:b/>
         </w:rPr>
-        <w:t xml:space="preserve">Path B (Fallback — if capital not yet available in Phase 3):</w:t>
-      </w:r>
-      <w:r>
-        <w:t xml:space="preserve"> </w:t>
-      </w:r>
-      <w:r>
-        <w:t xml:space="preserve">Partner with an existing licensed PSP (Paystack, Flutterwave, or OPay) for payment processing in Phase 1–3. Defer own PSSP/PTSP licensing to the investor’s next capital injection. This approach is already built into Section 5.5 (</w:t>
-      </w:r>
-      <w:r>
-        <w:t xml:space="preserve">“</w:t>
-      </w:r>
-      <w:r>
-        <w:t xml:space="preserve">Strategy Phase 1: Partner with Paystack/Flutterwave</w:t>
-      </w:r>
-      <w:r>
-        <w:t xml:space="preserve">”</w:t>
-      </w:r>
-      <w:r>
-        <w:t xml:space="preserve">).</w:t>
+        <w:t xml:space="preserve">Phase 2 capital event</w:t>
+      </w:r>
+      <w:r>
+        <w:t xml:space="preserve">, not a Phase 1 expense.</w:t>
       </w:r>
     </w:p>
-    <w:p>
-      <w:pPr>
-        <w:pStyle w:val="BlockText"/>
-      </w:pPr>
-      <w:r>
-        <w:rPr>
-          <w:bCs/>
-          <w:b/>
-        </w:rPr>
-        <w:t xml:space="preserve">The ₦100M escrow is refundable</w:t>
-      </w:r>
-      <w:r>
-        <w:t xml:space="preserve"> </w:t>
-      </w:r>
-      <w:r>
-        <w:t xml:space="preserve">and effectively functions as a regulatory deposit, not an expense. However, it must be available upfront.</w:t>
-      </w:r>
-    </w:p>
-    <w:bookmarkEnd w:id="63"/>
-    <w:bookmarkStart w:id="64" w:name="total-compliance-budget"/>
+    <w:bookmarkEnd w:id="81"/>
+    <w:bookmarkStart w:id="82" w:name="total-compliance-budget-from-250m"/>
     <w:p>
       <w:pPr>
         <w:pStyle w:val="Heading3"/>
       </w:pPr>
       <w:r>
-        <w:t xml:space="preserve">11.2 Total Compliance Budget</w:t>
+        <w:t xml:space="preserve">11.4 Total Compliance Budget (From ₦250M)</w:t>
       </w:r>
     </w:p>
     <w:tbl>
@@ -12214,7 +16666,7 @@
               <w:jc w:val="left"/>
             </w:pPr>
             <w:r>
-              <w:t xml:space="preserve">Per device class</w:t>
+              <w:t xml:space="preserve">IoT devices + water controllers + meters</w:t>
             </w:r>
           </w:p>
         </w:tc>
@@ -12304,145 +16756,69 @@
               <w:jc w:val="left"/>
             </w:pPr>
             <w:r>
-              <w:t xml:space="preserve">Trademarks (3 classes)</w:t>
-            </w:r>
-          </w:p>
-        </w:tc>
-        <w:tc>
-          <w:tcPr/>
-          <w:p>
-            <w:pPr>
-              <w:pStyle w:val="Compact"/>
-              <w:jc w:val="left"/>
-            </w:pPr>
-            <w:r>
-              <w:t xml:space="preserve">₦3,000,000</w:t>
-            </w:r>
-          </w:p>
-        </w:tc>
-        <w:tc>
-          <w:tcPr/>
-          <w:p>
-            <w:pPr>
-              <w:pStyle w:val="Compact"/>
-              <w:jc w:val="left"/>
-            </w:pPr>
-            <w:r>
-              <w:t xml:space="preserve">₦900K–₦1M per class</w:t>
-            </w:r>
-          </w:p>
-        </w:tc>
-      </w:tr>
-      <w:tr>
-        <w:tc>
-          <w:tcPr/>
-          <w:p>
-            <w:pPr>
-              <w:pStyle w:val="Compact"/>
-              <w:jc w:val="left"/>
-            </w:pPr>
-            <w:r>
-              <w:t xml:space="preserve">PCI DSS Certification</w:t>
-            </w:r>
-          </w:p>
-        </w:tc>
-        <w:tc>
-          <w:tcPr/>
-          <w:p>
-            <w:pPr>
-              <w:pStyle w:val="Compact"/>
-              <w:jc w:val="left"/>
-            </w:pPr>
-            <w:r>
-              <w:t xml:space="preserve">₦5,000,000</w:t>
-            </w:r>
-          </w:p>
-        </w:tc>
-        <w:tc>
-          <w:tcPr/>
-          <w:p>
-            <w:pPr>
-              <w:pStyle w:val="Compact"/>
-              <w:jc w:val="left"/>
-            </w:pPr>
-            <w:r>
-              <w:t xml:space="preserve">Required for card payments</w:t>
-            </w:r>
-          </w:p>
-        </w:tc>
-      </w:tr>
-      <w:tr>
-        <w:tc>
-          <w:tcPr/>
-          <w:p>
-            <w:pPr>
-              <w:pStyle w:val="Compact"/>
-              <w:jc w:val="left"/>
-            </w:pPr>
-            <w:r>
-              <w:t xml:space="preserve">PSSP License (Application fee)</w:t>
-            </w:r>
-          </w:p>
-        </w:tc>
-        <w:tc>
-          <w:tcPr/>
-          <w:p>
-            <w:pPr>
-              <w:pStyle w:val="Compact"/>
-              <w:jc w:val="left"/>
-            </w:pPr>
-            <w:r>
-              <w:t xml:space="preserve">₦1,100,000</w:t>
-            </w:r>
-          </w:p>
-        </w:tc>
-        <w:tc>
-          <w:tcPr/>
-          <w:p>
-            <w:pPr>
-              <w:pStyle w:val="Compact"/>
-              <w:jc w:val="left"/>
-            </w:pPr>
-            <w:r>
-              <w:t xml:space="preserve">Non-refundable</w:t>
-            </w:r>
-          </w:p>
-        </w:tc>
-      </w:tr>
-      <w:tr>
-        <w:tc>
-          <w:tcPr/>
-          <w:p>
-            <w:pPr>
-              <w:pStyle w:val="Compact"/>
-              <w:jc w:val="left"/>
-            </w:pPr>
-            <w:r>
-              <w:t xml:space="preserve">Legal Retainer (18 months)</w:t>
-            </w:r>
-          </w:p>
-        </w:tc>
-        <w:tc>
-          <w:tcPr/>
-          <w:p>
-            <w:pPr>
-              <w:pStyle w:val="Compact"/>
-              <w:jc w:val="left"/>
-            </w:pPr>
-            <w:r>
-              <w:t xml:space="preserve">₦3,600,000</w:t>
-            </w:r>
-          </w:p>
-        </w:tc>
-        <w:tc>
-          <w:tcPr/>
-          <w:p>
-            <w:pPr>
-              <w:pStyle w:val="Compact"/>
-              <w:jc w:val="left"/>
-            </w:pPr>
-            <w:r>
-              <w:t xml:space="preserve">₦200K/month</w:t>
+              <w:t xml:space="preserve">Trademarks (1 class — expand later)</w:t>
+            </w:r>
+          </w:p>
+        </w:tc>
+        <w:tc>
+          <w:tcPr/>
+          <w:p>
+            <w:pPr>
+              <w:pStyle w:val="Compact"/>
+              <w:jc w:val="left"/>
+            </w:pPr>
+            <w:r>
+              <w:t xml:space="preserve">₦1,000,000</w:t>
+            </w:r>
+          </w:p>
+        </w:tc>
+        <w:tc>
+          <w:tcPr/>
+          <w:p>
+            <w:pPr>
+              <w:pStyle w:val="Compact"/>
+              <w:jc w:val="left"/>
+            </w:pPr>
+            <w:r>
+              <w:t xml:space="preserve">Remaining 2 classes deferred to next tranche</w:t>
+            </w:r>
+          </w:p>
+        </w:tc>
+      </w:tr>
+      <w:tr>
+        <w:tc>
+          <w:tcPr/>
+          <w:p>
+            <w:pPr>
+              <w:pStyle w:val="Compact"/>
+              <w:jc w:val="left"/>
+            </w:pPr>
+            <w:r>
+              <w:t xml:space="preserve">Legal Retainer (18 months × ₦100K)</w:t>
+            </w:r>
+          </w:p>
+        </w:tc>
+        <w:tc>
+          <w:tcPr/>
+          <w:p>
+            <w:pPr>
+              <w:pStyle w:val="Compact"/>
+              <w:jc w:val="left"/>
+            </w:pPr>
+            <w:r>
+              <w:t xml:space="preserve">₦1,800,000</w:t>
+            </w:r>
+          </w:p>
+        </w:tc>
+        <w:tc>
+          <w:tcPr/>
+          <w:p>
+            <w:pPr>
+              <w:pStyle w:val="Compact"/>
+              <w:jc w:val="left"/>
+            </w:pPr>
+            <w:r>
+              <w:t xml:space="preserve">Lean retainer — scale with complexity</w:t>
             </w:r>
           </w:p>
         </w:tc>
@@ -12476,42 +16852,54 @@
                 <w:bCs/>
                 <w:b/>
               </w:rPr>
-              <w:t xml:space="preserve">₦18,750,000</w:t>
-            </w:r>
-          </w:p>
-        </w:tc>
-        <w:tc>
-          <w:tcPr/>
-          <w:p>
-            <w:pPr>
-              <w:pStyle w:val="Compact"/>
-            </w:pPr>
-          </w:p>
-        </w:tc>
-      </w:tr>
-      <w:tr>
-        <w:tc>
-          <w:tcPr/>
-          <w:p>
-            <w:pPr>
-              <w:pStyle w:val="Compact"/>
-            </w:pPr>
-          </w:p>
-        </w:tc>
-        <w:tc>
-          <w:tcPr/>
-          <w:p>
-            <w:pPr>
-              <w:pStyle w:val="Compact"/>
-            </w:pPr>
-          </w:p>
-        </w:tc>
-        <w:tc>
-          <w:tcPr/>
-          <w:p>
-            <w:pPr>
-              <w:pStyle w:val="Compact"/>
-            </w:pPr>
+              <w:t xml:space="preserve">₦8,850,000</w:t>
+            </w:r>
+          </w:p>
+        </w:tc>
+        <w:tc>
+          <w:tcPr/>
+          <w:p>
+            <w:pPr>
+              <w:pStyle w:val="Compact"/>
+            </w:pPr>
+          </w:p>
+        </w:tc>
+      </w:tr>
+      <w:tr>
+        <w:tc>
+          <w:tcPr/>
+          <w:p>
+            <w:pPr>
+              <w:pStyle w:val="Compact"/>
+              <w:jc w:val="left"/>
+            </w:pPr>
+            <w:r>
+              <w:t xml:space="preserve">Buffer for unexpected compliance</w:t>
+            </w:r>
+          </w:p>
+        </w:tc>
+        <w:tc>
+          <w:tcPr/>
+          <w:p>
+            <w:pPr>
+              <w:pStyle w:val="Compact"/>
+              <w:jc w:val="left"/>
+            </w:pPr>
+            <w:r>
+              <w:t xml:space="preserve">₦1,150,000</w:t>
+            </w:r>
+          </w:p>
+        </w:tc>
+        <w:tc>
+          <w:tcPr/>
+          <w:p>
+            <w:pPr>
+              <w:pStyle w:val="Compact"/>
+              <w:jc w:val="left"/>
+            </w:pPr>
+            <w:r>
+              <w:t xml:space="preserve">NCC delays, additional certifications</w:t>
+            </w:r>
           </w:p>
         </w:tc>
       </w:tr>
@@ -12528,7 +16916,7 @@
                 <w:bCs/>
                 <w:b/>
               </w:rPr>
-              <w:t xml:space="preserve">PSSP Regulatory Capital (Separate)</w:t>
+              <w:t xml:space="preserve">TOTAL COMPLIANCE (From ₦250M)</w:t>
             </w:r>
           </w:p>
         </w:tc>
@@ -12544,94 +16932,266 @@
                 <w:bCs/>
                 <w:b/>
               </w:rPr>
-              <w:t xml:space="preserve">₦200,000,000</w:t>
-            </w:r>
-          </w:p>
-        </w:tc>
-        <w:tc>
-          <w:tcPr/>
-          <w:p>
-            <w:pPr>
-              <w:pStyle w:val="Compact"/>
-              <w:jc w:val="left"/>
-            </w:pPr>
-            <w:r>
-              <w:t xml:space="preserve">₦100M share capital + ₦100M refundable escrow</w:t>
+              <w:t xml:space="preserve">₦10,000,000</w:t>
+            </w:r>
+          </w:p>
+        </w:tc>
+        <w:tc>
+          <w:tcPr/>
+          <w:p>
+            <w:pPr>
+              <w:pStyle w:val="Compact"/>
+            </w:pPr>
+          </w:p>
+        </w:tc>
+      </w:tr>
+      <w:tr>
+        <w:tc>
+          <w:tcPr/>
+          <w:p>
+            <w:pPr>
+              <w:pStyle w:val="Compact"/>
+            </w:pPr>
+          </w:p>
+        </w:tc>
+        <w:tc>
+          <w:tcPr/>
+          <w:p>
+            <w:pPr>
+              <w:pStyle w:val="Compact"/>
+            </w:pPr>
+          </w:p>
+        </w:tc>
+        <w:tc>
+          <w:tcPr/>
+          <w:p>
+            <w:pPr>
+              <w:pStyle w:val="Compact"/>
+            </w:pPr>
+          </w:p>
+        </w:tc>
+      </w:tr>
+      <w:tr>
+        <w:tc>
+          <w:tcPr/>
+          <w:p>
+            <w:pPr>
+              <w:pStyle w:val="Compact"/>
+              <w:jc w:val="left"/>
+            </w:pPr>
+            <w:r>
+              <w:rPr>
+                <w:bCs/>
+                <w:b/>
+              </w:rPr>
+              <w:t xml:space="preserve">DEFERRED TO INVESTOR’S NEXT TRANCHE:</w:t>
+            </w:r>
+          </w:p>
+        </w:tc>
+        <w:tc>
+          <w:tcPr/>
+          <w:p>
+            <w:pPr>
+              <w:pStyle w:val="Compact"/>
+            </w:pPr>
+          </w:p>
+        </w:tc>
+        <w:tc>
+          <w:tcPr/>
+          <w:p>
+            <w:pPr>
+              <w:pStyle w:val="Compact"/>
+            </w:pPr>
+          </w:p>
+        </w:tc>
+      </w:tr>
+      <w:tr>
+        <w:tc>
+          <w:tcPr/>
+          <w:p>
+            <w:pPr>
+              <w:pStyle w:val="Compact"/>
+              <w:jc w:val="left"/>
+            </w:pPr>
+            <w:r>
+              <w:t xml:space="preserve">PSSP License + Capital + Escrow</w:t>
+            </w:r>
+          </w:p>
+        </w:tc>
+        <w:tc>
+          <w:tcPr/>
+          <w:p>
+            <w:pPr>
+              <w:pStyle w:val="Compact"/>
+              <w:jc w:val="left"/>
+            </w:pPr>
+            <w:r>
+              <w:t xml:space="preserve">₦205,000,000</w:t>
+            </w:r>
+          </w:p>
+        </w:tc>
+        <w:tc>
+          <w:tcPr/>
+          <w:p>
+            <w:pPr>
+              <w:pStyle w:val="Compact"/>
+              <w:jc w:val="left"/>
+            </w:pPr>
+            <w:r>
+              <w:t xml:space="preserve">When business proves model</w:t>
+            </w:r>
+          </w:p>
+        </w:tc>
+      </w:tr>
+      <w:tr>
+        <w:tc>
+          <w:tcPr/>
+          <w:p>
+            <w:pPr>
+              <w:pStyle w:val="Compact"/>
+              <w:jc w:val="left"/>
+            </w:pPr>
+            <w:r>
+              <w:t xml:space="preserve">PTSP License + Capital + Escrow</w:t>
+            </w:r>
+          </w:p>
+        </w:tc>
+        <w:tc>
+          <w:tcPr/>
+          <w:p>
+            <w:pPr>
+              <w:pStyle w:val="Compact"/>
+              <w:jc w:val="left"/>
+            </w:pPr>
+            <w:r>
+              <w:t xml:space="preserve">₦201,000,000</w:t>
+            </w:r>
+          </w:p>
+        </w:tc>
+        <w:tc>
+          <w:tcPr/>
+          <w:p>
+            <w:pPr>
+              <w:pStyle w:val="Compact"/>
+              <w:jc w:val="left"/>
+            </w:pPr>
+            <w:r>
+              <w:t xml:space="preserve">Post-18 months</w:t>
+            </w:r>
+          </w:p>
+        </w:tc>
+      </w:tr>
+      <w:tr>
+        <w:tc>
+          <w:tcPr/>
+          <w:p>
+            <w:pPr>
+              <w:pStyle w:val="Compact"/>
+              <w:jc w:val="left"/>
+            </w:pPr>
+            <w:r>
+              <w:t xml:space="preserve">PCI DSS Certification</w:t>
+            </w:r>
+          </w:p>
+        </w:tc>
+        <w:tc>
+          <w:tcPr/>
+          <w:p>
+            <w:pPr>
+              <w:pStyle w:val="Compact"/>
+              <w:jc w:val="left"/>
+            </w:pPr>
+            <w:r>
+              <w:t xml:space="preserve">₦5,000,000</w:t>
+            </w:r>
+          </w:p>
+        </w:tc>
+        <w:tc>
+          <w:tcPr/>
+          <w:p>
+            <w:pPr>
+              <w:pStyle w:val="Compact"/>
+              <w:jc w:val="left"/>
+            </w:pPr>
+            <w:r>
+              <w:t xml:space="preserve">Required before own payment processing</w:t>
+            </w:r>
+          </w:p>
+        </w:tc>
+      </w:tr>
+      <w:tr>
+        <w:tc>
+          <w:tcPr/>
+          <w:p>
+            <w:pPr>
+              <w:pStyle w:val="Compact"/>
+              <w:jc w:val="left"/>
+            </w:pPr>
+            <w:r>
+              <w:t xml:space="preserve">Remaining 2 trademark classes</w:t>
+            </w:r>
+          </w:p>
+        </w:tc>
+        <w:tc>
+          <w:tcPr/>
+          <w:p>
+            <w:pPr>
+              <w:pStyle w:val="Compact"/>
+              <w:jc w:val="left"/>
+            </w:pPr>
+            <w:r>
+              <w:t xml:space="preserve">₦2,000,000</w:t>
+            </w:r>
+          </w:p>
+        </w:tc>
+        <w:tc>
+          <w:tcPr/>
+          <w:p>
+            <w:pPr>
+              <w:pStyle w:val="Compact"/>
+            </w:pPr>
+          </w:p>
+        </w:tc>
+      </w:tr>
+      <w:tr>
+        <w:tc>
+          <w:tcPr/>
+          <w:p>
+            <w:pPr>
+              <w:pStyle w:val="Compact"/>
+              <w:jc w:val="left"/>
+            </w:pPr>
+            <w:r>
+              <w:t xml:space="preserve">NERC permit</w:t>
+            </w:r>
+          </w:p>
+        </w:tc>
+        <w:tc>
+          <w:tcPr/>
+          <w:p>
+            <w:pPr>
+              <w:pStyle w:val="Compact"/>
+              <w:jc w:val="left"/>
+            </w:pPr>
+            <w:r>
+              <w:t xml:space="preserve">₦200,000</w:t>
+            </w:r>
+          </w:p>
+        </w:tc>
+        <w:tc>
+          <w:tcPr/>
+          <w:p>
+            <w:pPr>
+              <w:pStyle w:val="Compact"/>
+              <w:jc w:val="left"/>
+            </w:pPr>
+            <w:r>
+              <w:t xml:space="preserve">If applicable</w:t>
             </w:r>
           </w:p>
         </w:tc>
       </w:tr>
     </w:tbl>
-    <w:p>
-      <w:pPr>
-        <w:pStyle w:val="BlockText"/>
-      </w:pPr>
-      <w:r>
-        <w:rPr>
-          <w:bCs/>
-          <w:b/>
-        </w:rPr>
-        <w:t xml:space="preserve">FUNDING GAP:</w:t>
-      </w:r>
-      <w:r>
-        <w:t xml:space="preserve"> </w:t>
-      </w:r>
-      <w:r>
-        <w:t xml:space="preserve">The ₦200M PSSP regulatory capital is</w:t>
-      </w:r>
-      <w:r>
-        <w:t xml:space="preserve"> </w:t>
-      </w:r>
-      <w:r>
-        <w:rPr>
-          <w:bCs/>
-          <w:b/>
-        </w:rPr>
-        <w:t xml:space="preserve">not included</w:t>
-      </w:r>
-      <w:r>
-        <w:t xml:space="preserve"> </w:t>
-      </w:r>
-      <w:r>
-        <w:t xml:space="preserve">in the initial ₦250M deployment. It will be covered by:</w:t>
-      </w:r>
-      <w:r>
-        <w:t xml:space="preserve"> </w:t>
-      </w:r>
-      <w:r>
-        <w:t xml:space="preserve">(a) The investor’s next capital injection when the business starts performing well, OR</w:t>
-      </w:r>
-      <w:r>
-        <w:t xml:space="preserve"> </w:t>
-      </w:r>
-      <w:r>
-        <w:t xml:space="preserve">(b) Deferral via Path B — partnering with licensed PSP (Paystack/Flutterwave) until capital is available.</w:t>
-      </w:r>
-    </w:p>
-    <w:p>
-      <w:pPr>
-        <w:pStyle w:val="BlockText"/>
-      </w:pPr>
-      <w:r>
-        <w:t xml:space="preserve">The ₦100M escrow is</w:t>
-      </w:r>
-      <w:r>
-        <w:t xml:space="preserve"> </w:t>
-      </w:r>
-      <w:r>
-        <w:rPr>
-          <w:bCs/>
-          <w:b/>
-        </w:rPr>
-        <w:t xml:space="preserve">refundable</w:t>
-      </w:r>
-      <w:r>
-        <w:t xml:space="preserve"> </w:t>
-      </w:r>
-      <w:r>
-        <w:t xml:space="preserve">and functions as a regulatory deposit, not a sunk cost.</w:t>
-      </w:r>
-    </w:p>
     <w:p>
       <w:r>
         <w:pict>
@@ -12639,9 +17199,9 @@
         </w:pict>
       </w:r>
     </w:p>
-    <w:bookmarkEnd w:id="64"/>
-    <w:bookmarkEnd w:id="65"/>
-    <w:bookmarkStart w:id="69" w:name="marketing-customer-acquisition"/>
+    <w:bookmarkEnd w:id="82"/>
+    <w:bookmarkEnd w:id="83"/>
+    <w:bookmarkStart w:id="87" w:name="marketing-customer-acquisition"/>
     <w:p>
       <w:pPr>
         <w:pStyle w:val="Heading2"/>
@@ -12650,7 +17210,7 @@
         <w:t xml:space="preserve">12. Marketing &amp; Customer Acquisition</w:t>
       </w:r>
     </w:p>
-    <w:bookmarkStart w:id="66" w:name="marketing-strategy"/>
+    <w:bookmarkStart w:id="84" w:name="marketing-strategy"/>
     <w:p>
       <w:pPr>
         <w:pStyle w:val="Heading3"/>
@@ -12965,8 +17525,8 @@
         </w:tc>
       </w:tr>
     </w:tbl>
-    <w:bookmarkEnd w:id="66"/>
-    <w:bookmarkStart w:id="67" w:name="customer-acquisition-cost-targets"/>
+    <w:bookmarkEnd w:id="84"/>
+    <w:bookmarkStart w:id="85" w:name="customer-acquisition-cost-targets"/>
     <w:p>
       <w:pPr>
         <w:pStyle w:val="Heading3"/>
@@ -13242,8 +17802,8 @@
         </w:tc>
       </w:tr>
     </w:tbl>
-    <w:bookmarkEnd w:id="67"/>
-    <w:bookmarkStart w:id="68" w:name="market-entry-tactics-nigeria-specific"/>
+    <w:bookmarkEnd w:id="85"/>
+    <w:bookmarkStart w:id="86" w:name="market-entry-tactics-nigeria-specific"/>
     <w:p>
       <w:pPr>
         <w:pStyle w:val="Heading3"/>
@@ -13503,9 +18063,9 @@
         </w:pict>
       </w:r>
     </w:p>
-    <w:bookmarkEnd w:id="68"/>
-    <w:bookmarkEnd w:id="69"/>
-    <w:bookmarkStart w:id="73" w:name="revenue-model-financial-projections"/>
+    <w:bookmarkEnd w:id="86"/>
+    <w:bookmarkEnd w:id="87"/>
+    <w:bookmarkStart w:id="91" w:name="revenue-model-financial-projections"/>
     <w:p>
       <w:pPr>
         <w:pStyle w:val="Heading2"/>
@@ -13514,7 +18074,7 @@
         <w:t xml:space="preserve">13. Revenue Model &amp; Financial Projections</w:t>
       </w:r>
     </w:p>
-    <w:bookmarkStart w:id="70" w:name="revenue-streams"/>
+    <w:bookmarkStart w:id="88" w:name="revenue-streams"/>
     <w:p>
       <w:pPr>
         <w:pStyle w:val="Heading3"/>
@@ -14018,8 +18578,8 @@
         </w:tc>
       </w:tr>
     </w:tbl>
-    <w:bookmarkEnd w:id="70"/>
-    <w:bookmarkStart w:id="71" w:name="month-revenue-projection"/>
+    <w:bookmarkEnd w:id="88"/>
+    <w:bookmarkStart w:id="89" w:name="month-revenue-projection"/>
     <w:p>
       <w:pPr>
         <w:pStyle w:val="Heading3"/>
@@ -15467,8 +20027,8 @@
         </w:tc>
       </w:tr>
     </w:tbl>
-    <w:bookmarkEnd w:id="71"/>
-    <w:bookmarkStart w:id="72" w:name="path-to-profitability"/>
+    <w:bookmarkEnd w:id="89"/>
+    <w:bookmarkStart w:id="90" w:name="path-to-profitability"/>
     <w:p>
       <w:pPr>
         <w:pStyle w:val="Heading3"/>
@@ -15570,9 +20130,9 @@
         </w:pict>
       </w:r>
     </w:p>
-    <w:bookmarkEnd w:id="72"/>
-    <w:bookmarkEnd w:id="73"/>
-    <w:bookmarkStart w:id="75" w:name="risk-analysis-mitigation"/>
+    <w:bookmarkEnd w:id="90"/>
+    <w:bookmarkEnd w:id="91"/>
+    <w:bookmarkStart w:id="93" w:name="risk-analysis-mitigation"/>
     <w:p>
       <w:pPr>
         <w:pStyle w:val="Heading2"/>
@@ -16321,7 +20881,7 @@
         </w:tc>
       </w:tr>
     </w:tbl>
-    <w:bookmarkStart w:id="74" w:name="kill-switch-rules"/>
+    <w:bookmarkStart w:id="92" w:name="kill-switch-rules"/>
     <w:p>
       <w:pPr>
         <w:pStyle w:val="Heading3"/>
@@ -16425,9 +20985,9 @@
         </w:pict>
       </w:r>
     </w:p>
-    <w:bookmarkEnd w:id="74"/>
-    <w:bookmarkEnd w:id="75"/>
-    <w:bookmarkStart w:id="79" w:name="equity-governance"/>
+    <w:bookmarkEnd w:id="92"/>
+    <w:bookmarkEnd w:id="93"/>
+    <w:bookmarkStart w:id="97" w:name="equity-governance"/>
     <w:p>
       <w:pPr>
         <w:pStyle w:val="Heading2"/>
@@ -16436,7 +20996,7 @@
         <w:t xml:space="preserve">15. Equity &amp; Governance</w:t>
       </w:r>
     </w:p>
-    <w:bookmarkStart w:id="76" w:name="proposed-equity-structure"/>
+    <w:bookmarkStart w:id="94" w:name="proposed-equity-structure"/>
     <w:p>
       <w:pPr>
         <w:pStyle w:val="Heading3"/>
@@ -16651,8 +21211,8 @@
         </w:tc>
       </w:tr>
     </w:tbl>
-    <w:bookmarkEnd w:id="76"/>
-    <w:bookmarkStart w:id="77" w:name="governance"/>
+    <w:bookmarkEnd w:id="94"/>
+    <w:bookmarkStart w:id="95" w:name="governance"/>
     <w:p>
       <w:pPr>
         <w:pStyle w:val="Heading3"/>
@@ -16792,8 +21352,8 @@
         </w:tc>
       </w:tr>
     </w:tbl>
-    <w:bookmarkEnd w:id="77"/>
-    <w:bookmarkStart w:id="78" w:name="investor-protection"/>
+    <w:bookmarkEnd w:id="95"/>
+    <w:bookmarkStart w:id="96" w:name="investor-protection"/>
     <w:p>
       <w:pPr>
         <w:pStyle w:val="Heading3"/>
@@ -16869,9 +21429,9 @@
         </w:pict>
       </w:r>
     </w:p>
-    <w:bookmarkEnd w:id="78"/>
-    <w:bookmarkEnd w:id="79"/>
-    <w:bookmarkStart w:id="82" w:name="key-performance-indicators"/>
+    <w:bookmarkEnd w:id="96"/>
+    <w:bookmarkEnd w:id="97"/>
+    <w:bookmarkStart w:id="100" w:name="key-performance-indicators"/>
     <w:p>
       <w:pPr>
         <w:pStyle w:val="Heading2"/>
@@ -16880,7 +21440,7 @@
         <w:t xml:space="preserve">16. Key Performance Indicators</w:t>
       </w:r>
     </w:p>
-    <w:bookmarkStart w:id="80" w:name="company-level-kpis-monthly-board-review"/>
+    <w:bookmarkStart w:id="98" w:name="company-level-kpis-monthly-board-review"/>
     <w:p>
       <w:pPr>
         <w:pStyle w:val="Heading3"/>
@@ -17456,8 +22016,8 @@
         </w:tc>
       </w:tr>
     </w:tbl>
-    <w:bookmarkEnd w:id="80"/>
-    <w:bookmarkStart w:id="81" w:name="role-specific-kpis"/>
+    <w:bookmarkEnd w:id="98"/>
+    <w:bookmarkStart w:id="99" w:name="role-specific-kpis"/>
     <w:p>
       <w:pPr>
         <w:pStyle w:val="Heading3"/>
@@ -17644,9 +22204,9 @@
         </w:pict>
       </w:r>
     </w:p>
-    <w:bookmarkEnd w:id="81"/>
-    <w:bookmarkEnd w:id="82"/>
-    <w:bookmarkStart w:id="83" w:name="use-of-funds-summary"/>
+    <w:bookmarkEnd w:id="99"/>
+    <w:bookmarkEnd w:id="100"/>
+    <w:bookmarkStart w:id="101" w:name="use-of-funds-summary"/>
     <w:p>
       <w:pPr>
         <w:pStyle w:val="Heading2"/>
@@ -17708,7 +22268,7 @@
         <w:rPr>
           <w:rStyle w:val="VerbatimChar"/>
         </w:rPr>
-        <w:t xml:space="preserve">│  PEOPLE (32.8%)           ₦82,000,000                          │</w:t>
+        <w:t xml:space="preserve">│  PEOPLE (28.0%)           ₦70,000,000                          │</w:t>
       </w:r>
       <w:r>
         <w:br/>
@@ -17717,7 +22277,7 @@
         <w:rPr>
           <w:rStyle w:val="VerbatimChar"/>
         </w:rPr>
-        <w:t xml:space="preserve">│  ├─ Engineering Team         ₦38,000,000                       │</w:t>
+        <w:t xml:space="preserve">│  ├─ Engineering Team         ₦32,000,000                       │</w:t>
       </w:r>
       <w:r>
         <w:br/>
@@ -17726,7 +22286,7 @@
         <w:rPr>
           <w:rStyle w:val="VerbatimChar"/>
         </w:rPr>
-        <w:t xml:space="preserve">│  ├─ Operations &amp; Support     ₦22,000,000                       │</w:t>
+        <w:t xml:space="preserve">│  ├─ Operations &amp; Support     ₦18,000,000                       │</w:t>
       </w:r>
       <w:r>
         <w:br/>
@@ -17735,7 +22295,7 @@
         <w:rPr>
           <w:rStyle w:val="VerbatimChar"/>
         </w:rPr>
-        <w:t xml:space="preserve">│  ├─ Field Agents             ₦12,000,000                       │</w:t>
+        <w:t xml:space="preserve">│  ├─ Field Agents             ₦10,000,000                       │</w:t>
       </w:r>
       <w:r>
         <w:br/>
@@ -17744,7 +22304,7 @@
         <w:rPr>
           <w:rStyle w:val="VerbatimChar"/>
         </w:rPr>
-        <w:t xml:space="preserve">│  └─ Contractors &amp; Advisors   ₦10,000,000                       │</w:t>
+        <w:t xml:space="preserve">│  └─ Contractors (UI/UX etc)  ₦10,000,000                       │</w:t>
       </w:r>
       <w:r>
         <w:br/>
@@ -17762,7 +22322,7 @@
         <w:rPr>
           <w:rStyle w:val="VerbatimChar"/>
         </w:rPr>
-        <w:t xml:space="preserve">│  HARDWARE (20.8%)         ₦52,000,000                          │</w:t>
+        <w:t xml:space="preserve">│  HARDWARE — 23 SKUs (30.0%) ₦75,000,000                       │</w:t>
       </w:r>
       <w:r>
         <w:br/>
@@ -17771,7 +22331,7 @@
         <w:rPr>
           <w:rStyle w:val="VerbatimChar"/>
         </w:rPr>
-        <w:t xml:space="preserve">│  ├─ POS Terminals (600 units)  ₦27,000,000                    │</w:t>
+        <w:t xml:space="preserve">│  ├─ Commerce (POS, Tablets, Kiosks)  ₦24,000,000              │</w:t>
       </w:r>
       <w:r>
         <w:br/>
@@ -17780,7 +22340,7 @@
         <w:rPr>
           <w:rStyle w:val="VerbatimChar"/>
         </w:rPr>
-        <w:t xml:space="preserve">│  ├─ IoT Devices (350 units)    ₦12,250,000                    │</w:t>
+        <w:t xml:space="preserve">│  ├─ IoT &amp; Energy Devices            ₦15,000,000              │</w:t>
       </w:r>
       <w:r>
         <w:br/>
@@ -17789,7 +22349,7 @@
         <w:rPr>
           <w:rStyle w:val="VerbatimChar"/>
         </w:rPr>
-        <w:t xml:space="preserve">│  ├─ Accessories &amp; Kits         ₦8,400,000                     │</w:t>
+        <w:t xml:space="preserve">│  ├─ Smart Water Controllers          ₦9,000,000              │</w:t>
       </w:r>
       <w:r>
         <w:br/>
@@ -17798,7 +22358,34 @@
         <w:rPr>
           <w:rStyle w:val="VerbatimChar"/>
         </w:rPr>
-        <w:t xml:space="preserve">│  └─ Shipping &amp; Import Duty     ₦4,350,000                     │</w:t>
+        <w:t xml:space="preserve">│  ├─ Smart Home (Switches, Cameras)   ₦7,000,000              │</w:t>
+      </w:r>
+      <w:r>
+        <w:br/>
+      </w:r>
+      <w:r>
+        <w:rPr>
+          <w:rStyle w:val="VerbatimChar"/>
+        </w:rPr>
+        <w:t xml:space="preserve">│  ├─ Learning Tablets + LED Displays  ₦7,000,000              │</w:t>
+      </w:r>
+      <w:r>
+        <w:br/>
+      </w:r>
+      <w:r>
+        <w:rPr>
+          <w:rStyle w:val="VerbatimChar"/>
+        </w:rPr>
+        <w:t xml:space="preserve">│  ├─ Energy Storage Systems           ₦5,500,000              │</w:t>
+      </w:r>
+      <w:r>
+        <w:br/>
+      </w:r>
+      <w:r>
+        <w:rPr>
+          <w:rStyle w:val="VerbatimChar"/>
+        </w:rPr>
+        <w:t xml:space="preserve">│  └─ Shipping + Import + SONCAP      ₦7,500,000              │</w:t>
       </w:r>
       <w:r>
         <w:br/>
@@ -17816,6 +22403,33 @@
         <w:rPr>
           <w:rStyle w:val="VerbatimChar"/>
         </w:rPr>
+        <w:t xml:space="preserve">│  CONTINGENCY &amp; FX (8.4%)   ₦21,000,000                        │</w:t>
+      </w:r>
+      <w:r>
+        <w:br/>
+      </w:r>
+      <w:r>
+        <w:rPr>
+          <w:rStyle w:val="VerbatimChar"/>
+        </w:rPr>
+        <w:t xml:space="preserve">│  └─ FX hedging, emergency, expanded product line buffer       │</w:t>
+      </w:r>
+      <w:r>
+        <w:br/>
+      </w:r>
+      <w:r>
+        <w:rPr>
+          <w:rStyle w:val="VerbatimChar"/>
+        </w:rPr>
+        <w:t xml:space="preserve">│                                                                 │</w:t>
+      </w:r>
+      <w:r>
+        <w:br/>
+      </w:r>
+      <w:r>
+        <w:rPr>
+          <w:rStyle w:val="VerbatimChar"/>
+        </w:rPr>
         <w:t xml:space="preserve">│  TECHNOLOGY (9.6%)        ₦24,000,000                          │</w:t>
       </w:r>
       <w:r>
@@ -17906,7 +22520,7 @@
         <w:rPr>
           <w:rStyle w:val="VerbatimChar"/>
         </w:rPr>
-        <w:t xml:space="preserve">│  COMPLIANCE (7.5%)        ₦18,750,000                          │</w:t>
+        <w:t xml:space="preserve">│  OPERATIONS (6.4%)        ₦16,000,000                          │</w:t>
       </w:r>
       <w:r>
         <w:br/>
@@ -17915,7 +22529,79 @@
         <w:rPr>
           <w:rStyle w:val="VerbatimChar"/>
         </w:rPr>
-        <w:t xml:space="preserve">│  ├─ Licenses &amp; Permits         ₦5,650,000                     │</w:t>
+        <w:t xml:space="preserve">│  ├─ Office Rent (18 months)    ₦9,000,000                     │</w:t>
+      </w:r>
+      <w:r>
+        <w:br/>
+      </w:r>
+      <w:r>
+        <w:rPr>
+          <w:rStyle w:val="VerbatimChar"/>
+        </w:rPr>
+        <w:t xml:space="preserve">│  ├─ Equipment &amp; Furniture      ₦4,000,000                     │</w:t>
+      </w:r>
+      <w:r>
+        <w:br/>
+      </w:r>
+      <w:r>
+        <w:rPr>
+          <w:rStyle w:val="VerbatimChar"/>
+        </w:rPr>
+        <w:t xml:space="preserve">│  └─ Utilities &amp; Misc           ₦3,000,000                     │</w:t>
+      </w:r>
+      <w:r>
+        <w:br/>
+      </w:r>
+      <w:r>
+        <w:rPr>
+          <w:rStyle w:val="VerbatimChar"/>
+        </w:rPr>
+        <w:t xml:space="preserve">│                                                                 │</w:t>
+      </w:r>
+      <w:r>
+        <w:br/>
+      </w:r>
+      <w:r>
+        <w:rPr>
+          <w:rStyle w:val="VerbatimChar"/>
+        </w:rPr>
+        <w:t xml:space="preserve">│  LOGISTICS SETUP (4.8%)   ₦12,000,000                          │</w:t>
+      </w:r>
+      <w:r>
+        <w:br/>
+      </w:r>
+      <w:r>
+        <w:rPr>
+          <w:rStyle w:val="VerbatimChar"/>
+        </w:rPr>
+        <w:t xml:space="preserve">│  ├─ Spoke Station Equipment    ₦8,000,000                     │</w:t>
+      </w:r>
+      <w:r>
+        <w:br/>
+      </w:r>
+      <w:r>
+        <w:rPr>
+          <w:rStyle w:val="VerbatimChar"/>
+        </w:rPr>
+        <w:t xml:space="preserve">│  └─ Hub Setup &amp; Branding       ₦4,000,000                     │</w:t>
+      </w:r>
+      <w:r>
+        <w:br/>
+      </w:r>
+      <w:r>
+        <w:rPr>
+          <w:rStyle w:val="VerbatimChar"/>
+        </w:rPr>
+        <w:t xml:space="preserve">│                                                                 │</w:t>
+      </w:r>
+      <w:r>
+        <w:br/>
+      </w:r>
+      <w:r>
+        <w:rPr>
+          <w:rStyle w:val="VerbatimChar"/>
+        </w:rPr>
+        <w:t xml:space="preserve">│  COMPLIANCE (4.0%)        ₦10,000,000                          │</w:t>
       </w:r>
       <w:r>
         <w:br/>
@@ -17933,7 +22619,7 @@
         <w:rPr>
           <w:rStyle w:val="VerbatimChar"/>
         </w:rPr>
-        <w:t xml:space="preserve">│  ├─ Trademarks (3 classes)     ₦3,000,000                     │</w:t>
+        <w:t xml:space="preserve">│  ├─ Legal Retainer (18mo)      ₦1,800,000                     │</w:t>
       </w:r>
       <w:r>
         <w:br/>
@@ -17942,7 +22628,7 @@
         <w:rPr>
           <w:rStyle w:val="VerbatimChar"/>
         </w:rPr>
-        <w:t xml:space="preserve">│  ├─ PCI DSS Certification      ₦5,000,000                     │</w:t>
+        <w:t xml:space="preserve">│  ├─ Licenses &amp; Permits         ₦2,550,000                     │</w:t>
       </w:r>
       <w:r>
         <w:br/>
@@ -17951,7 +22637,7 @@
         <w:rPr>
           <w:rStyle w:val="VerbatimChar"/>
         </w:rPr>
-        <w:t xml:space="preserve">│  └─ Legal Retainer (18mo)      ₦3,600,000                     │</w:t>
+        <w:t xml:space="preserve">│  └─ Buffer                     ₦1,150,000                     │</w:t>
       </w:r>
       <w:r>
         <w:br/>
@@ -17969,7 +22655,7 @@
         <w:rPr>
           <w:rStyle w:val="VerbatimChar"/>
         </w:rPr>
-        <w:t xml:space="preserve">│  OPERATIONS (6.4%)        ₦16,000,000                          │</w:t>
+        <w:t xml:space="preserve">│  [!] PSSP/PTSP (NEXT TRANCHE — NOT IN THIS BUDGET)            │</w:t>
       </w:r>
       <w:r>
         <w:br/>
@@ -17978,7 +22664,7 @@
         <w:rPr>
           <w:rStyle w:val="VerbatimChar"/>
         </w:rPr>
-        <w:t xml:space="preserve">│  ├─ Office Rent (18 months)    ₦9,000,000                     │</w:t>
+        <w:t xml:space="preserve">│  ├─ PSSP: Capital + Escrow     ₦205,000,000                   │</w:t>
       </w:r>
       <w:r>
         <w:br/>
@@ -17987,7 +22673,7 @@
         <w:rPr>
           <w:rStyle w:val="VerbatimChar"/>
         </w:rPr>
-        <w:t xml:space="preserve">│  ├─ Equipment &amp; Furniture      ₦4,000,000                     │</w:t>
+        <w:t xml:space="preserve">│  ├─ PTSP: Capital + Escrow     ₦201,000,000                   │</w:t>
       </w:r>
       <w:r>
         <w:br/>
@@ -17996,7 +22682,7 @@
         <w:rPr>
           <w:rStyle w:val="VerbatimChar"/>
         </w:rPr>
-        <w:t xml:space="preserve">│  └─ Utilities &amp; Misc           ₦3,000,000                     │</w:t>
+        <w:t xml:space="preserve">│  └─ PCI DSS + Trademarks       ₦7,000,000                    │</w:t>
       </w:r>
       <w:r>
         <w:br/>
@@ -18014,105 +22700,6 @@
         <w:rPr>
           <w:rStyle w:val="VerbatimChar"/>
         </w:rPr>
-        <w:t xml:space="preserve">│  LOGISTICS SETUP (4.8%)   ₦12,000,000                          │</w:t>
-      </w:r>
-      <w:r>
-        <w:br/>
-      </w:r>
-      <w:r>
-        <w:rPr>
-          <w:rStyle w:val="VerbatimChar"/>
-        </w:rPr>
-        <w:t xml:space="preserve">│  ├─ Spoke Station Equipment    ₦8,000,000                     │</w:t>
-      </w:r>
-      <w:r>
-        <w:br/>
-      </w:r>
-      <w:r>
-        <w:rPr>
-          <w:rStyle w:val="VerbatimChar"/>
-        </w:rPr>
-        <w:t xml:space="preserve">│  └─ Hub Setup &amp; Branding       ₦4,000,000                     │</w:t>
-      </w:r>
-      <w:r>
-        <w:br/>
-      </w:r>
-      <w:r>
-        <w:rPr>
-          <w:rStyle w:val="VerbatimChar"/>
-        </w:rPr>
-        <w:t xml:space="preserve">│                                                                 │</w:t>
-      </w:r>
-      <w:r>
-        <w:br/>
-      </w:r>
-      <w:r>
-        <w:rPr>
-          <w:rStyle w:val="VerbatimChar"/>
-        </w:rPr>
-        <w:t xml:space="preserve">│  CONTINGENCY (5.3%)       ₦13,250,000                          │</w:t>
-      </w:r>
-      <w:r>
-        <w:br/>
-      </w:r>
-      <w:r>
-        <w:rPr>
-          <w:rStyle w:val="VerbatimChar"/>
-        </w:rPr>
-        <w:t xml:space="preserve">│  └─ Emergency reserve for unforeseen expenses                  │</w:t>
-      </w:r>
-      <w:r>
-        <w:br/>
-      </w:r>
-      <w:r>
-        <w:rPr>
-          <w:rStyle w:val="VerbatimChar"/>
-        </w:rPr>
-        <w:t xml:space="preserve">│                                                                 │</w:t>
-      </w:r>
-      <w:r>
-        <w:br/>
-      </w:r>
-      <w:r>
-        <w:rPr>
-          <w:rStyle w:val="VerbatimChar"/>
-        </w:rPr>
-        <w:t xml:space="preserve">│  ⚠ PSSP CAPITAL (NOT IN THIS BUDGET)                           │</w:t>
-      </w:r>
-      <w:r>
-        <w:br/>
-      </w:r>
-      <w:r>
-        <w:rPr>
-          <w:rStyle w:val="VerbatimChar"/>
-        </w:rPr>
-        <w:t xml:space="preserve">│  ├─ CBN Share Capital          ₦100,000,000  (separate raise)  │</w:t>
-      </w:r>
-      <w:r>
-        <w:br/>
-      </w:r>
-      <w:r>
-        <w:rPr>
-          <w:rStyle w:val="VerbatimChar"/>
-        </w:rPr>
-        <w:t xml:space="preserve">│  └─ CBN Escrow (refundable)    ₦100,000,000  (separate raise)  │</w:t>
-      </w:r>
-      <w:r>
-        <w:br/>
-      </w:r>
-      <w:r>
-        <w:rPr>
-          <w:rStyle w:val="VerbatimChar"/>
-        </w:rPr>
-        <w:t xml:space="preserve">│                                                                 │</w:t>
-      </w:r>
-      <w:r>
-        <w:br/>
-      </w:r>
-      <w:r>
-        <w:rPr>
-          <w:rStyle w:val="VerbatimChar"/>
-        </w:rPr>
         <w:t xml:space="preserve">├─────────────────────────────────────────────────────────────────┤</w:t>
       </w:r>
       <w:r>
@@ -18141,8 +22728,8 @@
         </w:pict>
       </w:r>
     </w:p>
-    <w:bookmarkEnd w:id="83"/>
-    <w:bookmarkStart w:id="88" w:name="appendix"/>
+    <w:bookmarkEnd w:id="101"/>
+    <w:bookmarkStart w:id="106" w:name="appendix"/>
     <w:p>
       <w:pPr>
         <w:pStyle w:val="Heading2"/>
@@ -18151,7 +22738,7 @@
         <w:t xml:space="preserve">18. Appendix</w:t>
       </w:r>
     </w:p>
-    <w:bookmarkStart w:id="84" w:name="Xe052ed906cdd39ad444c379c558a7f7f88738f3"/>
+    <w:bookmarkStart w:id="102" w:name="Xe052ed906cdd39ad444c379c558a7f7f88738f3"/>
     <w:p>
       <w:pPr>
         <w:pStyle w:val="Heading3"/>
@@ -18827,8 +23414,8 @@
         </w:tc>
       </w:tr>
     </w:tbl>
-    <w:bookmarkEnd w:id="84"/>
-    <w:bookmarkStart w:id="85" w:name="b.-competitor-landscape"/>
+    <w:bookmarkEnd w:id="102"/>
+    <w:bookmarkStart w:id="103" w:name="b.-competitor-landscape"/>
     <w:p>
       <w:pPr>
         <w:pStyle w:val="Heading3"/>
@@ -19081,8 +23668,8 @@
         </w:tc>
       </w:tr>
     </w:tbl>
-    <w:bookmarkEnd w:id="85"/>
-    <w:bookmarkStart w:id="86" w:name="c.-15-year-vision-summary"/>
+    <w:bookmarkEnd w:id="103"/>
+    <w:bookmarkStart w:id="104" w:name="c.-15-year-vision-summary"/>
     <w:p>
       <w:pPr>
         <w:pStyle w:val="Heading3"/>
@@ -19358,8 +23945,8 @@
         </w:tc>
       </w:tr>
     </w:tbl>
-    <w:bookmarkEnd w:id="86"/>
-    <w:bookmarkStart w:id="87" w:name="d.-contact"/>
+    <w:bookmarkEnd w:id="104"/>
+    <w:bookmarkStart w:id="105" w:name="d.-contact"/>
     <w:p>
       <w:pPr>
         <w:pStyle w:val="Heading3"/>
@@ -19411,9 +23998,9 @@
         <w:t xml:space="preserve">This document is confidential and intended solely for the use of prospective investors and strategic partners of PECH Group Holdings Ltd. Unauthorized distribution is prohibited.</w:t>
       </w:r>
     </w:p>
-    <w:bookmarkEnd w:id="87"/>
-    <w:bookmarkEnd w:id="88"/>
-    <w:bookmarkEnd w:id="89"/>
+    <w:bookmarkEnd w:id="105"/>
+    <w:bookmarkEnd w:id="106"/>
+    <w:bookmarkEnd w:id="107"/>
     <w:sectPr/>
   </w:body>
 </w:document>

--- a/PECH_GROUP_FINANCIAL_PROPOSAL_250M_NAIRA.docx
+++ b/PECH_GROUP_FINANCIAL_PROPOSAL_250M_NAIRA.docx
@@ -10,7 +10,7 @@
         <w:t xml:space="preserve">PECH Group Financial Proposal</w:t>
       </w:r>
     </w:p>
-    <w:bookmarkStart w:id="107" w:name="Xa55fa68ae32dba401deef5ca8fe3239361f8a91"/>
+    <w:bookmarkStart w:id="143" w:name="Xa55fa68ae32dba401deef5ca8fe3239361f8a91"/>
     <w:p>
       <w:pPr>
         <w:pStyle w:val="Heading1"/>
@@ -1591,7 +1591,7 @@
     </w:p>
     <w:bookmarkEnd w:id="28"/>
     <w:bookmarkEnd w:id="29"/>
-    <w:bookmarkStart w:id="30" w:name="pech-ecosystem-overview"/>
+    <w:bookmarkStart w:id="33" w:name="pech-ecosystem-overview"/>
     <w:p>
       <w:pPr>
         <w:pStyle w:val="Heading2"/>
@@ -1602,7 +1602,62 @@
     </w:p>
     <w:p>
       <w:pPr>
-        <w:pStyle w:val="FirstParagraph"/>
+        <w:pStyle w:val="CaptionedFigure"/>
+      </w:pPr>
+      <w:r>
+        <w:drawing>
+          <wp:inline>
+            <wp:extent cx="5334000" cy="3559351"/>
+            <wp:effectExtent b="0" l="0" r="0" t="0"/>
+            <wp:docPr descr="PECH Commerce OS Architecture" title="" id="31" name="Picture"/>
+            <a:graphic>
+              <a:graphicData uri="http://schemas.openxmlformats.org/drawingml/2006/picture">
+                <pic:pic>
+                  <pic:nvPicPr>
+                    <pic:cNvPr descr="proposal_images/commerce_os_architecture.png" id="32" name="Picture"/>
+                    <pic:cNvPicPr>
+                      <a:picLocks noChangeArrowheads="1" noChangeAspect="1"/>
+                    </pic:cNvPicPr>
+                  </pic:nvPicPr>
+                  <pic:blipFill>
+                    <a:blip r:embed="rId30"/>
+                    <a:stretch>
+                      <a:fillRect/>
+                    </a:stretch>
+                  </pic:blipFill>
+                  <pic:spPr bwMode="auto">
+                    <a:xfrm>
+                      <a:off x="0" y="0"/>
+                      <a:ext cx="5334000" cy="3559351"/>
+                    </a:xfrm>
+                    <a:prstGeom prst="rect">
+                      <a:avLst/>
+                    </a:prstGeom>
+                    <a:noFill/>
+                    <a:ln w="9525">
+                      <a:noFill/>
+                      <a:headEnd/>
+                      <a:tailEnd/>
+                    </a:ln>
+                  </pic:spPr>
+                </pic:pic>
+              </a:graphicData>
+            </a:graphic>
+          </wp:inline>
+        </w:drawing>
+      </w:r>
+    </w:p>
+    <w:p>
+      <w:pPr>
+        <w:pStyle w:val="ImageCaption"/>
+      </w:pPr>
+      <w:r>
+        <w:t xml:space="preserve">PECH Commerce OS Architecture</w:t>
+      </w:r>
+    </w:p>
+    <w:p>
+      <w:pPr>
+        <w:pStyle w:val="BodyText"/>
       </w:pPr>
       <w:r>
         <w:t xml:space="preserve">PECH is modeled after</w:t>
@@ -1986,8 +2041,8 @@
         </w:pict>
       </w:r>
     </w:p>
-    <w:bookmarkEnd w:id="30"/>
-    <w:bookmarkStart w:id="32" w:name="ecosystem-architecture-diagram"/>
+    <w:bookmarkEnd w:id="33"/>
+    <w:bookmarkStart w:id="35" w:name="ecosystem-architecture-diagram"/>
     <w:p>
       <w:pPr>
         <w:pStyle w:val="Heading2"/>
@@ -2430,7 +2485,7 @@
         <w:t xml:space="preserve">└─────────────────────────────────────────────────────────────────────────┘</w:t>
       </w:r>
     </w:p>
-    <w:bookmarkStart w:id="31" w:name="technology-stack-architecture"/>
+    <w:bookmarkStart w:id="34" w:name="technology-stack-architecture"/>
     <w:p>
       <w:pPr>
         <w:pStyle w:val="Heading3"/>
@@ -2682,9 +2737,9 @@
         </w:pict>
       </w:r>
     </w:p>
-    <w:bookmarkEnd w:id="31"/>
-    <w:bookmarkEnd w:id="32"/>
-    <w:bookmarkStart w:id="43" w:name="platform-breakdown-build-strategy"/>
+    <w:bookmarkEnd w:id="34"/>
+    <w:bookmarkEnd w:id="35"/>
+    <w:bookmarkStart w:id="46" w:name="platform-breakdown-build-strategy"/>
     <w:p>
       <w:pPr>
         <w:pStyle w:val="Heading2"/>
@@ -2693,7 +2748,7 @@
         <w:t xml:space="preserve">5. Platform Breakdown &amp; Build Strategy</w:t>
       </w:r>
     </w:p>
-    <w:bookmarkStart w:id="33" w:name="embedded-erp-platform"/>
+    <w:bookmarkStart w:id="36" w:name="embedded-erp-platform"/>
     <w:p>
       <w:pPr>
         <w:pStyle w:val="Heading3"/>
@@ -2923,8 +2978,8 @@
         </w:tc>
       </w:tr>
     </w:tbl>
-    <w:bookmarkEnd w:id="33"/>
-    <w:bookmarkStart w:id="34" w:name="yiwugou-style-marketplace"/>
+    <w:bookmarkEnd w:id="36"/>
+    <w:bookmarkStart w:id="37" w:name="yiwugou-style-marketplace"/>
     <w:p>
       <w:pPr>
         <w:pStyle w:val="Heading3"/>
@@ -3154,8 +3209,8 @@
         </w:tc>
       </w:tr>
     </w:tbl>
-    <w:bookmarkEnd w:id="34"/>
-    <w:bookmarkStart w:id="35" w:name="spoke-and-hub-logistics-platform"/>
+    <w:bookmarkEnd w:id="37"/>
+    <w:bookmarkStart w:id="38" w:name="spoke-and-hub-logistics-platform"/>
     <w:p>
       <w:pPr>
         <w:pStyle w:val="Heading3"/>
@@ -3385,8 +3440,8 @@
         </w:tc>
       </w:tr>
     </w:tbl>
-    <w:bookmarkEnd w:id="35"/>
-    <w:bookmarkStart w:id="36" w:name="iot-smart-systems-platform"/>
+    <w:bookmarkEnd w:id="38"/>
+    <w:bookmarkStart w:id="39" w:name="iot-smart-systems-platform"/>
     <w:p>
       <w:pPr>
         <w:pStyle w:val="Heading3"/>
@@ -3616,8 +3671,8 @@
         </w:tc>
       </w:tr>
     </w:tbl>
-    <w:bookmarkEnd w:id="36"/>
-    <w:bookmarkStart w:id="37" w:name="payments-infrastructure"/>
+    <w:bookmarkEnd w:id="39"/>
+    <w:bookmarkStart w:id="40" w:name="payments-infrastructure"/>
     <w:p>
       <w:pPr>
         <w:pStyle w:val="Heading3"/>
@@ -3817,8 +3872,8 @@
         </w:tc>
       </w:tr>
     </w:tbl>
-    <w:bookmarkEnd w:id="37"/>
-    <w:bookmarkStart w:id="38" w:name="smart-water-controllers"/>
+    <w:bookmarkEnd w:id="40"/>
+    <w:bookmarkStart w:id="41" w:name="smart-water-controllers"/>
     <w:p>
       <w:pPr>
         <w:pStyle w:val="Heading3"/>
@@ -4138,8 +4193,8 @@
         </w:tc>
       </w:tr>
     </w:tbl>
-    <w:bookmarkEnd w:id="38"/>
-    <w:bookmarkStart w:id="39" w:name="smart-home-electrical-products"/>
+    <w:bookmarkEnd w:id="41"/>
+    <w:bookmarkStart w:id="42" w:name="smart-home-electrical-products"/>
     <w:p>
       <w:pPr>
         <w:pStyle w:val="Heading3"/>
@@ -4385,8 +4440,8 @@
         </w:tc>
       </w:tr>
     </w:tbl>
-    <w:bookmarkEnd w:id="39"/>
-    <w:bookmarkStart w:id="40" w:name="learning-tablets-edtech-platform"/>
+    <w:bookmarkEnd w:id="42"/>
+    <w:bookmarkStart w:id="43" w:name="learning-tablets-edtech-platform"/>
     <w:p>
       <w:pPr>
         <w:pStyle w:val="Heading3"/>
@@ -4662,8 +4717,8 @@
         </w:tc>
       </w:tr>
     </w:tbl>
-    <w:bookmarkEnd w:id="40"/>
-    <w:bookmarkStart w:id="41" w:name="energy-storage-systems"/>
+    <w:bookmarkEnd w:id="43"/>
+    <w:bookmarkStart w:id="44" w:name="energy-storage-systems"/>
     <w:p>
       <w:pPr>
         <w:pStyle w:val="Heading3"/>
@@ -4863,8 +4918,8 @@
         </w:tc>
       </w:tr>
     </w:tbl>
-    <w:bookmarkEnd w:id="41"/>
-    <w:bookmarkStart w:id="42" w:name="advertising-led-displays-phase-2"/>
+    <w:bookmarkEnd w:id="44"/>
+    <w:bookmarkStart w:id="45" w:name="advertising-led-displays-phase-2"/>
     <w:p>
       <w:pPr>
         <w:pStyle w:val="Heading3"/>
@@ -5071,9 +5126,9 @@
         </w:pict>
       </w:r>
     </w:p>
-    <w:bookmarkEnd w:id="42"/>
-    <w:bookmarkEnd w:id="43"/>
-    <w:bookmarkStart w:id="49" w:name="phased-execution-roadmap-18-months"/>
+    <w:bookmarkEnd w:id="45"/>
+    <w:bookmarkEnd w:id="46"/>
+    <w:bookmarkStart w:id="55" w:name="phased-execution-roadmap-18-months"/>
     <w:p>
       <w:pPr>
         <w:pStyle w:val="Heading2"/>
@@ -5082,7 +5137,62 @@
         <w:t xml:space="preserve">6. Phased Execution Roadmap (18 Months)</w:t>
       </w:r>
     </w:p>
-    <w:bookmarkStart w:id="44" w:name="X98da46b5958f3989573f2e7b59977b787380bc0"/>
+    <w:p>
+      <w:pPr>
+        <w:pStyle w:val="CaptionedFigure"/>
+      </w:pPr>
+      <w:r>
+        <w:drawing>
+          <wp:inline>
+            <wp:extent cx="5334000" cy="2405578"/>
+            <wp:effectExtent b="0" l="0" r="0" t="0"/>
+            <wp:docPr descr="18-Month Phased Roadmap" title="" id="48" name="Picture"/>
+            <a:graphic>
+              <a:graphicData uri="http://schemas.openxmlformats.org/drawingml/2006/picture">
+                <pic:pic>
+                  <pic:nvPicPr>
+                    <pic:cNvPr descr="proposal_images/phase_roadmap.png" id="49" name="Picture"/>
+                    <pic:cNvPicPr>
+                      <a:picLocks noChangeArrowheads="1" noChangeAspect="1"/>
+                    </pic:cNvPicPr>
+                  </pic:nvPicPr>
+                  <pic:blipFill>
+                    <a:blip r:embed="rId47"/>
+                    <a:stretch>
+                      <a:fillRect/>
+                    </a:stretch>
+                  </pic:blipFill>
+                  <pic:spPr bwMode="auto">
+                    <a:xfrm>
+                      <a:off x="0" y="0"/>
+                      <a:ext cx="5334000" cy="2405578"/>
+                    </a:xfrm>
+                    <a:prstGeom prst="rect">
+                      <a:avLst/>
+                    </a:prstGeom>
+                    <a:noFill/>
+                    <a:ln w="9525">
+                      <a:noFill/>
+                      <a:headEnd/>
+                      <a:tailEnd/>
+                    </a:ln>
+                  </pic:spPr>
+                </pic:pic>
+              </a:graphicData>
+            </a:graphic>
+          </wp:inline>
+        </w:drawing>
+      </w:r>
+    </w:p>
+    <w:p>
+      <w:pPr>
+        <w:pStyle w:val="ImageCaption"/>
+      </w:pPr>
+      <w:r>
+        <w:t xml:space="preserve">18-Month Phased Roadmap</w:t>
+      </w:r>
+    </w:p>
+    <w:bookmarkStart w:id="50" w:name="X98da46b5958f3989573f2e7b59977b787380bc0"/>
     <w:p>
       <w:pPr>
         <w:pStyle w:val="Heading3"/>
@@ -5344,8 +5454,8 @@
         <w:t xml:space="preserve">₦55,000,000</w:t>
       </w:r>
     </w:p>
-    <w:bookmarkEnd w:id="44"/>
-    <w:bookmarkStart w:id="45" w:name="Xf0a0365064176e60d3934105d22f5dcc47f24a1"/>
+    <w:bookmarkEnd w:id="50"/>
+    <w:bookmarkStart w:id="51" w:name="Xf0a0365064176e60d3934105d22f5dcc47f24a1"/>
     <w:p>
       <w:pPr>
         <w:pStyle w:val="Heading3"/>
@@ -5607,8 +5717,8 @@
         <w:t xml:space="preserve">₦52,000,000</w:t>
       </w:r>
     </w:p>
-    <w:bookmarkEnd w:id="45"/>
-    <w:bookmarkStart w:id="46" w:name="Xe2e283be84accef1faa09254b2d17d9007b94b8"/>
+    <w:bookmarkEnd w:id="51"/>
+    <w:bookmarkStart w:id="52" w:name="Xe2e283be84accef1faa09254b2d17d9007b94b8"/>
     <w:p>
       <w:pPr>
         <w:pStyle w:val="Heading3"/>
@@ -5870,8 +5980,8 @@
         <w:t xml:space="preserve">₦55,000,000</w:t>
       </w:r>
     </w:p>
-    <w:bookmarkEnd w:id="46"/>
-    <w:bookmarkStart w:id="47" w:name="X5adc448996930fe6665b207924169b29823a6d9"/>
+    <w:bookmarkEnd w:id="52"/>
+    <w:bookmarkStart w:id="53" w:name="X5adc448996930fe6665b207924169b29823a6d9"/>
     <w:p>
       <w:pPr>
         <w:pStyle w:val="Heading3"/>
@@ -6133,8 +6243,8 @@
         <w:t xml:space="preserve">₦45,000,000</w:t>
       </w:r>
     </w:p>
-    <w:bookmarkEnd w:id="47"/>
-    <w:bookmarkStart w:id="48" w:name="Xe43cf15c746540d225017a9bf31207112aaccdb"/>
+    <w:bookmarkEnd w:id="53"/>
+    <w:bookmarkStart w:id="54" w:name="Xe43cf15c746540d225017a9bf31207112aaccdb"/>
     <w:p>
       <w:pPr>
         <w:pStyle w:val="Heading3"/>
@@ -6455,9 +6565,9 @@
         </w:pict>
       </w:r>
     </w:p>
-    <w:bookmarkEnd w:id="48"/>
-    <w:bookmarkEnd w:id="49"/>
-    <w:bookmarkStart w:id="53" w:name="capital-deployment-plan"/>
+    <w:bookmarkEnd w:id="54"/>
+    <w:bookmarkEnd w:id="55"/>
+    <w:bookmarkStart w:id="62" w:name="capital-deployment-plan"/>
     <w:p>
       <w:pPr>
         <w:pStyle w:val="Heading2"/>
@@ -6466,7 +6576,7 @@
         <w:t xml:space="preserve">7. Capital Deployment Plan</w:t>
       </w:r>
     </w:p>
-    <w:bookmarkStart w:id="50" w:name="X5712712cc1562a25afa7af1bb9c26052665f0c8"/>
+    <w:bookmarkStart w:id="56" w:name="X5712712cc1562a25afa7af1bb9c26052665f0c8"/>
     <w:p>
       <w:pPr>
         <w:pStyle w:val="Heading3"/>
@@ -6951,8 +7061,8 @@
         <w:t xml:space="preserve">- Own PSSP/PTSP licenses pursued when investor injects additional capital</w:t>
       </w:r>
     </w:p>
-    <w:bookmarkEnd w:id="50"/>
-    <w:bookmarkStart w:id="51" w:name="monthly-cash-flow-projection"/>
+    <w:bookmarkEnd w:id="56"/>
+    <w:bookmarkStart w:id="60" w:name="monthly-cash-flow-projection"/>
     <w:p>
       <w:pPr>
         <w:pStyle w:val="Heading3"/>
@@ -7431,8 +7541,63 @@
         <w:t xml:space="preserve">Month 14–16 (operational break-even)</w:t>
       </w:r>
     </w:p>
-    <w:bookmarkEnd w:id="51"/>
-    <w:bookmarkStart w:id="52" w:name="budget-allocation-visual"/>
+    <w:p>
+      <w:pPr>
+        <w:pStyle w:val="CaptionedFigure"/>
+      </w:pPr>
+      <w:r>
+        <w:drawing>
+          <wp:inline>
+            <wp:extent cx="5334000" cy="2643666"/>
+            <wp:effectExtent b="0" l="0" r="0" t="0"/>
+            <wp:docPr descr="Budget Allocation" title="" id="58" name="Picture"/>
+            <a:graphic>
+              <a:graphicData uri="http://schemas.openxmlformats.org/drawingml/2006/picture">
+                <pic:pic>
+                  <pic:nvPicPr>
+                    <pic:cNvPr descr="proposal_images/budget_allocation.png" id="59" name="Picture"/>
+                    <pic:cNvPicPr>
+                      <a:picLocks noChangeArrowheads="1" noChangeAspect="1"/>
+                    </pic:cNvPicPr>
+                  </pic:nvPicPr>
+                  <pic:blipFill>
+                    <a:blip r:embed="rId57"/>
+                    <a:stretch>
+                      <a:fillRect/>
+                    </a:stretch>
+                  </pic:blipFill>
+                  <pic:spPr bwMode="auto">
+                    <a:xfrm>
+                      <a:off x="0" y="0"/>
+                      <a:ext cx="5334000" cy="2643666"/>
+                    </a:xfrm>
+                    <a:prstGeom prst="rect">
+                      <a:avLst/>
+                    </a:prstGeom>
+                    <a:noFill/>
+                    <a:ln w="9525">
+                      <a:noFill/>
+                      <a:headEnd/>
+                      <a:tailEnd/>
+                    </a:ln>
+                  </pic:spPr>
+                </pic:pic>
+              </a:graphicData>
+            </a:graphic>
+          </wp:inline>
+        </w:drawing>
+      </w:r>
+    </w:p>
+    <w:p>
+      <w:pPr>
+        <w:pStyle w:val="ImageCaption"/>
+      </w:pPr>
+      <w:r>
+        <w:t xml:space="preserve">Budget Allocation</w:t>
+      </w:r>
+    </w:p>
+    <w:bookmarkEnd w:id="60"/>
+    <w:bookmarkStart w:id="61" w:name="budget-allocation-visual"/>
     <w:p>
       <w:pPr>
         <w:pStyle w:val="Heading3"/>
@@ -7534,9 +7699,9 @@
         </w:pict>
       </w:r>
     </w:p>
-    <w:bookmarkEnd w:id="52"/>
-    <w:bookmarkEnd w:id="53"/>
-    <w:bookmarkStart w:id="61" w:name="human-capital-hiring-plan"/>
+    <w:bookmarkEnd w:id="61"/>
+    <w:bookmarkEnd w:id="62"/>
+    <w:bookmarkStart w:id="73" w:name="human-capital-hiring-plan"/>
     <w:p>
       <w:pPr>
         <w:pStyle w:val="Heading2"/>
@@ -7545,7 +7710,62 @@
         <w:t xml:space="preserve">8. Human Capital &amp; Hiring Plan</w:t>
       </w:r>
     </w:p>
-    <w:bookmarkStart w:id="59" w:name="phase-by-phase-hiring"/>
+    <w:p>
+      <w:pPr>
+        <w:pStyle w:val="CaptionedFigure"/>
+      </w:pPr>
+      <w:r>
+        <w:drawing>
+          <wp:inline>
+            <wp:extent cx="5334000" cy="2642626"/>
+            <wp:effectExtent b="0" l="0" r="0" t="0"/>
+            <wp:docPr descr="Team Growth &amp; Payroll" title="" id="64" name="Picture"/>
+            <a:graphic>
+              <a:graphicData uri="http://schemas.openxmlformats.org/drawingml/2006/picture">
+                <pic:pic>
+                  <pic:nvPicPr>
+                    <pic:cNvPr descr="proposal_images/team_growth.png" id="65" name="Picture"/>
+                    <pic:cNvPicPr>
+                      <a:picLocks noChangeArrowheads="1" noChangeAspect="1"/>
+                    </pic:cNvPicPr>
+                  </pic:nvPicPr>
+                  <pic:blipFill>
+                    <a:blip r:embed="rId63"/>
+                    <a:stretch>
+                      <a:fillRect/>
+                    </a:stretch>
+                  </pic:blipFill>
+                  <pic:spPr bwMode="auto">
+                    <a:xfrm>
+                      <a:off x="0" y="0"/>
+                      <a:ext cx="5334000" cy="2642626"/>
+                    </a:xfrm>
+                    <a:prstGeom prst="rect">
+                      <a:avLst/>
+                    </a:prstGeom>
+                    <a:noFill/>
+                    <a:ln w="9525">
+                      <a:noFill/>
+                      <a:headEnd/>
+                      <a:tailEnd/>
+                    </a:ln>
+                  </pic:spPr>
+                </pic:pic>
+              </a:graphicData>
+            </a:graphic>
+          </wp:inline>
+        </w:drawing>
+      </w:r>
+    </w:p>
+    <w:p>
+      <w:pPr>
+        <w:pStyle w:val="ImageCaption"/>
+      </w:pPr>
+      <w:r>
+        <w:t xml:space="preserve">Team Growth &amp; Payroll</w:t>
+      </w:r>
+    </w:p>
+    <w:bookmarkStart w:id="71" w:name="phase-by-phase-hiring"/>
     <w:p>
       <w:pPr>
         <w:pStyle w:val="Heading3"/>
@@ -7554,7 +7774,7 @@
         <w:t xml:space="preserve">8.1 Phase-by-Phase Hiring</w:t>
       </w:r>
     </w:p>
-    <w:bookmarkStart w:id="54" w:name="X357b7cd61abf71aac01f8995ac8f151a6f03a25"/>
+    <w:bookmarkStart w:id="66" w:name="X357b7cd61abf71aac01f8995ac8f151a6f03a25"/>
     <w:p>
       <w:pPr>
         <w:pStyle w:val="Heading4"/>
@@ -8033,8 +8253,8 @@
         <w:t xml:space="preserve">Compliance handled by legal retainer (₦100K/mo). UI/UX contracted per-project basis.</w:t>
       </w:r>
     </w:p>
-    <w:bookmarkEnd w:id="54"/>
-    <w:bookmarkStart w:id="55" w:name="phase-2-months-46-mvp-pilot-9-people"/>
+    <w:bookmarkEnd w:id="66"/>
+    <w:bookmarkStart w:id="67" w:name="phase-2-months-46-mvp-pilot-9-people"/>
     <w:p>
       <w:pPr>
         <w:pStyle w:val="Heading4"/>
@@ -8306,8 +8526,8 @@
         <w:t xml:space="preserve">₦9,180,000</w:t>
       </w:r>
     </w:p>
-    <w:bookmarkEnd w:id="55"/>
-    <w:bookmarkStart w:id="56" w:name="phase-3-months-79-market-entry-13-people"/>
+    <w:bookmarkEnd w:id="67"/>
+    <w:bookmarkStart w:id="68" w:name="phase-3-months-79-market-entry-13-people"/>
     <w:p>
       <w:pPr>
         <w:pStyle w:val="Heading4"/>
@@ -8579,8 +8799,8 @@
         <w:t xml:space="preserve">₦12,930,000</w:t>
       </w:r>
     </w:p>
-    <w:bookmarkEnd w:id="56"/>
-    <w:bookmarkStart w:id="57" w:name="Xe241a8f8399d2f0130b74af1fdbf5c89cb1addf"/>
+    <w:bookmarkEnd w:id="68"/>
+    <w:bookmarkStart w:id="69" w:name="Xe241a8f8399d2f0130b74af1fdbf5c89cb1addf"/>
     <w:p>
       <w:pPr>
         <w:pStyle w:val="Heading4"/>
@@ -8852,8 +9072,8 @@
         <w:t xml:space="preserve">₦15,960,000</w:t>
       </w:r>
     </w:p>
-    <w:bookmarkEnd w:id="57"/>
-    <w:bookmarkStart w:id="58" w:name="X2f5b18de78adcad7ed1f5ae9ccdf477fae6b591"/>
+    <w:bookmarkEnd w:id="69"/>
+    <w:bookmarkStart w:id="70" w:name="X2f5b18de78adcad7ed1f5ae9ccdf477fae6b591"/>
     <w:p>
       <w:pPr>
         <w:pStyle w:val="Heading4"/>
@@ -9179,9 +9399,9 @@
         <w:t xml:space="preserve">₦40,140,000</w:t>
       </w:r>
     </w:p>
-    <w:bookmarkEnd w:id="58"/>
-    <w:bookmarkEnd w:id="59"/>
-    <w:bookmarkStart w:id="60" w:name="total-human-capital-cost-18-months"/>
+    <w:bookmarkEnd w:id="70"/>
+    <w:bookmarkEnd w:id="71"/>
+    <w:bookmarkStart w:id="72" w:name="total-human-capital-cost-18-months"/>
     <w:p>
       <w:pPr>
         <w:pStyle w:val="Heading3"/>
@@ -9767,9 +9987,9 @@
         </w:pict>
       </w:r>
     </w:p>
-    <w:bookmarkEnd w:id="60"/>
-    <w:bookmarkEnd w:id="61"/>
-    <w:bookmarkStart w:id="65" w:name="technology-ai-tools-budget"/>
+    <w:bookmarkEnd w:id="72"/>
+    <w:bookmarkEnd w:id="73"/>
+    <w:bookmarkStart w:id="77" w:name="technology-ai-tools-budget"/>
     <w:p>
       <w:pPr>
         <w:pStyle w:val="Heading2"/>
@@ -9778,7 +9998,7 @@
         <w:t xml:space="preserve">9. Technology &amp; AI Tools Budget</w:t>
       </w:r>
     </w:p>
-    <w:bookmarkStart w:id="62" w:name="cloud-infrastructure"/>
+    <w:bookmarkStart w:id="74" w:name="cloud-infrastructure"/>
     <w:p>
       <w:pPr>
         <w:pStyle w:val="Heading3"/>
@@ -10122,8 +10342,8 @@
         <w:t xml:space="preserve">₦17,100,000</w:t>
       </w:r>
     </w:p>
-    <w:bookmarkEnd w:id="62"/>
-    <w:bookmarkStart w:id="63" w:name="ai-development-tools"/>
+    <w:bookmarkEnd w:id="74"/>
+    <w:bookmarkStart w:id="75" w:name="ai-development-tools"/>
     <w:p>
       <w:pPr>
         <w:pStyle w:val="Heading3"/>
@@ -10524,8 +10744,8 @@
         <w:t xml:space="preserve">₦7,200,000</w:t>
       </w:r>
     </w:p>
-    <w:bookmarkEnd w:id="63"/>
-    <w:bookmarkStart w:id="64" w:name="total-technology-budget"/>
+    <w:bookmarkEnd w:id="75"/>
+    <w:bookmarkStart w:id="76" w:name="total-technology-budget"/>
     <w:p>
       <w:pPr>
         <w:pStyle w:val="Heading3"/>
@@ -10668,9 +10888,9 @@
         </w:pict>
       </w:r>
     </w:p>
-    <w:bookmarkEnd w:id="64"/>
-    <w:bookmarkEnd w:id="65"/>
-    <w:bookmarkStart w:id="78" w:name="hardware-device-strategy"/>
+    <w:bookmarkEnd w:id="76"/>
+    <w:bookmarkEnd w:id="77"/>
+    <w:bookmarkStart w:id="93" w:name="hardware-device-strategy"/>
     <w:p>
       <w:pPr>
         <w:pStyle w:val="Heading2"/>
@@ -10679,7 +10899,62 @@
         <w:t xml:space="preserve">10. Hardware &amp; Device Strategy</w:t>
       </w:r>
     </w:p>
-    <w:bookmarkStart w:id="71" w:name="hardware-product-line"/>
+    <w:p>
+      <w:pPr>
+        <w:pStyle w:val="CaptionedFigure"/>
+      </w:pPr>
+      <w:r>
+        <w:drawing>
+          <wp:inline>
+            <wp:extent cx="5334000" cy="3180644"/>
+            <wp:effectExtent b="0" l="0" r="0" t="0"/>
+            <wp:docPr descr="Hardware Product Portfolio — 23 SKUs" title="" id="79" name="Picture"/>
+            <a:graphic>
+              <a:graphicData uri="http://schemas.openxmlformats.org/drawingml/2006/picture">
+                <pic:pic>
+                  <pic:nvPicPr>
+                    <pic:cNvPr descr="proposal_images/product_portfolio.png" id="80" name="Picture"/>
+                    <pic:cNvPicPr>
+                      <a:picLocks noChangeArrowheads="1" noChangeAspect="1"/>
+                    </pic:cNvPicPr>
+                  </pic:nvPicPr>
+                  <pic:blipFill>
+                    <a:blip r:embed="rId78"/>
+                    <a:stretch>
+                      <a:fillRect/>
+                    </a:stretch>
+                  </pic:blipFill>
+                  <pic:spPr bwMode="auto">
+                    <a:xfrm>
+                      <a:off x="0" y="0"/>
+                      <a:ext cx="5334000" cy="3180644"/>
+                    </a:xfrm>
+                    <a:prstGeom prst="rect">
+                      <a:avLst/>
+                    </a:prstGeom>
+                    <a:noFill/>
+                    <a:ln w="9525">
+                      <a:noFill/>
+                      <a:headEnd/>
+                      <a:tailEnd/>
+                    </a:ln>
+                  </pic:spPr>
+                </pic:pic>
+              </a:graphicData>
+            </a:graphic>
+          </wp:inline>
+        </w:drawing>
+      </w:r>
+    </w:p>
+    <w:p>
+      <w:pPr>
+        <w:pStyle w:val="ImageCaption"/>
+      </w:pPr>
+      <w:r>
+        <w:t xml:space="preserve">Hardware Product Portfolio — 23 SKUs</w:t>
+      </w:r>
+    </w:p>
+    <w:bookmarkStart w:id="86" w:name="hardware-product-line"/>
     <w:p>
       <w:pPr>
         <w:pStyle w:val="Heading3"/>
@@ -10688,7 +10963,7 @@
         <w:t xml:space="preserve">10.1 Hardware Product Line</w:t>
       </w:r>
     </w:p>
-    <w:bookmarkStart w:id="66" w:name="commerce-business-devices"/>
+    <w:bookmarkStart w:id="81" w:name="commerce-business-devices"/>
     <w:p>
       <w:pPr>
         <w:pStyle w:val="Heading4"/>
@@ -11131,8 +11406,8 @@
         </w:tc>
       </w:tr>
     </w:tbl>
-    <w:bookmarkEnd w:id="66"/>
-    <w:bookmarkStart w:id="67" w:name="iot-energy-devices"/>
+    <w:bookmarkEnd w:id="81"/>
+    <w:bookmarkStart w:id="82" w:name="iot-energy-devices"/>
     <w:p>
       <w:pPr>
         <w:pStyle w:val="Heading4"/>
@@ -11581,8 +11856,8 @@
         </w:tc>
       </w:tr>
     </w:tbl>
-    <w:bookmarkEnd w:id="67"/>
-    <w:bookmarkStart w:id="68" w:name="smart-water-controllers-1"/>
+    <w:bookmarkEnd w:id="82"/>
+    <w:bookmarkStart w:id="83" w:name="smart-water-controllers-1"/>
     <w:p>
       <w:pPr>
         <w:pStyle w:val="Heading4"/>
@@ -11959,8 +12234,8 @@
         </w:tc>
       </w:tr>
     </w:tbl>
-    <w:bookmarkEnd w:id="68"/>
-    <w:bookmarkStart w:id="69" w:name="smart-home-electrical"/>
+    <w:bookmarkEnd w:id="83"/>
+    <w:bookmarkStart w:id="84" w:name="smart-home-electrical"/>
     <w:p>
       <w:pPr>
         <w:pStyle w:val="Heading4"/>
@@ -12481,8 +12756,8 @@
         </w:tc>
       </w:tr>
     </w:tbl>
-    <w:bookmarkEnd w:id="69"/>
-    <w:bookmarkStart w:id="70" w:name="education-display"/>
+    <w:bookmarkEnd w:id="84"/>
+    <w:bookmarkStart w:id="85" w:name="education-display"/>
     <w:p>
       <w:pPr>
         <w:pStyle w:val="Heading4"/>
@@ -12787,9 +13062,9 @@
         </w:tc>
       </w:tr>
     </w:tbl>
-    <w:bookmarkEnd w:id="70"/>
-    <w:bookmarkEnd w:id="71"/>
-    <w:bookmarkStart w:id="72" w:name="hardware-procurement-schedule"/>
+    <w:bookmarkEnd w:id="85"/>
+    <w:bookmarkEnd w:id="86"/>
+    <w:bookmarkStart w:id="87" w:name="hardware-procurement-schedule"/>
     <w:p>
       <w:pPr>
         <w:pStyle w:val="Heading3"/>
@@ -13240,8 +13515,8 @@
         <w:t xml:space="preserve">- SONCAP certification per shipment: $500–$2,000 (~₦750K–₦3M) for PC + SC + lab testing</w:t>
       </w:r>
     </w:p>
-    <w:bookmarkEnd w:id="72"/>
-    <w:bookmarkStart w:id="77" w:name="solution-packages-what-we-actually-sell"/>
+    <w:bookmarkEnd w:id="87"/>
+    <w:bookmarkStart w:id="92" w:name="solution-packages-what-we-actually-sell"/>
     <w:p>
       <w:pPr>
         <w:pStyle w:val="Heading3"/>
@@ -13250,7 +13525,7 @@
         <w:t xml:space="preserve">10.3 Solution Packages (What We Actually Sell)</w:t>
       </w:r>
     </w:p>
-    <w:bookmarkStart w:id="73" w:name="commerce-packages"/>
+    <w:bookmarkStart w:id="88" w:name="commerce-packages"/>
     <w:p>
       <w:pPr>
         <w:pStyle w:val="Heading4"/>
@@ -13488,8 +13763,8 @@
         </w:tc>
       </w:tr>
     </w:tbl>
-    <w:bookmarkEnd w:id="73"/>
-    <w:bookmarkStart w:id="74" w:name="iot-energy-packages"/>
+    <w:bookmarkEnd w:id="88"/>
+    <w:bookmarkStart w:id="89" w:name="iot-energy-packages"/>
     <w:p>
       <w:pPr>
         <w:pStyle w:val="Heading4"/>
@@ -13781,8 +14056,8 @@
         </w:tc>
       </w:tr>
     </w:tbl>
-    <w:bookmarkEnd w:id="74"/>
-    <w:bookmarkStart w:id="75" w:name="smart-home-packages"/>
+    <w:bookmarkEnd w:id="89"/>
+    <w:bookmarkStart w:id="90" w:name="smart-home-packages"/>
     <w:p>
       <w:pPr>
         <w:pStyle w:val="Heading4"/>
@@ -14020,8 +14295,8 @@
         </w:tc>
       </w:tr>
     </w:tbl>
-    <w:bookmarkEnd w:id="75"/>
-    <w:bookmarkStart w:id="76" w:name="education-display-packages"/>
+    <w:bookmarkEnd w:id="90"/>
+    <w:bookmarkStart w:id="91" w:name="education-display-packages"/>
     <w:p>
       <w:pPr>
         <w:pStyle w:val="Heading4"/>
@@ -14266,10 +14541,10 @@
         </w:pict>
       </w:r>
     </w:p>
-    <w:bookmarkEnd w:id="76"/>
-    <w:bookmarkEnd w:id="77"/>
-    <w:bookmarkEnd w:id="78"/>
-    <w:bookmarkStart w:id="83" w:name="licensing-compliance-regulatory"/>
+    <w:bookmarkEnd w:id="91"/>
+    <w:bookmarkEnd w:id="92"/>
+    <w:bookmarkEnd w:id="93"/>
+    <w:bookmarkStart w:id="101" w:name="licensing-compliance-regulatory"/>
     <w:p>
       <w:pPr>
         <w:pStyle w:val="Heading2"/>
@@ -14278,7 +14553,62 @@
         <w:t xml:space="preserve">11. Licensing, Compliance &amp; Regulatory</w:t>
       </w:r>
     </w:p>
-    <w:bookmarkStart w:id="79" w:name="required-licenses-approvals"/>
+    <w:p>
+      <w:pPr>
+        <w:pStyle w:val="CaptionedFigure"/>
+      </w:pPr>
+      <w:r>
+        <w:drawing>
+          <wp:inline>
+            <wp:extent cx="5334000" cy="2106452"/>
+            <wp:effectExtent b="0" l="0" r="0" t="0"/>
+            <wp:docPr descr="Regulatory &amp; Compliance Timeline" title="" id="95" name="Picture"/>
+            <a:graphic>
+              <a:graphicData uri="http://schemas.openxmlformats.org/drawingml/2006/picture">
+                <pic:pic>
+                  <pic:nvPicPr>
+                    <pic:cNvPr descr="proposal_images/compliance_timeline.png" id="96" name="Picture"/>
+                    <pic:cNvPicPr>
+                      <a:picLocks noChangeArrowheads="1" noChangeAspect="1"/>
+                    </pic:cNvPicPr>
+                  </pic:nvPicPr>
+                  <pic:blipFill>
+                    <a:blip r:embed="rId94"/>
+                    <a:stretch>
+                      <a:fillRect/>
+                    </a:stretch>
+                  </pic:blipFill>
+                  <pic:spPr bwMode="auto">
+                    <a:xfrm>
+                      <a:off x="0" y="0"/>
+                      <a:ext cx="5334000" cy="2106452"/>
+                    </a:xfrm>
+                    <a:prstGeom prst="rect">
+                      <a:avLst/>
+                    </a:prstGeom>
+                    <a:noFill/>
+                    <a:ln w="9525">
+                      <a:noFill/>
+                      <a:headEnd/>
+                      <a:tailEnd/>
+                    </a:ln>
+                  </pic:spPr>
+                </pic:pic>
+              </a:graphicData>
+            </a:graphic>
+          </wp:inline>
+        </w:drawing>
+      </w:r>
+    </w:p>
+    <w:p>
+      <w:pPr>
+        <w:pStyle w:val="ImageCaption"/>
+      </w:pPr>
+      <w:r>
+        <w:t xml:space="preserve">Regulatory &amp; Compliance Timeline</w:t>
+      </w:r>
+    </w:p>
+    <w:bookmarkStart w:id="97" w:name="required-licenses-approvals"/>
     <w:p>
       <w:pPr>
         <w:pStyle w:val="Heading3"/>
@@ -15824,15 +16154,303 @@
           </w:p>
         </w:tc>
       </w:tr>
+      <w:tr>
+        <w:tc>
+          <w:tcPr/>
+          <w:p>
+            <w:pPr>
+              <w:pStyle w:val="Compact"/>
+              <w:jc w:val="left"/>
+            </w:pPr>
+            <w:r>
+              <w:t xml:space="preserve">17</w:t>
+            </w:r>
+          </w:p>
+        </w:tc>
+        <w:tc>
+          <w:tcPr/>
+          <w:p>
+            <w:pPr>
+              <w:pStyle w:val="Compact"/>
+              <w:jc w:val="left"/>
+            </w:pPr>
+            <w:r>
+              <w:rPr>
+                <w:bCs/>
+                <w:b/>
+              </w:rPr>
+              <w:t xml:space="preserve">MMO License Application</w:t>
+            </w:r>
+            <w:r>
+              <w:t xml:space="preserve"> </w:t>
+            </w:r>
+            <w:r>
+              <w:t xml:space="preserve">(for wallets &amp; escrow)</w:t>
+            </w:r>
+          </w:p>
+        </w:tc>
+        <w:tc>
+          <w:tcPr/>
+          <w:p>
+            <w:pPr>
+              <w:pStyle w:val="Compact"/>
+              <w:jc w:val="left"/>
+            </w:pPr>
+            <w:r>
+              <w:t xml:space="preserve">CBN</w:t>
+            </w:r>
+          </w:p>
+        </w:tc>
+        <w:tc>
+          <w:tcPr/>
+          <w:p>
+            <w:pPr>
+              <w:pStyle w:val="Compact"/>
+              <w:jc w:val="left"/>
+            </w:pPr>
+            <w:r>
+              <w:t xml:space="preserve">₦1,100,000</w:t>
+            </w:r>
+          </w:p>
+        </w:tc>
+        <w:tc>
+          <w:tcPr/>
+          <w:p>
+            <w:pPr>
+              <w:pStyle w:val="Compact"/>
+              <w:jc w:val="left"/>
+            </w:pPr>
+            <w:r>
+              <w:t xml:space="preserve">10–13 months</w:t>
+            </w:r>
+          </w:p>
+        </w:tc>
+        <w:tc>
+          <w:tcPr/>
+          <w:p>
+            <w:pPr>
+              <w:pStyle w:val="Compact"/>
+              <w:jc w:val="left"/>
+            </w:pPr>
+            <w:r>
+              <w:t xml:space="preserve">When justified</w:t>
+            </w:r>
+          </w:p>
+        </w:tc>
+        <w:tc>
+          <w:tcPr/>
+          <w:p>
+            <w:pPr>
+              <w:pStyle w:val="Compact"/>
+              <w:jc w:val="left"/>
+            </w:pPr>
+            <w:r>
+              <w:rPr>
+                <w:bCs/>
+                <w:b/>
+              </w:rPr>
+              <w:t xml:space="preserve">Future tranche</w:t>
+            </w:r>
+          </w:p>
+        </w:tc>
+      </w:tr>
+      <w:tr>
+        <w:tc>
+          <w:tcPr/>
+          <w:p>
+            <w:pPr>
+              <w:pStyle w:val="Compact"/>
+              <w:jc w:val="left"/>
+            </w:pPr>
+            <w:r>
+              <w:t xml:space="preserve">18</w:t>
+            </w:r>
+          </w:p>
+        </w:tc>
+        <w:tc>
+          <w:tcPr/>
+          <w:p>
+            <w:pPr>
+              <w:pStyle w:val="Compact"/>
+              <w:jc w:val="left"/>
+            </w:pPr>
+            <w:r>
+              <w:rPr>
+                <w:bCs/>
+                <w:b/>
+              </w:rPr>
+              <w:t xml:space="preserve">MMO Share Capital</w:t>
+            </w:r>
+          </w:p>
+        </w:tc>
+        <w:tc>
+          <w:tcPr/>
+          <w:p>
+            <w:pPr>
+              <w:pStyle w:val="Compact"/>
+              <w:jc w:val="left"/>
+            </w:pPr>
+            <w:r>
+              <w:t xml:space="preserve">CBN</w:t>
+            </w:r>
+          </w:p>
+        </w:tc>
+        <w:tc>
+          <w:tcPr/>
+          <w:p>
+            <w:pPr>
+              <w:pStyle w:val="Compact"/>
+              <w:jc w:val="left"/>
+            </w:pPr>
+            <w:r>
+              <w:t xml:space="preserve">₦2,000,000,000</w:t>
+            </w:r>
+          </w:p>
+        </w:tc>
+        <w:tc>
+          <w:tcPr/>
+          <w:p>
+            <w:pPr>
+              <w:pStyle w:val="Compact"/>
+              <w:jc w:val="left"/>
+            </w:pPr>
+            <w:r>
+              <w:t xml:space="preserve">With application</w:t>
+            </w:r>
+          </w:p>
+        </w:tc>
+        <w:tc>
+          <w:tcPr/>
+          <w:p>
+            <w:pPr>
+              <w:pStyle w:val="Compact"/>
+              <w:jc w:val="left"/>
+            </w:pPr>
+            <w:r>
+              <w:t xml:space="preserve">When justified</w:t>
+            </w:r>
+          </w:p>
+        </w:tc>
+        <w:tc>
+          <w:tcPr/>
+          <w:p>
+            <w:pPr>
+              <w:pStyle w:val="Compact"/>
+              <w:jc w:val="left"/>
+            </w:pPr>
+            <w:r>
+              <w:rPr>
+                <w:bCs/>
+                <w:b/>
+              </w:rPr>
+              <w:t xml:space="preserve">Future tranche</w:t>
+            </w:r>
+          </w:p>
+        </w:tc>
+      </w:tr>
+      <w:tr>
+        <w:tc>
+          <w:tcPr/>
+          <w:p>
+            <w:pPr>
+              <w:pStyle w:val="Compact"/>
+              <w:jc w:val="left"/>
+            </w:pPr>
+            <w:r>
+              <w:t xml:space="preserve">19</w:t>
+            </w:r>
+          </w:p>
+        </w:tc>
+        <w:tc>
+          <w:tcPr/>
+          <w:p>
+            <w:pPr>
+              <w:pStyle w:val="Compact"/>
+              <w:jc w:val="left"/>
+            </w:pPr>
+            <w:r>
+              <w:rPr>
+                <w:bCs/>
+                <w:b/>
+              </w:rPr>
+              <w:t xml:space="preserve">MMO Escrow Deposit</w:t>
+            </w:r>
+          </w:p>
+        </w:tc>
+        <w:tc>
+          <w:tcPr/>
+          <w:p>
+            <w:pPr>
+              <w:pStyle w:val="Compact"/>
+              <w:jc w:val="left"/>
+            </w:pPr>
+            <w:r>
+              <w:t xml:space="preserve">CBN</w:t>
+            </w:r>
+          </w:p>
+        </w:tc>
+        <w:tc>
+          <w:tcPr/>
+          <w:p>
+            <w:pPr>
+              <w:pStyle w:val="Compact"/>
+              <w:jc w:val="left"/>
+            </w:pPr>
+            <w:r>
+              <w:t xml:space="preserve">₦2,000,000,000</w:t>
+            </w:r>
+          </w:p>
+        </w:tc>
+        <w:tc>
+          <w:tcPr/>
+          <w:p>
+            <w:pPr>
+              <w:pStyle w:val="Compact"/>
+              <w:jc w:val="left"/>
+            </w:pPr>
+            <w:r>
+              <w:t xml:space="preserve">With application</w:t>
+            </w:r>
+          </w:p>
+        </w:tc>
+        <w:tc>
+          <w:tcPr/>
+          <w:p>
+            <w:pPr>
+              <w:pStyle w:val="Compact"/>
+              <w:jc w:val="left"/>
+            </w:pPr>
+            <w:r>
+              <w:t xml:space="preserve">When justified</w:t>
+            </w:r>
+          </w:p>
+        </w:tc>
+        <w:tc>
+          <w:tcPr/>
+          <w:p>
+            <w:pPr>
+              <w:pStyle w:val="Compact"/>
+              <w:jc w:val="left"/>
+            </w:pPr>
+            <w:r>
+              <w:rPr>
+                <w:bCs/>
+                <w:b/>
+              </w:rPr>
+              <w:t xml:space="preserve">Future tranche</w:t>
+            </w:r>
+          </w:p>
+        </w:tc>
+      </w:tr>
     </w:tbl>
-    <w:bookmarkEnd w:id="79"/>
-    <w:bookmarkStart w:id="80" w:name="pssp-ptsp-license-detailed-breakdown"/>
+    <w:bookmarkEnd w:id="97"/>
+    <w:bookmarkStart w:id="98" w:name="pssp-ptsp-mmo-license-detailed-breakdown"/>
     <w:p>
       <w:pPr>
         <w:pStyle w:val="Heading3"/>
       </w:pPr>
       <w:r>
-        <w:t xml:space="preserve">11.2 PSSP &amp; PTSP License — Detailed Breakdown</w:t>
+        <w:t xml:space="preserve">11.2 PSSP, PTSP &amp; MMO License — Detailed Breakdown</w:t>
       </w:r>
     </w:p>
     <w:tbl>
@@ -15843,9 +16461,10 @@
         <w:jc w:val="start"/>
       </w:tblPr>
       <w:tblGrid>
-        <w:gridCol w:w="1105"/>
-        <w:gridCol w:w="2946"/>
-        <w:gridCol w:w="3867"/>
+        <w:gridCol w:w="731"/>
+        <w:gridCol w:w="1949"/>
+        <w:gridCol w:w="2558"/>
+        <w:gridCol w:w="2680"/>
       </w:tblGrid>
       <w:tr>
         <w:trPr>
@@ -15884,6 +16503,18 @@
             </w:pPr>
             <w:r>
               <w:t xml:space="preserve">PTSP (POS Terminals)</w:t>
+            </w:r>
+          </w:p>
+        </w:tc>
+        <w:tc>
+          <w:tcPr/>
+          <w:p>
+            <w:pPr>
+              <w:pStyle w:val="Compact"/>
+              <w:jc w:val="left"/>
+            </w:pPr>
+            <w:r>
+              <w:t xml:space="preserve">MMO (Wallets &amp; Escrow)</w:t>
             </w:r>
           </w:p>
         </w:tc>
@@ -15929,6 +16560,18 @@
             </w:r>
           </w:p>
         </w:tc>
+        <w:tc>
+          <w:tcPr/>
+          <w:p>
+            <w:pPr>
+              <w:pStyle w:val="Compact"/>
+              <w:jc w:val="left"/>
+            </w:pPr>
+            <w:r>
+              <w:t xml:space="preserve">₦100,000</w:t>
+            </w:r>
+          </w:p>
+        </w:tc>
       </w:tr>
       <w:tr>
         <w:tc>
@@ -15971,6 +16614,18 @@
             </w:r>
           </w:p>
         </w:tc>
+        <w:tc>
+          <w:tcPr/>
+          <w:p>
+            <w:pPr>
+              <w:pStyle w:val="Compact"/>
+              <w:jc w:val="left"/>
+            </w:pPr>
+            <w:r>
+              <w:t xml:space="preserve">₦1,000,000</w:t>
+            </w:r>
+          </w:p>
+        </w:tc>
       </w:tr>
       <w:tr>
         <w:tc>
@@ -16013,6 +16668,18 @@
             </w:r>
           </w:p>
         </w:tc>
+        <w:tc>
+          <w:tcPr/>
+          <w:p>
+            <w:pPr>
+              <w:pStyle w:val="Compact"/>
+              <w:jc w:val="left"/>
+            </w:pPr>
+            <w:r>
+              <w:t xml:space="preserve">₦2,000,000,000</w:t>
+            </w:r>
+          </w:p>
+        </w:tc>
       </w:tr>
       <w:tr>
         <w:tc>
@@ -16055,6 +16722,18 @@
             </w:r>
           </w:p>
         </w:tc>
+        <w:tc>
+          <w:tcPr/>
+          <w:p>
+            <w:pPr>
+              <w:pStyle w:val="Compact"/>
+              <w:jc w:val="left"/>
+            </w:pPr>
+            <w:r>
+              <w:t xml:space="preserve">₦2,000,000,000 (refundable)</w:t>
+            </w:r>
+          </w:p>
+        </w:tc>
       </w:tr>
       <w:tr>
         <w:tc>
@@ -16097,6 +16776,18 @@
             </w:r>
           </w:p>
         </w:tc>
+        <w:tc>
+          <w:tcPr/>
+          <w:p>
+            <w:pPr>
+              <w:pStyle w:val="Compact"/>
+              <w:jc w:val="left"/>
+            </w:pPr>
+            <w:r>
+              <w:t xml:space="preserve">Included with PSSP</w:t>
+            </w:r>
+          </w:p>
+        </w:tc>
       </w:tr>
       <w:tr>
         <w:tc>
@@ -16123,7 +16814,7 @@
               <w:jc w:val="left"/>
             </w:pPr>
             <w:r>
-              <w:t xml:space="preserve">Phase 1: AIP (2–3 months) → Phase 2: Final (4–6 months)</w:t>
+              <w:t xml:space="preserve">AIP (2–3 mo) → Final (4–6 mo)</w:t>
             </w:r>
           </w:p>
         </w:tc>
@@ -16136,6 +16827,18 @@
             </w:pPr>
             <w:r>
               <w:t xml:space="preserve">Same</w:t>
+            </w:r>
+          </w:p>
+        </w:tc>
+        <w:tc>
+          <w:tcPr/>
+          <w:p>
+            <w:pPr>
+              <w:pStyle w:val="Compact"/>
+              <w:jc w:val="left"/>
+            </w:pPr>
+            <w:r>
+              <w:t xml:space="preserve">AIP (6 mo) → Final (4–7 mo)</w:t>
             </w:r>
           </w:p>
         </w:tc>
@@ -16189,6 +16892,76 @@
             </w:r>
           </w:p>
         </w:tc>
+        <w:tc>
+          <w:tcPr/>
+          <w:p>
+            <w:pPr>
+              <w:pStyle w:val="Compact"/>
+              <w:jc w:val="left"/>
+            </w:pPr>
+            <w:r>
+              <w:rPr>
+                <w:bCs/>
+                <w:b/>
+              </w:rPr>
+              <w:t xml:space="preserve">~₦4,001,000,000</w:t>
+            </w:r>
+          </w:p>
+        </w:tc>
+      </w:tr>
+      <w:tr>
+        <w:tc>
+          <w:tcPr/>
+          <w:p>
+            <w:pPr>
+              <w:pStyle w:val="Compact"/>
+              <w:jc w:val="left"/>
+            </w:pPr>
+            <w:r>
+              <w:rPr>
+                <w:bCs/>
+                <w:b/>
+              </w:rPr>
+              <w:t xml:space="preserve">What It Permits</w:t>
+            </w:r>
+          </w:p>
+        </w:tc>
+        <w:tc>
+          <w:tcPr/>
+          <w:p>
+            <w:pPr>
+              <w:pStyle w:val="Compact"/>
+              <w:jc w:val="left"/>
+            </w:pPr>
+            <w:r>
+              <w:t xml:space="preserve">Payment processing, gateway</w:t>
+            </w:r>
+          </w:p>
+        </w:tc>
+        <w:tc>
+          <w:tcPr/>
+          <w:p>
+            <w:pPr>
+              <w:pStyle w:val="Compact"/>
+              <w:jc w:val="left"/>
+            </w:pPr>
+            <w:r>
+              <w:t xml:space="preserve">POS terminal deployment</w:t>
+            </w:r>
+          </w:p>
+        </w:tc>
+        <w:tc>
+          <w:tcPr/>
+          <w:p>
+            <w:pPr>
+              <w:pStyle w:val="Compact"/>
+              <w:jc w:val="left"/>
+            </w:pPr>
+            <w:r>
+              <w:t xml:space="preserve">E-money issuance, wallets, customer escrow</w:t>
+            </w:r>
+          </w:p>
+        </w:tc>
       </w:tr>
     </w:tbl>
     <w:p>
@@ -16206,7 +16979,7 @@
         <w:t xml:space="preserve"> </w:t>
       </w:r>
       <w:r>
-        <w:t xml:space="preserve">The ₦100M CBN escrow is held</w:t>
+        <w:t xml:space="preserve">All CBN escrow deposits (PSSP, PTSP, MMO) are held</w:t>
       </w:r>
       <w:r>
         <w:t xml:space="preserve"> </w:t>
@@ -16222,7 +16995,7 @@
         <w:t xml:space="preserve"> </w:t>
       </w:r>
       <w:r>
-        <w:t xml:space="preserve">— as long as you operate as a PSSP/PTSP. CBN reserves the right to invest it in treasury bills. It is</w:t>
+        <w:t xml:space="preserve">— as long as you operate under that license. CBN invests the escrow in treasury bills. Escrow is</w:t>
       </w:r>
       <w:r>
         <w:t xml:space="preserve"> </w:t>
@@ -16235,7 +17008,7 @@
         <w:t xml:space="preserve">refundable only when you surrender the license</w:t>
       </w:r>
       <w:r>
-        <w:t xml:space="preserve">. Annual license reviews by CBN assess performance targets; failure to meet targets can result in license withdrawal.</w:t>
+        <w:t xml:space="preserve">. Annual license reviews assess performance targets.</w:t>
       </w:r>
     </w:p>
     <w:p>
@@ -16269,17 +17042,83 @@
         <w:t xml:space="preserve"> </w:t>
       </w:r>
       <w:r>
-        <w:t xml:space="preserve">(₦200M PSSP + ₦200M PTSP). However, a single entity may be able to hold both licenses with shared capital — this requires CBN clarification.</w:t>
+        <w:t xml:space="preserve">(₦200M PSSP + ₦200M PTSP). A single entity may hold both with shared capital — requires CBN clarification.</w:t>
       </w:r>
     </w:p>
-    <w:bookmarkEnd w:id="80"/>
-    <w:bookmarkStart w:id="81" w:name="payment-license-strategy-dual-path"/>
+    <w:p>
+      <w:pPr>
+        <w:pStyle w:val="BlockText"/>
+      </w:pPr>
+      <w:r>
+        <w:rPr>
+          <w:bCs/>
+          <w:b/>
+        </w:rPr>
+        <w:t xml:space="preserve">MMO LICENSE (FOR WALLETS &amp; ESCROW):</w:t>
+      </w:r>
+      <w:r>
+        <w:t xml:space="preserve"> </w:t>
+      </w:r>
+      <w:r>
+        <w:t xml:space="preserve">A PSSP license alone</w:t>
+      </w:r>
+      <w:r>
+        <w:t xml:space="preserve"> </w:t>
+      </w:r>
+      <w:r>
+        <w:rPr>
+          <w:bCs/>
+          <w:b/>
+        </w:rPr>
+        <w:t xml:space="preserve">does NOT permit</w:t>
+      </w:r>
+      <w:r>
+        <w:t xml:space="preserve"> </w:t>
+      </w:r>
+      <w:r>
+        <w:t xml:space="preserve">holding customer funds or issuing digital wallets. To hold merchant escrow, operate business wallets, or issue e-money, an</w:t>
+      </w:r>
+      <w:r>
+        <w:t xml:space="preserve"> </w:t>
+      </w:r>
+      <w:r>
+        <w:rPr>
+          <w:bCs/>
+          <w:b/>
+        </w:rPr>
+        <w:t xml:space="preserve">MMO license is required</w:t>
+      </w:r>
+      <w:r>
+        <w:t xml:space="preserve"> </w:t>
+      </w:r>
+      <w:r>
+        <w:t xml:space="preserve">(₦2B capital + ₦2B escrow = ₦4B total). Until the ₦4B is justifiable, PECH will partner with an existing licensed MMO in a</w:t>
+      </w:r>
+      <w:r>
+        <w:t xml:space="preserve"> </w:t>
+      </w:r>
+      <w:r>
+        <w:rPr>
+          <w:bCs/>
+          <w:b/>
+        </w:rPr>
+        <w:t xml:space="preserve">white-label arrangement</w:t>
+      </w:r>
+      <w:r>
+        <w:t xml:space="preserve"> </w:t>
+      </w:r>
+      <w:r>
+        <w:t xml:space="preserve">to provide wallet services across all platforms.</w:t>
+      </w:r>
+    </w:p>
+    <w:bookmarkEnd w:id="98"/>
+    <w:bookmarkStart w:id="99" w:name="payment-wallet-license-strategy"/>
     <w:p>
       <w:pPr>
         <w:pStyle w:val="Heading3"/>
       </w:pPr>
       <w:r>
-        <w:t xml:space="preserve">11.3 Payment License Strategy (Dual-Path)</w:t>
+        <w:t xml:space="preserve">11.3 Payment &amp; Wallet License Strategy</w:t>
       </w:r>
     </w:p>
     <w:tbl>
@@ -16290,10 +17129,11 @@
         <w:jc w:val="start"/>
       </w:tblPr>
       <w:tblGrid>
-        <w:gridCol w:w="1159"/>
-        <w:gridCol w:w="1931"/>
-        <w:gridCol w:w="1931"/>
-        <w:gridCol w:w="2897"/>
+        <w:gridCol w:w="931"/>
+        <w:gridCol w:w="1552"/>
+        <w:gridCol w:w="1552"/>
+        <w:gridCol w:w="2329"/>
+        <w:gridCol w:w="1552"/>
       </w:tblGrid>
       <w:tr>
         <w:trPr>
@@ -16344,6 +17184,18 @@
             </w:pPr>
             <w:r>
               <w:t xml:space="preserve">Capital Needed</w:t>
+            </w:r>
+          </w:p>
+        </w:tc>
+        <w:tc>
+          <w:tcPr/>
+          <w:p>
+            <w:pPr>
+              <w:pStyle w:val="Compact"/>
+              <w:jc w:val="left"/>
+            </w:pPr>
+            <w:r>
+              <w:t xml:space="preserve">Priority</w:t>
             </w:r>
           </w:p>
         </w:tc>
@@ -16361,19 +17213,19 @@
                 <w:bCs/>
                 <w:b/>
               </w:rPr>
-              <w:t xml:space="preserve">Path A (Primary)</w:t>
-            </w:r>
-          </w:p>
-        </w:tc>
-        <w:tc>
-          <w:tcPr/>
-          <w:p>
-            <w:pPr>
-              <w:pStyle w:val="Compact"/>
-              <w:jc w:val="left"/>
-            </w:pPr>
-            <w:r>
-              <w:t xml:space="preserve">Partner with Paystack/Flutterwave for payment processing. Zero license cost.</w:t>
+              <w:t xml:space="preserve">Path A (Now)</w:t>
+            </w:r>
+          </w:p>
+        </w:tc>
+        <w:tc>
+          <w:tcPr/>
+          <w:p>
+            <w:pPr>
+              <w:pStyle w:val="Compact"/>
+              <w:jc w:val="left"/>
+            </w:pPr>
+            <w:r>
+              <w:t xml:space="preserve">Partner with Paystack/Flutterwave for payment processing + white-label MMO for wallet services</w:t>
             </w:r>
           </w:p>
         </w:tc>
@@ -16398,6 +17250,18 @@
             </w:pPr>
             <w:r>
               <w:t xml:space="preserve">₦0</w:t>
+            </w:r>
+          </w:p>
+        </w:tc>
+        <w:tc>
+          <w:tcPr/>
+          <w:p>
+            <w:pPr>
+              <w:pStyle w:val="Compact"/>
+              <w:jc w:val="left"/>
+            </w:pPr>
+            <w:r>
+              <w:t xml:space="preserve">Phase 1</w:t>
             </w:r>
           </w:p>
         </w:tc>
@@ -16415,85 +17279,133 @@
                 <w:bCs/>
                 <w:b/>
               </w:rPr>
-              <w:t xml:space="preserve">Path B (When business grows)</w:t>
-            </w:r>
-          </w:p>
-        </w:tc>
-        <w:tc>
-          <w:tcPr/>
-          <w:p>
-            <w:pPr>
-              <w:pStyle w:val="Compact"/>
-              <w:jc w:val="left"/>
-            </w:pPr>
-            <w:r>
-              <w:t xml:space="preserve">Apply for PSSP license. Investor injects additional capital.</w:t>
-            </w:r>
-          </w:p>
-        </w:tc>
-        <w:tc>
-          <w:tcPr/>
-          <w:p>
-            <w:pPr>
-              <w:pStyle w:val="Compact"/>
-              <w:jc w:val="left"/>
-            </w:pPr>
-            <w:r>
-              <w:t xml:space="preserve">Month 9–18</w:t>
-            </w:r>
-          </w:p>
-        </w:tc>
-        <w:tc>
-          <w:tcPr/>
-          <w:p>
-            <w:pPr>
-              <w:pStyle w:val="Compact"/>
-              <w:jc w:val="left"/>
-            </w:pPr>
-            <w:r>
-              <w:t xml:space="preserve">~₦205M</w:t>
-            </w:r>
-          </w:p>
-        </w:tc>
-      </w:tr>
-      <w:tr>
-        <w:tc>
-          <w:tcPr/>
-          <w:p>
-            <w:pPr>
-              <w:pStyle w:val="Compact"/>
-              <w:jc w:val="left"/>
-            </w:pPr>
+              <w:t xml:space="preserve">Path B (PRIORITY)</w:t>
+            </w:r>
+          </w:p>
+        </w:tc>
+        <w:tc>
+          <w:tcPr/>
+          <w:p>
+            <w:pPr>
+              <w:pStyle w:val="Compact"/>
+              <w:jc w:val="left"/>
+            </w:pPr>
+            <w:r>
+              <w:t xml:space="preserve">Apply for</w:t>
+            </w:r>
+            <w:r>
+              <w:t xml:space="preserve"> </w:t>
+            </w:r>
             <w:r>
               <w:rPr>
                 <w:bCs/>
                 <w:b/>
               </w:rPr>
-              <w:t xml:space="preserve">Path C (Post-18 months)</w:t>
-            </w:r>
-          </w:p>
-        </w:tc>
-        <w:tc>
-          <w:tcPr/>
-          <w:p>
-            <w:pPr>
-              <w:pStyle w:val="Compact"/>
-              <w:jc w:val="left"/>
-            </w:pPr>
-            <w:r>
-              <w:t xml:space="preserve">Apply for PTSP license to deploy own POS terminals.</w:t>
-            </w:r>
-          </w:p>
-        </w:tc>
-        <w:tc>
-          <w:tcPr/>
-          <w:p>
-            <w:pPr>
-              <w:pStyle w:val="Compact"/>
-              <w:jc w:val="left"/>
-            </w:pPr>
-            <w:r>
-              <w:t xml:space="preserve">After Month 18</w:t>
+              <w:t xml:space="preserve">PSSP license</w:t>
+            </w:r>
+            <w:r>
+              <w:t xml:space="preserve"> </w:t>
+            </w:r>
+            <w:r>
+              <w:t xml:space="preserve">— own payment processing. Investor injects capital ASAP.</w:t>
+            </w:r>
+          </w:p>
+        </w:tc>
+        <w:tc>
+          <w:tcPr/>
+          <w:p>
+            <w:pPr>
+              <w:pStyle w:val="Compact"/>
+              <w:jc w:val="left"/>
+            </w:pPr>
+            <w:r>
+              <w:t xml:space="preserve">As soon as next tranche arrives</w:t>
+            </w:r>
+          </w:p>
+        </w:tc>
+        <w:tc>
+          <w:tcPr/>
+          <w:p>
+            <w:pPr>
+              <w:pStyle w:val="Compact"/>
+              <w:jc w:val="left"/>
+            </w:pPr>
+            <w:r>
+              <w:t xml:space="preserve">~₦205M</w:t>
+            </w:r>
+          </w:p>
+        </w:tc>
+        <w:tc>
+          <w:tcPr/>
+          <w:p>
+            <w:pPr>
+              <w:pStyle w:val="Compact"/>
+              <w:jc w:val="left"/>
+            </w:pPr>
+            <w:r>
+              <w:rPr>
+                <w:bCs/>
+                <w:b/>
+              </w:rPr>
+              <w:t xml:space="preserve">HIGH — GET ASAP</w:t>
+            </w:r>
+          </w:p>
+        </w:tc>
+      </w:tr>
+      <w:tr>
+        <w:tc>
+          <w:tcPr/>
+          <w:p>
+            <w:pPr>
+              <w:pStyle w:val="Compact"/>
+              <w:jc w:val="left"/>
+            </w:pPr>
+            <w:r>
+              <w:rPr>
+                <w:bCs/>
+                <w:b/>
+              </w:rPr>
+              <w:t xml:space="preserve">Path C (PRIORITY)</w:t>
+            </w:r>
+          </w:p>
+        </w:tc>
+        <w:tc>
+          <w:tcPr/>
+          <w:p>
+            <w:pPr>
+              <w:pStyle w:val="Compact"/>
+              <w:jc w:val="left"/>
+            </w:pPr>
+            <w:r>
+              <w:t xml:space="preserve">Apply for</w:t>
+            </w:r>
+            <w:r>
+              <w:t xml:space="preserve"> </w:t>
+            </w:r>
+            <w:r>
+              <w:rPr>
+                <w:bCs/>
+                <w:b/>
+              </w:rPr>
+              <w:t xml:space="preserve">PTSP license</w:t>
+            </w:r>
+            <w:r>
+              <w:t xml:space="preserve"> </w:t>
+            </w:r>
+            <w:r>
+              <w:t xml:space="preserve">— own POS terminal network. Apply alongside or shortly after PSSP.</w:t>
+            </w:r>
+          </w:p>
+        </w:tc>
+        <w:tc>
+          <w:tcPr/>
+          <w:p>
+            <w:pPr>
+              <w:pStyle w:val="Compact"/>
+              <w:jc w:val="left"/>
+            </w:pPr>
+            <w:r>
+              <w:t xml:space="preserve">Alongside PSSP</w:t>
             </w:r>
           </w:p>
         </w:tc>
@@ -16506,6 +17418,104 @@
             </w:pPr>
             <w:r>
               <w:t xml:space="preserve">~₦201M</w:t>
+            </w:r>
+          </w:p>
+        </w:tc>
+        <w:tc>
+          <w:tcPr/>
+          <w:p>
+            <w:pPr>
+              <w:pStyle w:val="Compact"/>
+              <w:jc w:val="left"/>
+            </w:pPr>
+            <w:r>
+              <w:rPr>
+                <w:bCs/>
+                <w:b/>
+              </w:rPr>
+              <w:t xml:space="preserve">HIGH — GET ASAP</w:t>
+            </w:r>
+          </w:p>
+        </w:tc>
+      </w:tr>
+      <w:tr>
+        <w:tc>
+          <w:tcPr/>
+          <w:p>
+            <w:pPr>
+              <w:pStyle w:val="Compact"/>
+              <w:jc w:val="left"/>
+            </w:pPr>
+            <w:r>
+              <w:rPr>
+                <w:bCs/>
+                <w:b/>
+              </w:rPr>
+              <w:t xml:space="preserve">Path D (When justified)</w:t>
+            </w:r>
+          </w:p>
+        </w:tc>
+        <w:tc>
+          <w:tcPr/>
+          <w:p>
+            <w:pPr>
+              <w:pStyle w:val="Compact"/>
+              <w:jc w:val="left"/>
+            </w:pPr>
+            <w:r>
+              <w:t xml:space="preserve">Apply for</w:t>
+            </w:r>
+            <w:r>
+              <w:t xml:space="preserve"> </w:t>
+            </w:r>
+            <w:r>
+              <w:rPr>
+                <w:bCs/>
+                <w:b/>
+              </w:rPr>
+              <w:t xml:space="preserve">MMO license</w:t>
+            </w:r>
+            <w:r>
+              <w:t xml:space="preserve"> </w:t>
+            </w:r>
+            <w:r>
+              <w:t xml:space="preserve">— own wallet/escrow capability. When transaction volume justifies ₦4B capital.</w:t>
+            </w:r>
+          </w:p>
+        </w:tc>
+        <w:tc>
+          <w:tcPr/>
+          <w:p>
+            <w:pPr>
+              <w:pStyle w:val="Compact"/>
+              <w:jc w:val="left"/>
+            </w:pPr>
+            <w:r>
+              <w:t xml:space="preserve">When revenue justifies</w:t>
+            </w:r>
+          </w:p>
+        </w:tc>
+        <w:tc>
+          <w:tcPr/>
+          <w:p>
+            <w:pPr>
+              <w:pStyle w:val="Compact"/>
+              <w:jc w:val="left"/>
+            </w:pPr>
+            <w:r>
+              <w:t xml:space="preserve">~₦4B</w:t>
+            </w:r>
+          </w:p>
+        </w:tc>
+        <w:tc>
+          <w:tcPr/>
+          <w:p>
+            <w:pPr>
+              <w:pStyle w:val="Compact"/>
+              <w:jc w:val="left"/>
+            </w:pPr>
+            <w:r>
+              <w:t xml:space="preserve">Future</w:t>
             </w:r>
           </w:p>
         </w:tc>
@@ -16516,24 +17526,61 @@
         <w:pStyle w:val="BlockText"/>
       </w:pPr>
       <w:r>
-        <w:t xml:space="preserve">The investor has committed to injecting additional capital as the business gains traction. PSSP/PTSP licensing is a</w:t>
-      </w:r>
-      <w:r>
-        <w:t xml:space="preserve"> </w:t>
-      </w:r>
-      <w:r>
         <w:rPr>
           <w:bCs/>
           <w:b/>
         </w:rPr>
-        <w:t xml:space="preserve">Phase 2 capital event</w:t>
-      </w:r>
-      <w:r>
-        <w:t xml:space="preserve">, not a Phase 1 expense.</w:t>
+        <w:t xml:space="preserve">PSSP and PTSP are the #1 priority</w:t>
+      </w:r>
+      <w:r>
+        <w:t xml:space="preserve"> </w:t>
+      </w:r>
+      <w:r>
+        <w:t xml:space="preserve">for the investor’s next capital tranche. These licenses are critical for PECH to control its own payment infrastructure. The investor has committed to injecting additional capital as the business gains traction — PSSP/PTSP applications should be filed</w:t>
+      </w:r>
+      <w:r>
+        <w:t xml:space="preserve"> </w:t>
+      </w:r>
+      <w:r>
+        <w:rPr>
+          <w:bCs/>
+          <w:b/>
+        </w:rPr>
+        <w:t xml:space="preserve">immediately</w:t>
+      </w:r>
+      <w:r>
+        <w:t xml:space="preserve"> </w:t>
+      </w:r>
+      <w:r>
+        <w:t xml:space="preserve">when that capital arrives.</w:t>
       </w:r>
     </w:p>
-    <w:bookmarkEnd w:id="81"/>
-    <w:bookmarkStart w:id="82" w:name="total-compliance-budget-from-250m"/>
+    <w:p>
+      <w:pPr>
+        <w:pStyle w:val="BlockText"/>
+      </w:pPr>
+      <w:r>
+        <w:t xml:space="preserve">For wallets and escrow, PECH will operate under a</w:t>
+      </w:r>
+      <w:r>
+        <w:t xml:space="preserve"> </w:t>
+      </w:r>
+      <w:r>
+        <w:rPr>
+          <w:bCs/>
+          <w:b/>
+        </w:rPr>
+        <w:t xml:space="preserve">white-label MMO partnership</w:t>
+      </w:r>
+      <w:r>
+        <w:t xml:space="preserve"> </w:t>
+      </w:r>
+      <w:r>
+        <w:t xml:space="preserve">until transaction volumes and revenue justify the ₦4B capital requirement for an own MMO license.</w:t>
+      </w:r>
+    </w:p>
+    <w:bookmarkEnd w:id="99"/>
+    <w:bookmarkStart w:id="100" w:name="total-compliance-budget-from-250m"/>
     <w:p>
       <w:pPr>
         <w:pStyle w:val="Heading3"/>
@@ -16984,7 +18031,7 @@
                 <w:bCs/>
                 <w:b/>
               </w:rPr>
-              <w:t xml:space="preserve">DEFERRED TO INVESTOR’S NEXT TRANCHE:</w:t>
+              <w:t xml:space="preserve">DEFERRED TO INVESTOR’S NEXT TRANCHE (PRIORITY):</w:t>
             </w:r>
           </w:p>
         </w:tc>
@@ -17038,7 +18085,11 @@
               <w:jc w:val="left"/>
             </w:pPr>
             <w:r>
-              <w:t xml:space="preserve">When business proves model</w:t>
+              <w:rPr>
+                <w:bCs/>
+                <w:b/>
+              </w:rPr>
+              <w:t xml:space="preserve">PRIORITY — apply immediately when capital arrives</w:t>
             </w:r>
           </w:p>
         </w:tc>
@@ -17076,7 +18127,11 @@
               <w:jc w:val="left"/>
             </w:pPr>
             <w:r>
-              <w:t xml:space="preserve">Post-18 months</w:t>
+              <w:rPr>
+                <w:bCs/>
+                <w:b/>
+              </w:rPr>
+              <w:t xml:space="preserve">PRIORITY — apply alongside or shortly after PSSP</w:t>
             </w:r>
           </w:p>
         </w:tc>
@@ -17187,6 +18242,104 @@
             </w:pPr>
             <w:r>
               <w:t xml:space="preserve">If applicable</w:t>
+            </w:r>
+          </w:p>
+        </w:tc>
+      </w:tr>
+      <w:tr>
+        <w:tc>
+          <w:tcPr/>
+          <w:p>
+            <w:pPr>
+              <w:pStyle w:val="Compact"/>
+            </w:pPr>
+          </w:p>
+        </w:tc>
+        <w:tc>
+          <w:tcPr/>
+          <w:p>
+            <w:pPr>
+              <w:pStyle w:val="Compact"/>
+            </w:pPr>
+          </w:p>
+        </w:tc>
+        <w:tc>
+          <w:tcPr/>
+          <w:p>
+            <w:pPr>
+              <w:pStyle w:val="Compact"/>
+            </w:pPr>
+          </w:p>
+        </w:tc>
+      </w:tr>
+      <w:tr>
+        <w:tc>
+          <w:tcPr/>
+          <w:p>
+            <w:pPr>
+              <w:pStyle w:val="Compact"/>
+              <w:jc w:val="left"/>
+            </w:pPr>
+            <w:r>
+              <w:rPr>
+                <w:bCs/>
+                <w:b/>
+              </w:rPr>
+              <w:t xml:space="preserve">DEFERRED TO FUTURE TRANCHE (when justified):</w:t>
+            </w:r>
+          </w:p>
+        </w:tc>
+        <w:tc>
+          <w:tcPr/>
+          <w:p>
+            <w:pPr>
+              <w:pStyle w:val="Compact"/>
+            </w:pPr>
+          </w:p>
+        </w:tc>
+        <w:tc>
+          <w:tcPr/>
+          <w:p>
+            <w:pPr>
+              <w:pStyle w:val="Compact"/>
+            </w:pPr>
+          </w:p>
+        </w:tc>
+      </w:tr>
+      <w:tr>
+        <w:tc>
+          <w:tcPr/>
+          <w:p>
+            <w:pPr>
+              <w:pStyle w:val="Compact"/>
+              <w:jc w:val="left"/>
+            </w:pPr>
+            <w:r>
+              <w:t xml:space="preserve">MMO License + Capital + Escrow</w:t>
+            </w:r>
+          </w:p>
+        </w:tc>
+        <w:tc>
+          <w:tcPr/>
+          <w:p>
+            <w:pPr>
+              <w:pStyle w:val="Compact"/>
+              <w:jc w:val="left"/>
+            </w:pPr>
+            <w:r>
+              <w:t xml:space="preserve">₦4,001,000,000</w:t>
+            </w:r>
+          </w:p>
+        </w:tc>
+        <w:tc>
+          <w:tcPr/>
+          <w:p>
+            <w:pPr>
+              <w:pStyle w:val="Compact"/>
+              <w:jc w:val="left"/>
+            </w:pPr>
+            <w:r>
+              <w:t xml:space="preserve">When transaction volume justifies; white-label MMO until then</w:t>
             </w:r>
           </w:p>
         </w:tc>
@@ -17199,9 +18352,9 @@
         </w:pict>
       </w:r>
     </w:p>
-    <w:bookmarkEnd w:id="82"/>
-    <w:bookmarkEnd w:id="83"/>
-    <w:bookmarkStart w:id="87" w:name="marketing-customer-acquisition"/>
+    <w:bookmarkEnd w:id="100"/>
+    <w:bookmarkEnd w:id="101"/>
+    <w:bookmarkStart w:id="111" w:name="marketing-customer-acquisition"/>
     <w:p>
       <w:pPr>
         <w:pStyle w:val="Heading2"/>
@@ -17210,7 +18363,117 @@
         <w:t xml:space="preserve">12. Marketing &amp; Customer Acquisition</w:t>
       </w:r>
     </w:p>
-    <w:bookmarkStart w:id="84" w:name="marketing-strategy"/>
+    <w:p>
+      <w:pPr>
+        <w:pStyle w:val="CaptionedFigure"/>
+      </w:pPr>
+      <w:r>
+        <w:drawing>
+          <wp:inline>
+            <wp:extent cx="5334000" cy="4558203"/>
+            <wp:effectExtent b="0" l="0" r="0" t="0"/>
+            <wp:docPr descr="Nigeria Market Entry Strategy" title="" id="103" name="Picture"/>
+            <a:graphic>
+              <a:graphicData uri="http://schemas.openxmlformats.org/drawingml/2006/picture">
+                <pic:pic>
+                  <pic:nvPicPr>
+                    <pic:cNvPr descr="proposal_images/market_entry_map.png" id="104" name="Picture"/>
+                    <pic:cNvPicPr>
+                      <a:picLocks noChangeArrowheads="1" noChangeAspect="1"/>
+                    </pic:cNvPicPr>
+                  </pic:nvPicPr>
+                  <pic:blipFill>
+                    <a:blip r:embed="rId102"/>
+                    <a:stretch>
+                      <a:fillRect/>
+                    </a:stretch>
+                  </pic:blipFill>
+                  <pic:spPr bwMode="auto">
+                    <a:xfrm>
+                      <a:off x="0" y="0"/>
+                      <a:ext cx="5334000" cy="4558203"/>
+                    </a:xfrm>
+                    <a:prstGeom prst="rect">
+                      <a:avLst/>
+                    </a:prstGeom>
+                    <a:noFill/>
+                    <a:ln w="9525">
+                      <a:noFill/>
+                      <a:headEnd/>
+                      <a:tailEnd/>
+                    </a:ln>
+                  </pic:spPr>
+                </pic:pic>
+              </a:graphicData>
+            </a:graphic>
+          </wp:inline>
+        </w:drawing>
+      </w:r>
+    </w:p>
+    <w:p>
+      <w:pPr>
+        <w:pStyle w:val="ImageCaption"/>
+      </w:pPr>
+      <w:r>
+        <w:t xml:space="preserve">Nigeria Market Entry Strategy</w:t>
+      </w:r>
+    </w:p>
+    <w:p>
+      <w:pPr>
+        <w:pStyle w:val="CaptionedFigure"/>
+      </w:pPr>
+      <w:r>
+        <w:drawing>
+          <wp:inline>
+            <wp:extent cx="5334000" cy="3016955"/>
+            <wp:effectExtent b="0" l="0" r="0" t="0"/>
+            <wp:docPr descr="Customer Journey &amp; Lock-In Flywheel" title="" id="106" name="Picture"/>
+            <a:graphic>
+              <a:graphicData uri="http://schemas.openxmlformats.org/drawingml/2006/picture">
+                <pic:pic>
+                  <pic:nvPicPr>
+                    <pic:cNvPr descr="proposal_images/customer_journey.png" id="107" name="Picture"/>
+                    <pic:cNvPicPr>
+                      <a:picLocks noChangeArrowheads="1" noChangeAspect="1"/>
+                    </pic:cNvPicPr>
+                  </pic:nvPicPr>
+                  <pic:blipFill>
+                    <a:blip r:embed="rId105"/>
+                    <a:stretch>
+                      <a:fillRect/>
+                    </a:stretch>
+                  </pic:blipFill>
+                  <pic:spPr bwMode="auto">
+                    <a:xfrm>
+                      <a:off x="0" y="0"/>
+                      <a:ext cx="5334000" cy="3016955"/>
+                    </a:xfrm>
+                    <a:prstGeom prst="rect">
+                      <a:avLst/>
+                    </a:prstGeom>
+                    <a:noFill/>
+                    <a:ln w="9525">
+                      <a:noFill/>
+                      <a:headEnd/>
+                      <a:tailEnd/>
+                    </a:ln>
+                  </pic:spPr>
+                </pic:pic>
+              </a:graphicData>
+            </a:graphic>
+          </wp:inline>
+        </w:drawing>
+      </w:r>
+    </w:p>
+    <w:p>
+      <w:pPr>
+        <w:pStyle w:val="ImageCaption"/>
+      </w:pPr>
+      <w:r>
+        <w:t xml:space="preserve">Customer Journey &amp; Lock-In Flywheel</w:t>
+      </w:r>
+    </w:p>
+    <w:bookmarkStart w:id="108" w:name="marketing-strategy"/>
     <w:p>
       <w:pPr>
         <w:pStyle w:val="Heading3"/>
@@ -17525,8 +18788,8 @@
         </w:tc>
       </w:tr>
     </w:tbl>
-    <w:bookmarkEnd w:id="84"/>
-    <w:bookmarkStart w:id="85" w:name="customer-acquisition-cost-targets"/>
+    <w:bookmarkEnd w:id="108"/>
+    <w:bookmarkStart w:id="109" w:name="customer-acquisition-cost-targets"/>
     <w:p>
       <w:pPr>
         <w:pStyle w:val="Heading3"/>
@@ -17802,8 +19065,8 @@
         </w:tc>
       </w:tr>
     </w:tbl>
-    <w:bookmarkEnd w:id="85"/>
-    <w:bookmarkStart w:id="86" w:name="market-entry-tactics-nigeria-specific"/>
+    <w:bookmarkEnd w:id="109"/>
+    <w:bookmarkStart w:id="110" w:name="market-entry-tactics-nigeria-specific"/>
     <w:p>
       <w:pPr>
         <w:pStyle w:val="Heading3"/>
@@ -18063,9 +19326,9 @@
         </w:pict>
       </w:r>
     </w:p>
-    <w:bookmarkEnd w:id="86"/>
-    <w:bookmarkEnd w:id="87"/>
-    <w:bookmarkStart w:id="91" w:name="revenue-model-financial-projections"/>
+    <w:bookmarkEnd w:id="110"/>
+    <w:bookmarkEnd w:id="111"/>
+    <w:bookmarkStart w:id="121" w:name="revenue-model-financial-projections"/>
     <w:p>
       <w:pPr>
         <w:pStyle w:val="Heading2"/>
@@ -18074,7 +19337,62 @@
         <w:t xml:space="preserve">13. Revenue Model &amp; Financial Projections</w:t>
       </w:r>
     </w:p>
-    <w:bookmarkStart w:id="88" w:name="revenue-streams"/>
+    <w:p>
+      <w:pPr>
+        <w:pStyle w:val="CaptionedFigure"/>
+      </w:pPr>
+      <w:r>
+        <w:drawing>
+          <wp:inline>
+            <wp:extent cx="5334000" cy="2596194"/>
+            <wp:effectExtent b="0" l="0" r="0" t="0"/>
+            <wp:docPr descr="Revenue Streams Breakdown" title="" id="113" name="Picture"/>
+            <a:graphic>
+              <a:graphicData uri="http://schemas.openxmlformats.org/drawingml/2006/picture">
+                <pic:pic>
+                  <pic:nvPicPr>
+                    <pic:cNvPr descr="proposal_images/revenue_streams.png" id="114" name="Picture"/>
+                    <pic:cNvPicPr>
+                      <a:picLocks noChangeArrowheads="1" noChangeAspect="1"/>
+                    </pic:cNvPicPr>
+                  </pic:nvPicPr>
+                  <pic:blipFill>
+                    <a:blip r:embed="rId112"/>
+                    <a:stretch>
+                      <a:fillRect/>
+                    </a:stretch>
+                  </pic:blipFill>
+                  <pic:spPr bwMode="auto">
+                    <a:xfrm>
+                      <a:off x="0" y="0"/>
+                      <a:ext cx="5334000" cy="2596194"/>
+                    </a:xfrm>
+                    <a:prstGeom prst="rect">
+                      <a:avLst/>
+                    </a:prstGeom>
+                    <a:noFill/>
+                    <a:ln w="9525">
+                      <a:noFill/>
+                      <a:headEnd/>
+                      <a:tailEnd/>
+                    </a:ln>
+                  </pic:spPr>
+                </pic:pic>
+              </a:graphicData>
+            </a:graphic>
+          </wp:inline>
+        </w:drawing>
+      </w:r>
+    </w:p>
+    <w:p>
+      <w:pPr>
+        <w:pStyle w:val="ImageCaption"/>
+      </w:pPr>
+      <w:r>
+        <w:t xml:space="preserve">Revenue Streams Breakdown</w:t>
+      </w:r>
+    </w:p>
+    <w:bookmarkStart w:id="115" w:name="revenue-streams"/>
     <w:p>
       <w:pPr>
         <w:pStyle w:val="Heading3"/>
@@ -18578,8 +19896,8 @@
         </w:tc>
       </w:tr>
     </w:tbl>
-    <w:bookmarkEnd w:id="88"/>
-    <w:bookmarkStart w:id="89" w:name="month-revenue-projection"/>
+    <w:bookmarkEnd w:id="115"/>
+    <w:bookmarkStart w:id="119" w:name="month-revenue-projection"/>
     <w:p>
       <w:pPr>
         <w:pStyle w:val="Heading3"/>
@@ -20027,8 +21345,63 @@
         </w:tc>
       </w:tr>
     </w:tbl>
-    <w:bookmarkEnd w:id="89"/>
-    <w:bookmarkStart w:id="90" w:name="path-to-profitability"/>
+    <w:p>
+      <w:pPr>
+        <w:pStyle w:val="CaptionedFigure"/>
+      </w:pPr>
+      <w:r>
+        <w:drawing>
+          <wp:inline>
+            <wp:extent cx="5334000" cy="2638818"/>
+            <wp:effectExtent b="0" l="0" r="0" t="0"/>
+            <wp:docPr descr="Revenue vs Expenses" title="" id="117" name="Picture"/>
+            <a:graphic>
+              <a:graphicData uri="http://schemas.openxmlformats.org/drawingml/2006/picture">
+                <pic:pic>
+                  <pic:nvPicPr>
+                    <pic:cNvPr descr="proposal_images/revenue_projection.png" id="118" name="Picture"/>
+                    <pic:cNvPicPr>
+                      <a:picLocks noChangeArrowheads="1" noChangeAspect="1"/>
+                    </pic:cNvPicPr>
+                  </pic:nvPicPr>
+                  <pic:blipFill>
+                    <a:blip r:embed="rId116"/>
+                    <a:stretch>
+                      <a:fillRect/>
+                    </a:stretch>
+                  </pic:blipFill>
+                  <pic:spPr bwMode="auto">
+                    <a:xfrm>
+                      <a:off x="0" y="0"/>
+                      <a:ext cx="5334000" cy="2638818"/>
+                    </a:xfrm>
+                    <a:prstGeom prst="rect">
+                      <a:avLst/>
+                    </a:prstGeom>
+                    <a:noFill/>
+                    <a:ln w="9525">
+                      <a:noFill/>
+                      <a:headEnd/>
+                      <a:tailEnd/>
+                    </a:ln>
+                  </pic:spPr>
+                </pic:pic>
+              </a:graphicData>
+            </a:graphic>
+          </wp:inline>
+        </w:drawing>
+      </w:r>
+    </w:p>
+    <w:p>
+      <w:pPr>
+        <w:pStyle w:val="ImageCaption"/>
+      </w:pPr>
+      <w:r>
+        <w:t xml:space="preserve">Revenue vs Expenses</w:t>
+      </w:r>
+    </w:p>
+    <w:bookmarkEnd w:id="119"/>
+    <w:bookmarkStart w:id="120" w:name="path-to-profitability"/>
     <w:p>
       <w:pPr>
         <w:pStyle w:val="Heading3"/>
@@ -20130,15 +21503,70 @@
         </w:pict>
       </w:r>
     </w:p>
-    <w:bookmarkEnd w:id="90"/>
-    <w:bookmarkEnd w:id="91"/>
-    <w:bookmarkStart w:id="93" w:name="risk-analysis-mitigation"/>
+    <w:bookmarkEnd w:id="120"/>
+    <w:bookmarkEnd w:id="121"/>
+    <w:bookmarkStart w:id="126" w:name="risk-analysis-mitigation"/>
     <w:p>
       <w:pPr>
         <w:pStyle w:val="Heading2"/>
       </w:pPr>
       <w:r>
         <w:t xml:space="preserve">14. Risk Analysis &amp; Mitigation</w:t>
+      </w:r>
+    </w:p>
+    <w:p>
+      <w:pPr>
+        <w:pStyle w:val="CaptionedFigure"/>
+      </w:pPr>
+      <w:r>
+        <w:drawing>
+          <wp:inline>
+            <wp:extent cx="5334000" cy="3794082"/>
+            <wp:effectExtent b="0" l="0" r="0" t="0"/>
+            <wp:docPr descr="Risk Assessment Heat Map" title="" id="123" name="Picture"/>
+            <a:graphic>
+              <a:graphicData uri="http://schemas.openxmlformats.org/drawingml/2006/picture">
+                <pic:pic>
+                  <pic:nvPicPr>
+                    <pic:cNvPr descr="proposal_images/risk_heatmap.png" id="124" name="Picture"/>
+                    <pic:cNvPicPr>
+                      <a:picLocks noChangeArrowheads="1" noChangeAspect="1"/>
+                    </pic:cNvPicPr>
+                  </pic:nvPicPr>
+                  <pic:blipFill>
+                    <a:blip r:embed="rId122"/>
+                    <a:stretch>
+                      <a:fillRect/>
+                    </a:stretch>
+                  </pic:blipFill>
+                  <pic:spPr bwMode="auto">
+                    <a:xfrm>
+                      <a:off x="0" y="0"/>
+                      <a:ext cx="5334000" cy="3794082"/>
+                    </a:xfrm>
+                    <a:prstGeom prst="rect">
+                      <a:avLst/>
+                    </a:prstGeom>
+                    <a:noFill/>
+                    <a:ln w="9525">
+                      <a:noFill/>
+                      <a:headEnd/>
+                      <a:tailEnd/>
+                    </a:ln>
+                  </pic:spPr>
+                </pic:pic>
+              </a:graphicData>
+            </a:graphic>
+          </wp:inline>
+        </w:drawing>
+      </w:r>
+    </w:p>
+    <w:p>
+      <w:pPr>
+        <w:pStyle w:val="ImageCaption"/>
+      </w:pPr>
+      <w:r>
+        <w:t xml:space="preserve">Risk Assessment Heat Map</w:t>
       </w:r>
     </w:p>
     <w:tbl>
@@ -20881,7 +22309,7 @@
         </w:tc>
       </w:tr>
     </w:tbl>
-    <w:bookmarkStart w:id="92" w:name="kill-switch-rules"/>
+    <w:bookmarkStart w:id="125" w:name="kill-switch-rules"/>
     <w:p>
       <w:pPr>
         <w:pStyle w:val="Heading3"/>
@@ -20985,9 +22413,9 @@
         </w:pict>
       </w:r>
     </w:p>
-    <w:bookmarkEnd w:id="92"/>
-    <w:bookmarkEnd w:id="93"/>
-    <w:bookmarkStart w:id="97" w:name="equity-governance"/>
+    <w:bookmarkEnd w:id="125"/>
+    <w:bookmarkEnd w:id="126"/>
+    <w:bookmarkStart w:id="130" w:name="equity-governance"/>
     <w:p>
       <w:pPr>
         <w:pStyle w:val="Heading2"/>
@@ -20996,7 +22424,7 @@
         <w:t xml:space="preserve">15. Equity &amp; Governance</w:t>
       </w:r>
     </w:p>
-    <w:bookmarkStart w:id="94" w:name="proposed-equity-structure"/>
+    <w:bookmarkStart w:id="127" w:name="proposed-equity-structure"/>
     <w:p>
       <w:pPr>
         <w:pStyle w:val="Heading3"/>
@@ -21211,8 +22639,8 @@
         </w:tc>
       </w:tr>
     </w:tbl>
-    <w:bookmarkEnd w:id="94"/>
-    <w:bookmarkStart w:id="95" w:name="governance"/>
+    <w:bookmarkEnd w:id="127"/>
+    <w:bookmarkStart w:id="128" w:name="governance"/>
     <w:p>
       <w:pPr>
         <w:pStyle w:val="Heading3"/>
@@ -21352,8 +22780,8 @@
         </w:tc>
       </w:tr>
     </w:tbl>
-    <w:bookmarkEnd w:id="95"/>
-    <w:bookmarkStart w:id="96" w:name="investor-protection"/>
+    <w:bookmarkEnd w:id="128"/>
+    <w:bookmarkStart w:id="129" w:name="investor-protection"/>
     <w:p>
       <w:pPr>
         <w:pStyle w:val="Heading3"/>
@@ -21429,9 +22857,9 @@
         </w:pict>
       </w:r>
     </w:p>
-    <w:bookmarkEnd w:id="96"/>
-    <w:bookmarkEnd w:id="97"/>
-    <w:bookmarkStart w:id="100" w:name="key-performance-indicators"/>
+    <w:bookmarkEnd w:id="129"/>
+    <w:bookmarkEnd w:id="130"/>
+    <w:bookmarkStart w:id="133" w:name="key-performance-indicators"/>
     <w:p>
       <w:pPr>
         <w:pStyle w:val="Heading2"/>
@@ -21440,7 +22868,7 @@
         <w:t xml:space="preserve">16. Key Performance Indicators</w:t>
       </w:r>
     </w:p>
-    <w:bookmarkStart w:id="98" w:name="company-level-kpis-monthly-board-review"/>
+    <w:bookmarkStart w:id="131" w:name="company-level-kpis-monthly-board-review"/>
     <w:p>
       <w:pPr>
         <w:pStyle w:val="Heading3"/>
@@ -22016,8 +23444,8 @@
         </w:tc>
       </w:tr>
     </w:tbl>
-    <w:bookmarkEnd w:id="98"/>
-    <w:bookmarkStart w:id="99" w:name="role-specific-kpis"/>
+    <w:bookmarkEnd w:id="131"/>
+    <w:bookmarkStart w:id="132" w:name="role-specific-kpis"/>
     <w:p>
       <w:pPr>
         <w:pStyle w:val="Heading3"/>
@@ -22204,9 +23632,9 @@
         </w:pict>
       </w:r>
     </w:p>
-    <w:bookmarkEnd w:id="99"/>
-    <w:bookmarkEnd w:id="100"/>
-    <w:bookmarkStart w:id="101" w:name="use-of-funds-summary"/>
+    <w:bookmarkEnd w:id="132"/>
+    <w:bookmarkEnd w:id="133"/>
+    <w:bookmarkStart w:id="134" w:name="use-of-funds-summary"/>
     <w:p>
       <w:pPr>
         <w:pStyle w:val="Heading2"/>
@@ -22728,8 +24156,8 @@
         </w:pict>
       </w:r>
     </w:p>
-    <w:bookmarkEnd w:id="101"/>
-    <w:bookmarkStart w:id="106" w:name="appendix"/>
+    <w:bookmarkEnd w:id="134"/>
+    <w:bookmarkStart w:id="142" w:name="appendix"/>
     <w:p>
       <w:pPr>
         <w:pStyle w:val="Heading2"/>
@@ -22738,7 +24166,7 @@
         <w:t xml:space="preserve">18. Appendix</w:t>
       </w:r>
     </w:p>
-    <w:bookmarkStart w:id="102" w:name="Xe052ed906cdd39ad444c379c558a7f7f88738f3"/>
+    <w:bookmarkStart w:id="135" w:name="Xe052ed906cdd39ad444c379c558a7f7f88738f3"/>
     <w:p>
       <w:pPr>
         <w:pStyle w:val="Heading3"/>
@@ -23414,8 +24842,8 @@
         </w:tc>
       </w:tr>
     </w:tbl>
-    <w:bookmarkEnd w:id="102"/>
-    <w:bookmarkStart w:id="103" w:name="b.-competitor-landscape"/>
+    <w:bookmarkEnd w:id="135"/>
+    <w:bookmarkStart w:id="136" w:name="b.-competitor-landscape"/>
     <w:p>
       <w:pPr>
         <w:pStyle w:val="Heading3"/>
@@ -23668,14 +25096,69 @@
         </w:tc>
       </w:tr>
     </w:tbl>
-    <w:bookmarkEnd w:id="103"/>
-    <w:bookmarkStart w:id="104" w:name="c.-15-year-vision-summary"/>
+    <w:bookmarkEnd w:id="136"/>
+    <w:bookmarkStart w:id="140" w:name="c.-15-year-vertical-expansion-blueprint"/>
     <w:p>
       <w:pPr>
         <w:pStyle w:val="Heading3"/>
       </w:pPr>
       <w:r>
-        <w:t xml:space="preserve">C. 15-Year Vision Summary</w:t>
+        <w:t xml:space="preserve">C. 15-Year Vertical Expansion Blueprint</w:t>
+      </w:r>
+    </w:p>
+    <w:p>
+      <w:pPr>
+        <w:pStyle w:val="CaptionedFigure"/>
+      </w:pPr>
+      <w:r>
+        <w:drawing>
+          <wp:inline>
+            <wp:extent cx="5334000" cy="3267766"/>
+            <wp:effectExtent b="0" l="0" r="0" t="0"/>
+            <wp:docPr descr="15-Year Expansion Blueprint" title="" id="138" name="Picture"/>
+            <a:graphic>
+              <a:graphicData uri="http://schemas.openxmlformats.org/drawingml/2006/picture">
+                <pic:pic>
+                  <pic:nvPicPr>
+                    <pic:cNvPr descr="proposal_images/15_year_expansion.png" id="139" name="Picture"/>
+                    <pic:cNvPicPr>
+                      <a:picLocks noChangeArrowheads="1" noChangeAspect="1"/>
+                    </pic:cNvPicPr>
+                  </pic:nvPicPr>
+                  <pic:blipFill>
+                    <a:blip r:embed="rId137"/>
+                    <a:stretch>
+                      <a:fillRect/>
+                    </a:stretch>
+                  </pic:blipFill>
+                  <pic:spPr bwMode="auto">
+                    <a:xfrm>
+                      <a:off x="0" y="0"/>
+                      <a:ext cx="5334000" cy="3267766"/>
+                    </a:xfrm>
+                    <a:prstGeom prst="rect">
+                      <a:avLst/>
+                    </a:prstGeom>
+                    <a:noFill/>
+                    <a:ln w="9525">
+                      <a:noFill/>
+                      <a:headEnd/>
+                      <a:tailEnd/>
+                    </a:ln>
+                  </pic:spPr>
+                </pic:pic>
+              </a:graphicData>
+            </a:graphic>
+          </wp:inline>
+        </w:drawing>
+      </w:r>
+    </w:p>
+    <w:p>
+      <w:pPr>
+        <w:pStyle w:val="ImageCaption"/>
+      </w:pPr>
+      <w:r>
+        <w:t xml:space="preserve">15-Year Expansion Blueprint</w:t>
       </w:r>
     </w:p>
     <w:tbl>
@@ -23686,10 +25169,11 @@
         <w:jc w:val="start"/>
       </w:tblPr>
       <w:tblGrid>
-        <w:gridCol w:w="1498"/>
-        <w:gridCol w:w="1498"/>
-        <w:gridCol w:w="1498"/>
-        <w:gridCol w:w="3424"/>
+        <w:gridCol w:w="972"/>
+        <w:gridCol w:w="972"/>
+        <w:gridCol w:w="1528"/>
+        <w:gridCol w:w="2223"/>
+        <w:gridCol w:w="2223"/>
       </w:tblGrid>
       <w:tr>
         <w:trPr>
@@ -23727,32 +25211,48 @@
               <w:jc w:val="left"/>
             </w:pPr>
             <w:r>
-              <w:t xml:space="preserve">Scope</w:t>
-            </w:r>
-          </w:p>
-        </w:tc>
-        <w:tc>
-          <w:tcPr/>
-          <w:p>
-            <w:pPr>
-              <w:pStyle w:val="Compact"/>
-              <w:jc w:val="left"/>
-            </w:pPr>
-            <w:r>
-              <w:t xml:space="preserve">Revenue Target</w:t>
-            </w:r>
-          </w:p>
-        </w:tc>
-      </w:tr>
-      <w:tr>
-        <w:tc>
-          <w:tcPr/>
-          <w:p>
-            <w:pPr>
-              <w:pStyle w:val="Compact"/>
-              <w:jc w:val="left"/>
-            </w:pPr>
-            <w:r>
+              <w:t xml:space="preserve">Geography</w:t>
+            </w:r>
+          </w:p>
+        </w:tc>
+        <w:tc>
+          <w:tcPr/>
+          <w:p>
+            <w:pPr>
+              <w:pStyle w:val="Compact"/>
+              <w:jc w:val="left"/>
+            </w:pPr>
+            <w:r>
+              <w:t xml:space="preserve">Verticals Added</w:t>
+            </w:r>
+          </w:p>
+        </w:tc>
+        <w:tc>
+          <w:tcPr/>
+          <w:p>
+            <w:pPr>
+              <w:pStyle w:val="Compact"/>
+              <w:jc w:val="left"/>
+            </w:pPr>
+            <w:r>
+              <w:t xml:space="preserve">Key Milestones</w:t>
+            </w:r>
+          </w:p>
+        </w:tc>
+      </w:tr>
+      <w:tr>
+        <w:tc>
+          <w:tcPr/>
+          <w:p>
+            <w:pPr>
+              <w:pStyle w:val="Compact"/>
+              <w:jc w:val="left"/>
+            </w:pPr>
+            <w:r>
+              <w:rPr>
+                <w:bCs/>
+                <w:b/>
+              </w:rPr>
               <w:t xml:space="preserve">Foundation</w:t>
             </w:r>
           </w:p>
@@ -23789,21 +25289,37 @@
               <w:jc w:val="left"/>
             </w:pPr>
             <w:r>
-              <w:t xml:space="preserve">₦1.5B+</w:t>
-            </w:r>
-          </w:p>
-        </w:tc>
-      </w:tr>
-      <w:tr>
-        <w:tc>
-          <w:tcPr/>
-          <w:p>
-            <w:pPr>
-              <w:pStyle w:val="Compact"/>
-              <w:jc w:val="left"/>
-            </w:pPr>
-            <w:r>
-              <w:t xml:space="preserve">West Africa</w:t>
+              <w:t xml:space="preserve">Commerce &amp; POS, IoT &amp; Smart Systems, Payments (via PSP), Spoke-Hub Logistics, Smart Home &amp; Electrical, Smart Water Controllers, Learning Tablets, Energy Storage</w:t>
+            </w:r>
+          </w:p>
+        </w:tc>
+        <w:tc>
+          <w:tcPr/>
+          <w:p>
+            <w:pPr>
+              <w:pStyle w:val="Compact"/>
+              <w:jc w:val="left"/>
+            </w:pPr>
+            <w:r>
+              <w:t xml:space="preserve">ERP at 3,000+ merchants, 800+ IoT devices, own PSSP/PTSP licenses obtained</w:t>
+            </w:r>
+          </w:p>
+        </w:tc>
+      </w:tr>
+      <w:tr>
+        <w:tc>
+          <w:tcPr/>
+          <w:p>
+            <w:pPr>
+              <w:pStyle w:val="Compact"/>
+              <w:jc w:val="left"/>
+            </w:pPr>
+            <w:r>
+              <w:rPr>
+                <w:bCs/>
+                <w:b/>
+              </w:rPr>
+              <w:t xml:space="preserve">Expansion</w:t>
             </w:r>
           </w:p>
         </w:tc>
@@ -23827,33 +25343,49 @@
               <w:jc w:val="left"/>
             </w:pPr>
             <w:r>
-              <w:t xml:space="preserve">Ghana, Cote d’Ivoire, Kenya</w:t>
-            </w:r>
-          </w:p>
-        </w:tc>
-        <w:tc>
-          <w:tcPr/>
-          <w:p>
-            <w:pPr>
-              <w:pStyle w:val="Compact"/>
-              <w:jc w:val="left"/>
-            </w:pPr>
-            <w:r>
-              <w:t xml:space="preserve">₦4B+</w:t>
-            </w:r>
-          </w:p>
-        </w:tc>
-      </w:tr>
-      <w:tr>
-        <w:tc>
-          <w:tcPr/>
-          <w:p>
-            <w:pPr>
-              <w:pStyle w:val="Compact"/>
-              <w:jc w:val="left"/>
-            </w:pPr>
-            <w:r>
-              <w:t xml:space="preserve">Multi-Vertical Scale</w:t>
+              <w:t xml:space="preserve">West Africa (Ghana, Ivory Coast, Kenya)</w:t>
+            </w:r>
+          </w:p>
+        </w:tc>
+        <w:tc>
+          <w:tcPr/>
+          <w:p>
+            <w:pPr>
+              <w:pStyle w:val="Compact"/>
+              <w:jc w:val="left"/>
+            </w:pPr>
+            <w:r>
+              <w:t xml:space="preserve">Energy (Solar/Mini-Grid), Agriculture (Smart Farming), Water (Utility-Scale), Smart Cities (Estate Mgmt), Own PSSP/PTSP/MMO</w:t>
+            </w:r>
+          </w:p>
+        </w:tc>
+        <w:tc>
+          <w:tcPr/>
+          <w:p>
+            <w:pPr>
+              <w:pStyle w:val="Compact"/>
+              <w:jc w:val="left"/>
+            </w:pPr>
+            <w:r>
+              <w:t xml:space="preserve">Multi-country operations, 10+ verticals, installer ecosystem launched</w:t>
+            </w:r>
+          </w:p>
+        </w:tc>
+      </w:tr>
+      <w:tr>
+        <w:tc>
+          <w:tcPr/>
+          <w:p>
+            <w:pPr>
+              <w:pStyle w:val="Compact"/>
+              <w:jc w:val="left"/>
+            </w:pPr>
+            <w:r>
+              <w:rPr>
+                <w:bCs/>
+                <w:b/>
+              </w:rPr>
+              <w:t xml:space="preserve">Multi-Vertical</w:t>
             </w:r>
           </w:p>
         </w:tc>
@@ -23877,33 +25409,49 @@
               <w:jc w:val="left"/>
             </w:pPr>
             <w:r>
-              <w:t xml:space="preserve">8–10 countries, 16 verticals</w:t>
-            </w:r>
-          </w:p>
-        </w:tc>
-        <w:tc>
-          <w:tcPr/>
-          <w:p>
-            <w:pPr>
-              <w:pStyle w:val="Compact"/>
-              <w:jc w:val="left"/>
-            </w:pPr>
-            <w:r>
-              <w:t xml:space="preserve">₦15B+</w:t>
-            </w:r>
-          </w:p>
-        </w:tc>
-      </w:tr>
-      <w:tr>
-        <w:tc>
-          <w:tcPr/>
-          <w:p>
-            <w:pPr>
-              <w:pStyle w:val="Compact"/>
-              <w:jc w:val="left"/>
-            </w:pPr>
-            <w:r>
-              <w:t xml:space="preserve">Pan-African Infrastructure</w:t>
+              <w:t xml:space="preserve">8–10 African countries</w:t>
+            </w:r>
+          </w:p>
+        </w:tc>
+        <w:tc>
+          <w:tcPr/>
+          <w:p>
+            <w:pPr>
+              <w:pStyle w:val="Compact"/>
+              <w:jc w:val="left"/>
+            </w:pPr>
+            <w:r>
+              <w:t xml:space="preserve">Mobility &amp; Fleet Tracking, Telecom Integration, Government &amp; Utility Partnerships, Insurance (InsurTech), Certified Installer Network</w:t>
+            </w:r>
+          </w:p>
+        </w:tc>
+        <w:tc>
+          <w:tcPr/>
+          <w:p>
+            <w:pPr>
+              <w:pStyle w:val="Compact"/>
+              <w:jc w:val="left"/>
+            </w:pPr>
+            <w:r>
+              <w:t xml:space="preserve">Cross-border trade platform, government contracts, 12+ verticals</w:t>
+            </w:r>
+          </w:p>
+        </w:tc>
+      </w:tr>
+      <w:tr>
+        <w:tc>
+          <w:tcPr/>
+          <w:p>
+            <w:pPr>
+              <w:pStyle w:val="Compact"/>
+              <w:jc w:val="left"/>
+            </w:pPr>
+            <w:r>
+              <w:rPr>
+                <w:bCs/>
+                <w:b/>
+              </w:rPr>
+              <w:t xml:space="preserve">Pan-African Dominance</w:t>
             </w:r>
           </w:p>
         </w:tc>
@@ -23927,26 +25475,56 @@
               <w:jc w:val="left"/>
             </w:pPr>
             <w:r>
-              <w:t xml:space="preserve">15+ countries, sovereign cloud</w:t>
-            </w:r>
-          </w:p>
-        </w:tc>
-        <w:tc>
-          <w:tcPr/>
-          <w:p>
-            <w:pPr>
-              <w:pStyle w:val="Compact"/>
-              <w:jc w:val="left"/>
-            </w:pPr>
-            <w:r>
-              <w:t xml:space="preserve">₦40B+</w:t>
+              <w:t xml:space="preserve">15+ countries</w:t>
+            </w:r>
+          </w:p>
+        </w:tc>
+        <w:tc>
+          <w:tcPr/>
+          <w:p>
+            <w:pPr>
+              <w:pStyle w:val="Compact"/>
+              <w:jc w:val="left"/>
+            </w:pPr>
+            <w:r>
+              <w:t xml:space="preserve">Sovereign Cloud Infrastructure, Embedded Fintech (Loans/Credit), Digital Identity, Cross-Border Trade Platform, Developer Platform &amp; Open API Ecosystem</w:t>
+            </w:r>
+          </w:p>
+        </w:tc>
+        <w:tc>
+          <w:tcPr/>
+          <w:p>
+            <w:pPr>
+              <w:pStyle w:val="Compact"/>
+              <w:jc w:val="left"/>
+            </w:pPr>
+            <w:r>
+              <w:t xml:space="preserve">Pan-African infrastructure OS, developer marketplace, data services</w:t>
             </w:r>
           </w:p>
         </w:tc>
       </w:tr>
     </w:tbl>
-    <w:bookmarkEnd w:id="104"/>
-    <w:bookmarkStart w:id="105" w:name="d.-contact"/>
+    <w:p>
+      <w:pPr>
+        <w:pStyle w:val="BlockText"/>
+      </w:pPr>
+      <w:r>
+        <w:rPr>
+          <w:bCs/>
+          <w:b/>
+        </w:rPr>
+        <w:t xml:space="preserve">Note:</w:t>
+      </w:r>
+      <w:r>
+        <w:t xml:space="preserve"> </w:t>
+      </w:r>
+      <w:r>
+        <w:t xml:space="preserve">Revenue projections for years 4-15 are not included as they depend on market conditions, regulatory environments, and capital availability at each phase. PECH will publish updated projections at the end of each phase based on actual performance data.</w:t>
+      </w:r>
+    </w:p>
+    <w:bookmarkEnd w:id="140"/>
+    <w:bookmarkStart w:id="141" w:name="d.-contact"/>
     <w:p>
       <w:pPr>
         <w:pStyle w:val="Heading3"/>
@@ -23998,9 +25576,9 @@
         <w:t xml:space="preserve">This document is confidential and intended solely for the use of prospective investors and strategic partners of PECH Group Holdings Ltd. Unauthorized distribution is prohibited.</w:t>
       </w:r>
     </w:p>
-    <w:bookmarkEnd w:id="105"/>
-    <w:bookmarkEnd w:id="106"/>
-    <w:bookmarkEnd w:id="107"/>
+    <w:bookmarkEnd w:id="141"/>
+    <w:bookmarkEnd w:id="142"/>
+    <w:bookmarkEnd w:id="143"/>
     <w:sectPr/>
   </w:body>
 </w:document>

--- a/PECH_GROUP_FINANCIAL_PROPOSAL_250M_NAIRA.docx
+++ b/PECH_GROUP_FINANCIAL_PROPOSAL_250M_NAIRA.docx
@@ -30556,7 +30556,14 @@
     <w:bookmarkEnd w:id="149"/>
     <w:bookmarkEnd w:id="150"/>
     <w:bookmarkEnd w:id="151"/>
-    <w:sectPr/>
+    <w:sectPr>
+      <w:pgBorders w:offsetFrom="page">
+        <w:top w:val="single" w:sz="18" w:space="24" w:color="00BFFF"/>
+        <w:left w:val="single" w:sz="18" w:space="24" w:color="0099CC"/>
+        <w:bottom w:val="single" w:sz="18" w:space="24" w:color="F5A623"/>
+        <w:right w:val="single" w:sz="18" w:space="24" w:color="E08A00"/>
+      </w:pgBorders>
+    </w:sectPr>
   </w:body>
 </w:document>
 </file>

--- a/PECH_GROUP_FINANCIAL_PROPOSAL_250M_NAIRA.docx
+++ b/PECH_GROUP_FINANCIAL_PROPOSAL_250M_NAIRA.docx
@@ -58,142 +58,50 @@
         <w:spacing w:after="0"/>
       </w:pPr>
     </w:p>
-    <w:bookmarkStart w:id="151" w:name="Xa55fa68ae32dba401deef5ca8fe3239361f8a91"/>
-    <w:p>
-      <w:pPr>
-        <w:pStyle w:val="Heading1"/>
-        <w:rPr>
-          <w:color w:val="0099CC"/>
-        </w:rPr>
-        <w:pBdr>
-          <w:bottom w:val="single" w:sz="18" w:space="2" w:color="F5A623"/>
-        </w:pBdr>
-      </w:pPr>
-      <w:r>
-        <w:rPr>
-          <w:b/>
-          <w:color w:val="0099CC"/>
-          <w:sz w:val="44"/>
-        </w:rPr>
-        <w:t xml:space="preserve">PECH: Africa’s Commerce &amp; Infrastructure Operating System</w:t>
-      </w:r>
-    </w:p>
-    <w:bookmarkStart w:id="20" w:name="Xb4935485b437456d5978f8b1610a7645695b6a2"/>
-    <w:p>
-      <w:pPr>
-        <w:pBdr>
-          <w:top w:val="single" w:sz="18" w:space="1" w:color="F5A623"/>
-          <w:bottom w:val="single" w:sz="6" w:space="1" w:color="0099CC"/>
-        </w:pBdr>
-        <w:spacing w:before="200" w:after="200"/>
-      </w:pPr>
-    </w:p>
-    <w:p>
-      <w:pPr>
-        <w:pStyle w:val="Heading2"/>
-        <w:rPr>
-          <w:color w:val="0099CC"/>
-        </w:rPr>
-        <w:pBdr>
-          <w:bottom w:val="single" w:sz="6" w:space="2" w:color="00BFFF"/>
-        </w:pBdr>
-      </w:pPr>
-      <w:r>
-        <w:rPr>
-          <w:b/>
-          <w:color w:val="0099CC"/>
-          <w:sz w:val="32"/>
-        </w:rPr>
-        <w:t xml:space="preserve">₦250M Capital Deployment Plan — 24-Month Operational Roadmap</w:t>
-      </w:r>
-    </w:p>
-    <w:p>
-      <w:r>
-        <w:pict>
-          <v:rect style="width:0;height:1.5pt" o:hralign="center" o:hrstd="t" o:hr="t"/>
-        </w:pict>
-      </w:r>
-    </w:p>
     <w:p>
       <w:pPr>
         <w:pStyle w:val="FirstParagraph"/>
       </w:pPr>
       <w:r>
-        <w:rPr>
-          <w:bCs/>
-          <w:b/>
-        </w:rPr>
-        <w:t xml:space="preserve">Prepared by:</w:t>
-      </w:r>
+        <w:t xml:space="preserve">💰</w:t>
+      </w:r>
+    </w:p>
+    <w:p>
+      <w:pPr>
+        <w:pStyle w:val="BodyText"/>
+      </w:pPr>
+      <w:r>
+        <w:t xml:space="preserve">PECH: Africa’s Commerce &amp; Infrastructure OS</w:t>
+      </w:r>
+    </w:p>
+    <w:p>
+      <w:pPr>
+        <w:pStyle w:val="BodyText"/>
+      </w:pPr>
+      <w:r>
+        <w:t xml:space="preserve">₦250M Capital Deployment Plan — 24-Month Operational Roadmap</w:t>
+      </w:r>
+    </w:p>
+    <w:p>
+      <w:pPr>
+        <w:pStyle w:val="BodyText"/>
+      </w:pPr>
       <w:r>
         <w:t xml:space="preserve"> </w:t>
       </w:r>
-      <w:r>
-        <w:t xml:space="preserve">PECH Group Holdings Ltd</w:t>
-      </w:r>
+    </w:p>
+    <w:p>
+      <w:pPr>
+        <w:pStyle w:val="BodyText"/>
+      </w:pPr>
       <w:r>
         <w:t xml:space="preserve"> </w:t>
       </w:r>
       <w:r>
-        <w:rPr>
-          <w:bCs/>
-          <w:b/>
-        </w:rPr>
-        <w:t xml:space="preserve">Date:</w:t>
-      </w:r>
-      <w:r>
         <w:t xml:space="preserve"> </w:t>
       </w:r>
       <w:r>
-        <w:t xml:space="preserve">March 2026</w:t>
-      </w:r>
-      <w:r>
         <w:t xml:space="preserve"> </w:t>
-      </w:r>
-      <w:r>
-        <w:rPr>
-          <w:bCs/>
-          <w:b/>
-        </w:rPr>
-        <w:t xml:space="preserve">Capital Requirement:</w:t>
-      </w:r>
-      <w:r>
-        <w:t xml:space="preserve"> </w:t>
-      </w:r>
-      <w:r>
-        <w:t xml:space="preserve">₦250,000,000 (Two Hundred and Fifty Million Naira)</w:t>
-      </w:r>
-      <w:r>
-        <w:t xml:space="preserve"> </w:t>
-      </w:r>
-      <w:r>
-        <w:rPr>
-          <w:bCs/>
-          <w:b/>
-        </w:rPr>
-        <w:t xml:space="preserve">Deployment Period:</w:t>
-      </w:r>
-      <w:r>
-        <w:t xml:space="preserve"> </w:t>
-      </w:r>
-      <w:r>
-        <w:t xml:space="preserve">24 Months (March 2026 — February 2028)</w:t>
-      </w:r>
-      <w:r>
-        <w:t xml:space="preserve"> </w:t>
-      </w:r>
-      <w:r>
-        <w:rPr>
-          <w:bCs/>
-          <w:b/>
-        </w:rPr>
-        <w:t xml:space="preserve">Confidentiality:</w:t>
-      </w:r>
-      <w:r>
-        <w:t xml:space="preserve"> </w:t>
-      </w:r>
-      <w:r>
-        <w:t xml:space="preserve">This document is strictly confidential</w:t>
       </w:r>
     </w:p>
     <w:p>
@@ -203,8 +111,7 @@
         </w:pict>
       </w:r>
     </w:p>
-    <w:bookmarkEnd w:id="20"/>
-    <w:bookmarkStart w:id="21" w:name="table-of-contents"/>
+    <w:bookmarkStart w:id="20" w:name="table-of-contents"/>
     <w:p>
       <w:pPr>
         <w:pBdr>
@@ -546,8 +453,8 @@
         </w:pict>
       </w:r>
     </w:p>
-    <w:bookmarkEnd w:id="21"/>
-    <w:bookmarkStart w:id="26" w:name="executive-summary"/>
+    <w:bookmarkEnd w:id="20"/>
+    <w:bookmarkStart w:id="25" w:name="executive-summary"/>
     <w:p>
       <w:pPr>
         <w:pBdr>
@@ -852,7 +759,7 @@
         <w:t xml:space="preserve">— Multi-purpose payment and information kiosks</w:t>
       </w:r>
     </w:p>
-    <w:bookmarkStart w:id="22" w:name="our-mission"/>
+    <w:bookmarkStart w:id="21" w:name="our-mission"/>
     <w:p>
       <w:pPr>
         <w:pStyle w:val="Heading3"/>
@@ -916,8 +823,8 @@
         <w:t xml:space="preserve">. Quality is our brand promise.</w:t>
       </w:r>
     </w:p>
-    <w:bookmarkEnd w:id="22"/>
-    <w:bookmarkStart w:id="23" w:name="designed-for-africa-powered-by-pech"/>
+    <w:bookmarkEnd w:id="21"/>
+    <w:bookmarkStart w:id="22" w:name="designed-for-africa-powered-by-pech"/>
     <w:p>
       <w:pPr>
         <w:pStyle w:val="Heading3"/>
@@ -1027,8 +934,8 @@
         <w:t xml:space="preserve">with a clear path to West African expansion. After Month 9, as the business gains traction through hardware sales and software product revenue, additional capital will be deployed to secure the PSSP license and accelerate growth.</w:t>
       </w:r>
     </w:p>
-    <w:bookmarkEnd w:id="23"/>
-    <w:bookmarkStart w:id="24" w:name="why-pech-will-win"/>
+    <w:bookmarkEnd w:id="22"/>
+    <w:bookmarkStart w:id="23" w:name="why-pech-will-win"/>
     <w:p>
       <w:pPr>
         <w:pStyle w:val="Heading3"/>
@@ -1348,8 +1255,8 @@
         </w:tc>
       </w:tr>
     </w:tbl>
-    <w:bookmarkEnd w:id="24"/>
-    <w:bookmarkStart w:id="25" w:name="key-targets-24-months"/>
+    <w:bookmarkEnd w:id="23"/>
+    <w:bookmarkStart w:id="24" w:name="key-targets-24-months"/>
     <w:p>
       <w:pPr>
         <w:pStyle w:val="Heading3"/>
@@ -1702,9 +1609,9 @@
         </w:pict>
       </w:r>
     </w:p>
+    <w:bookmarkEnd w:id="24"/>
     <w:bookmarkEnd w:id="25"/>
-    <w:bookmarkEnd w:id="26"/>
-    <w:bookmarkStart w:id="29" w:name="the-opportunity"/>
+    <w:bookmarkStart w:id="28" w:name="the-opportunity"/>
     <w:p>
       <w:pPr>
         <w:pBdr>
@@ -1733,7 +1640,7 @@
         <w:t xml:space="preserve">2. The Opportunity</w:t>
       </w:r>
     </w:p>
-    <w:bookmarkStart w:id="27" w:name="africas-commerce-infrastructure-gap"/>
+    <w:bookmarkStart w:id="26" w:name="africas-commerce-infrastructure-gap"/>
     <w:p>
       <w:pPr>
         <w:pStyle w:val="Heading3"/>
@@ -2041,8 +1948,8 @@
         </w:tc>
       </w:tr>
     </w:tbl>
-    <w:bookmarkEnd w:id="27"/>
-    <w:bookmarkStart w:id="28" w:name="why-now"/>
+    <w:bookmarkEnd w:id="26"/>
+    <w:bookmarkStart w:id="27" w:name="why-now"/>
     <w:p>
       <w:pPr>
         <w:pStyle w:val="Heading3"/>
@@ -2136,9 +2043,9 @@
         </w:pict>
       </w:r>
     </w:p>
+    <w:bookmarkEnd w:id="27"/>
     <w:bookmarkEnd w:id="28"/>
-    <w:bookmarkEnd w:id="29"/>
-    <w:bookmarkStart w:id="33" w:name="pech-ecosystem-overview"/>
+    <w:bookmarkStart w:id="32" w:name="pech-ecosystem-overview"/>
     <w:p>
       <w:pPr>
         <w:pBdr>
@@ -2176,18 +2083,18 @@
           <wp:inline>
             <wp:extent cx="5334000" cy="4148666"/>
             <wp:effectExtent b="0" l="0" r="0" t="0"/>
-            <wp:docPr descr="PECH Commerce OS Architecture" title="" id="31" name="Picture"/>
+            <wp:docPr descr="PECH Commerce OS Architecture" title="" id="30" name="Picture"/>
             <a:graphic>
               <a:graphicData uri="http://schemas.openxmlformats.org/drawingml/2006/picture">
                 <pic:pic>
                   <pic:nvPicPr>
-                    <pic:cNvPr descr="proposal_images/commerce_os_architecture.png" id="32" name="Picture"/>
+                    <pic:cNvPr descr="proposal_images/commerce_os_architecture.png" id="31" name="Picture"/>
                     <pic:cNvPicPr>
                       <a:picLocks noChangeArrowheads="1" noChangeAspect="1"/>
                     </pic:cNvPicPr>
                   </pic:nvPicPr>
                   <pic:blipFill>
-                    <a:blip r:embed="rId30"/>
+                    <a:blip r:embed="rId29"/>
                     <a:stretch>
                       <a:fillRect/>
                     </a:stretch>
@@ -2781,8 +2688,8 @@
         </w:pict>
       </w:r>
     </w:p>
-    <w:bookmarkEnd w:id="33"/>
-    <w:bookmarkStart w:id="35" w:name="ecosystem-architecture-diagram"/>
+    <w:bookmarkEnd w:id="32"/>
+    <w:bookmarkStart w:id="34" w:name="ecosystem-architecture-diagram"/>
     <w:p>
       <w:pPr>
         <w:pBdr>
@@ -3435,7 +3342,7 @@
         <w:t xml:space="preserve">└─────────────────────────────────────────────────────────────────────────┘</w:t>
       </w:r>
     </w:p>
-    <w:bookmarkStart w:id="34" w:name="technology-stack-architecture"/>
+    <w:bookmarkStart w:id="33" w:name="technology-stack-architecture"/>
     <w:p>
       <w:pPr>
         <w:pStyle w:val="Heading3"/>
@@ -3810,9 +3717,9 @@
         </w:pict>
       </w:r>
     </w:p>
+    <w:bookmarkEnd w:id="33"/>
     <w:bookmarkEnd w:id="34"/>
-    <w:bookmarkEnd w:id="35"/>
-    <w:bookmarkStart w:id="46" w:name="platform-breakdown-build-strategy"/>
+    <w:bookmarkStart w:id="45" w:name="platform-breakdown-build-strategy"/>
     <w:p>
       <w:pPr>
         <w:pBdr>
@@ -3841,7 +3748,7 @@
         <w:t xml:space="preserve">5. Platform Breakdown &amp; Build Strategy</w:t>
       </w:r>
     </w:p>
-    <w:bookmarkStart w:id="36" w:name="embedded-erp-platform"/>
+    <w:bookmarkStart w:id="35" w:name="embedded-erp-platform"/>
     <w:p>
       <w:pPr>
         <w:pStyle w:val="Heading3"/>
@@ -4161,8 +4068,8 @@
         </w:tc>
       </w:tr>
     </w:tbl>
-    <w:bookmarkEnd w:id="36"/>
-    <w:bookmarkStart w:id="37" w:name="yiwugou-style-marketplace"/>
+    <w:bookmarkEnd w:id="35"/>
+    <w:bookmarkStart w:id="36" w:name="yiwugou-style-marketplace"/>
     <w:p>
       <w:pPr>
         <w:pStyle w:val="Heading3"/>
@@ -4482,8 +4389,8 @@
         </w:tc>
       </w:tr>
     </w:tbl>
-    <w:bookmarkEnd w:id="37"/>
-    <w:bookmarkStart w:id="38" w:name="spoke-and-hub-logistics-platform"/>
+    <w:bookmarkEnd w:id="36"/>
+    <w:bookmarkStart w:id="37" w:name="spoke-and-hub-logistics-platform"/>
     <w:p>
       <w:pPr>
         <w:pStyle w:val="Heading3"/>
@@ -4803,8 +4710,8 @@
         </w:tc>
       </w:tr>
     </w:tbl>
-    <w:bookmarkEnd w:id="38"/>
-    <w:bookmarkStart w:id="39" w:name="iot-smart-systems-platform"/>
+    <w:bookmarkEnd w:id="37"/>
+    <w:bookmarkStart w:id="38" w:name="iot-smart-systems-platform"/>
     <w:p>
       <w:pPr>
         <w:pStyle w:val="Heading3"/>
@@ -5124,8 +5031,8 @@
         </w:tc>
       </w:tr>
     </w:tbl>
-    <w:bookmarkEnd w:id="39"/>
-    <w:bookmarkStart w:id="40" w:name="payments-infrastructure"/>
+    <w:bookmarkEnd w:id="38"/>
+    <w:bookmarkStart w:id="39" w:name="payments-infrastructure"/>
     <w:p>
       <w:pPr>
         <w:pStyle w:val="Heading3"/>
@@ -5475,8 +5382,8 @@
         </w:tc>
       </w:tr>
     </w:tbl>
-    <w:bookmarkEnd w:id="40"/>
-    <w:bookmarkStart w:id="41" w:name="smart-water-controllers"/>
+    <w:bookmarkEnd w:id="39"/>
+    <w:bookmarkStart w:id="40" w:name="smart-water-controllers"/>
     <w:p>
       <w:pPr>
         <w:pStyle w:val="Heading3"/>
@@ -5916,8 +5823,8 @@
         </w:tc>
       </w:tr>
     </w:tbl>
-    <w:bookmarkEnd w:id="41"/>
-    <w:bookmarkStart w:id="42" w:name="smart-home-electrical-products"/>
+    <w:bookmarkEnd w:id="40"/>
+    <w:bookmarkStart w:id="41" w:name="smart-home-electrical-products"/>
     <w:p>
       <w:pPr>
         <w:pStyle w:val="Heading3"/>
@@ -6267,8 +6174,8 @@
         </w:tc>
       </w:tr>
     </w:tbl>
-    <w:bookmarkEnd w:id="42"/>
-    <w:bookmarkStart w:id="43" w:name="learning-tablets-edtech-platform"/>
+    <w:bookmarkEnd w:id="41"/>
+    <w:bookmarkStart w:id="42" w:name="learning-tablets-edtech-platform"/>
     <w:p>
       <w:pPr>
         <w:pStyle w:val="Heading3"/>
@@ -6658,8 +6565,8 @@
         </w:tc>
       </w:tr>
     </w:tbl>
-    <w:bookmarkEnd w:id="43"/>
-    <w:bookmarkStart w:id="44" w:name="energy-storage-systems"/>
+    <w:bookmarkEnd w:id="42"/>
+    <w:bookmarkStart w:id="43" w:name="energy-storage-systems"/>
     <w:p>
       <w:pPr>
         <w:pStyle w:val="Heading3"/>
@@ -6939,8 +6846,8 @@
         </w:tc>
       </w:tr>
     </w:tbl>
-    <w:bookmarkEnd w:id="44"/>
-    <w:bookmarkStart w:id="45" w:name="advertising-led-displays-phase-2"/>
+    <w:bookmarkEnd w:id="43"/>
+    <w:bookmarkStart w:id="44" w:name="advertising-led-displays-phase-2"/>
     <w:p>
       <w:pPr>
         <w:pStyle w:val="Heading3"/>
@@ -7227,9 +7134,9 @@
         </w:pict>
       </w:r>
     </w:p>
+    <w:bookmarkEnd w:id="44"/>
     <w:bookmarkEnd w:id="45"/>
-    <w:bookmarkEnd w:id="46"/>
-    <w:bookmarkStart w:id="56" w:name="phased-execution-roadmap-24-months"/>
+    <w:bookmarkStart w:id="55" w:name="phased-execution-roadmap-24-months"/>
     <w:p>
       <w:pPr>
         <w:pBdr>
@@ -7267,18 +7174,18 @@
           <wp:inline>
             <wp:extent cx="5334000" cy="3081866"/>
             <wp:effectExtent b="0" l="0" r="0" t="0"/>
-            <wp:docPr descr="24-Month Phased Roadmap" title="" id="48" name="Picture"/>
+            <wp:docPr descr="24-Month Phased Roadmap" title="" id="47" name="Picture"/>
             <a:graphic>
               <a:graphicData uri="http://schemas.openxmlformats.org/drawingml/2006/picture">
                 <pic:pic>
                   <pic:nvPicPr>
-                    <pic:cNvPr descr="proposal_images/phase_roadmap.png" id="49" name="Picture"/>
+                    <pic:cNvPr descr="proposal_images/phase_roadmap.png" id="48" name="Picture"/>
                     <pic:cNvPicPr>
                       <a:picLocks noChangeArrowheads="1" noChangeAspect="1"/>
                     </pic:cNvPicPr>
                   </pic:nvPicPr>
                   <pic:blipFill>
-                    <a:blip r:embed="rId47"/>
+                    <a:blip r:embed="rId46"/>
                     <a:stretch>
                       <a:fillRect/>
                     </a:stretch>
@@ -7313,7 +7220,7 @@
         <w:t xml:space="preserve">24-Month Phased Roadmap</w:t>
       </w:r>
     </w:p>
-    <w:bookmarkStart w:id="50" w:name="X98da46b5958f3989573f2e7b59977b787380bc0"/>
+    <w:bookmarkStart w:id="49" w:name="X98da46b5958f3989573f2e7b59977b787380bc0"/>
     <w:p>
       <w:pPr>
         <w:pStyle w:val="Heading3"/>
@@ -7709,8 +7616,8 @@
         <w:t xml:space="preserve">₦55,000,000</w:t>
       </w:r>
     </w:p>
-    <w:bookmarkEnd w:id="50"/>
-    <w:bookmarkStart w:id="51" w:name="Xf0a0365064176e60d3934105d22f5dcc47f24a1"/>
+    <w:bookmarkEnd w:id="49"/>
+    <w:bookmarkStart w:id="50" w:name="Xf0a0365064176e60d3934105d22f5dcc47f24a1"/>
     <w:p>
       <w:pPr>
         <w:pStyle w:val="Heading3"/>
@@ -8106,8 +8013,8 @@
         <w:t xml:space="preserve">₦52,000,000</w:t>
       </w:r>
     </w:p>
-    <w:bookmarkEnd w:id="51"/>
-    <w:bookmarkStart w:id="52" w:name="Xe2e283be84accef1faa09254b2d17d9007b94b8"/>
+    <w:bookmarkEnd w:id="50"/>
+    <w:bookmarkStart w:id="51" w:name="Xe2e283be84accef1faa09254b2d17d9007b94b8"/>
     <w:p>
       <w:pPr>
         <w:pStyle w:val="Heading3"/>
@@ -8503,8 +8410,8 @@
         <w:t xml:space="preserve">₦55,000,000</w:t>
       </w:r>
     </w:p>
-    <w:bookmarkEnd w:id="52"/>
-    <w:bookmarkStart w:id="53" w:name="X5adc448996930fe6665b207924169b29823a6d9"/>
+    <w:bookmarkEnd w:id="51"/>
+    <w:bookmarkStart w:id="52" w:name="X5adc448996930fe6665b207924169b29823a6d9"/>
     <w:p>
       <w:pPr>
         <w:pStyle w:val="Heading3"/>
@@ -8900,8 +8807,8 @@
         <w:t xml:space="preserve">₦45,000,000</w:t>
       </w:r>
     </w:p>
-    <w:bookmarkEnd w:id="53"/>
-    <w:bookmarkStart w:id="54" w:name="Xe43cf15c746540d225017a9bf31207112aaccdb"/>
+    <w:bookmarkEnd w:id="52"/>
+    <w:bookmarkStart w:id="53" w:name="Xe43cf15c746540d225017a9bf31207112aaccdb"/>
     <w:p>
       <w:pPr>
         <w:pStyle w:val="Heading3"/>
@@ -9335,8 +9242,8 @@
         <w:t xml:space="preserve">₦35,000,000</w:t>
       </w:r>
     </w:p>
-    <w:bookmarkEnd w:id="54"/>
-    <w:bookmarkStart w:id="55" w:name="X6b98aa86395b12bf3e40668c20c1653866978c6"/>
+    <w:bookmarkEnd w:id="53"/>
+    <w:bookmarkStart w:id="54" w:name="X6b98aa86395b12bf3e40668c20c1653866978c6"/>
     <w:p>
       <w:pPr>
         <w:pStyle w:val="Heading3"/>
@@ -9777,9 +9684,9 @@
         </w:pict>
       </w:r>
     </w:p>
+    <w:bookmarkEnd w:id="54"/>
     <w:bookmarkEnd w:id="55"/>
-    <w:bookmarkEnd w:id="56"/>
-    <w:bookmarkStart w:id="63" w:name="capital-deployment-plan"/>
+    <w:bookmarkStart w:id="62" w:name="capital-deployment-plan"/>
     <w:p>
       <w:pPr>
         <w:pBdr>
@@ -9808,7 +9715,7 @@
         <w:t xml:space="preserve">7. Capital Deployment Plan</w:t>
       </w:r>
     </w:p>
-    <w:bookmarkStart w:id="57" w:name="X17451f84b155bc7b296c79879231808e4806130"/>
+    <w:bookmarkStart w:id="56" w:name="X17451f84b155bc7b296c79879231808e4806130"/>
     <w:p>
       <w:pPr>
         <w:pStyle w:val="Heading3"/>
@@ -10474,8 +10381,8 @@
         <w:t xml:space="preserve">- PTSP license pursued later when own POS terminal volume justifies the ~₦201M capital requirement</w:t>
       </w:r>
     </w:p>
-    <w:bookmarkEnd w:id="57"/>
-    <w:bookmarkStart w:id="61" w:name="monthly-cash-flow-projection"/>
+    <w:bookmarkEnd w:id="56"/>
+    <w:bookmarkStart w:id="60" w:name="monthly-cash-flow-projection"/>
     <w:p>
       <w:pPr>
         <w:pStyle w:val="Heading3"/>
@@ -11394,18 +11301,18 @@
           <wp:inline>
             <wp:extent cx="5334000" cy="2963333"/>
             <wp:effectExtent b="0" l="0" r="0" t="0"/>
-            <wp:docPr descr="Budget Allocation" title="" id="59" name="Picture"/>
+            <wp:docPr descr="Budget Allocation" title="" id="58" name="Picture"/>
             <a:graphic>
               <a:graphicData uri="http://schemas.openxmlformats.org/drawingml/2006/picture">
                 <pic:pic>
                   <pic:nvPicPr>
-                    <pic:cNvPr descr="proposal_images/budget_allocation.png" id="60" name="Picture"/>
+                    <pic:cNvPr descr="proposal_images/budget_allocation.png" id="59" name="Picture"/>
                     <pic:cNvPicPr>
                       <a:picLocks noChangeArrowheads="1" noChangeAspect="1"/>
                     </pic:cNvPicPr>
                   </pic:nvPicPr>
                   <pic:blipFill>
-                    <a:blip r:embed="rId58"/>
+                    <a:blip r:embed="rId57"/>
                     <a:stretch>
                       <a:fillRect/>
                     </a:stretch>
@@ -11440,8 +11347,8 @@
         <w:t xml:space="preserve">Budget Allocation</w:t>
       </w:r>
     </w:p>
-    <w:bookmarkEnd w:id="61"/>
-    <w:bookmarkStart w:id="62" w:name="budget-allocation-visual"/>
+    <w:bookmarkEnd w:id="60"/>
+    <w:bookmarkStart w:id="61" w:name="budget-allocation-visual"/>
     <w:p>
       <w:pPr>
         <w:pStyle w:val="Heading3"/>
@@ -11601,9 +11508,9 @@
         </w:pict>
       </w:r>
     </w:p>
+    <w:bookmarkEnd w:id="61"/>
     <w:bookmarkEnd w:id="62"/>
-    <w:bookmarkEnd w:id="63"/>
-    <w:bookmarkStart w:id="75" w:name="human-capital-hiring-plan"/>
+    <w:bookmarkStart w:id="74" w:name="human-capital-hiring-plan"/>
     <w:p>
       <w:pPr>
         <w:pBdr>
@@ -11641,18 +11548,18 @@
           <wp:inline>
             <wp:extent cx="5334000" cy="3081866"/>
             <wp:effectExtent b="0" l="0" r="0" t="0"/>
-            <wp:docPr descr="Team Growth &amp; Payroll" title="" id="65" name="Picture"/>
+            <wp:docPr descr="Team Growth &amp; Payroll" title="" id="64" name="Picture"/>
             <a:graphic>
               <a:graphicData uri="http://schemas.openxmlformats.org/drawingml/2006/picture">
                 <pic:pic>
                   <pic:nvPicPr>
-                    <pic:cNvPr descr="proposal_images/team_growth.png" id="66" name="Picture"/>
+                    <pic:cNvPr descr="proposal_images/team_growth.png" id="65" name="Picture"/>
                     <pic:cNvPicPr>
                       <a:picLocks noChangeArrowheads="1" noChangeAspect="1"/>
                     </pic:cNvPicPr>
                   </pic:nvPicPr>
                   <pic:blipFill>
-                    <a:blip r:embed="rId64"/>
+                    <a:blip r:embed="rId63"/>
                     <a:stretch>
                       <a:fillRect/>
                     </a:stretch>
@@ -11687,7 +11594,7 @@
         <w:t xml:space="preserve">Team Growth &amp; Payroll</w:t>
       </w:r>
     </w:p>
-    <w:bookmarkStart w:id="73" w:name="phase-by-phase-hiring"/>
+    <w:bookmarkStart w:id="72" w:name="phase-by-phase-hiring"/>
     <w:p>
       <w:pPr>
         <w:pStyle w:val="Heading3"/>
@@ -11704,7 +11611,7 @@
         <w:t xml:space="preserve">8.1 Phase-by-Phase Hiring</w:t>
       </w:r>
     </w:p>
-    <w:bookmarkStart w:id="67" w:name="X357b7cd61abf71aac01f8995ac8f151a6f03a25"/>
+    <w:bookmarkStart w:id="66" w:name="X357b7cd61abf71aac01f8995ac8f151a6f03a25"/>
     <w:p>
       <w:pPr>
         <w:pStyle w:val="Heading4"/>
@@ -12402,8 +12309,8 @@
         <w:t xml:space="preserve">Compliance handled by legal consulting (₦1M/year). Accounting by external consultant (₦500K/year). UI/UX contracted per-project basis.</w:t>
       </w:r>
     </w:p>
-    <w:bookmarkEnd w:id="67"/>
-    <w:bookmarkStart w:id="68" w:name="phase-2-months-46-mvp-pilot-9-people"/>
+    <w:bookmarkEnd w:id="66"/>
+    <w:bookmarkStart w:id="67" w:name="phase-2-months-46-mvp-pilot-9-people"/>
     <w:p>
       <w:pPr>
         <w:pStyle w:val="Heading4"/>
@@ -12785,8 +12692,8 @@
         <w:t xml:space="preserve">₦9,180,000</w:t>
       </w:r>
     </w:p>
-    <w:bookmarkEnd w:id="68"/>
-    <w:bookmarkStart w:id="69" w:name="phase-3-months-79-market-entry-13-people"/>
+    <w:bookmarkEnd w:id="67"/>
+    <w:bookmarkStart w:id="68" w:name="phase-3-months-79-market-entry-13-people"/>
     <w:p>
       <w:pPr>
         <w:pStyle w:val="Heading4"/>
@@ -13168,8 +13075,8 @@
         <w:t xml:space="preserve">₦12,930,000</w:t>
       </w:r>
     </w:p>
-    <w:bookmarkEnd w:id="69"/>
-    <w:bookmarkStart w:id="70" w:name="Xe241a8f8399d2f0130b74af1fdbf5c89cb1addf"/>
+    <w:bookmarkEnd w:id="68"/>
+    <w:bookmarkStart w:id="69" w:name="Xe241a8f8399d2f0130b74af1fdbf5c89cb1addf"/>
     <w:p>
       <w:pPr>
         <w:pStyle w:val="Heading4"/>
@@ -13551,8 +13458,8 @@
         <w:t xml:space="preserve">₦15,960,000</w:t>
       </w:r>
     </w:p>
-    <w:bookmarkEnd w:id="70"/>
-    <w:bookmarkStart w:id="71" w:name="X492442ff7b42b6097b717166ca0e7f08a6b11e8"/>
+    <w:bookmarkEnd w:id="69"/>
+    <w:bookmarkStart w:id="70" w:name="X492442ff7b42b6097b717166ca0e7f08a6b11e8"/>
     <w:p>
       <w:pPr>
         <w:pStyle w:val="Heading4"/>
@@ -14238,8 +14145,8 @@
         <w:t xml:space="preserve">₦49,620,000–₦63,720,000</w:t>
       </w:r>
     </w:p>
-    <w:bookmarkEnd w:id="71"/>
-    <w:bookmarkStart w:id="72" w:name="X2a7a6eb7cd143d5a6bec472d2b9495809b282fa"/>
+    <w:bookmarkEnd w:id="70"/>
+    <w:bookmarkStart w:id="71" w:name="X2a7a6eb7cd143d5a6bec472d2b9495809b282fa"/>
     <w:p>
       <w:pPr>
         <w:pStyle w:val="Heading4"/>
@@ -15001,9 +14908,9 @@
         <w:t xml:space="preserve">₦67,500,000–₦87,540,000</w:t>
       </w:r>
     </w:p>
+    <w:bookmarkEnd w:id="71"/>
     <w:bookmarkEnd w:id="72"/>
-    <w:bookmarkEnd w:id="73"/>
-    <w:bookmarkStart w:id="74" w:name="total-human-capital-cost-24-months"/>
+    <w:bookmarkStart w:id="73" w:name="total-human-capital-cost-24-months"/>
     <w:p>
       <w:pPr>
         <w:pStyle w:val="Heading3"/>
@@ -15855,9 +15762,9 @@
         </w:pict>
       </w:r>
     </w:p>
+    <w:bookmarkEnd w:id="73"/>
     <w:bookmarkEnd w:id="74"/>
-    <w:bookmarkEnd w:id="75"/>
-    <w:bookmarkStart w:id="80" w:name="technology-ai-tools-budget"/>
+    <w:bookmarkStart w:id="79" w:name="technology-ai-tools-budget"/>
     <w:p>
       <w:pPr>
         <w:pBdr>
@@ -15886,7 +15793,7 @@
         <w:t xml:space="preserve">9. Technology &amp; AI Tools Budget</w:t>
       </w:r>
     </w:p>
-    <w:bookmarkStart w:id="76" w:name="cloud-infrastructure"/>
+    <w:bookmarkStart w:id="75" w:name="cloud-infrastructure"/>
     <w:p>
       <w:pPr>
         <w:pStyle w:val="Heading3"/>
@@ -16394,8 +16301,8 @@
         <w:t xml:space="preserve">₦19,200,000</w:t>
       </w:r>
     </w:p>
-    <w:bookmarkEnd w:id="76"/>
-    <w:bookmarkStart w:id="77" w:name="ai-gpu-infrastructure-self-hosted"/>
+    <w:bookmarkEnd w:id="75"/>
+    <w:bookmarkStart w:id="76" w:name="ai-gpu-infrastructure-self-hosted"/>
     <w:p>
       <w:pPr>
         <w:pStyle w:val="Heading3"/>
@@ -17324,8 +17231,8 @@
         <w:t xml:space="preserve">for full catalog of 50+ models.</w:t>
       </w:r>
     </w:p>
-    <w:bookmarkEnd w:id="77"/>
-    <w:bookmarkStart w:id="78" w:name="ai-development-tools"/>
+    <w:bookmarkEnd w:id="76"/>
+    <w:bookmarkStart w:id="77" w:name="ai-development-tools"/>
     <w:p>
       <w:pPr>
         <w:pStyle w:val="Heading3"/>
@@ -17907,8 +17814,8 @@
         <w:t xml:space="preserve">₦9,600,000</w:t>
       </w:r>
     </w:p>
-    <w:bookmarkEnd w:id="78"/>
-    <w:bookmarkStart w:id="79" w:name="total-technology-budget"/>
+    <w:bookmarkEnd w:id="77"/>
+    <w:bookmarkStart w:id="78" w:name="total-technology-budget"/>
     <w:p>
       <w:pPr>
         <w:pStyle w:val="Heading3"/>
@@ -18274,9 +18181,9 @@
         </w:pict>
       </w:r>
     </w:p>
+    <w:bookmarkEnd w:id="78"/>
     <w:bookmarkEnd w:id="79"/>
-    <w:bookmarkEnd w:id="80"/>
-    <w:bookmarkStart w:id="98" w:name="hardware-device-strategy"/>
+    <w:bookmarkStart w:id="97" w:name="hardware-device-strategy"/>
     <w:p>
       <w:pPr>
         <w:pBdr>
@@ -18314,18 +18221,18 @@
           <wp:inline>
             <wp:extent cx="5334000" cy="3318933"/>
             <wp:effectExtent b="0" l="0" r="0" t="0"/>
-            <wp:docPr descr="Hardware Product Portfolio — 25 SKUs" title="" id="82" name="Picture"/>
+            <wp:docPr descr="Hardware Product Portfolio — 25 SKUs" title="" id="81" name="Picture"/>
             <a:graphic>
               <a:graphicData uri="http://schemas.openxmlformats.org/drawingml/2006/picture">
                 <pic:pic>
                   <pic:nvPicPr>
-                    <pic:cNvPr descr="proposal_images/product_portfolio.png" id="83" name="Picture"/>
+                    <pic:cNvPr descr="proposal_images/product_portfolio.png" id="82" name="Picture"/>
                     <pic:cNvPicPr>
                       <a:picLocks noChangeArrowheads="1" noChangeAspect="1"/>
                     </pic:cNvPicPr>
                   </pic:nvPicPr>
                   <pic:blipFill>
-                    <a:blip r:embed="rId81"/>
+                    <a:blip r:embed="rId80"/>
                     <a:stretch>
                       <a:fillRect/>
                     </a:stretch>
@@ -18360,7 +18267,7 @@
         <w:t xml:space="preserve">Hardware Product Portfolio — 25 SKUs</w:t>
       </w:r>
     </w:p>
-    <w:bookmarkStart w:id="90" w:name="hardware-product-line"/>
+    <w:bookmarkStart w:id="89" w:name="hardware-product-line"/>
     <w:p>
       <w:pPr>
         <w:pStyle w:val="Heading3"/>
@@ -18415,7 +18322,7 @@
         <w:t xml:space="preserve">in Lagos, Nigeria. Calculated as: FOB price (sourced from Alibaba.com, 1688.com, Made-in-China.com wholesale listings, March 2026) × exchange rate (₦1,500/USD) × landed cost multiplier (1.50–1.60× depending on duty rate). The multiplier includes: CIF (FOB + 15% shipping), import duty (5–20%), surcharge (7% of duty), CISS (1% FOB), ETLS (0.5% CIF), VAT (7.5%), clearing (3%), local transport (2%), and amortized SONCAP certification costs.</w:t>
       </w:r>
     </w:p>
-    <w:bookmarkStart w:id="84" w:name="commerce-business-devices"/>
+    <w:bookmarkStart w:id="83" w:name="commerce-business-devices"/>
     <w:p>
       <w:pPr>
         <w:pStyle w:val="Heading4"/>
@@ -19191,8 +19098,8 @@
         </w:tc>
       </w:tr>
     </w:tbl>
-    <w:bookmarkEnd w:id="84"/>
-    <w:bookmarkStart w:id="85" w:name="iot-energy-devices"/>
+    <w:bookmarkEnd w:id="83"/>
+    <w:bookmarkStart w:id="84" w:name="iot-energy-devices"/>
     <w:p>
       <w:pPr>
         <w:pStyle w:val="Heading4"/>
@@ -19982,8 +19889,8 @@
         </w:tc>
       </w:tr>
     </w:tbl>
-    <w:bookmarkEnd w:id="85"/>
-    <w:bookmarkStart w:id="86" w:name="smart-water-controllers-1"/>
+    <w:bookmarkEnd w:id="84"/>
+    <w:bookmarkStart w:id="85" w:name="smart-water-controllers-1"/>
     <w:p>
       <w:pPr>
         <w:pStyle w:val="Heading4"/>
@@ -20647,8 +20554,8 @@
         </w:tc>
       </w:tr>
     </w:tbl>
-    <w:bookmarkEnd w:id="86"/>
-    <w:bookmarkStart w:id="87" w:name="smart-home-electrical"/>
+    <w:bookmarkEnd w:id="85"/>
+    <w:bookmarkStart w:id="86" w:name="smart-home-electrical"/>
     <w:p>
       <w:pPr>
         <w:pStyle w:val="Heading4"/>
@@ -21564,8 +21471,8 @@
         </w:tc>
       </w:tr>
     </w:tbl>
-    <w:bookmarkEnd w:id="87"/>
-    <w:bookmarkStart w:id="88" w:name="education-display"/>
+    <w:bookmarkEnd w:id="86"/>
+    <w:bookmarkStart w:id="87" w:name="education-display"/>
     <w:p>
       <w:pPr>
         <w:pStyle w:val="Heading4"/>
@@ -22103,8 +22010,8 @@
         </w:tc>
       </w:tr>
     </w:tbl>
-    <w:bookmarkEnd w:id="88"/>
-    <w:bookmarkStart w:id="89" w:name="solar-products"/>
+    <w:bookmarkEnd w:id="87"/>
+    <w:bookmarkStart w:id="88" w:name="solar-products"/>
     <w:p>
       <w:pPr>
         <w:pStyle w:val="Heading4"/>
@@ -22516,9 +22423,9 @@
         </w:tc>
       </w:tr>
     </w:tbl>
+    <w:bookmarkEnd w:id="88"/>
     <w:bookmarkEnd w:id="89"/>
-    <w:bookmarkEnd w:id="90"/>
-    <w:bookmarkStart w:id="91" w:name="hardware-procurement-schedule"/>
+    <w:bookmarkStart w:id="90" w:name="hardware-procurement-schedule"/>
     <w:p>
       <w:pPr>
         <w:pStyle w:val="Heading3"/>
@@ -23264,8 +23171,8 @@
         <w:t xml:space="preserve">- Solar fan prices verified against Alibaba listings ($14–$26 range for 16” DC rechargeable models)</w:t>
       </w:r>
     </w:p>
-    <w:bookmarkEnd w:id="91"/>
-    <w:bookmarkStart w:id="97" w:name="solution-packages-what-we-actually-sell"/>
+    <w:bookmarkEnd w:id="90"/>
+    <w:bookmarkStart w:id="96" w:name="solution-packages-what-we-actually-sell"/>
     <w:p>
       <w:pPr>
         <w:pStyle w:val="Heading3"/>
@@ -23282,7 +23189,7 @@
         <w:t xml:space="preserve">10.3 Solution Packages (What We Actually Sell)</w:t>
       </w:r>
     </w:p>
-    <w:bookmarkStart w:id="92" w:name="commerce-packages"/>
+    <w:bookmarkStart w:id="91" w:name="commerce-packages"/>
     <w:p>
       <w:pPr>
         <w:pStyle w:val="Heading4"/>
@@ -23630,8 +23537,8 @@
         </w:tc>
       </w:tr>
     </w:tbl>
-    <w:bookmarkEnd w:id="92"/>
-    <w:bookmarkStart w:id="93" w:name="iot-energy-packages"/>
+    <w:bookmarkEnd w:id="91"/>
+    <w:bookmarkStart w:id="92" w:name="iot-energy-packages"/>
     <w:p>
       <w:pPr>
         <w:pStyle w:val="Heading4"/>
@@ -24055,8 +23962,8 @@
         </w:tc>
       </w:tr>
     </w:tbl>
-    <w:bookmarkEnd w:id="93"/>
-    <w:bookmarkStart w:id="94" w:name="smart-home-packages"/>
+    <w:bookmarkEnd w:id="92"/>
+    <w:bookmarkStart w:id="93" w:name="smart-home-packages"/>
     <w:p>
       <w:pPr>
         <w:pStyle w:val="Heading4"/>
@@ -24404,8 +24311,8 @@
         </w:tc>
       </w:tr>
     </w:tbl>
-    <w:bookmarkEnd w:id="94"/>
-    <w:bookmarkStart w:id="95" w:name="solar-products-packages"/>
+    <w:bookmarkEnd w:id="93"/>
+    <w:bookmarkStart w:id="94" w:name="solar-products-packages"/>
     <w:p>
       <w:pPr>
         <w:pStyle w:val="Heading4"/>
@@ -24753,8 +24660,8 @@
         </w:tc>
       </w:tr>
     </w:tbl>
-    <w:bookmarkEnd w:id="95"/>
-    <w:bookmarkStart w:id="96" w:name="education-display-packages"/>
+    <w:bookmarkEnd w:id="94"/>
+    <w:bookmarkStart w:id="95" w:name="education-display-packages"/>
     <w:p>
       <w:pPr>
         <w:pStyle w:val="Heading4"/>
@@ -25109,10 +25016,10 @@
         </w:pict>
       </w:r>
     </w:p>
+    <w:bookmarkEnd w:id="95"/>
     <w:bookmarkEnd w:id="96"/>
     <w:bookmarkEnd w:id="97"/>
-    <w:bookmarkEnd w:id="98"/>
-    <w:bookmarkStart w:id="107" w:name="licensing-compliance-regulatory"/>
+    <w:bookmarkStart w:id="106" w:name="licensing-compliance-regulatory"/>
     <w:p>
       <w:pPr>
         <w:pBdr>
@@ -25150,18 +25057,18 @@
           <wp:inline>
             <wp:extent cx="5334000" cy="2844800"/>
             <wp:effectExtent b="0" l="0" r="0" t="0"/>
-            <wp:docPr descr="Regulatory &amp; Compliance Timeline" title="" id="100" name="Picture"/>
+            <wp:docPr descr="Regulatory &amp; Compliance Timeline" title="" id="99" name="Picture"/>
             <a:graphic>
               <a:graphicData uri="http://schemas.openxmlformats.org/drawingml/2006/picture">
                 <pic:pic>
                   <pic:nvPicPr>
-                    <pic:cNvPr descr="proposal_images/compliance_timeline.png" id="101" name="Picture"/>
+                    <pic:cNvPr descr="proposal_images/compliance_timeline.png" id="100" name="Picture"/>
                     <pic:cNvPicPr>
                       <a:picLocks noChangeArrowheads="1" noChangeAspect="1"/>
                     </pic:cNvPicPr>
                   </pic:nvPicPr>
                   <pic:blipFill>
-                    <a:blip r:embed="rId99"/>
+                    <a:blip r:embed="rId98"/>
                     <a:stretch>
                       <a:fillRect/>
                     </a:stretch>
@@ -25196,7 +25103,7 @@
         <w:t xml:space="preserve">Regulatory &amp; Compliance Timeline</w:t>
       </w:r>
     </w:p>
-    <w:bookmarkStart w:id="102" w:name="corporate-structure"/>
+    <w:bookmarkStart w:id="101" w:name="corporate-structure"/>
     <w:p>
       <w:pPr>
         <w:pStyle w:val="Heading3"/>
@@ -25290,8 +25197,8 @@
         <w:t xml:space="preserve">. Payment and terminal licenses are held by dedicated subsidiaries to isolate regulatory risk and meet CBN requirements for single-purpose entities.</w:t>
       </w:r>
     </w:p>
-    <w:bookmarkEnd w:id="102"/>
-    <w:bookmarkStart w:id="103" w:name="required-licenses-approvals"/>
+    <w:bookmarkEnd w:id="101"/>
+    <w:bookmarkStart w:id="102" w:name="required-licenses-approvals"/>
     <w:p>
       <w:pPr>
         <w:pStyle w:val="Heading3"/>
@@ -27441,8 +27348,8 @@
         </w:tc>
       </w:tr>
     </w:tbl>
-    <w:bookmarkEnd w:id="103"/>
-    <w:bookmarkStart w:id="104" w:name="pssp-ptsp-mmo-license-detailed-breakdown"/>
+    <w:bookmarkEnd w:id="102"/>
+    <w:bookmarkStart w:id="103" w:name="pssp-ptsp-mmo-license-detailed-breakdown"/>
     <w:p>
       <w:pPr>
         <w:pStyle w:val="Heading3"/>
@@ -28335,8 +28242,8 @@
         <w:t xml:space="preserve">to provide wallet services across all platforms.</w:t>
       </w:r>
     </w:p>
-    <w:bookmarkEnd w:id="104"/>
-    <w:bookmarkStart w:id="105" w:name="X63f93507aad56fcdc6069698f29b5dfa576fc8b"/>
+    <w:bookmarkEnd w:id="103"/>
+    <w:bookmarkStart w:id="104" w:name="X63f93507aad56fcdc6069698f29b5dfa576fc8b"/>
     <w:p>
       <w:pPr>
         <w:pStyle w:val="Heading3"/>
@@ -29177,8 +29084,8 @@
         <w:t xml:space="preserve">PECH starts by partnering with already-licensed entities, builds revenue and track record, then progressively acquires its own licenses as the business justifies the capital. PSSP is the first priority — it enables PECH to control its own payment processing. PTSP and MMO follow only when volume justifies the capital requirement.</w:t>
       </w:r>
     </w:p>
-    <w:bookmarkEnd w:id="105"/>
-    <w:bookmarkStart w:id="106" w:name="total-compliance-budget-from-250m"/>
+    <w:bookmarkEnd w:id="104"/>
+    <w:bookmarkStart w:id="105" w:name="total-compliance-budget-from-250m"/>
     <w:p>
       <w:pPr>
         <w:pStyle w:val="Heading3"/>
@@ -30265,9 +30172,9 @@
         </w:pict>
       </w:r>
     </w:p>
+    <w:bookmarkEnd w:id="105"/>
     <w:bookmarkEnd w:id="106"/>
-    <w:bookmarkEnd w:id="107"/>
-    <w:bookmarkStart w:id="117" w:name="marketing-customer-acquisition"/>
+    <w:bookmarkStart w:id="116" w:name="marketing-customer-acquisition"/>
     <w:p>
       <w:pPr>
         <w:pBdr>
@@ -30305,18 +30212,18 @@
           <wp:inline>
             <wp:extent cx="5334000" cy="3081866"/>
             <wp:effectExtent b="0" l="0" r="0" t="0"/>
-            <wp:docPr descr="Nigeria Market Entry Strategy" title="" id="109" name="Picture"/>
+            <wp:docPr descr="Nigeria Market Entry Strategy" title="" id="108" name="Picture"/>
             <a:graphic>
               <a:graphicData uri="http://schemas.openxmlformats.org/drawingml/2006/picture">
                 <pic:pic>
                   <pic:nvPicPr>
-                    <pic:cNvPr descr="proposal_images/market_entry_map.png" id="110" name="Picture"/>
+                    <pic:cNvPr descr="proposal_images/market_entry_map.png" id="109" name="Picture"/>
                     <pic:cNvPicPr>
                       <a:picLocks noChangeArrowheads="1" noChangeAspect="1"/>
                     </pic:cNvPicPr>
                   </pic:nvPicPr>
                   <pic:blipFill>
-                    <a:blip r:embed="rId108"/>
+                    <a:blip r:embed="rId107"/>
                     <a:stretch>
                       <a:fillRect/>
                     </a:stretch>
@@ -30360,18 +30267,18 @@
           <wp:inline>
             <wp:extent cx="5334000" cy="2844800"/>
             <wp:effectExtent b="0" l="0" r="0" t="0"/>
-            <wp:docPr descr="Customer Journey &amp; Lock-In Flywheel" title="" id="112" name="Picture"/>
+            <wp:docPr descr="Customer Journey &amp; Lock-In Flywheel" title="" id="111" name="Picture"/>
             <a:graphic>
               <a:graphicData uri="http://schemas.openxmlformats.org/drawingml/2006/picture">
                 <pic:pic>
                   <pic:nvPicPr>
-                    <pic:cNvPr descr="proposal_images/customer_journey.png" id="113" name="Picture"/>
+                    <pic:cNvPr descr="proposal_images/customer_journey.png" id="112" name="Picture"/>
                     <pic:cNvPicPr>
                       <a:picLocks noChangeArrowheads="1" noChangeAspect="1"/>
                     </pic:cNvPicPr>
                   </pic:nvPicPr>
                   <pic:blipFill>
-                    <a:blip r:embed="rId111"/>
+                    <a:blip r:embed="rId110"/>
                     <a:stretch>
                       <a:fillRect/>
                     </a:stretch>
@@ -30406,7 +30313,7 @@
         <w:t xml:space="preserve">Customer Journey &amp; Lock-In Flywheel</w:t>
       </w:r>
     </w:p>
-    <w:bookmarkStart w:id="114" w:name="marketing-strategy"/>
+    <w:bookmarkStart w:id="113" w:name="marketing-strategy"/>
     <w:p>
       <w:pPr>
         <w:pStyle w:val="Heading3"/>
@@ -30906,8 +30813,8 @@
         </w:tc>
       </w:tr>
     </w:tbl>
-    <w:bookmarkEnd w:id="114"/>
-    <w:bookmarkStart w:id="115" w:name="customer-acquisition-cost-targets"/>
+    <w:bookmarkEnd w:id="113"/>
+    <w:bookmarkStart w:id="114" w:name="customer-acquisition-cost-targets"/>
     <w:p>
       <w:pPr>
         <w:pStyle w:val="Heading3"/>
@@ -31323,8 +31230,8 @@
         </w:tc>
       </w:tr>
     </w:tbl>
-    <w:bookmarkEnd w:id="115"/>
-    <w:bookmarkStart w:id="116" w:name="market-entry-tactics-nigeria-specific"/>
+    <w:bookmarkEnd w:id="114"/>
+    <w:bookmarkStart w:id="115" w:name="market-entry-tactics-nigeria-specific"/>
     <w:p>
       <w:pPr>
         <w:pStyle w:val="Heading3"/>
@@ -31711,9 +31618,9 @@
         </w:pict>
       </w:r>
     </w:p>
+    <w:bookmarkEnd w:id="115"/>
     <w:bookmarkEnd w:id="116"/>
-    <w:bookmarkEnd w:id="117"/>
-    <w:bookmarkStart w:id="127" w:name="revenue-model-financial-projections"/>
+    <w:bookmarkStart w:id="126" w:name="revenue-model-financial-projections"/>
     <w:p>
       <w:pPr>
         <w:pBdr>
@@ -31751,18 +31658,18 @@
           <wp:inline>
             <wp:extent cx="5334000" cy="3081866"/>
             <wp:effectExtent b="0" l="0" r="0" t="0"/>
-            <wp:docPr descr="Revenue Streams Breakdown" title="" id="119" name="Picture"/>
+            <wp:docPr descr="Revenue Streams Breakdown" title="" id="118" name="Picture"/>
             <a:graphic>
               <a:graphicData uri="http://schemas.openxmlformats.org/drawingml/2006/picture">
                 <pic:pic>
                   <pic:nvPicPr>
-                    <pic:cNvPr descr="proposal_images/revenue_streams.png" id="120" name="Picture"/>
+                    <pic:cNvPr descr="proposal_images/revenue_streams.png" id="119" name="Picture"/>
                     <pic:cNvPicPr>
                       <a:picLocks noChangeArrowheads="1" noChangeAspect="1"/>
                     </pic:cNvPicPr>
                   </pic:nvPicPr>
                   <pic:blipFill>
-                    <a:blip r:embed="rId118"/>
+                    <a:blip r:embed="rId117"/>
                     <a:stretch>
                       <a:fillRect/>
                     </a:stretch>
@@ -31797,7 +31704,7 @@
         <w:t xml:space="preserve">Revenue Streams Breakdown</w:t>
       </w:r>
     </w:p>
-    <w:bookmarkStart w:id="121" w:name="revenue-streams"/>
+    <w:bookmarkStart w:id="120" w:name="revenue-streams"/>
     <w:p>
       <w:pPr>
         <w:pStyle w:val="Heading3"/>
@@ -32587,8 +32494,8 @@
         </w:tc>
       </w:tr>
     </w:tbl>
-    <w:bookmarkEnd w:id="121"/>
-    <w:bookmarkStart w:id="125" w:name="month-revenue-projection"/>
+    <w:bookmarkEnd w:id="120"/>
+    <w:bookmarkStart w:id="124" w:name="month-revenue-projection"/>
     <w:p>
       <w:pPr>
         <w:pStyle w:val="Heading3"/>
@@ -35779,18 +35686,18 @@
           <wp:inline>
             <wp:extent cx="5334000" cy="2963333"/>
             <wp:effectExtent b="0" l="0" r="0" t="0"/>
-            <wp:docPr descr="Revenue vs Expenses" title="" id="123" name="Picture"/>
+            <wp:docPr descr="Revenue vs Expenses" title="" id="122" name="Picture"/>
             <a:graphic>
               <a:graphicData uri="http://schemas.openxmlformats.org/drawingml/2006/picture">
                 <pic:pic>
                   <pic:nvPicPr>
-                    <pic:cNvPr descr="proposal_images/revenue_projection.png" id="124" name="Picture"/>
+                    <pic:cNvPr descr="proposal_images/revenue_projection.png" id="123" name="Picture"/>
                     <pic:cNvPicPr>
                       <a:picLocks noChangeArrowheads="1" noChangeAspect="1"/>
                     </pic:cNvPicPr>
                   </pic:nvPicPr>
                   <pic:blipFill>
-                    <a:blip r:embed="rId122"/>
+                    <a:blip r:embed="rId121"/>
                     <a:stretch>
                       <a:fillRect/>
                     </a:stretch>
@@ -35825,8 +35732,8 @@
         <w:t xml:space="preserve">Revenue vs Expenses</w:t>
       </w:r>
     </w:p>
-    <w:bookmarkEnd w:id="125"/>
-    <w:bookmarkStart w:id="126" w:name="path-to-profitability"/>
+    <w:bookmarkEnd w:id="124"/>
+    <w:bookmarkStart w:id="125" w:name="path-to-profitability"/>
     <w:p>
       <w:pPr>
         <w:pStyle w:val="Heading3"/>
@@ -35991,9 +35898,9 @@
         </w:pict>
       </w:r>
     </w:p>
+    <w:bookmarkEnd w:id="125"/>
     <w:bookmarkEnd w:id="126"/>
-    <w:bookmarkEnd w:id="127"/>
-    <w:bookmarkStart w:id="132" w:name="risk-analysis-mitigation"/>
+    <w:bookmarkStart w:id="131" w:name="risk-analysis-mitigation"/>
     <w:p>
       <w:pPr>
         <w:pBdr>
@@ -36031,18 +35938,18 @@
           <wp:inline>
             <wp:extent cx="5334000" cy="3081866"/>
             <wp:effectExtent b="0" l="0" r="0" t="0"/>
-            <wp:docPr descr="Risk Assessment Heat Map" title="" id="129" name="Picture"/>
+            <wp:docPr descr="Risk Assessment Heat Map" title="" id="128" name="Picture"/>
             <a:graphic>
               <a:graphicData uri="http://schemas.openxmlformats.org/drawingml/2006/picture">
                 <pic:pic>
                   <pic:nvPicPr>
-                    <pic:cNvPr descr="proposal_images/risk_heatmap.png" id="130" name="Picture"/>
+                    <pic:cNvPr descr="proposal_images/risk_heatmap.png" id="129" name="Picture"/>
                     <pic:cNvPicPr>
                       <a:picLocks noChangeArrowheads="1" noChangeAspect="1"/>
                     </pic:cNvPicPr>
                   </pic:nvPicPr>
                   <pic:blipFill>
-                    <a:blip r:embed="rId128"/>
+                    <a:blip r:embed="rId127"/>
                     <a:stretch>
                       <a:fillRect/>
                     </a:stretch>
@@ -37140,7 +37047,7 @@
         </w:tc>
       </w:tr>
     </w:tbl>
-    <w:bookmarkStart w:id="131" w:name="kill-switch-rules"/>
+    <w:bookmarkStart w:id="130" w:name="kill-switch-rules"/>
     <w:p>
       <w:pPr>
         <w:pStyle w:val="Heading3"/>
@@ -37252,9 +37159,9 @@
         </w:pict>
       </w:r>
     </w:p>
+    <w:bookmarkEnd w:id="130"/>
     <w:bookmarkEnd w:id="131"/>
-    <w:bookmarkEnd w:id="132"/>
-    <w:bookmarkStart w:id="137" w:name="equity-governance"/>
+    <w:bookmarkStart w:id="136" w:name="equity-governance"/>
     <w:p>
       <w:pPr>
         <w:pBdr>
@@ -37283,7 +37190,7 @@
         <w:t xml:space="preserve">15. Equity &amp; Governance</w:t>
       </w:r>
     </w:p>
-    <w:bookmarkStart w:id="133" w:name="proposed-equity-structure"/>
+    <w:bookmarkStart w:id="132" w:name="proposed-equity-structure"/>
     <w:p>
       <w:pPr>
         <w:pStyle w:val="Heading3"/>
@@ -37607,8 +37514,8 @@
         </w:tc>
       </w:tr>
     </w:tbl>
-    <w:bookmarkEnd w:id="133"/>
-    <w:bookmarkStart w:id="134" w:name="corporate-holding-structure"/>
+    <w:bookmarkEnd w:id="132"/>
+    <w:bookmarkStart w:id="133" w:name="corporate-holding-structure"/>
     <w:p>
       <w:pPr>
         <w:pStyle w:val="Heading3"/>
@@ -37689,8 +37596,8 @@
         <w:t xml:space="preserve">The parent company (PECH Group Holdings Ltd) is a technology company that owns the platform, hardware IP, and brand. Payment and terminal licenses are held by dedicated subsidiaries to isolate regulatory risk and meet CBN single-purpose entity requirements.</w:t>
       </w:r>
     </w:p>
-    <w:bookmarkEnd w:id="134"/>
-    <w:bookmarkStart w:id="135" w:name="governance"/>
+    <w:bookmarkEnd w:id="133"/>
+    <w:bookmarkStart w:id="134" w:name="governance"/>
     <w:p>
       <w:pPr>
         <w:pStyle w:val="Heading3"/>
@@ -37890,8 +37797,8 @@
         </w:tc>
       </w:tr>
     </w:tbl>
-    <w:bookmarkEnd w:id="135"/>
-    <w:bookmarkStart w:id="136" w:name="investor-protection"/>
+    <w:bookmarkEnd w:id="134"/>
+    <w:bookmarkStart w:id="135" w:name="investor-protection"/>
     <w:p>
       <w:pPr>
         <w:pStyle w:val="Heading3"/>
@@ -37975,9 +37882,9 @@
         </w:pict>
       </w:r>
     </w:p>
+    <w:bookmarkEnd w:id="135"/>
     <w:bookmarkEnd w:id="136"/>
-    <w:bookmarkEnd w:id="137"/>
-    <w:bookmarkStart w:id="140" w:name="key-performance-indicators"/>
+    <w:bookmarkStart w:id="139" w:name="key-performance-indicators"/>
     <w:p>
       <w:pPr>
         <w:pBdr>
@@ -38006,7 +37913,7 @@
         <w:t xml:space="preserve">16. Key Performance Indicators</w:t>
       </w:r>
     </w:p>
-    <w:bookmarkStart w:id="138" w:name="company-level-kpis-monthly-board-review"/>
+    <w:bookmarkStart w:id="137" w:name="company-level-kpis-monthly-board-review"/>
     <w:p>
       <w:pPr>
         <w:pStyle w:val="Heading3"/>
@@ -39158,8 +39065,8 @@
         </w:tc>
       </w:tr>
     </w:tbl>
-    <w:bookmarkEnd w:id="138"/>
-    <w:bookmarkStart w:id="139" w:name="role-specific-kpis"/>
+    <w:bookmarkEnd w:id="137"/>
+    <w:bookmarkStart w:id="138" w:name="role-specific-kpis"/>
     <w:p>
       <w:pPr>
         <w:pStyle w:val="Heading3"/>
@@ -39436,9 +39343,9 @@
         </w:pict>
       </w:r>
     </w:p>
+    <w:bookmarkEnd w:id="138"/>
     <w:bookmarkEnd w:id="139"/>
-    <w:bookmarkEnd w:id="140"/>
-    <w:bookmarkStart w:id="141" w:name="use-of-funds-summary"/>
+    <w:bookmarkStart w:id="140" w:name="use-of-funds-summary"/>
     <w:p>
       <w:pPr>
         <w:pBdr>
@@ -40306,8 +40213,8 @@
         </w:pict>
       </w:r>
     </w:p>
-    <w:bookmarkEnd w:id="141"/>
-    <w:bookmarkStart w:id="150" w:name="appendix"/>
+    <w:bookmarkEnd w:id="140"/>
+    <w:bookmarkStart w:id="149" w:name="appendix"/>
     <w:p>
       <w:pPr>
         <w:pBdr>
@@ -40336,7 +40243,7 @@
         <w:t xml:space="preserve">18. Appendix</w:t>
       </w:r>
     </w:p>
-    <w:bookmarkStart w:id="142" w:name="Xe052ed906cdd39ad444c379c558a7f7f88738f3"/>
+    <w:bookmarkStart w:id="141" w:name="Xe052ed906cdd39ad444c379c558a7f7f88738f3"/>
     <w:p>
       <w:pPr>
         <w:pStyle w:val="Heading3"/>
@@ -42610,8 +42517,8 @@
         </w:tc>
       </w:tr>
     </w:tbl>
-    <w:bookmarkEnd w:id="142"/>
-    <w:bookmarkStart w:id="143" w:name="b.-competitor-landscape"/>
+    <w:bookmarkEnd w:id="141"/>
+    <w:bookmarkStart w:id="142" w:name="b.-competitor-landscape"/>
     <w:p>
       <w:pPr>
         <w:pStyle w:val="Heading3"/>
@@ -42991,8 +42898,8 @@
         </w:tc>
       </w:tr>
     </w:tbl>
-    <w:bookmarkEnd w:id="143"/>
-    <w:bookmarkStart w:id="147" w:name="c.-15-year-vertical-expansion-blueprint"/>
+    <w:bookmarkEnd w:id="142"/>
+    <w:bookmarkStart w:id="146" w:name="c.-15-year-vertical-expansion-blueprint"/>
     <w:p>
       <w:pPr>
         <w:pStyle w:val="Heading3"/>
@@ -43018,18 +42925,18 @@
           <wp:inline>
             <wp:extent cx="5334000" cy="3259666"/>
             <wp:effectExtent b="0" l="0" r="0" t="0"/>
-            <wp:docPr descr="15-Year Expansion Blueprint" title="" id="145" name="Picture"/>
+            <wp:docPr descr="15-Year Expansion Blueprint" title="" id="144" name="Picture"/>
             <a:graphic>
               <a:graphicData uri="http://schemas.openxmlformats.org/drawingml/2006/picture">
                 <pic:pic>
                   <pic:nvPicPr>
-                    <pic:cNvPr descr="proposal_images/15_year_expansion.png" id="146" name="Picture"/>
+                    <pic:cNvPr descr="proposal_images/15_year_expansion.png" id="145" name="Picture"/>
                     <pic:cNvPicPr>
                       <a:picLocks noChangeArrowheads="1" noChangeAspect="1"/>
                     </pic:cNvPicPr>
                   </pic:nvPicPr>
                   <pic:blipFill>
-                    <a:blip r:embed="rId144"/>
+                    <a:blip r:embed="rId143"/>
                     <a:stretch>
                       <a:fillRect/>
                     </a:stretch>
@@ -43585,8 +43492,8 @@
         <w:t xml:space="preserve">Revenue projections for years 4-15 are not included as they depend on market conditions, regulatory environments, and capital availability at each phase. PECH will publish updated projections at the end of each phase based on actual performance data.</w:t>
       </w:r>
     </w:p>
-    <w:bookmarkEnd w:id="147"/>
-    <w:bookmarkStart w:id="149" w:name="d.-contact"/>
+    <w:bookmarkEnd w:id="146"/>
+    <w:bookmarkStart w:id="148" w:name="d.-contact"/>
     <w:p>
       <w:pPr>
         <w:pStyle w:val="Heading3"/>
@@ -43629,7 +43536,7 @@
       <w:r>
         <w:t xml:space="preserve"> </w:t>
       </w:r>
-      <w:hyperlink r:id="rId148">
+      <w:hyperlink r:id="rId147">
         <w:r>
           <w:rPr>
             <w:rStyle w:val="Hyperlink"/>
@@ -43657,17 +43564,9 @@
         <w:t xml:space="preserve">This document is confidential and intended solely for the use of prospective investors and strategic partners of PECH Group Holdings Ltd. Unauthorized distribution is prohibited.</w:t>
       </w:r>
     </w:p>
+    <w:bookmarkEnd w:id="148"/>
     <w:bookmarkEnd w:id="149"/>
-    <w:bookmarkEnd w:id="150"/>
-    <w:bookmarkEnd w:id="151"/>
-    <w:sectPr>
-      <w:pgBorders w:offsetFrom="page">
-        <w:top w:val="single" w:sz="18" w:space="24" w:color="00BFFF"/>
-        <w:left w:val="single" w:sz="18" w:space="24" w:color="0099CC"/>
-        <w:bottom w:val="single" w:sz="18" w:space="24" w:color="F5A623"/>
-        <w:right w:val="single" w:sz="18" w:space="24" w:color="E08A00"/>
-      </w:pgBorders>
-    </w:sectPr>
+    <w:sectPr/>
     <w:p>
       <w:pPr>
         <w:pBdr>
